--- a/安全作业承载力分析/承载力报告/承载力报告20260923/国网青岛供电公司2026年9月份第4周安全承载力分析报告.docx
+++ b/安全作业承载力分析/承载力报告/承载力报告20260923/国网青岛供电公司2026年9月份第4周安全承载力分析报告.docx
@@ -175,7 +175,7 @@
     </w:p>
     <w:tbl>
       <w:tblPr>
-        <w:tblW w:w="3220" w:type="dxa"/>
+        <w:tblW w:w="4060" w:type="dxa"/>
         <w:jc w:val="center"/>
         <w:tblInd w:w="0" w:type="dxa"/>
         <w:tblLayout w:type="fixed"/>
@@ -189,13 +189,13 @@
         </w:tblCellMar>
       </w:tblPr>
       <w:tblGrid>
-        <w:gridCol w:w="460"/>
-        <w:gridCol w:w="460"/>
-        <w:gridCol w:w="460"/>
-        <w:gridCol w:w="460"/>
-        <w:gridCol w:w="460"/>
-        <w:gridCol w:w="460"/>
-        <w:gridCol w:w="460"/>
+        <w:gridCol w:w="580"/>
+        <w:gridCol w:w="580"/>
+        <w:gridCol w:w="580"/>
+        <w:gridCol w:w="580"/>
+        <w:gridCol w:w="580"/>
+        <w:gridCol w:w="580"/>
+        <w:gridCol w:w="580"/>
       </w:tblGrid>
       <w:tr>
         <w:trPr>
@@ -204,12 +204,14 @@
         </w:trPr>
         <w:tc>
           <w:tcPr>
-            <w:tcW w:w="460" w:type="dxa"/>
+            <w:tcW w:w="580" w:type="dxa"/>
             <w:tcBorders>
               <w:top w:val="single" w:sz="4" w:space="0" w:color="000000"/>
               <w:start w:val="single" w:sz="4" w:space="0" w:color="000000"/>
               <w:bottom w:val="single" w:sz="4" w:space="0" w:color="000000"/>
               <w:end w:val="single" w:sz="4" w:space="0" w:color="000000"/>
+              <w:left w:val="single" w:sz="4" w:space="0" w:color="000000"/>
+              <w:right w:val="single" w:sz="4" w:space="0" w:color="000000"/>
             </w:tcBorders>
             <w:vAlign w:val="center"/>
           </w:tcPr>
@@ -247,12 +249,14 @@
         </w:tc>
         <w:tc>
           <w:tcPr>
-            <w:tcW w:w="460" w:type="dxa"/>
+            <w:tcW w:w="580" w:type="dxa"/>
             <w:tcBorders>
               <w:top w:val="single" w:sz="4" w:space="0" w:color="000000"/>
               <w:start w:val="single" w:sz="4" w:space="0" w:color="000000"/>
               <w:bottom w:val="single" w:sz="4" w:space="0" w:color="000000"/>
               <w:end w:val="single" w:sz="4" w:space="0" w:color="000000"/>
+              <w:left w:val="single" w:sz="4" w:space="0" w:color="000000"/>
+              <w:right w:val="single" w:sz="4" w:space="0" w:color="000000"/>
             </w:tcBorders>
             <w:vAlign w:val="center"/>
           </w:tcPr>
@@ -290,12 +294,14 @@
         </w:tc>
         <w:tc>
           <w:tcPr>
-            <w:tcW w:w="460" w:type="dxa"/>
+            <w:tcW w:w="580" w:type="dxa"/>
             <w:tcBorders>
               <w:top w:val="single" w:sz="4" w:space="0" w:color="000000"/>
               <w:start w:val="single" w:sz="4" w:space="0" w:color="000000"/>
               <w:bottom w:val="single" w:sz="4" w:space="0" w:color="000000"/>
               <w:end w:val="single" w:sz="4" w:space="0" w:color="000000"/>
+              <w:left w:val="single" w:sz="4" w:space="0" w:color="000000"/>
+              <w:right w:val="single" w:sz="4" w:space="0" w:color="000000"/>
             </w:tcBorders>
             <w:vAlign w:val="center"/>
           </w:tcPr>
@@ -327,18 +333,29 @@
                 <w:b/>
                 <w:sz w:val="21"/>
               </w:rPr>
-              <w:t>作业内容</w:t>
-            </w:r>
-          </w:p>
-        </w:tc>
-        <w:tc>
-          <w:tcPr>
-            <w:tcW w:w="460" w:type="dxa"/>
+              <w:t>作业</w:t>
+              <w:br/>
+            </w:r>
+            <w:r>
+              <w:rPr>
+                <w:rFonts w:ascii="宋体" w:hAnsi="宋体" w:eastAsia="宋体" w:cs="宋体"/>
+                <w:b/>
+                <w:sz w:val="21"/>
+              </w:rPr>
+              <w:t>内容</w:t>
+            </w:r>
+          </w:p>
+        </w:tc>
+        <w:tc>
+          <w:tcPr>
+            <w:tcW w:w="580" w:type="dxa"/>
             <w:tcBorders>
               <w:top w:val="single" w:sz="4" w:space="0" w:color="000000"/>
               <w:start w:val="single" w:sz="4" w:space="0" w:color="000000"/>
               <w:bottom w:val="single" w:sz="4" w:space="0" w:color="000000"/>
               <w:end w:val="single" w:sz="4" w:space="0" w:color="000000"/>
+              <w:left w:val="single" w:sz="4" w:space="0" w:color="000000"/>
+              <w:right w:val="single" w:sz="4" w:space="0" w:color="000000"/>
             </w:tcBorders>
             <w:vAlign w:val="center"/>
           </w:tcPr>
@@ -370,18 +387,29 @@
                 <w:b/>
                 <w:sz w:val="21"/>
               </w:rPr>
-              <w:t>风险等级</w:t>
-            </w:r>
-          </w:p>
-        </w:tc>
-        <w:tc>
-          <w:tcPr>
-            <w:tcW w:w="460" w:type="dxa"/>
+              <w:t>风险</w:t>
+              <w:br/>
+            </w:r>
+            <w:r>
+              <w:rPr>
+                <w:rFonts w:ascii="宋体" w:hAnsi="宋体" w:eastAsia="宋体" w:cs="宋体"/>
+                <w:b/>
+                <w:sz w:val="21"/>
+              </w:rPr>
+              <w:t>等级</w:t>
+            </w:r>
+          </w:p>
+        </w:tc>
+        <w:tc>
+          <w:tcPr>
+            <w:tcW w:w="580" w:type="dxa"/>
             <w:tcBorders>
               <w:top w:val="single" w:sz="4" w:space="0" w:color="000000"/>
               <w:start w:val="single" w:sz="4" w:space="0" w:color="000000"/>
               <w:bottom w:val="single" w:sz="4" w:space="0" w:color="000000"/>
               <w:end w:val="single" w:sz="4" w:space="0" w:color="000000"/>
+              <w:left w:val="single" w:sz="4" w:space="0" w:color="000000"/>
+              <w:right w:val="single" w:sz="4" w:space="0" w:color="000000"/>
             </w:tcBorders>
             <w:vAlign w:val="center"/>
           </w:tcPr>
@@ -413,18 +441,38 @@
                 <w:b/>
                 <w:sz w:val="21"/>
               </w:rPr>
-              <w:t>工作负责人</w:t>
-            </w:r>
-          </w:p>
-        </w:tc>
-        <w:tc>
-          <w:tcPr>
-            <w:tcW w:w="460" w:type="dxa"/>
+              <w:t>工作</w:t>
+              <w:br/>
+            </w:r>
+            <w:r>
+              <w:rPr>
+                <w:rFonts w:ascii="宋体" w:hAnsi="宋体" w:eastAsia="宋体" w:cs="宋体"/>
+                <w:b/>
+                <w:sz w:val="21"/>
+              </w:rPr>
+              <w:t>负责</w:t>
+              <w:br/>
+            </w:r>
+            <w:r>
+              <w:rPr>
+                <w:rFonts w:ascii="宋体" w:hAnsi="宋体" w:eastAsia="宋体" w:cs="宋体"/>
+                <w:b/>
+                <w:sz w:val="21"/>
+              </w:rPr>
+              <w:t>人</w:t>
+            </w:r>
+          </w:p>
+        </w:tc>
+        <w:tc>
+          <w:tcPr>
+            <w:tcW w:w="580" w:type="dxa"/>
             <w:tcBorders>
               <w:top w:val="single" w:sz="4" w:space="0" w:color="000000"/>
               <w:start w:val="single" w:sz="4" w:space="0" w:color="000000"/>
               <w:bottom w:val="single" w:sz="4" w:space="0" w:color="000000"/>
               <w:end w:val="single" w:sz="4" w:space="0" w:color="000000"/>
+              <w:left w:val="single" w:sz="4" w:space="0" w:color="000000"/>
+              <w:right w:val="single" w:sz="4" w:space="0" w:color="000000"/>
             </w:tcBorders>
             <w:vAlign w:val="center"/>
           </w:tcPr>
@@ -456,18 +504,38 @@
                 <w:b/>
                 <w:sz w:val="21"/>
               </w:rPr>
-              <w:t>班组成员人数</w:t>
-            </w:r>
-          </w:p>
-        </w:tc>
-        <w:tc>
-          <w:tcPr>
-            <w:tcW w:w="460" w:type="dxa"/>
+              <w:t>班组</w:t>
+              <w:br/>
+            </w:r>
+            <w:r>
+              <w:rPr>
+                <w:rFonts w:ascii="宋体" w:hAnsi="宋体" w:eastAsia="宋体" w:cs="宋体"/>
+                <w:b/>
+                <w:sz w:val="21"/>
+              </w:rPr>
+              <w:t>成员</w:t>
+              <w:br/>
+            </w:r>
+            <w:r>
+              <w:rPr>
+                <w:rFonts w:ascii="宋体" w:hAnsi="宋体" w:eastAsia="宋体" w:cs="宋体"/>
+                <w:b/>
+                <w:sz w:val="21"/>
+              </w:rPr>
+              <w:t>人数</w:t>
+            </w:r>
+          </w:p>
+        </w:tc>
+        <w:tc>
+          <w:tcPr>
+            <w:tcW w:w="580" w:type="dxa"/>
             <w:tcBorders>
               <w:top w:val="single" w:sz="4" w:space="0" w:color="000000"/>
               <w:start w:val="single" w:sz="4" w:space="0" w:color="000000"/>
               <w:bottom w:val="single" w:sz="4" w:space="0" w:color="000000"/>
               <w:end w:val="single" w:sz="4" w:space="0" w:color="000000"/>
+              <w:left w:val="single" w:sz="4" w:space="0" w:color="000000"/>
+              <w:right w:val="single" w:sz="4" w:space="0" w:color="000000"/>
             </w:tcBorders>
             <w:vAlign w:val="center"/>
           </w:tcPr>
@@ -499,7 +567,34 @@
                 <w:b/>
                 <w:sz w:val="21"/>
               </w:rPr>
-              <w:t>高风险作业时间</w:t>
+              <w:t>高风</w:t>
+              <w:br/>
+            </w:r>
+            <w:r>
+              <w:rPr>
+                <w:rFonts w:ascii="宋体" w:hAnsi="宋体" w:eastAsia="宋体" w:cs="宋体"/>
+                <w:b/>
+                <w:sz w:val="21"/>
+              </w:rPr>
+              <w:t>险作</w:t>
+              <w:br/>
+            </w:r>
+            <w:r>
+              <w:rPr>
+                <w:rFonts w:ascii="宋体" w:hAnsi="宋体" w:eastAsia="宋体" w:cs="宋体"/>
+                <w:b/>
+                <w:sz w:val="21"/>
+              </w:rPr>
+              <w:t>业时</w:t>
+              <w:br/>
+            </w:r>
+            <w:r>
+              <w:rPr>
+                <w:rFonts w:ascii="宋体" w:hAnsi="宋体" w:eastAsia="宋体" w:cs="宋体"/>
+                <w:b/>
+                <w:sz w:val="21"/>
+              </w:rPr>
+              <w:t>间</w:t>
             </w:r>
           </w:p>
         </w:tc>
@@ -507,8 +602,14 @@
       <w:tr>
         <w:tc>
           <w:tcPr>
-            <w:tcW w:type="dxa" w:w="460"/>
-            <w:vAlign w:val="center"/>
+            <w:tcW w:type="dxa" w:w="580"/>
+            <w:vAlign w:val="center"/>
+            <w:tcBorders>
+              <w:top w:val="single" w:sz="4" w:space="0" w:color="000000"/>
+              <w:left w:val="single" w:sz="4" w:space="0" w:color="000000"/>
+              <w:bottom w:val="single" w:sz="4" w:space="0" w:color="000000"/>
+              <w:right w:val="single" w:sz="4" w:space="0" w:color="000000"/>
+            </w:tcBorders>
           </w:tcPr>
           <w:p>
             <w:pPr>
@@ -528,8 +629,14 @@
         </w:tc>
         <w:tc>
           <w:tcPr>
-            <w:tcW w:type="dxa" w:w="460"/>
-            <w:vAlign w:val="center"/>
+            <w:tcW w:type="dxa" w:w="580"/>
+            <w:vAlign w:val="center"/>
+            <w:tcBorders>
+              <w:top w:val="single" w:sz="4" w:space="0" w:color="000000"/>
+              <w:left w:val="single" w:sz="4" w:space="0" w:color="000000"/>
+              <w:bottom w:val="single" w:sz="4" w:space="0" w:color="000000"/>
+              <w:right w:val="single" w:sz="4" w:space="0" w:color="000000"/>
+            </w:tcBorders>
           </w:tcPr>
           <w:p>
             <w:pPr>
@@ -543,14 +650,29 @@
                 <w:b w:val="0"/>
                 <w:sz w:val="21"/>
               </w:rPr>
-              <w:t>变电检修</w:t>
-            </w:r>
-          </w:p>
-        </w:tc>
-        <w:tc>
-          <w:tcPr>
-            <w:tcW w:type="dxa" w:w="460"/>
-            <w:vAlign w:val="center"/>
+              <w:t>变电</w:t>
+              <w:br/>
+            </w:r>
+            <w:r>
+              <w:rPr>
+                <w:rFonts w:ascii="宋体" w:hAnsi="宋体" w:eastAsia="宋体" w:cs="宋体"/>
+                <w:b w:val="0"/>
+                <w:sz w:val="21"/>
+              </w:rPr>
+              <w:t>检修</w:t>
+            </w:r>
+          </w:p>
+        </w:tc>
+        <w:tc>
+          <w:tcPr>
+            <w:tcW w:type="dxa" w:w="580"/>
+            <w:vAlign w:val="center"/>
+            <w:tcBorders>
+              <w:top w:val="single" w:sz="4" w:space="0" w:color="000000"/>
+              <w:left w:val="single" w:sz="4" w:space="0" w:color="000000"/>
+              <w:bottom w:val="single" w:sz="4" w:space="0" w:color="000000"/>
+              <w:right w:val="single" w:sz="4" w:space="0" w:color="000000"/>
+            </w:tcBorders>
           </w:tcPr>
           <w:p>
             <w:pPr>
@@ -564,14 +686,38 @@
                 <w:b w:val="0"/>
                 <w:sz w:val="21"/>
               </w:rPr>
-              <w:t>作业计划353</w:t>
-            </w:r>
-          </w:p>
-        </w:tc>
-        <w:tc>
-          <w:tcPr>
-            <w:tcW w:type="dxa" w:w="460"/>
-            <w:vAlign w:val="center"/>
+              <w:t>作业</w:t>
+              <w:br/>
+            </w:r>
+            <w:r>
+              <w:rPr>
+                <w:rFonts w:ascii="宋体" w:hAnsi="宋体" w:eastAsia="宋体" w:cs="宋体"/>
+                <w:b w:val="0"/>
+                <w:sz w:val="21"/>
+              </w:rPr>
+              <w:t>计划</w:t>
+              <w:br/>
+            </w:r>
+            <w:r>
+              <w:rPr>
+                <w:rFonts w:ascii="宋体" w:hAnsi="宋体" w:eastAsia="宋体" w:cs="宋体"/>
+                <w:b w:val="0"/>
+                <w:sz w:val="21"/>
+              </w:rPr>
+              <w:t>353</w:t>
+            </w:r>
+          </w:p>
+        </w:tc>
+        <w:tc>
+          <w:tcPr>
+            <w:tcW w:type="dxa" w:w="580"/>
+            <w:vAlign w:val="center"/>
+            <w:tcBorders>
+              <w:top w:val="single" w:sz="4" w:space="0" w:color="000000"/>
+              <w:left w:val="single" w:sz="4" w:space="0" w:color="000000"/>
+              <w:bottom w:val="single" w:sz="4" w:space="0" w:color="000000"/>
+              <w:right w:val="single" w:sz="4" w:space="0" w:color="000000"/>
+            </w:tcBorders>
           </w:tcPr>
           <w:p>
             <w:pPr>
@@ -591,8 +737,14 @@
         </w:tc>
         <w:tc>
           <w:tcPr>
-            <w:tcW w:type="dxa" w:w="460"/>
-            <w:vAlign w:val="center"/>
+            <w:tcW w:type="dxa" w:w="580"/>
+            <w:vAlign w:val="center"/>
+            <w:tcBorders>
+              <w:top w:val="single" w:sz="4" w:space="0" w:color="000000"/>
+              <w:left w:val="single" w:sz="4" w:space="0" w:color="000000"/>
+              <w:bottom w:val="single" w:sz="4" w:space="0" w:color="000000"/>
+              <w:right w:val="single" w:sz="4" w:space="0" w:color="000000"/>
+            </w:tcBorders>
           </w:tcPr>
           <w:p>
             <w:pPr>
@@ -612,8 +764,14 @@
         </w:tc>
         <w:tc>
           <w:tcPr>
-            <w:tcW w:type="dxa" w:w="460"/>
-            <w:vAlign w:val="center"/>
+            <w:tcW w:type="dxa" w:w="580"/>
+            <w:vAlign w:val="center"/>
+            <w:tcBorders>
+              <w:top w:val="single" w:sz="4" w:space="0" w:color="000000"/>
+              <w:left w:val="single" w:sz="4" w:space="0" w:color="000000"/>
+              <w:bottom w:val="single" w:sz="4" w:space="0" w:color="000000"/>
+              <w:right w:val="single" w:sz="4" w:space="0" w:color="000000"/>
+            </w:tcBorders>
           </w:tcPr>
           <w:p>
             <w:pPr>
@@ -633,8 +791,14 @@
         </w:tc>
         <w:tc>
           <w:tcPr>
-            <w:tcW w:type="dxa" w:w="460"/>
-            <w:vAlign w:val="center"/>
+            <w:tcW w:type="dxa" w:w="580"/>
+            <w:vAlign w:val="center"/>
+            <w:tcBorders>
+              <w:top w:val="single" w:sz="4" w:space="0" w:color="000000"/>
+              <w:left w:val="single" w:sz="4" w:space="0" w:color="000000"/>
+              <w:bottom w:val="single" w:sz="4" w:space="0" w:color="000000"/>
+              <w:right w:val="single" w:sz="4" w:space="0" w:color="000000"/>
+            </w:tcBorders>
           </w:tcPr>
           <w:p>
             <w:pPr>
@@ -648,16 +812,43 @@
                 <w:b w:val="0"/>
                 <w:sz w:val="21"/>
               </w:rPr>
-              <w:t>9月22日</w:t>
-              <w:br/>
-            </w:r>
-            <w:r>
-              <w:rPr>
-                <w:rFonts w:ascii="宋体" w:hAnsi="宋体" w:eastAsia="宋体" w:cs="宋体"/>
-                <w:b w:val="0"/>
-                <w:sz w:val="21"/>
-              </w:rPr>
-              <w:t>（1天）</w:t>
+              <w:t>9月</w:t>
+              <w:br/>
+            </w:r>
+            <w:r>
+              <w:rPr>
+                <w:rFonts w:ascii="宋体" w:hAnsi="宋体" w:eastAsia="宋体" w:cs="宋体"/>
+                <w:b w:val="0"/>
+                <w:sz w:val="21"/>
+              </w:rPr>
+              <w:t>22</w:t>
+              <w:br/>
+            </w:r>
+            <w:r>
+              <w:rPr>
+                <w:rFonts w:ascii="宋体" w:hAnsi="宋体" w:eastAsia="宋体" w:cs="宋体"/>
+                <w:b w:val="0"/>
+                <w:sz w:val="21"/>
+              </w:rPr>
+              <w:t>日</w:t>
+              <w:br/>
+            </w:r>
+            <w:r>
+              <w:rPr>
+                <w:rFonts w:ascii="宋体" w:hAnsi="宋体" w:eastAsia="宋体" w:cs="宋体"/>
+                <w:b w:val="0"/>
+                <w:sz w:val="21"/>
+              </w:rPr>
+              <w:t>（1</w:t>
+              <w:br/>
+            </w:r>
+            <w:r>
+              <w:rPr>
+                <w:rFonts w:ascii="宋体" w:hAnsi="宋体" w:eastAsia="宋体" w:cs="宋体"/>
+                <w:b w:val="0"/>
+                <w:sz w:val="21"/>
+              </w:rPr>
+              <w:t>天）</w:t>
             </w:r>
           </w:p>
         </w:tc>
@@ -665,8 +856,14 @@
       <w:tr>
         <w:tc>
           <w:tcPr>
-            <w:tcW w:type="dxa" w:w="460"/>
-            <w:vAlign w:val="center"/>
+            <w:tcW w:type="dxa" w:w="580"/>
+            <w:vAlign w:val="center"/>
+            <w:tcBorders>
+              <w:top w:val="single" w:sz="4" w:space="0" w:color="000000"/>
+              <w:left w:val="single" w:sz="4" w:space="0" w:color="000000"/>
+              <w:bottom w:val="single" w:sz="4" w:space="0" w:color="000000"/>
+              <w:right w:val="single" w:sz="4" w:space="0" w:color="000000"/>
+            </w:tcBorders>
           </w:tcPr>
           <w:p>
             <w:pPr>
@@ -686,8 +883,14 @@
         </w:tc>
         <w:tc>
           <w:tcPr>
-            <w:tcW w:type="dxa" w:w="460"/>
-            <w:vAlign w:val="center"/>
+            <w:tcW w:type="dxa" w:w="580"/>
+            <w:vAlign w:val="center"/>
+            <w:tcBorders>
+              <w:top w:val="single" w:sz="4" w:space="0" w:color="000000"/>
+              <w:left w:val="single" w:sz="4" w:space="0" w:color="000000"/>
+              <w:bottom w:val="single" w:sz="4" w:space="0" w:color="000000"/>
+              <w:right w:val="single" w:sz="4" w:space="0" w:color="000000"/>
+            </w:tcBorders>
           </w:tcPr>
           <w:p>
             <w:pPr>
@@ -701,14 +904,29 @@
                 <w:b w:val="0"/>
                 <w:sz w:val="21"/>
               </w:rPr>
-              <w:t>变电检修</w:t>
-            </w:r>
-          </w:p>
-        </w:tc>
-        <w:tc>
-          <w:tcPr>
-            <w:tcW w:type="dxa" w:w="460"/>
-            <w:vAlign w:val="center"/>
+              <w:t>变电</w:t>
+              <w:br/>
+            </w:r>
+            <w:r>
+              <w:rPr>
+                <w:rFonts w:ascii="宋体" w:hAnsi="宋体" w:eastAsia="宋体" w:cs="宋体"/>
+                <w:b w:val="0"/>
+                <w:sz w:val="21"/>
+              </w:rPr>
+              <w:t>检修</w:t>
+            </w:r>
+          </w:p>
+        </w:tc>
+        <w:tc>
+          <w:tcPr>
+            <w:tcW w:type="dxa" w:w="580"/>
+            <w:vAlign w:val="center"/>
+            <w:tcBorders>
+              <w:top w:val="single" w:sz="4" w:space="0" w:color="000000"/>
+              <w:left w:val="single" w:sz="4" w:space="0" w:color="000000"/>
+              <w:bottom w:val="single" w:sz="4" w:space="0" w:color="000000"/>
+              <w:right w:val="single" w:sz="4" w:space="0" w:color="000000"/>
+            </w:tcBorders>
           </w:tcPr>
           <w:p>
             <w:pPr>
@@ -722,14 +940,38 @@
                 <w:b w:val="0"/>
                 <w:sz w:val="21"/>
               </w:rPr>
-              <w:t>作业计划626</w:t>
-            </w:r>
-          </w:p>
-        </w:tc>
-        <w:tc>
-          <w:tcPr>
-            <w:tcW w:type="dxa" w:w="460"/>
-            <w:vAlign w:val="center"/>
+              <w:t>作业</w:t>
+              <w:br/>
+            </w:r>
+            <w:r>
+              <w:rPr>
+                <w:rFonts w:ascii="宋体" w:hAnsi="宋体" w:eastAsia="宋体" w:cs="宋体"/>
+                <w:b w:val="0"/>
+                <w:sz w:val="21"/>
+              </w:rPr>
+              <w:t>计划</w:t>
+              <w:br/>
+            </w:r>
+            <w:r>
+              <w:rPr>
+                <w:rFonts w:ascii="宋体" w:hAnsi="宋体" w:eastAsia="宋体" w:cs="宋体"/>
+                <w:b w:val="0"/>
+                <w:sz w:val="21"/>
+              </w:rPr>
+              <w:t>626</w:t>
+            </w:r>
+          </w:p>
+        </w:tc>
+        <w:tc>
+          <w:tcPr>
+            <w:tcW w:type="dxa" w:w="580"/>
+            <w:vAlign w:val="center"/>
+            <w:tcBorders>
+              <w:top w:val="single" w:sz="4" w:space="0" w:color="000000"/>
+              <w:left w:val="single" w:sz="4" w:space="0" w:color="000000"/>
+              <w:bottom w:val="single" w:sz="4" w:space="0" w:color="000000"/>
+              <w:right w:val="single" w:sz="4" w:space="0" w:color="000000"/>
+            </w:tcBorders>
           </w:tcPr>
           <w:p>
             <w:pPr>
@@ -749,8 +991,14 @@
         </w:tc>
         <w:tc>
           <w:tcPr>
-            <w:tcW w:type="dxa" w:w="460"/>
-            <w:vAlign w:val="center"/>
+            <w:tcW w:type="dxa" w:w="580"/>
+            <w:vAlign w:val="center"/>
+            <w:tcBorders>
+              <w:top w:val="single" w:sz="4" w:space="0" w:color="000000"/>
+              <w:left w:val="single" w:sz="4" w:space="0" w:color="000000"/>
+              <w:bottom w:val="single" w:sz="4" w:space="0" w:color="000000"/>
+              <w:right w:val="single" w:sz="4" w:space="0" w:color="000000"/>
+            </w:tcBorders>
           </w:tcPr>
           <w:p>
             <w:pPr>
@@ -770,8 +1018,14 @@
         </w:tc>
         <w:tc>
           <w:tcPr>
-            <w:tcW w:type="dxa" w:w="460"/>
-            <w:vAlign w:val="center"/>
+            <w:tcW w:type="dxa" w:w="580"/>
+            <w:vAlign w:val="center"/>
+            <w:tcBorders>
+              <w:top w:val="single" w:sz="4" w:space="0" w:color="000000"/>
+              <w:left w:val="single" w:sz="4" w:space="0" w:color="000000"/>
+              <w:bottom w:val="single" w:sz="4" w:space="0" w:color="000000"/>
+              <w:right w:val="single" w:sz="4" w:space="0" w:color="000000"/>
+            </w:tcBorders>
           </w:tcPr>
           <w:p>
             <w:pPr>
@@ -791,8 +1045,14 @@
         </w:tc>
         <w:tc>
           <w:tcPr>
-            <w:tcW w:type="dxa" w:w="460"/>
-            <w:vAlign w:val="center"/>
+            <w:tcW w:type="dxa" w:w="580"/>
+            <w:vAlign w:val="center"/>
+            <w:tcBorders>
+              <w:top w:val="single" w:sz="4" w:space="0" w:color="000000"/>
+              <w:left w:val="single" w:sz="4" w:space="0" w:color="000000"/>
+              <w:bottom w:val="single" w:sz="4" w:space="0" w:color="000000"/>
+              <w:right w:val="single" w:sz="4" w:space="0" w:color="000000"/>
+            </w:tcBorders>
           </w:tcPr>
           <w:p>
             <w:pPr>
@@ -806,16 +1066,43 @@
                 <w:b w:val="0"/>
                 <w:sz w:val="21"/>
               </w:rPr>
-              <w:t>9月21日</w:t>
-              <w:br/>
-            </w:r>
-            <w:r>
-              <w:rPr>
-                <w:rFonts w:ascii="宋体" w:hAnsi="宋体" w:eastAsia="宋体" w:cs="宋体"/>
-                <w:b w:val="0"/>
-                <w:sz w:val="21"/>
-              </w:rPr>
-              <w:t>（1天）</w:t>
+              <w:t>9月</w:t>
+              <w:br/>
+            </w:r>
+            <w:r>
+              <w:rPr>
+                <w:rFonts w:ascii="宋体" w:hAnsi="宋体" w:eastAsia="宋体" w:cs="宋体"/>
+                <w:b w:val="0"/>
+                <w:sz w:val="21"/>
+              </w:rPr>
+              <w:t>21</w:t>
+              <w:br/>
+            </w:r>
+            <w:r>
+              <w:rPr>
+                <w:rFonts w:ascii="宋体" w:hAnsi="宋体" w:eastAsia="宋体" w:cs="宋体"/>
+                <w:b w:val="0"/>
+                <w:sz w:val="21"/>
+              </w:rPr>
+              <w:t>日</w:t>
+              <w:br/>
+            </w:r>
+            <w:r>
+              <w:rPr>
+                <w:rFonts w:ascii="宋体" w:hAnsi="宋体" w:eastAsia="宋体" w:cs="宋体"/>
+                <w:b w:val="0"/>
+                <w:sz w:val="21"/>
+              </w:rPr>
+              <w:t>（1</w:t>
+              <w:br/>
+            </w:r>
+            <w:r>
+              <w:rPr>
+                <w:rFonts w:ascii="宋体" w:hAnsi="宋体" w:eastAsia="宋体" w:cs="宋体"/>
+                <w:b w:val="0"/>
+                <w:sz w:val="21"/>
+              </w:rPr>
+              <w:t>天）</w:t>
             </w:r>
           </w:p>
         </w:tc>
@@ -823,8 +1110,14 @@
       <w:tr>
         <w:tc>
           <w:tcPr>
-            <w:tcW w:type="dxa" w:w="460"/>
-            <w:vAlign w:val="center"/>
+            <w:tcW w:type="dxa" w:w="580"/>
+            <w:vAlign w:val="center"/>
+            <w:tcBorders>
+              <w:top w:val="single" w:sz="4" w:space="0" w:color="000000"/>
+              <w:left w:val="single" w:sz="4" w:space="0" w:color="000000"/>
+              <w:bottom w:val="single" w:sz="4" w:space="0" w:color="000000"/>
+              <w:right w:val="single" w:sz="4" w:space="0" w:color="000000"/>
+            </w:tcBorders>
           </w:tcPr>
           <w:p>
             <w:pPr>
@@ -844,8 +1137,14 @@
         </w:tc>
         <w:tc>
           <w:tcPr>
-            <w:tcW w:type="dxa" w:w="460"/>
-            <w:vAlign w:val="center"/>
+            <w:tcW w:type="dxa" w:w="580"/>
+            <w:vAlign w:val="center"/>
+            <w:tcBorders>
+              <w:top w:val="single" w:sz="4" w:space="0" w:color="000000"/>
+              <w:left w:val="single" w:sz="4" w:space="0" w:color="000000"/>
+              <w:bottom w:val="single" w:sz="4" w:space="0" w:color="000000"/>
+              <w:right w:val="single" w:sz="4" w:space="0" w:color="000000"/>
+            </w:tcBorders>
           </w:tcPr>
           <w:p>
             <w:pPr>
@@ -859,14 +1158,29 @@
                 <w:b w:val="0"/>
                 <w:sz w:val="21"/>
               </w:rPr>
-              <w:t>变电运维</w:t>
-            </w:r>
-          </w:p>
-        </w:tc>
-        <w:tc>
-          <w:tcPr>
-            <w:tcW w:type="dxa" w:w="460"/>
-            <w:vAlign w:val="center"/>
+              <w:t>变电</w:t>
+              <w:br/>
+            </w:r>
+            <w:r>
+              <w:rPr>
+                <w:rFonts w:ascii="宋体" w:hAnsi="宋体" w:eastAsia="宋体" w:cs="宋体"/>
+                <w:b w:val="0"/>
+                <w:sz w:val="21"/>
+              </w:rPr>
+              <w:t>运维</w:t>
+            </w:r>
+          </w:p>
+        </w:tc>
+        <w:tc>
+          <w:tcPr>
+            <w:tcW w:type="dxa" w:w="580"/>
+            <w:vAlign w:val="center"/>
+            <w:tcBorders>
+              <w:top w:val="single" w:sz="4" w:space="0" w:color="000000"/>
+              <w:left w:val="single" w:sz="4" w:space="0" w:color="000000"/>
+              <w:bottom w:val="single" w:sz="4" w:space="0" w:color="000000"/>
+              <w:right w:val="single" w:sz="4" w:space="0" w:color="000000"/>
+            </w:tcBorders>
           </w:tcPr>
           <w:p>
             <w:pPr>
@@ -880,14 +1194,38 @@
                 <w:b w:val="0"/>
                 <w:sz w:val="21"/>
               </w:rPr>
-              <w:t>作业计划1214</w:t>
-            </w:r>
-          </w:p>
-        </w:tc>
-        <w:tc>
-          <w:tcPr>
-            <w:tcW w:type="dxa" w:w="460"/>
-            <w:vAlign w:val="center"/>
+              <w:t>作业</w:t>
+              <w:br/>
+            </w:r>
+            <w:r>
+              <w:rPr>
+                <w:rFonts w:ascii="宋体" w:hAnsi="宋体" w:eastAsia="宋体" w:cs="宋体"/>
+                <w:b w:val="0"/>
+                <w:sz w:val="21"/>
+              </w:rPr>
+              <w:t>计划</w:t>
+              <w:br/>
+            </w:r>
+            <w:r>
+              <w:rPr>
+                <w:rFonts w:ascii="宋体" w:hAnsi="宋体" w:eastAsia="宋体" w:cs="宋体"/>
+                <w:b w:val="0"/>
+                <w:sz w:val="21"/>
+              </w:rPr>
+              <w:t>1214</w:t>
+            </w:r>
+          </w:p>
+        </w:tc>
+        <w:tc>
+          <w:tcPr>
+            <w:tcW w:type="dxa" w:w="580"/>
+            <w:vAlign w:val="center"/>
+            <w:tcBorders>
+              <w:top w:val="single" w:sz="4" w:space="0" w:color="000000"/>
+              <w:left w:val="single" w:sz="4" w:space="0" w:color="000000"/>
+              <w:bottom w:val="single" w:sz="4" w:space="0" w:color="000000"/>
+              <w:right w:val="single" w:sz="4" w:space="0" w:color="000000"/>
+            </w:tcBorders>
           </w:tcPr>
           <w:p>
             <w:pPr>
@@ -907,8 +1245,14 @@
         </w:tc>
         <w:tc>
           <w:tcPr>
-            <w:tcW w:type="dxa" w:w="460"/>
-            <w:vAlign w:val="center"/>
+            <w:tcW w:type="dxa" w:w="580"/>
+            <w:vAlign w:val="center"/>
+            <w:tcBorders>
+              <w:top w:val="single" w:sz="4" w:space="0" w:color="000000"/>
+              <w:left w:val="single" w:sz="4" w:space="0" w:color="000000"/>
+              <w:bottom w:val="single" w:sz="4" w:space="0" w:color="000000"/>
+              <w:right w:val="single" w:sz="4" w:space="0" w:color="000000"/>
+            </w:tcBorders>
           </w:tcPr>
           <w:p>
             <w:pPr>
@@ -928,8 +1272,14 @@
         </w:tc>
         <w:tc>
           <w:tcPr>
-            <w:tcW w:type="dxa" w:w="460"/>
-            <w:vAlign w:val="center"/>
+            <w:tcW w:type="dxa" w:w="580"/>
+            <w:vAlign w:val="center"/>
+            <w:tcBorders>
+              <w:top w:val="single" w:sz="4" w:space="0" w:color="000000"/>
+              <w:left w:val="single" w:sz="4" w:space="0" w:color="000000"/>
+              <w:bottom w:val="single" w:sz="4" w:space="0" w:color="000000"/>
+              <w:right w:val="single" w:sz="4" w:space="0" w:color="000000"/>
+            </w:tcBorders>
           </w:tcPr>
           <w:p>
             <w:pPr>
@@ -949,8 +1299,14 @@
         </w:tc>
         <w:tc>
           <w:tcPr>
-            <w:tcW w:type="dxa" w:w="460"/>
-            <w:vAlign w:val="center"/>
+            <w:tcW w:type="dxa" w:w="580"/>
+            <w:vAlign w:val="center"/>
+            <w:tcBorders>
+              <w:top w:val="single" w:sz="4" w:space="0" w:color="000000"/>
+              <w:left w:val="single" w:sz="4" w:space="0" w:color="000000"/>
+              <w:bottom w:val="single" w:sz="4" w:space="0" w:color="000000"/>
+              <w:right w:val="single" w:sz="4" w:space="0" w:color="000000"/>
+            </w:tcBorders>
           </w:tcPr>
           <w:p>
             <w:pPr>
@@ -964,16 +1320,43 @@
                 <w:b w:val="0"/>
                 <w:sz w:val="21"/>
               </w:rPr>
-              <w:t>9月21日</w:t>
-              <w:br/>
-            </w:r>
-            <w:r>
-              <w:rPr>
-                <w:rFonts w:ascii="宋体" w:hAnsi="宋体" w:eastAsia="宋体" w:cs="宋体"/>
-                <w:b w:val="0"/>
-                <w:sz w:val="21"/>
-              </w:rPr>
-              <w:t>（1天）</w:t>
+              <w:t>9月</w:t>
+              <w:br/>
+            </w:r>
+            <w:r>
+              <w:rPr>
+                <w:rFonts w:ascii="宋体" w:hAnsi="宋体" w:eastAsia="宋体" w:cs="宋体"/>
+                <w:b w:val="0"/>
+                <w:sz w:val="21"/>
+              </w:rPr>
+              <w:t>21</w:t>
+              <w:br/>
+            </w:r>
+            <w:r>
+              <w:rPr>
+                <w:rFonts w:ascii="宋体" w:hAnsi="宋体" w:eastAsia="宋体" w:cs="宋体"/>
+                <w:b w:val="0"/>
+                <w:sz w:val="21"/>
+              </w:rPr>
+              <w:t>日</w:t>
+              <w:br/>
+            </w:r>
+            <w:r>
+              <w:rPr>
+                <w:rFonts w:ascii="宋体" w:hAnsi="宋体" w:eastAsia="宋体" w:cs="宋体"/>
+                <w:b w:val="0"/>
+                <w:sz w:val="21"/>
+              </w:rPr>
+              <w:t>（1</w:t>
+              <w:br/>
+            </w:r>
+            <w:r>
+              <w:rPr>
+                <w:rFonts w:ascii="宋体" w:hAnsi="宋体" w:eastAsia="宋体" w:cs="宋体"/>
+                <w:b w:val="0"/>
+                <w:sz w:val="21"/>
+              </w:rPr>
+              <w:t>天）</w:t>
             </w:r>
           </w:p>
         </w:tc>
@@ -981,8 +1364,14 @@
       <w:tr>
         <w:tc>
           <w:tcPr>
-            <w:tcW w:type="dxa" w:w="460"/>
-            <w:vAlign w:val="center"/>
+            <w:tcW w:type="dxa" w:w="580"/>
+            <w:vAlign w:val="center"/>
+            <w:tcBorders>
+              <w:top w:val="single" w:sz="4" w:space="0" w:color="000000"/>
+              <w:left w:val="single" w:sz="4" w:space="0" w:color="000000"/>
+              <w:bottom w:val="single" w:sz="4" w:space="0" w:color="000000"/>
+              <w:right w:val="single" w:sz="4" w:space="0" w:color="000000"/>
+            </w:tcBorders>
           </w:tcPr>
           <w:p>
             <w:pPr>
@@ -1002,8 +1391,14 @@
         </w:tc>
         <w:tc>
           <w:tcPr>
-            <w:tcW w:type="dxa" w:w="460"/>
-            <w:vAlign w:val="center"/>
+            <w:tcW w:type="dxa" w:w="580"/>
+            <w:vAlign w:val="center"/>
+            <w:tcBorders>
+              <w:top w:val="single" w:sz="4" w:space="0" w:color="000000"/>
+              <w:left w:val="single" w:sz="4" w:space="0" w:color="000000"/>
+              <w:bottom w:val="single" w:sz="4" w:space="0" w:color="000000"/>
+              <w:right w:val="single" w:sz="4" w:space="0" w:color="000000"/>
+            </w:tcBorders>
           </w:tcPr>
           <w:p>
             <w:pPr>
@@ -1017,14 +1412,29 @@
                 <w:b w:val="0"/>
                 <w:sz w:val="21"/>
               </w:rPr>
-              <w:t>变电运维</w:t>
-            </w:r>
-          </w:p>
-        </w:tc>
-        <w:tc>
-          <w:tcPr>
-            <w:tcW w:type="dxa" w:w="460"/>
-            <w:vAlign w:val="center"/>
+              <w:t>变电</w:t>
+              <w:br/>
+            </w:r>
+            <w:r>
+              <w:rPr>
+                <w:rFonts w:ascii="宋体" w:hAnsi="宋体" w:eastAsia="宋体" w:cs="宋体"/>
+                <w:b w:val="0"/>
+                <w:sz w:val="21"/>
+              </w:rPr>
+              <w:t>运维</w:t>
+            </w:r>
+          </w:p>
+        </w:tc>
+        <w:tc>
+          <w:tcPr>
+            <w:tcW w:type="dxa" w:w="580"/>
+            <w:vAlign w:val="center"/>
+            <w:tcBorders>
+              <w:top w:val="single" w:sz="4" w:space="0" w:color="000000"/>
+              <w:left w:val="single" w:sz="4" w:space="0" w:color="000000"/>
+              <w:bottom w:val="single" w:sz="4" w:space="0" w:color="000000"/>
+              <w:right w:val="single" w:sz="4" w:space="0" w:color="000000"/>
+            </w:tcBorders>
           </w:tcPr>
           <w:p>
             <w:pPr>
@@ -1038,14 +1448,38 @@
                 <w:b w:val="0"/>
                 <w:sz w:val="21"/>
               </w:rPr>
-              <w:t>作业计划1255</w:t>
-            </w:r>
-          </w:p>
-        </w:tc>
-        <w:tc>
-          <w:tcPr>
-            <w:tcW w:type="dxa" w:w="460"/>
-            <w:vAlign w:val="center"/>
+              <w:t>作业</w:t>
+              <w:br/>
+            </w:r>
+            <w:r>
+              <w:rPr>
+                <w:rFonts w:ascii="宋体" w:hAnsi="宋体" w:eastAsia="宋体" w:cs="宋体"/>
+                <w:b w:val="0"/>
+                <w:sz w:val="21"/>
+              </w:rPr>
+              <w:t>计划</w:t>
+              <w:br/>
+            </w:r>
+            <w:r>
+              <w:rPr>
+                <w:rFonts w:ascii="宋体" w:hAnsi="宋体" w:eastAsia="宋体" w:cs="宋体"/>
+                <w:b w:val="0"/>
+                <w:sz w:val="21"/>
+              </w:rPr>
+              <w:t>1255</w:t>
+            </w:r>
+          </w:p>
+        </w:tc>
+        <w:tc>
+          <w:tcPr>
+            <w:tcW w:type="dxa" w:w="580"/>
+            <w:vAlign w:val="center"/>
+            <w:tcBorders>
+              <w:top w:val="single" w:sz="4" w:space="0" w:color="000000"/>
+              <w:left w:val="single" w:sz="4" w:space="0" w:color="000000"/>
+              <w:bottom w:val="single" w:sz="4" w:space="0" w:color="000000"/>
+              <w:right w:val="single" w:sz="4" w:space="0" w:color="000000"/>
+            </w:tcBorders>
           </w:tcPr>
           <w:p>
             <w:pPr>
@@ -1065,8 +1499,14 @@
         </w:tc>
         <w:tc>
           <w:tcPr>
-            <w:tcW w:type="dxa" w:w="460"/>
-            <w:vAlign w:val="center"/>
+            <w:tcW w:type="dxa" w:w="580"/>
+            <w:vAlign w:val="center"/>
+            <w:tcBorders>
+              <w:top w:val="single" w:sz="4" w:space="0" w:color="000000"/>
+              <w:left w:val="single" w:sz="4" w:space="0" w:color="000000"/>
+              <w:bottom w:val="single" w:sz="4" w:space="0" w:color="000000"/>
+              <w:right w:val="single" w:sz="4" w:space="0" w:color="000000"/>
+            </w:tcBorders>
           </w:tcPr>
           <w:p>
             <w:pPr>
@@ -1086,8 +1526,14 @@
         </w:tc>
         <w:tc>
           <w:tcPr>
-            <w:tcW w:type="dxa" w:w="460"/>
-            <w:vAlign w:val="center"/>
+            <w:tcW w:type="dxa" w:w="580"/>
+            <w:vAlign w:val="center"/>
+            <w:tcBorders>
+              <w:top w:val="single" w:sz="4" w:space="0" w:color="000000"/>
+              <w:left w:val="single" w:sz="4" w:space="0" w:color="000000"/>
+              <w:bottom w:val="single" w:sz="4" w:space="0" w:color="000000"/>
+              <w:right w:val="single" w:sz="4" w:space="0" w:color="000000"/>
+            </w:tcBorders>
           </w:tcPr>
           <w:p>
             <w:pPr>
@@ -1107,8 +1553,14 @@
         </w:tc>
         <w:tc>
           <w:tcPr>
-            <w:tcW w:type="dxa" w:w="460"/>
-            <w:vAlign w:val="center"/>
+            <w:tcW w:type="dxa" w:w="580"/>
+            <w:vAlign w:val="center"/>
+            <w:tcBorders>
+              <w:top w:val="single" w:sz="4" w:space="0" w:color="000000"/>
+              <w:left w:val="single" w:sz="4" w:space="0" w:color="000000"/>
+              <w:bottom w:val="single" w:sz="4" w:space="0" w:color="000000"/>
+              <w:right w:val="single" w:sz="4" w:space="0" w:color="000000"/>
+            </w:tcBorders>
           </w:tcPr>
           <w:p>
             <w:pPr>
@@ -1122,16 +1574,43 @@
                 <w:b w:val="0"/>
                 <w:sz w:val="21"/>
               </w:rPr>
-              <w:t>9月24日</w:t>
-              <w:br/>
-            </w:r>
-            <w:r>
-              <w:rPr>
-                <w:rFonts w:ascii="宋体" w:hAnsi="宋体" w:eastAsia="宋体" w:cs="宋体"/>
-                <w:b w:val="0"/>
-                <w:sz w:val="21"/>
-              </w:rPr>
-              <w:t>（1天）</w:t>
+              <w:t>9月</w:t>
+              <w:br/>
+            </w:r>
+            <w:r>
+              <w:rPr>
+                <w:rFonts w:ascii="宋体" w:hAnsi="宋体" w:eastAsia="宋体" w:cs="宋体"/>
+                <w:b w:val="0"/>
+                <w:sz w:val="21"/>
+              </w:rPr>
+              <w:t>24</w:t>
+              <w:br/>
+            </w:r>
+            <w:r>
+              <w:rPr>
+                <w:rFonts w:ascii="宋体" w:hAnsi="宋体" w:eastAsia="宋体" w:cs="宋体"/>
+                <w:b w:val="0"/>
+                <w:sz w:val="21"/>
+              </w:rPr>
+              <w:t>日</w:t>
+              <w:br/>
+            </w:r>
+            <w:r>
+              <w:rPr>
+                <w:rFonts w:ascii="宋体" w:hAnsi="宋体" w:eastAsia="宋体" w:cs="宋体"/>
+                <w:b w:val="0"/>
+                <w:sz w:val="21"/>
+              </w:rPr>
+              <w:t>（1</w:t>
+              <w:br/>
+            </w:r>
+            <w:r>
+              <w:rPr>
+                <w:rFonts w:ascii="宋体" w:hAnsi="宋体" w:eastAsia="宋体" w:cs="宋体"/>
+                <w:b w:val="0"/>
+                <w:sz w:val="21"/>
+              </w:rPr>
+              <w:t>天）</w:t>
             </w:r>
           </w:p>
         </w:tc>
@@ -1139,8 +1618,14 @@
       <w:tr>
         <w:tc>
           <w:tcPr>
-            <w:tcW w:type="dxa" w:w="460"/>
-            <w:vAlign w:val="center"/>
+            <w:tcW w:type="dxa" w:w="580"/>
+            <w:vAlign w:val="center"/>
+            <w:tcBorders>
+              <w:top w:val="single" w:sz="4" w:space="0" w:color="000000"/>
+              <w:left w:val="single" w:sz="4" w:space="0" w:color="000000"/>
+              <w:bottom w:val="single" w:sz="4" w:space="0" w:color="000000"/>
+              <w:right w:val="single" w:sz="4" w:space="0" w:color="000000"/>
+            </w:tcBorders>
           </w:tcPr>
           <w:p>
             <w:pPr>
@@ -1160,8 +1645,14 @@
         </w:tc>
         <w:tc>
           <w:tcPr>
-            <w:tcW w:type="dxa" w:w="460"/>
-            <w:vAlign w:val="center"/>
+            <w:tcW w:type="dxa" w:w="580"/>
+            <w:vAlign w:val="center"/>
+            <w:tcBorders>
+              <w:top w:val="single" w:sz="4" w:space="0" w:color="000000"/>
+              <w:left w:val="single" w:sz="4" w:space="0" w:color="000000"/>
+              <w:bottom w:val="single" w:sz="4" w:space="0" w:color="000000"/>
+              <w:right w:val="single" w:sz="4" w:space="0" w:color="000000"/>
+            </w:tcBorders>
           </w:tcPr>
           <w:p>
             <w:pPr>
@@ -1175,14 +1666,29 @@
                 <w:b w:val="0"/>
                 <w:sz w:val="21"/>
               </w:rPr>
-              <w:t>变电运维</w:t>
-            </w:r>
-          </w:p>
-        </w:tc>
-        <w:tc>
-          <w:tcPr>
-            <w:tcW w:type="dxa" w:w="460"/>
-            <w:vAlign w:val="center"/>
+              <w:t>变电</w:t>
+              <w:br/>
+            </w:r>
+            <w:r>
+              <w:rPr>
+                <w:rFonts w:ascii="宋体" w:hAnsi="宋体" w:eastAsia="宋体" w:cs="宋体"/>
+                <w:b w:val="0"/>
+                <w:sz w:val="21"/>
+              </w:rPr>
+              <w:t>运维</w:t>
+            </w:r>
+          </w:p>
+        </w:tc>
+        <w:tc>
+          <w:tcPr>
+            <w:tcW w:type="dxa" w:w="580"/>
+            <w:vAlign w:val="center"/>
+            <w:tcBorders>
+              <w:top w:val="single" w:sz="4" w:space="0" w:color="000000"/>
+              <w:left w:val="single" w:sz="4" w:space="0" w:color="000000"/>
+              <w:bottom w:val="single" w:sz="4" w:space="0" w:color="000000"/>
+              <w:right w:val="single" w:sz="4" w:space="0" w:color="000000"/>
+            </w:tcBorders>
           </w:tcPr>
           <w:p>
             <w:pPr>
@@ -1196,14 +1702,38 @@
                 <w:b w:val="0"/>
                 <w:sz w:val="21"/>
               </w:rPr>
-              <w:t>作业计划1462</w:t>
-            </w:r>
-          </w:p>
-        </w:tc>
-        <w:tc>
-          <w:tcPr>
-            <w:tcW w:type="dxa" w:w="460"/>
-            <w:vAlign w:val="center"/>
+              <w:t>作业</w:t>
+              <w:br/>
+            </w:r>
+            <w:r>
+              <w:rPr>
+                <w:rFonts w:ascii="宋体" w:hAnsi="宋体" w:eastAsia="宋体" w:cs="宋体"/>
+                <w:b w:val="0"/>
+                <w:sz w:val="21"/>
+              </w:rPr>
+              <w:t>计划</w:t>
+              <w:br/>
+            </w:r>
+            <w:r>
+              <w:rPr>
+                <w:rFonts w:ascii="宋体" w:hAnsi="宋体" w:eastAsia="宋体" w:cs="宋体"/>
+                <w:b w:val="0"/>
+                <w:sz w:val="21"/>
+              </w:rPr>
+              <w:t>1462</w:t>
+            </w:r>
+          </w:p>
+        </w:tc>
+        <w:tc>
+          <w:tcPr>
+            <w:tcW w:type="dxa" w:w="580"/>
+            <w:vAlign w:val="center"/>
+            <w:tcBorders>
+              <w:top w:val="single" w:sz="4" w:space="0" w:color="000000"/>
+              <w:left w:val="single" w:sz="4" w:space="0" w:color="000000"/>
+              <w:bottom w:val="single" w:sz="4" w:space="0" w:color="000000"/>
+              <w:right w:val="single" w:sz="4" w:space="0" w:color="000000"/>
+            </w:tcBorders>
           </w:tcPr>
           <w:p>
             <w:pPr>
@@ -1223,8 +1753,14 @@
         </w:tc>
         <w:tc>
           <w:tcPr>
-            <w:tcW w:type="dxa" w:w="460"/>
-            <w:vAlign w:val="center"/>
+            <w:tcW w:type="dxa" w:w="580"/>
+            <w:vAlign w:val="center"/>
+            <w:tcBorders>
+              <w:top w:val="single" w:sz="4" w:space="0" w:color="000000"/>
+              <w:left w:val="single" w:sz="4" w:space="0" w:color="000000"/>
+              <w:bottom w:val="single" w:sz="4" w:space="0" w:color="000000"/>
+              <w:right w:val="single" w:sz="4" w:space="0" w:color="000000"/>
+            </w:tcBorders>
           </w:tcPr>
           <w:p>
             <w:pPr>
@@ -1244,8 +1780,14 @@
         </w:tc>
         <w:tc>
           <w:tcPr>
-            <w:tcW w:type="dxa" w:w="460"/>
-            <w:vAlign w:val="center"/>
+            <w:tcW w:type="dxa" w:w="580"/>
+            <w:vAlign w:val="center"/>
+            <w:tcBorders>
+              <w:top w:val="single" w:sz="4" w:space="0" w:color="000000"/>
+              <w:left w:val="single" w:sz="4" w:space="0" w:color="000000"/>
+              <w:bottom w:val="single" w:sz="4" w:space="0" w:color="000000"/>
+              <w:right w:val="single" w:sz="4" w:space="0" w:color="000000"/>
+            </w:tcBorders>
           </w:tcPr>
           <w:p>
             <w:pPr>
@@ -1265,8 +1807,14 @@
         </w:tc>
         <w:tc>
           <w:tcPr>
-            <w:tcW w:type="dxa" w:w="460"/>
-            <w:vAlign w:val="center"/>
+            <w:tcW w:type="dxa" w:w="580"/>
+            <w:vAlign w:val="center"/>
+            <w:tcBorders>
+              <w:top w:val="single" w:sz="4" w:space="0" w:color="000000"/>
+              <w:left w:val="single" w:sz="4" w:space="0" w:color="000000"/>
+              <w:bottom w:val="single" w:sz="4" w:space="0" w:color="000000"/>
+              <w:right w:val="single" w:sz="4" w:space="0" w:color="000000"/>
+            </w:tcBorders>
           </w:tcPr>
           <w:p>
             <w:pPr>
@@ -1280,16 +1828,43 @@
                 <w:b w:val="0"/>
                 <w:sz w:val="21"/>
               </w:rPr>
-              <w:t>9月22日</w:t>
-              <w:br/>
-            </w:r>
-            <w:r>
-              <w:rPr>
-                <w:rFonts w:ascii="宋体" w:hAnsi="宋体" w:eastAsia="宋体" w:cs="宋体"/>
-                <w:b w:val="0"/>
-                <w:sz w:val="21"/>
-              </w:rPr>
-              <w:t>（1天）</w:t>
+              <w:t>9月</w:t>
+              <w:br/>
+            </w:r>
+            <w:r>
+              <w:rPr>
+                <w:rFonts w:ascii="宋体" w:hAnsi="宋体" w:eastAsia="宋体" w:cs="宋体"/>
+                <w:b w:val="0"/>
+                <w:sz w:val="21"/>
+              </w:rPr>
+              <w:t>22</w:t>
+              <w:br/>
+            </w:r>
+            <w:r>
+              <w:rPr>
+                <w:rFonts w:ascii="宋体" w:hAnsi="宋体" w:eastAsia="宋体" w:cs="宋体"/>
+                <w:b w:val="0"/>
+                <w:sz w:val="21"/>
+              </w:rPr>
+              <w:t>日</w:t>
+              <w:br/>
+            </w:r>
+            <w:r>
+              <w:rPr>
+                <w:rFonts w:ascii="宋体" w:hAnsi="宋体" w:eastAsia="宋体" w:cs="宋体"/>
+                <w:b w:val="0"/>
+                <w:sz w:val="21"/>
+              </w:rPr>
+              <w:t>（1</w:t>
+              <w:br/>
+            </w:r>
+            <w:r>
+              <w:rPr>
+                <w:rFonts w:ascii="宋体" w:hAnsi="宋体" w:eastAsia="宋体" w:cs="宋体"/>
+                <w:b w:val="0"/>
+                <w:sz w:val="21"/>
+              </w:rPr>
+              <w:t>天）</w:t>
             </w:r>
           </w:p>
         </w:tc>
@@ -1297,8 +1872,14 @@
       <w:tr>
         <w:tc>
           <w:tcPr>
-            <w:tcW w:type="dxa" w:w="460"/>
-            <w:vAlign w:val="center"/>
+            <w:tcW w:type="dxa" w:w="580"/>
+            <w:vAlign w:val="center"/>
+            <w:tcBorders>
+              <w:top w:val="single" w:sz="4" w:space="0" w:color="000000"/>
+              <w:left w:val="single" w:sz="4" w:space="0" w:color="000000"/>
+              <w:bottom w:val="single" w:sz="4" w:space="0" w:color="000000"/>
+              <w:right w:val="single" w:sz="4" w:space="0" w:color="000000"/>
+            </w:tcBorders>
           </w:tcPr>
           <w:p>
             <w:pPr>
@@ -1318,8 +1899,14 @@
         </w:tc>
         <w:tc>
           <w:tcPr>
-            <w:tcW w:type="dxa" w:w="460"/>
-            <w:vAlign w:val="center"/>
+            <w:tcW w:type="dxa" w:w="580"/>
+            <w:vAlign w:val="center"/>
+            <w:tcBorders>
+              <w:top w:val="single" w:sz="4" w:space="0" w:color="000000"/>
+              <w:left w:val="single" w:sz="4" w:space="0" w:color="000000"/>
+              <w:bottom w:val="single" w:sz="4" w:space="0" w:color="000000"/>
+              <w:right w:val="single" w:sz="4" w:space="0" w:color="000000"/>
+            </w:tcBorders>
           </w:tcPr>
           <w:p>
             <w:pPr>
@@ -1333,14 +1920,29 @@
                 <w:b w:val="0"/>
                 <w:sz w:val="21"/>
               </w:rPr>
-              <w:t>变电运维</w:t>
-            </w:r>
-          </w:p>
-        </w:tc>
-        <w:tc>
-          <w:tcPr>
-            <w:tcW w:type="dxa" w:w="460"/>
-            <w:vAlign w:val="center"/>
+              <w:t>变电</w:t>
+              <w:br/>
+            </w:r>
+            <w:r>
+              <w:rPr>
+                <w:rFonts w:ascii="宋体" w:hAnsi="宋体" w:eastAsia="宋体" w:cs="宋体"/>
+                <w:b w:val="0"/>
+                <w:sz w:val="21"/>
+              </w:rPr>
+              <w:t>运维</w:t>
+            </w:r>
+          </w:p>
+        </w:tc>
+        <w:tc>
+          <w:tcPr>
+            <w:tcW w:type="dxa" w:w="580"/>
+            <w:vAlign w:val="center"/>
+            <w:tcBorders>
+              <w:top w:val="single" w:sz="4" w:space="0" w:color="000000"/>
+              <w:left w:val="single" w:sz="4" w:space="0" w:color="000000"/>
+              <w:bottom w:val="single" w:sz="4" w:space="0" w:color="000000"/>
+              <w:right w:val="single" w:sz="4" w:space="0" w:color="000000"/>
+            </w:tcBorders>
           </w:tcPr>
           <w:p>
             <w:pPr>
@@ -1354,14 +1956,38 @@
                 <w:b w:val="0"/>
                 <w:sz w:val="21"/>
               </w:rPr>
-              <w:t>作业计划1463</w:t>
-            </w:r>
-          </w:p>
-        </w:tc>
-        <w:tc>
-          <w:tcPr>
-            <w:tcW w:type="dxa" w:w="460"/>
-            <w:vAlign w:val="center"/>
+              <w:t>作业</w:t>
+              <w:br/>
+            </w:r>
+            <w:r>
+              <w:rPr>
+                <w:rFonts w:ascii="宋体" w:hAnsi="宋体" w:eastAsia="宋体" w:cs="宋体"/>
+                <w:b w:val="0"/>
+                <w:sz w:val="21"/>
+              </w:rPr>
+              <w:t>计划</w:t>
+              <w:br/>
+            </w:r>
+            <w:r>
+              <w:rPr>
+                <w:rFonts w:ascii="宋体" w:hAnsi="宋体" w:eastAsia="宋体" w:cs="宋体"/>
+                <w:b w:val="0"/>
+                <w:sz w:val="21"/>
+              </w:rPr>
+              <w:t>1463</w:t>
+            </w:r>
+          </w:p>
+        </w:tc>
+        <w:tc>
+          <w:tcPr>
+            <w:tcW w:type="dxa" w:w="580"/>
+            <w:vAlign w:val="center"/>
+            <w:tcBorders>
+              <w:top w:val="single" w:sz="4" w:space="0" w:color="000000"/>
+              <w:left w:val="single" w:sz="4" w:space="0" w:color="000000"/>
+              <w:bottom w:val="single" w:sz="4" w:space="0" w:color="000000"/>
+              <w:right w:val="single" w:sz="4" w:space="0" w:color="000000"/>
+            </w:tcBorders>
           </w:tcPr>
           <w:p>
             <w:pPr>
@@ -1381,8 +2007,14 @@
         </w:tc>
         <w:tc>
           <w:tcPr>
-            <w:tcW w:type="dxa" w:w="460"/>
-            <w:vAlign w:val="center"/>
+            <w:tcW w:type="dxa" w:w="580"/>
+            <w:vAlign w:val="center"/>
+            <w:tcBorders>
+              <w:top w:val="single" w:sz="4" w:space="0" w:color="000000"/>
+              <w:left w:val="single" w:sz="4" w:space="0" w:color="000000"/>
+              <w:bottom w:val="single" w:sz="4" w:space="0" w:color="000000"/>
+              <w:right w:val="single" w:sz="4" w:space="0" w:color="000000"/>
+            </w:tcBorders>
           </w:tcPr>
           <w:p>
             <w:pPr>
@@ -1402,8 +2034,14 @@
         </w:tc>
         <w:tc>
           <w:tcPr>
-            <w:tcW w:type="dxa" w:w="460"/>
-            <w:vAlign w:val="center"/>
+            <w:tcW w:type="dxa" w:w="580"/>
+            <w:vAlign w:val="center"/>
+            <w:tcBorders>
+              <w:top w:val="single" w:sz="4" w:space="0" w:color="000000"/>
+              <w:left w:val="single" w:sz="4" w:space="0" w:color="000000"/>
+              <w:bottom w:val="single" w:sz="4" w:space="0" w:color="000000"/>
+              <w:right w:val="single" w:sz="4" w:space="0" w:color="000000"/>
+            </w:tcBorders>
           </w:tcPr>
           <w:p>
             <w:pPr>
@@ -1423,8 +2061,14 @@
         </w:tc>
         <w:tc>
           <w:tcPr>
-            <w:tcW w:type="dxa" w:w="460"/>
-            <w:vAlign w:val="center"/>
+            <w:tcW w:type="dxa" w:w="580"/>
+            <w:vAlign w:val="center"/>
+            <w:tcBorders>
+              <w:top w:val="single" w:sz="4" w:space="0" w:color="000000"/>
+              <w:left w:val="single" w:sz="4" w:space="0" w:color="000000"/>
+              <w:bottom w:val="single" w:sz="4" w:space="0" w:color="000000"/>
+              <w:right w:val="single" w:sz="4" w:space="0" w:color="000000"/>
+            </w:tcBorders>
           </w:tcPr>
           <w:p>
             <w:pPr>
@@ -1438,16 +2082,43 @@
                 <w:b w:val="0"/>
                 <w:sz w:val="21"/>
               </w:rPr>
-              <w:t>9月22日</w:t>
-              <w:br/>
-            </w:r>
-            <w:r>
-              <w:rPr>
-                <w:rFonts w:ascii="宋体" w:hAnsi="宋体" w:eastAsia="宋体" w:cs="宋体"/>
-                <w:b w:val="0"/>
-                <w:sz w:val="21"/>
-              </w:rPr>
-              <w:t>（1天）</w:t>
+              <w:t>9月</w:t>
+              <w:br/>
+            </w:r>
+            <w:r>
+              <w:rPr>
+                <w:rFonts w:ascii="宋体" w:hAnsi="宋体" w:eastAsia="宋体" w:cs="宋体"/>
+                <w:b w:val="0"/>
+                <w:sz w:val="21"/>
+              </w:rPr>
+              <w:t>22</w:t>
+              <w:br/>
+            </w:r>
+            <w:r>
+              <w:rPr>
+                <w:rFonts w:ascii="宋体" w:hAnsi="宋体" w:eastAsia="宋体" w:cs="宋体"/>
+                <w:b w:val="0"/>
+                <w:sz w:val="21"/>
+              </w:rPr>
+              <w:t>日</w:t>
+              <w:br/>
+            </w:r>
+            <w:r>
+              <w:rPr>
+                <w:rFonts w:ascii="宋体" w:hAnsi="宋体" w:eastAsia="宋体" w:cs="宋体"/>
+                <w:b w:val="0"/>
+                <w:sz w:val="21"/>
+              </w:rPr>
+              <w:t>（1</w:t>
+              <w:br/>
+            </w:r>
+            <w:r>
+              <w:rPr>
+                <w:rFonts w:ascii="宋体" w:hAnsi="宋体" w:eastAsia="宋体" w:cs="宋体"/>
+                <w:b w:val="0"/>
+                <w:sz w:val="21"/>
+              </w:rPr>
+              <w:t>天）</w:t>
             </w:r>
           </w:p>
         </w:tc>
@@ -1455,8 +2126,14 @@
       <w:tr>
         <w:tc>
           <w:tcPr>
-            <w:tcW w:type="dxa" w:w="460"/>
-            <w:vAlign w:val="center"/>
+            <w:tcW w:type="dxa" w:w="580"/>
+            <w:vAlign w:val="center"/>
+            <w:tcBorders>
+              <w:top w:val="single" w:sz="4" w:space="0" w:color="000000"/>
+              <w:left w:val="single" w:sz="4" w:space="0" w:color="000000"/>
+              <w:bottom w:val="single" w:sz="4" w:space="0" w:color="000000"/>
+              <w:right w:val="single" w:sz="4" w:space="0" w:color="000000"/>
+            </w:tcBorders>
           </w:tcPr>
           <w:p>
             <w:pPr>
@@ -1476,8 +2153,14 @@
         </w:tc>
         <w:tc>
           <w:tcPr>
-            <w:tcW w:type="dxa" w:w="460"/>
-            <w:vAlign w:val="center"/>
+            <w:tcW w:type="dxa" w:w="580"/>
+            <w:vAlign w:val="center"/>
+            <w:tcBorders>
+              <w:top w:val="single" w:sz="4" w:space="0" w:color="000000"/>
+              <w:left w:val="single" w:sz="4" w:space="0" w:color="000000"/>
+              <w:bottom w:val="single" w:sz="4" w:space="0" w:color="000000"/>
+              <w:right w:val="single" w:sz="4" w:space="0" w:color="000000"/>
+            </w:tcBorders>
           </w:tcPr>
           <w:p>
             <w:pPr>
@@ -1491,14 +2174,29 @@
                 <w:b w:val="0"/>
                 <w:sz w:val="21"/>
               </w:rPr>
-              <w:t>变电运维</w:t>
-            </w:r>
-          </w:p>
-        </w:tc>
-        <w:tc>
-          <w:tcPr>
-            <w:tcW w:type="dxa" w:w="460"/>
-            <w:vAlign w:val="center"/>
+              <w:t>变电</w:t>
+              <w:br/>
+            </w:r>
+            <w:r>
+              <w:rPr>
+                <w:rFonts w:ascii="宋体" w:hAnsi="宋体" w:eastAsia="宋体" w:cs="宋体"/>
+                <w:b w:val="0"/>
+                <w:sz w:val="21"/>
+              </w:rPr>
+              <w:t>运维</w:t>
+            </w:r>
+          </w:p>
+        </w:tc>
+        <w:tc>
+          <w:tcPr>
+            <w:tcW w:type="dxa" w:w="580"/>
+            <w:vAlign w:val="center"/>
+            <w:tcBorders>
+              <w:top w:val="single" w:sz="4" w:space="0" w:color="000000"/>
+              <w:left w:val="single" w:sz="4" w:space="0" w:color="000000"/>
+              <w:bottom w:val="single" w:sz="4" w:space="0" w:color="000000"/>
+              <w:right w:val="single" w:sz="4" w:space="0" w:color="000000"/>
+            </w:tcBorders>
           </w:tcPr>
           <w:p>
             <w:pPr>
@@ -1512,14 +2210,38 @@
                 <w:b w:val="0"/>
                 <w:sz w:val="21"/>
               </w:rPr>
-              <w:t>作业计划1474</w:t>
-            </w:r>
-          </w:p>
-        </w:tc>
-        <w:tc>
-          <w:tcPr>
-            <w:tcW w:type="dxa" w:w="460"/>
-            <w:vAlign w:val="center"/>
+              <w:t>作业</w:t>
+              <w:br/>
+            </w:r>
+            <w:r>
+              <w:rPr>
+                <w:rFonts w:ascii="宋体" w:hAnsi="宋体" w:eastAsia="宋体" w:cs="宋体"/>
+                <w:b w:val="0"/>
+                <w:sz w:val="21"/>
+              </w:rPr>
+              <w:t>计划</w:t>
+              <w:br/>
+            </w:r>
+            <w:r>
+              <w:rPr>
+                <w:rFonts w:ascii="宋体" w:hAnsi="宋体" w:eastAsia="宋体" w:cs="宋体"/>
+                <w:b w:val="0"/>
+                <w:sz w:val="21"/>
+              </w:rPr>
+              <w:t>1474</w:t>
+            </w:r>
+          </w:p>
+        </w:tc>
+        <w:tc>
+          <w:tcPr>
+            <w:tcW w:type="dxa" w:w="580"/>
+            <w:vAlign w:val="center"/>
+            <w:tcBorders>
+              <w:top w:val="single" w:sz="4" w:space="0" w:color="000000"/>
+              <w:left w:val="single" w:sz="4" w:space="0" w:color="000000"/>
+              <w:bottom w:val="single" w:sz="4" w:space="0" w:color="000000"/>
+              <w:right w:val="single" w:sz="4" w:space="0" w:color="000000"/>
+            </w:tcBorders>
           </w:tcPr>
           <w:p>
             <w:pPr>
@@ -1539,8 +2261,14 @@
         </w:tc>
         <w:tc>
           <w:tcPr>
-            <w:tcW w:type="dxa" w:w="460"/>
-            <w:vAlign w:val="center"/>
+            <w:tcW w:type="dxa" w:w="580"/>
+            <w:vAlign w:val="center"/>
+            <w:tcBorders>
+              <w:top w:val="single" w:sz="4" w:space="0" w:color="000000"/>
+              <w:left w:val="single" w:sz="4" w:space="0" w:color="000000"/>
+              <w:bottom w:val="single" w:sz="4" w:space="0" w:color="000000"/>
+              <w:right w:val="single" w:sz="4" w:space="0" w:color="000000"/>
+            </w:tcBorders>
           </w:tcPr>
           <w:p>
             <w:pPr>
@@ -1560,8 +2288,14 @@
         </w:tc>
         <w:tc>
           <w:tcPr>
-            <w:tcW w:type="dxa" w:w="460"/>
-            <w:vAlign w:val="center"/>
+            <w:tcW w:type="dxa" w:w="580"/>
+            <w:vAlign w:val="center"/>
+            <w:tcBorders>
+              <w:top w:val="single" w:sz="4" w:space="0" w:color="000000"/>
+              <w:left w:val="single" w:sz="4" w:space="0" w:color="000000"/>
+              <w:bottom w:val="single" w:sz="4" w:space="0" w:color="000000"/>
+              <w:right w:val="single" w:sz="4" w:space="0" w:color="000000"/>
+            </w:tcBorders>
           </w:tcPr>
           <w:p>
             <w:pPr>
@@ -1581,8 +2315,14 @@
         </w:tc>
         <w:tc>
           <w:tcPr>
-            <w:tcW w:type="dxa" w:w="460"/>
-            <w:vAlign w:val="center"/>
+            <w:tcW w:type="dxa" w:w="580"/>
+            <w:vAlign w:val="center"/>
+            <w:tcBorders>
+              <w:top w:val="single" w:sz="4" w:space="0" w:color="000000"/>
+              <w:left w:val="single" w:sz="4" w:space="0" w:color="000000"/>
+              <w:bottom w:val="single" w:sz="4" w:space="0" w:color="000000"/>
+              <w:right w:val="single" w:sz="4" w:space="0" w:color="000000"/>
+            </w:tcBorders>
           </w:tcPr>
           <w:p>
             <w:pPr>
@@ -1596,16 +2336,43 @@
                 <w:b w:val="0"/>
                 <w:sz w:val="21"/>
               </w:rPr>
-              <w:t>9月23日</w:t>
-              <w:br/>
-            </w:r>
-            <w:r>
-              <w:rPr>
-                <w:rFonts w:ascii="宋体" w:hAnsi="宋体" w:eastAsia="宋体" w:cs="宋体"/>
-                <w:b w:val="0"/>
-                <w:sz w:val="21"/>
-              </w:rPr>
-              <w:t>（1天）</w:t>
+              <w:t>9月</w:t>
+              <w:br/>
+            </w:r>
+            <w:r>
+              <w:rPr>
+                <w:rFonts w:ascii="宋体" w:hAnsi="宋体" w:eastAsia="宋体" w:cs="宋体"/>
+                <w:b w:val="0"/>
+                <w:sz w:val="21"/>
+              </w:rPr>
+              <w:t>23</w:t>
+              <w:br/>
+            </w:r>
+            <w:r>
+              <w:rPr>
+                <w:rFonts w:ascii="宋体" w:hAnsi="宋体" w:eastAsia="宋体" w:cs="宋体"/>
+                <w:b w:val="0"/>
+                <w:sz w:val="21"/>
+              </w:rPr>
+              <w:t>日</w:t>
+              <w:br/>
+            </w:r>
+            <w:r>
+              <w:rPr>
+                <w:rFonts w:ascii="宋体" w:hAnsi="宋体" w:eastAsia="宋体" w:cs="宋体"/>
+                <w:b w:val="0"/>
+                <w:sz w:val="21"/>
+              </w:rPr>
+              <w:t>（1</w:t>
+              <w:br/>
+            </w:r>
+            <w:r>
+              <w:rPr>
+                <w:rFonts w:ascii="宋体" w:hAnsi="宋体" w:eastAsia="宋体" w:cs="宋体"/>
+                <w:b w:val="0"/>
+                <w:sz w:val="21"/>
+              </w:rPr>
+              <w:t>天）</w:t>
             </w:r>
           </w:p>
         </w:tc>
@@ -1613,8 +2380,14 @@
       <w:tr>
         <w:tc>
           <w:tcPr>
-            <w:tcW w:type="dxa" w:w="460"/>
-            <w:vAlign w:val="center"/>
+            <w:tcW w:type="dxa" w:w="580"/>
+            <w:vAlign w:val="center"/>
+            <w:tcBorders>
+              <w:top w:val="single" w:sz="4" w:space="0" w:color="000000"/>
+              <w:left w:val="single" w:sz="4" w:space="0" w:color="000000"/>
+              <w:bottom w:val="single" w:sz="4" w:space="0" w:color="000000"/>
+              <w:right w:val="single" w:sz="4" w:space="0" w:color="000000"/>
+            </w:tcBorders>
           </w:tcPr>
           <w:p>
             <w:pPr>
@@ -1634,8 +2407,14 @@
         </w:tc>
         <w:tc>
           <w:tcPr>
-            <w:tcW w:type="dxa" w:w="460"/>
-            <w:vAlign w:val="center"/>
+            <w:tcW w:type="dxa" w:w="580"/>
+            <w:vAlign w:val="center"/>
+            <w:tcBorders>
+              <w:top w:val="single" w:sz="4" w:space="0" w:color="000000"/>
+              <w:left w:val="single" w:sz="4" w:space="0" w:color="000000"/>
+              <w:bottom w:val="single" w:sz="4" w:space="0" w:color="000000"/>
+              <w:right w:val="single" w:sz="4" w:space="0" w:color="000000"/>
+            </w:tcBorders>
           </w:tcPr>
           <w:p>
             <w:pPr>
@@ -1649,14 +2428,29 @@
                 <w:b w:val="0"/>
                 <w:sz w:val="21"/>
               </w:rPr>
-              <w:t>变电运维</w:t>
-            </w:r>
-          </w:p>
-        </w:tc>
-        <w:tc>
-          <w:tcPr>
-            <w:tcW w:type="dxa" w:w="460"/>
-            <w:vAlign w:val="center"/>
+              <w:t>变电</w:t>
+              <w:br/>
+            </w:r>
+            <w:r>
+              <w:rPr>
+                <w:rFonts w:ascii="宋体" w:hAnsi="宋体" w:eastAsia="宋体" w:cs="宋体"/>
+                <w:b w:val="0"/>
+                <w:sz w:val="21"/>
+              </w:rPr>
+              <w:t>运维</w:t>
+            </w:r>
+          </w:p>
+        </w:tc>
+        <w:tc>
+          <w:tcPr>
+            <w:tcW w:type="dxa" w:w="580"/>
+            <w:vAlign w:val="center"/>
+            <w:tcBorders>
+              <w:top w:val="single" w:sz="4" w:space="0" w:color="000000"/>
+              <w:left w:val="single" w:sz="4" w:space="0" w:color="000000"/>
+              <w:bottom w:val="single" w:sz="4" w:space="0" w:color="000000"/>
+              <w:right w:val="single" w:sz="4" w:space="0" w:color="000000"/>
+            </w:tcBorders>
           </w:tcPr>
           <w:p>
             <w:pPr>
@@ -1670,14 +2464,38 @@
                 <w:b w:val="0"/>
                 <w:sz w:val="21"/>
               </w:rPr>
-              <w:t>作业计划1475</w:t>
-            </w:r>
-          </w:p>
-        </w:tc>
-        <w:tc>
-          <w:tcPr>
-            <w:tcW w:type="dxa" w:w="460"/>
-            <w:vAlign w:val="center"/>
+              <w:t>作业</w:t>
+              <w:br/>
+            </w:r>
+            <w:r>
+              <w:rPr>
+                <w:rFonts w:ascii="宋体" w:hAnsi="宋体" w:eastAsia="宋体" w:cs="宋体"/>
+                <w:b w:val="0"/>
+                <w:sz w:val="21"/>
+              </w:rPr>
+              <w:t>计划</w:t>
+              <w:br/>
+            </w:r>
+            <w:r>
+              <w:rPr>
+                <w:rFonts w:ascii="宋体" w:hAnsi="宋体" w:eastAsia="宋体" w:cs="宋体"/>
+                <w:b w:val="0"/>
+                <w:sz w:val="21"/>
+              </w:rPr>
+              <w:t>1475</w:t>
+            </w:r>
+          </w:p>
+        </w:tc>
+        <w:tc>
+          <w:tcPr>
+            <w:tcW w:type="dxa" w:w="580"/>
+            <w:vAlign w:val="center"/>
+            <w:tcBorders>
+              <w:top w:val="single" w:sz="4" w:space="0" w:color="000000"/>
+              <w:left w:val="single" w:sz="4" w:space="0" w:color="000000"/>
+              <w:bottom w:val="single" w:sz="4" w:space="0" w:color="000000"/>
+              <w:right w:val="single" w:sz="4" w:space="0" w:color="000000"/>
+            </w:tcBorders>
           </w:tcPr>
           <w:p>
             <w:pPr>
@@ -1697,8 +2515,14 @@
         </w:tc>
         <w:tc>
           <w:tcPr>
-            <w:tcW w:type="dxa" w:w="460"/>
-            <w:vAlign w:val="center"/>
+            <w:tcW w:type="dxa" w:w="580"/>
+            <w:vAlign w:val="center"/>
+            <w:tcBorders>
+              <w:top w:val="single" w:sz="4" w:space="0" w:color="000000"/>
+              <w:left w:val="single" w:sz="4" w:space="0" w:color="000000"/>
+              <w:bottom w:val="single" w:sz="4" w:space="0" w:color="000000"/>
+              <w:right w:val="single" w:sz="4" w:space="0" w:color="000000"/>
+            </w:tcBorders>
           </w:tcPr>
           <w:p>
             <w:pPr>
@@ -1718,8 +2542,14 @@
         </w:tc>
         <w:tc>
           <w:tcPr>
-            <w:tcW w:type="dxa" w:w="460"/>
-            <w:vAlign w:val="center"/>
+            <w:tcW w:type="dxa" w:w="580"/>
+            <w:vAlign w:val="center"/>
+            <w:tcBorders>
+              <w:top w:val="single" w:sz="4" w:space="0" w:color="000000"/>
+              <w:left w:val="single" w:sz="4" w:space="0" w:color="000000"/>
+              <w:bottom w:val="single" w:sz="4" w:space="0" w:color="000000"/>
+              <w:right w:val="single" w:sz="4" w:space="0" w:color="000000"/>
+            </w:tcBorders>
           </w:tcPr>
           <w:p>
             <w:pPr>
@@ -1739,8 +2569,14 @@
         </w:tc>
         <w:tc>
           <w:tcPr>
-            <w:tcW w:type="dxa" w:w="460"/>
-            <w:vAlign w:val="center"/>
+            <w:tcW w:type="dxa" w:w="580"/>
+            <w:vAlign w:val="center"/>
+            <w:tcBorders>
+              <w:top w:val="single" w:sz="4" w:space="0" w:color="000000"/>
+              <w:left w:val="single" w:sz="4" w:space="0" w:color="000000"/>
+              <w:bottom w:val="single" w:sz="4" w:space="0" w:color="000000"/>
+              <w:right w:val="single" w:sz="4" w:space="0" w:color="000000"/>
+            </w:tcBorders>
           </w:tcPr>
           <w:p>
             <w:pPr>
@@ -1754,16 +2590,43 @@
                 <w:b w:val="0"/>
                 <w:sz w:val="21"/>
               </w:rPr>
-              <w:t>9月23日</w:t>
-              <w:br/>
-            </w:r>
-            <w:r>
-              <w:rPr>
-                <w:rFonts w:ascii="宋体" w:hAnsi="宋体" w:eastAsia="宋体" w:cs="宋体"/>
-                <w:b w:val="0"/>
-                <w:sz w:val="21"/>
-              </w:rPr>
-              <w:t>（1天）</w:t>
+              <w:t>9月</w:t>
+              <w:br/>
+            </w:r>
+            <w:r>
+              <w:rPr>
+                <w:rFonts w:ascii="宋体" w:hAnsi="宋体" w:eastAsia="宋体" w:cs="宋体"/>
+                <w:b w:val="0"/>
+                <w:sz w:val="21"/>
+              </w:rPr>
+              <w:t>23</w:t>
+              <w:br/>
+            </w:r>
+            <w:r>
+              <w:rPr>
+                <w:rFonts w:ascii="宋体" w:hAnsi="宋体" w:eastAsia="宋体" w:cs="宋体"/>
+                <w:b w:val="0"/>
+                <w:sz w:val="21"/>
+              </w:rPr>
+              <w:t>日</w:t>
+              <w:br/>
+            </w:r>
+            <w:r>
+              <w:rPr>
+                <w:rFonts w:ascii="宋体" w:hAnsi="宋体" w:eastAsia="宋体" w:cs="宋体"/>
+                <w:b w:val="0"/>
+                <w:sz w:val="21"/>
+              </w:rPr>
+              <w:t>（1</w:t>
+              <w:br/>
+            </w:r>
+            <w:r>
+              <w:rPr>
+                <w:rFonts w:ascii="宋体" w:hAnsi="宋体" w:eastAsia="宋体" w:cs="宋体"/>
+                <w:b w:val="0"/>
+                <w:sz w:val="21"/>
+              </w:rPr>
+              <w:t>天）</w:t>
             </w:r>
           </w:p>
         </w:tc>
@@ -1771,8 +2634,14 @@
       <w:tr>
         <w:tc>
           <w:tcPr>
-            <w:tcW w:type="dxa" w:w="460"/>
-            <w:vAlign w:val="center"/>
+            <w:tcW w:type="dxa" w:w="580"/>
+            <w:vAlign w:val="center"/>
+            <w:tcBorders>
+              <w:top w:val="single" w:sz="4" w:space="0" w:color="000000"/>
+              <w:left w:val="single" w:sz="4" w:space="0" w:color="000000"/>
+              <w:bottom w:val="single" w:sz="4" w:space="0" w:color="000000"/>
+              <w:right w:val="single" w:sz="4" w:space="0" w:color="000000"/>
+            </w:tcBorders>
           </w:tcPr>
           <w:p>
             <w:pPr>
@@ -1792,8 +2661,14 @@
         </w:tc>
         <w:tc>
           <w:tcPr>
-            <w:tcW w:type="dxa" w:w="460"/>
-            <w:vAlign w:val="center"/>
+            <w:tcW w:type="dxa" w:w="580"/>
+            <w:vAlign w:val="center"/>
+            <w:tcBorders>
+              <w:top w:val="single" w:sz="4" w:space="0" w:color="000000"/>
+              <w:left w:val="single" w:sz="4" w:space="0" w:color="000000"/>
+              <w:bottom w:val="single" w:sz="4" w:space="0" w:color="000000"/>
+              <w:right w:val="single" w:sz="4" w:space="0" w:color="000000"/>
+            </w:tcBorders>
           </w:tcPr>
           <w:p>
             <w:pPr>
@@ -1807,14 +2682,29 @@
                 <w:b w:val="0"/>
                 <w:sz w:val="21"/>
               </w:rPr>
-              <w:t>带电中心</w:t>
-            </w:r>
-          </w:p>
-        </w:tc>
-        <w:tc>
-          <w:tcPr>
-            <w:tcW w:type="dxa" w:w="460"/>
-            <w:vAlign w:val="center"/>
+              <w:t>带电</w:t>
+              <w:br/>
+            </w:r>
+            <w:r>
+              <w:rPr>
+                <w:rFonts w:ascii="宋体" w:hAnsi="宋体" w:eastAsia="宋体" w:cs="宋体"/>
+                <w:b w:val="0"/>
+                <w:sz w:val="21"/>
+              </w:rPr>
+              <w:t>中心</w:t>
+            </w:r>
+          </w:p>
+        </w:tc>
+        <w:tc>
+          <w:tcPr>
+            <w:tcW w:type="dxa" w:w="580"/>
+            <w:vAlign w:val="center"/>
+            <w:tcBorders>
+              <w:top w:val="single" w:sz="4" w:space="0" w:color="000000"/>
+              <w:left w:val="single" w:sz="4" w:space="0" w:color="000000"/>
+              <w:bottom w:val="single" w:sz="4" w:space="0" w:color="000000"/>
+              <w:right w:val="single" w:sz="4" w:space="0" w:color="000000"/>
+            </w:tcBorders>
           </w:tcPr>
           <w:p>
             <w:pPr>
@@ -1828,14 +2718,110 @@
                 <w:b w:val="0"/>
                 <w:sz w:val="21"/>
               </w:rPr>
-              <w:t>国网山东青岛供电公司2026年李沧区带电作业服务</w:t>
-            </w:r>
-          </w:p>
-        </w:tc>
-        <w:tc>
-          <w:tcPr>
-            <w:tcW w:type="dxa" w:w="460"/>
-            <w:vAlign w:val="center"/>
+              <w:t>国网</w:t>
+              <w:br/>
+            </w:r>
+            <w:r>
+              <w:rPr>
+                <w:rFonts w:ascii="宋体" w:hAnsi="宋体" w:eastAsia="宋体" w:cs="宋体"/>
+                <w:b w:val="0"/>
+                <w:sz w:val="21"/>
+              </w:rPr>
+              <w:t>山东</w:t>
+              <w:br/>
+            </w:r>
+            <w:r>
+              <w:rPr>
+                <w:rFonts w:ascii="宋体" w:hAnsi="宋体" w:eastAsia="宋体" w:cs="宋体"/>
+                <w:b w:val="0"/>
+                <w:sz w:val="21"/>
+              </w:rPr>
+              <w:t>青岛</w:t>
+              <w:br/>
+            </w:r>
+            <w:r>
+              <w:rPr>
+                <w:rFonts w:ascii="宋体" w:hAnsi="宋体" w:eastAsia="宋体" w:cs="宋体"/>
+                <w:b w:val="0"/>
+                <w:sz w:val="21"/>
+              </w:rPr>
+              <w:t>供电</w:t>
+              <w:br/>
+            </w:r>
+            <w:r>
+              <w:rPr>
+                <w:rFonts w:ascii="宋体" w:hAnsi="宋体" w:eastAsia="宋体" w:cs="宋体"/>
+                <w:b w:val="0"/>
+                <w:sz w:val="21"/>
+              </w:rPr>
+              <w:t>公司</w:t>
+              <w:br/>
+            </w:r>
+            <w:r>
+              <w:rPr>
+                <w:rFonts w:ascii="宋体" w:hAnsi="宋体" w:eastAsia="宋体" w:cs="宋体"/>
+                <w:b w:val="0"/>
+                <w:sz w:val="21"/>
+              </w:rPr>
+              <w:t>2026</w:t>
+              <w:br/>
+            </w:r>
+            <w:r>
+              <w:rPr>
+                <w:rFonts w:ascii="宋体" w:hAnsi="宋体" w:eastAsia="宋体" w:cs="宋体"/>
+                <w:b w:val="0"/>
+                <w:sz w:val="21"/>
+              </w:rPr>
+              <w:t>年李</w:t>
+              <w:br/>
+            </w:r>
+            <w:r>
+              <w:rPr>
+                <w:rFonts w:ascii="宋体" w:hAnsi="宋体" w:eastAsia="宋体" w:cs="宋体"/>
+                <w:b w:val="0"/>
+                <w:sz w:val="21"/>
+              </w:rPr>
+              <w:t>沧区</w:t>
+              <w:br/>
+            </w:r>
+            <w:r>
+              <w:rPr>
+                <w:rFonts w:ascii="宋体" w:hAnsi="宋体" w:eastAsia="宋体" w:cs="宋体"/>
+                <w:b w:val="0"/>
+                <w:sz w:val="21"/>
+              </w:rPr>
+              <w:t>带电</w:t>
+              <w:br/>
+            </w:r>
+            <w:r>
+              <w:rPr>
+                <w:rFonts w:ascii="宋体" w:hAnsi="宋体" w:eastAsia="宋体" w:cs="宋体"/>
+                <w:b w:val="0"/>
+                <w:sz w:val="21"/>
+              </w:rPr>
+              <w:t>作业</w:t>
+              <w:br/>
+            </w:r>
+            <w:r>
+              <w:rPr>
+                <w:rFonts w:ascii="宋体" w:hAnsi="宋体" w:eastAsia="宋体" w:cs="宋体"/>
+                <w:b w:val="0"/>
+                <w:sz w:val="21"/>
+              </w:rPr>
+              <w:t>服务</w:t>
+            </w:r>
+          </w:p>
+        </w:tc>
+        <w:tc>
+          <w:tcPr>
+            <w:tcW w:type="dxa" w:w="580"/>
+            <w:vAlign w:val="center"/>
+            <w:tcBorders>
+              <w:top w:val="single" w:sz="4" w:space="0" w:color="000000"/>
+              <w:left w:val="single" w:sz="4" w:space="0" w:color="000000"/>
+              <w:bottom w:val="single" w:sz="4" w:space="0" w:color="000000"/>
+              <w:right w:val="single" w:sz="4" w:space="0" w:color="000000"/>
+            </w:tcBorders>
           </w:tcPr>
           <w:p>
             <w:pPr>
@@ -1855,8 +2841,14 @@
         </w:tc>
         <w:tc>
           <w:tcPr>
-            <w:tcW w:type="dxa" w:w="460"/>
-            <w:vAlign w:val="center"/>
+            <w:tcW w:type="dxa" w:w="580"/>
+            <w:vAlign w:val="center"/>
+            <w:tcBorders>
+              <w:top w:val="single" w:sz="4" w:space="0" w:color="000000"/>
+              <w:left w:val="single" w:sz="4" w:space="0" w:color="000000"/>
+              <w:bottom w:val="single" w:sz="4" w:space="0" w:color="000000"/>
+              <w:right w:val="single" w:sz="4" w:space="0" w:color="000000"/>
+            </w:tcBorders>
           </w:tcPr>
           <w:p>
             <w:pPr>
@@ -1876,8 +2868,14 @@
         </w:tc>
         <w:tc>
           <w:tcPr>
-            <w:tcW w:type="dxa" w:w="460"/>
-            <w:vAlign w:val="center"/>
+            <w:tcW w:type="dxa" w:w="580"/>
+            <w:vAlign w:val="center"/>
+            <w:tcBorders>
+              <w:top w:val="single" w:sz="4" w:space="0" w:color="000000"/>
+              <w:left w:val="single" w:sz="4" w:space="0" w:color="000000"/>
+              <w:bottom w:val="single" w:sz="4" w:space="0" w:color="000000"/>
+              <w:right w:val="single" w:sz="4" w:space="0" w:color="000000"/>
+            </w:tcBorders>
           </w:tcPr>
           <w:p>
             <w:pPr>
@@ -1897,8 +2895,14 @@
         </w:tc>
         <w:tc>
           <w:tcPr>
-            <w:tcW w:type="dxa" w:w="460"/>
-            <w:vAlign w:val="center"/>
+            <w:tcW w:type="dxa" w:w="580"/>
+            <w:vAlign w:val="center"/>
+            <w:tcBorders>
+              <w:top w:val="single" w:sz="4" w:space="0" w:color="000000"/>
+              <w:left w:val="single" w:sz="4" w:space="0" w:color="000000"/>
+              <w:bottom w:val="single" w:sz="4" w:space="0" w:color="000000"/>
+              <w:right w:val="single" w:sz="4" w:space="0" w:color="000000"/>
+            </w:tcBorders>
           </w:tcPr>
           <w:p>
             <w:pPr>
@@ -1912,16 +2916,43 @@
                 <w:b w:val="0"/>
                 <w:sz w:val="21"/>
               </w:rPr>
-              <w:t>9月22日</w:t>
-              <w:br/>
-            </w:r>
-            <w:r>
-              <w:rPr>
-                <w:rFonts w:ascii="宋体" w:hAnsi="宋体" w:eastAsia="宋体" w:cs="宋体"/>
-                <w:b w:val="0"/>
-                <w:sz w:val="21"/>
-              </w:rPr>
-              <w:t>（1天）</w:t>
+              <w:t>9月</w:t>
+              <w:br/>
+            </w:r>
+            <w:r>
+              <w:rPr>
+                <w:rFonts w:ascii="宋体" w:hAnsi="宋体" w:eastAsia="宋体" w:cs="宋体"/>
+                <w:b w:val="0"/>
+                <w:sz w:val="21"/>
+              </w:rPr>
+              <w:t>22</w:t>
+              <w:br/>
+            </w:r>
+            <w:r>
+              <w:rPr>
+                <w:rFonts w:ascii="宋体" w:hAnsi="宋体" w:eastAsia="宋体" w:cs="宋体"/>
+                <w:b w:val="0"/>
+                <w:sz w:val="21"/>
+              </w:rPr>
+              <w:t>日</w:t>
+              <w:br/>
+            </w:r>
+            <w:r>
+              <w:rPr>
+                <w:rFonts w:ascii="宋体" w:hAnsi="宋体" w:eastAsia="宋体" w:cs="宋体"/>
+                <w:b w:val="0"/>
+                <w:sz w:val="21"/>
+              </w:rPr>
+              <w:t>（1</w:t>
+              <w:br/>
+            </w:r>
+            <w:r>
+              <w:rPr>
+                <w:rFonts w:ascii="宋体" w:hAnsi="宋体" w:eastAsia="宋体" w:cs="宋体"/>
+                <w:b w:val="0"/>
+                <w:sz w:val="21"/>
+              </w:rPr>
+              <w:t>天）</w:t>
             </w:r>
           </w:p>
         </w:tc>
@@ -1929,8 +2960,14 @@
       <w:tr>
         <w:tc>
           <w:tcPr>
-            <w:tcW w:type="dxa" w:w="460"/>
-            <w:vAlign w:val="center"/>
+            <w:tcW w:type="dxa" w:w="580"/>
+            <w:vAlign w:val="center"/>
+            <w:tcBorders>
+              <w:top w:val="single" w:sz="4" w:space="0" w:color="000000"/>
+              <w:left w:val="single" w:sz="4" w:space="0" w:color="000000"/>
+              <w:bottom w:val="single" w:sz="4" w:space="0" w:color="000000"/>
+              <w:right w:val="single" w:sz="4" w:space="0" w:color="000000"/>
+            </w:tcBorders>
           </w:tcPr>
           <w:p>
             <w:pPr>
@@ -1950,8 +2987,14 @@
         </w:tc>
         <w:tc>
           <w:tcPr>
-            <w:tcW w:type="dxa" w:w="460"/>
-            <w:vAlign w:val="center"/>
+            <w:tcW w:type="dxa" w:w="580"/>
+            <w:vAlign w:val="center"/>
+            <w:tcBorders>
+              <w:top w:val="single" w:sz="4" w:space="0" w:color="000000"/>
+              <w:left w:val="single" w:sz="4" w:space="0" w:color="000000"/>
+              <w:bottom w:val="single" w:sz="4" w:space="0" w:color="000000"/>
+              <w:right w:val="single" w:sz="4" w:space="0" w:color="000000"/>
+            </w:tcBorders>
           </w:tcPr>
           <w:p>
             <w:pPr>
@@ -1965,14 +3008,29 @@
                 <w:b w:val="0"/>
                 <w:sz w:val="21"/>
               </w:rPr>
-              <w:t>变电检修</w:t>
-            </w:r>
-          </w:p>
-        </w:tc>
-        <w:tc>
-          <w:tcPr>
-            <w:tcW w:type="dxa" w:w="460"/>
-            <w:vAlign w:val="center"/>
+              <w:t>变电</w:t>
+              <w:br/>
+            </w:r>
+            <w:r>
+              <w:rPr>
+                <w:rFonts w:ascii="宋体" w:hAnsi="宋体" w:eastAsia="宋体" w:cs="宋体"/>
+                <w:b w:val="0"/>
+                <w:sz w:val="21"/>
+              </w:rPr>
+              <w:t>检修</w:t>
+            </w:r>
+          </w:p>
+        </w:tc>
+        <w:tc>
+          <w:tcPr>
+            <w:tcW w:type="dxa" w:w="580"/>
+            <w:vAlign w:val="center"/>
+            <w:tcBorders>
+              <w:top w:val="single" w:sz="4" w:space="0" w:color="000000"/>
+              <w:left w:val="single" w:sz="4" w:space="0" w:color="000000"/>
+              <w:bottom w:val="single" w:sz="4" w:space="0" w:color="000000"/>
+              <w:right w:val="single" w:sz="4" w:space="0" w:color="000000"/>
+            </w:tcBorders>
           </w:tcPr>
           <w:p>
             <w:pPr>
@@ -1986,14 +3044,38 @@
                 <w:b w:val="0"/>
                 <w:sz w:val="21"/>
               </w:rPr>
-              <w:t>作业计划3942</w:t>
-            </w:r>
-          </w:p>
-        </w:tc>
-        <w:tc>
-          <w:tcPr>
-            <w:tcW w:type="dxa" w:w="460"/>
-            <w:vAlign w:val="center"/>
+              <w:t>作业</w:t>
+              <w:br/>
+            </w:r>
+            <w:r>
+              <w:rPr>
+                <w:rFonts w:ascii="宋体" w:hAnsi="宋体" w:eastAsia="宋体" w:cs="宋体"/>
+                <w:b w:val="0"/>
+                <w:sz w:val="21"/>
+              </w:rPr>
+              <w:t>计划</w:t>
+              <w:br/>
+            </w:r>
+            <w:r>
+              <w:rPr>
+                <w:rFonts w:ascii="宋体" w:hAnsi="宋体" w:eastAsia="宋体" w:cs="宋体"/>
+                <w:b w:val="0"/>
+                <w:sz w:val="21"/>
+              </w:rPr>
+              <w:t>3942</w:t>
+            </w:r>
+          </w:p>
+        </w:tc>
+        <w:tc>
+          <w:tcPr>
+            <w:tcW w:type="dxa" w:w="580"/>
+            <w:vAlign w:val="center"/>
+            <w:tcBorders>
+              <w:top w:val="single" w:sz="4" w:space="0" w:color="000000"/>
+              <w:left w:val="single" w:sz="4" w:space="0" w:color="000000"/>
+              <w:bottom w:val="single" w:sz="4" w:space="0" w:color="000000"/>
+              <w:right w:val="single" w:sz="4" w:space="0" w:color="000000"/>
+            </w:tcBorders>
           </w:tcPr>
           <w:p>
             <w:pPr>
@@ -2013,8 +3095,14 @@
         </w:tc>
         <w:tc>
           <w:tcPr>
-            <w:tcW w:type="dxa" w:w="460"/>
-            <w:vAlign w:val="center"/>
+            <w:tcW w:type="dxa" w:w="580"/>
+            <w:vAlign w:val="center"/>
+            <w:tcBorders>
+              <w:top w:val="single" w:sz="4" w:space="0" w:color="000000"/>
+              <w:left w:val="single" w:sz="4" w:space="0" w:color="000000"/>
+              <w:bottom w:val="single" w:sz="4" w:space="0" w:color="000000"/>
+              <w:right w:val="single" w:sz="4" w:space="0" w:color="000000"/>
+            </w:tcBorders>
           </w:tcPr>
           <w:p>
             <w:pPr>
@@ -2034,8 +3122,14 @@
         </w:tc>
         <w:tc>
           <w:tcPr>
-            <w:tcW w:type="dxa" w:w="460"/>
-            <w:vAlign w:val="center"/>
+            <w:tcW w:type="dxa" w:w="580"/>
+            <w:vAlign w:val="center"/>
+            <w:tcBorders>
+              <w:top w:val="single" w:sz="4" w:space="0" w:color="000000"/>
+              <w:left w:val="single" w:sz="4" w:space="0" w:color="000000"/>
+              <w:bottom w:val="single" w:sz="4" w:space="0" w:color="000000"/>
+              <w:right w:val="single" w:sz="4" w:space="0" w:color="000000"/>
+            </w:tcBorders>
           </w:tcPr>
           <w:p>
             <w:pPr>
@@ -2055,8 +3149,14 @@
         </w:tc>
         <w:tc>
           <w:tcPr>
-            <w:tcW w:type="dxa" w:w="460"/>
-            <w:vAlign w:val="center"/>
+            <w:tcW w:type="dxa" w:w="580"/>
+            <w:vAlign w:val="center"/>
+            <w:tcBorders>
+              <w:top w:val="single" w:sz="4" w:space="0" w:color="000000"/>
+              <w:left w:val="single" w:sz="4" w:space="0" w:color="000000"/>
+              <w:bottom w:val="single" w:sz="4" w:space="0" w:color="000000"/>
+              <w:right w:val="single" w:sz="4" w:space="0" w:color="000000"/>
+            </w:tcBorders>
           </w:tcPr>
           <w:p>
             <w:pPr>
@@ -2070,16 +3170,70 @@
                 <w:b w:val="0"/>
                 <w:sz w:val="21"/>
               </w:rPr>
-              <w:t>9月13日-22日</w:t>
-              <w:br/>
-            </w:r>
-            <w:r>
-              <w:rPr>
-                <w:rFonts w:ascii="宋体" w:hAnsi="宋体" w:eastAsia="宋体" w:cs="宋体"/>
-                <w:b w:val="0"/>
-                <w:sz w:val="21"/>
-              </w:rPr>
-              <w:t>（10天）</w:t>
+              <w:t>9月</w:t>
+              <w:br/>
+            </w:r>
+            <w:r>
+              <w:rPr>
+                <w:rFonts w:ascii="宋体" w:hAnsi="宋体" w:eastAsia="宋体" w:cs="宋体"/>
+                <w:b w:val="0"/>
+                <w:sz w:val="21"/>
+              </w:rPr>
+              <w:t>13</w:t>
+              <w:br/>
+            </w:r>
+            <w:r>
+              <w:rPr>
+                <w:rFonts w:ascii="宋体" w:hAnsi="宋体" w:eastAsia="宋体" w:cs="宋体"/>
+                <w:b w:val="0"/>
+                <w:sz w:val="21"/>
+              </w:rPr>
+              <w:t>日-</w:t>
+              <w:br/>
+            </w:r>
+            <w:r>
+              <w:rPr>
+                <w:rFonts w:ascii="宋体" w:hAnsi="宋体" w:eastAsia="宋体" w:cs="宋体"/>
+                <w:b w:val="0"/>
+                <w:sz w:val="21"/>
+              </w:rPr>
+              <w:t>22</w:t>
+              <w:br/>
+            </w:r>
+            <w:r>
+              <w:rPr>
+                <w:rFonts w:ascii="宋体" w:hAnsi="宋体" w:eastAsia="宋体" w:cs="宋体"/>
+                <w:b w:val="0"/>
+                <w:sz w:val="21"/>
+              </w:rPr>
+              <w:t>日</w:t>
+              <w:br/>
+            </w:r>
+            <w:r>
+              <w:rPr>
+                <w:rFonts w:ascii="宋体" w:hAnsi="宋体" w:eastAsia="宋体" w:cs="宋体"/>
+                <w:b w:val="0"/>
+                <w:sz w:val="21"/>
+              </w:rPr>
+              <w:t>（</w:t>
+              <w:br/>
+            </w:r>
+            <w:r>
+              <w:rPr>
+                <w:rFonts w:ascii="宋体" w:hAnsi="宋体" w:eastAsia="宋体" w:cs="宋体"/>
+                <w:b w:val="0"/>
+                <w:sz w:val="21"/>
+              </w:rPr>
+              <w:t>10</w:t>
+              <w:br/>
+            </w:r>
+            <w:r>
+              <w:rPr>
+                <w:rFonts w:ascii="宋体" w:hAnsi="宋体" w:eastAsia="宋体" w:cs="宋体"/>
+                <w:b w:val="0"/>
+                <w:sz w:val="21"/>
+              </w:rPr>
+              <w:t>天）</w:t>
             </w:r>
           </w:p>
         </w:tc>
@@ -2087,8 +3241,14 @@
       <w:tr>
         <w:tc>
           <w:tcPr>
-            <w:tcW w:type="dxa" w:w="460"/>
-            <w:vAlign w:val="center"/>
+            <w:tcW w:type="dxa" w:w="580"/>
+            <w:vAlign w:val="center"/>
+            <w:tcBorders>
+              <w:top w:val="single" w:sz="4" w:space="0" w:color="000000"/>
+              <w:left w:val="single" w:sz="4" w:space="0" w:color="000000"/>
+              <w:bottom w:val="single" w:sz="4" w:space="0" w:color="000000"/>
+              <w:right w:val="single" w:sz="4" w:space="0" w:color="000000"/>
+            </w:tcBorders>
           </w:tcPr>
           <w:p>
             <w:pPr>
@@ -2108,8 +3268,14 @@
         </w:tc>
         <w:tc>
           <w:tcPr>
-            <w:tcW w:type="dxa" w:w="460"/>
-            <w:vAlign w:val="center"/>
+            <w:tcW w:type="dxa" w:w="580"/>
+            <w:vAlign w:val="center"/>
+            <w:tcBorders>
+              <w:top w:val="single" w:sz="4" w:space="0" w:color="000000"/>
+              <w:left w:val="single" w:sz="4" w:space="0" w:color="000000"/>
+              <w:bottom w:val="single" w:sz="4" w:space="0" w:color="000000"/>
+              <w:right w:val="single" w:sz="4" w:space="0" w:color="000000"/>
+            </w:tcBorders>
           </w:tcPr>
           <w:p>
             <w:pPr>
@@ -2123,14 +3289,29 @@
                 <w:b w:val="0"/>
                 <w:sz w:val="21"/>
               </w:rPr>
-              <w:t>安装公司</w:t>
-            </w:r>
-          </w:p>
-        </w:tc>
-        <w:tc>
-          <w:tcPr>
-            <w:tcW w:type="dxa" w:w="460"/>
-            <w:vAlign w:val="center"/>
+              <w:t>安装</w:t>
+              <w:br/>
+            </w:r>
+            <w:r>
+              <w:rPr>
+                <w:rFonts w:ascii="宋体" w:hAnsi="宋体" w:eastAsia="宋体" w:cs="宋体"/>
+                <w:b w:val="0"/>
+                <w:sz w:val="21"/>
+              </w:rPr>
+              <w:t>公司</w:t>
+            </w:r>
+          </w:p>
+        </w:tc>
+        <w:tc>
+          <w:tcPr>
+            <w:tcW w:type="dxa" w:w="580"/>
+            <w:vAlign w:val="center"/>
+            <w:tcBorders>
+              <w:top w:val="single" w:sz="4" w:space="0" w:color="000000"/>
+              <w:left w:val="single" w:sz="4" w:space="0" w:color="000000"/>
+              <w:bottom w:val="single" w:sz="4" w:space="0" w:color="000000"/>
+              <w:right w:val="single" w:sz="4" w:space="0" w:color="000000"/>
+            </w:tcBorders>
           </w:tcPr>
           <w:p>
             <w:pPr>
@@ -2144,14 +3325,83 @@
                 <w:b w:val="0"/>
                 <w:sz w:val="21"/>
               </w:rPr>
-              <w:t>蔚蓝海岸二期35kV输变电工程</w:t>
-            </w:r>
-          </w:p>
-        </w:tc>
-        <w:tc>
-          <w:tcPr>
-            <w:tcW w:type="dxa" w:w="460"/>
-            <w:vAlign w:val="center"/>
+              <w:t>蔚蓝</w:t>
+              <w:br/>
+            </w:r>
+            <w:r>
+              <w:rPr>
+                <w:rFonts w:ascii="宋体" w:hAnsi="宋体" w:eastAsia="宋体" w:cs="宋体"/>
+                <w:b w:val="0"/>
+                <w:sz w:val="21"/>
+              </w:rPr>
+              <w:t>海岸</w:t>
+              <w:br/>
+            </w:r>
+            <w:r>
+              <w:rPr>
+                <w:rFonts w:ascii="宋体" w:hAnsi="宋体" w:eastAsia="宋体" w:cs="宋体"/>
+                <w:b w:val="0"/>
+                <w:sz w:val="21"/>
+              </w:rPr>
+              <w:t>二期</w:t>
+              <w:br/>
+            </w:r>
+            <w:r>
+              <w:rPr>
+                <w:rFonts w:ascii="宋体" w:hAnsi="宋体" w:eastAsia="宋体" w:cs="宋体"/>
+                <w:b w:val="0"/>
+                <w:sz w:val="21"/>
+              </w:rPr>
+              <w:t>35</w:t>
+              <w:br/>
+            </w:r>
+            <w:r>
+              <w:rPr>
+                <w:rFonts w:ascii="宋体" w:hAnsi="宋体" w:eastAsia="宋体" w:cs="宋体"/>
+                <w:b w:val="0"/>
+                <w:sz w:val="21"/>
+              </w:rPr>
+              <w:t>kV</w:t>
+              <w:br/>
+            </w:r>
+            <w:r>
+              <w:rPr>
+                <w:rFonts w:ascii="宋体" w:hAnsi="宋体" w:eastAsia="宋体" w:cs="宋体"/>
+                <w:b w:val="0"/>
+                <w:sz w:val="21"/>
+              </w:rPr>
+              <w:t>输变</w:t>
+              <w:br/>
+            </w:r>
+            <w:r>
+              <w:rPr>
+                <w:rFonts w:ascii="宋体" w:hAnsi="宋体" w:eastAsia="宋体" w:cs="宋体"/>
+                <w:b w:val="0"/>
+                <w:sz w:val="21"/>
+              </w:rPr>
+              <w:t>电工</w:t>
+              <w:br/>
+            </w:r>
+            <w:r>
+              <w:rPr>
+                <w:rFonts w:ascii="宋体" w:hAnsi="宋体" w:eastAsia="宋体" w:cs="宋体"/>
+                <w:b w:val="0"/>
+                <w:sz w:val="21"/>
+              </w:rPr>
+              <w:t>程</w:t>
+            </w:r>
+          </w:p>
+        </w:tc>
+        <w:tc>
+          <w:tcPr>
+            <w:tcW w:type="dxa" w:w="580"/>
+            <w:vAlign w:val="center"/>
+            <w:tcBorders>
+              <w:top w:val="single" w:sz="4" w:space="0" w:color="000000"/>
+              <w:left w:val="single" w:sz="4" w:space="0" w:color="000000"/>
+              <w:bottom w:val="single" w:sz="4" w:space="0" w:color="000000"/>
+              <w:right w:val="single" w:sz="4" w:space="0" w:color="000000"/>
+            </w:tcBorders>
           </w:tcPr>
           <w:p>
             <w:pPr>
@@ -2171,8 +3421,14 @@
         </w:tc>
         <w:tc>
           <w:tcPr>
-            <w:tcW w:type="dxa" w:w="460"/>
-            <w:vAlign w:val="center"/>
+            <w:tcW w:type="dxa" w:w="580"/>
+            <w:vAlign w:val="center"/>
+            <w:tcBorders>
+              <w:top w:val="single" w:sz="4" w:space="0" w:color="000000"/>
+              <w:left w:val="single" w:sz="4" w:space="0" w:color="000000"/>
+              <w:bottom w:val="single" w:sz="4" w:space="0" w:color="000000"/>
+              <w:right w:val="single" w:sz="4" w:space="0" w:color="000000"/>
+            </w:tcBorders>
           </w:tcPr>
           <w:p>
             <w:pPr>
@@ -2192,8 +3448,14 @@
         </w:tc>
         <w:tc>
           <w:tcPr>
-            <w:tcW w:type="dxa" w:w="460"/>
-            <w:vAlign w:val="center"/>
+            <w:tcW w:type="dxa" w:w="580"/>
+            <w:vAlign w:val="center"/>
+            <w:tcBorders>
+              <w:top w:val="single" w:sz="4" w:space="0" w:color="000000"/>
+              <w:left w:val="single" w:sz="4" w:space="0" w:color="000000"/>
+              <w:bottom w:val="single" w:sz="4" w:space="0" w:color="000000"/>
+              <w:right w:val="single" w:sz="4" w:space="0" w:color="000000"/>
+            </w:tcBorders>
           </w:tcPr>
           <w:p>
             <w:pPr>
@@ -2213,8 +3475,14 @@
         </w:tc>
         <w:tc>
           <w:tcPr>
-            <w:tcW w:type="dxa" w:w="460"/>
-            <w:vAlign w:val="center"/>
+            <w:tcW w:type="dxa" w:w="580"/>
+            <w:vAlign w:val="center"/>
+            <w:tcBorders>
+              <w:top w:val="single" w:sz="4" w:space="0" w:color="000000"/>
+              <w:left w:val="single" w:sz="4" w:space="0" w:color="000000"/>
+              <w:bottom w:val="single" w:sz="4" w:space="0" w:color="000000"/>
+              <w:right w:val="single" w:sz="4" w:space="0" w:color="000000"/>
+            </w:tcBorders>
           </w:tcPr>
           <w:p>
             <w:pPr>
@@ -2228,16 +3496,61 @@
                 <w:b w:val="0"/>
                 <w:sz w:val="21"/>
               </w:rPr>
-              <w:t>9月22日-23日</w:t>
-              <w:br/>
-            </w:r>
-            <w:r>
-              <w:rPr>
-                <w:rFonts w:ascii="宋体" w:hAnsi="宋体" w:eastAsia="宋体" w:cs="宋体"/>
-                <w:b w:val="0"/>
-                <w:sz w:val="21"/>
-              </w:rPr>
-              <w:t>（2天）</w:t>
+              <w:t>9月</w:t>
+              <w:br/>
+            </w:r>
+            <w:r>
+              <w:rPr>
+                <w:rFonts w:ascii="宋体" w:hAnsi="宋体" w:eastAsia="宋体" w:cs="宋体"/>
+                <w:b w:val="0"/>
+                <w:sz w:val="21"/>
+              </w:rPr>
+              <w:t>22</w:t>
+              <w:br/>
+            </w:r>
+            <w:r>
+              <w:rPr>
+                <w:rFonts w:ascii="宋体" w:hAnsi="宋体" w:eastAsia="宋体" w:cs="宋体"/>
+                <w:b w:val="0"/>
+                <w:sz w:val="21"/>
+              </w:rPr>
+              <w:t>日-</w:t>
+              <w:br/>
+            </w:r>
+            <w:r>
+              <w:rPr>
+                <w:rFonts w:ascii="宋体" w:hAnsi="宋体" w:eastAsia="宋体" w:cs="宋体"/>
+                <w:b w:val="0"/>
+                <w:sz w:val="21"/>
+              </w:rPr>
+              <w:t>23</w:t>
+              <w:br/>
+            </w:r>
+            <w:r>
+              <w:rPr>
+                <w:rFonts w:ascii="宋体" w:hAnsi="宋体" w:eastAsia="宋体" w:cs="宋体"/>
+                <w:b w:val="0"/>
+                <w:sz w:val="21"/>
+              </w:rPr>
+              <w:t>日</w:t>
+              <w:br/>
+            </w:r>
+            <w:r>
+              <w:rPr>
+                <w:rFonts w:ascii="宋体" w:hAnsi="宋体" w:eastAsia="宋体" w:cs="宋体"/>
+                <w:b w:val="0"/>
+                <w:sz w:val="21"/>
+              </w:rPr>
+              <w:t>（2</w:t>
+              <w:br/>
+            </w:r>
+            <w:r>
+              <w:rPr>
+                <w:rFonts w:ascii="宋体" w:hAnsi="宋体" w:eastAsia="宋体" w:cs="宋体"/>
+                <w:b w:val="0"/>
+                <w:sz w:val="21"/>
+              </w:rPr>
+              <w:t>天）</w:t>
             </w:r>
           </w:p>
         </w:tc>
@@ -2245,8 +3558,14 @@
       <w:tr>
         <w:tc>
           <w:tcPr>
-            <w:tcW w:type="dxa" w:w="460"/>
-            <w:vAlign w:val="center"/>
+            <w:tcW w:type="dxa" w:w="580"/>
+            <w:vAlign w:val="center"/>
+            <w:tcBorders>
+              <w:top w:val="single" w:sz="4" w:space="0" w:color="000000"/>
+              <w:left w:val="single" w:sz="4" w:space="0" w:color="000000"/>
+              <w:bottom w:val="single" w:sz="4" w:space="0" w:color="000000"/>
+              <w:right w:val="single" w:sz="4" w:space="0" w:color="000000"/>
+            </w:tcBorders>
           </w:tcPr>
           <w:p>
             <w:pPr>
@@ -2266,8 +3585,14 @@
         </w:tc>
         <w:tc>
           <w:tcPr>
-            <w:tcW w:type="dxa" w:w="460"/>
-            <w:vAlign w:val="center"/>
+            <w:tcW w:type="dxa" w:w="580"/>
+            <w:vAlign w:val="center"/>
+            <w:tcBorders>
+              <w:top w:val="single" w:sz="4" w:space="0" w:color="000000"/>
+              <w:left w:val="single" w:sz="4" w:space="0" w:color="000000"/>
+              <w:bottom w:val="single" w:sz="4" w:space="0" w:color="000000"/>
+              <w:right w:val="single" w:sz="4" w:space="0" w:color="000000"/>
+            </w:tcBorders>
           </w:tcPr>
           <w:p>
             <w:pPr>
@@ -2281,14 +3606,29 @@
                 <w:b w:val="0"/>
                 <w:sz w:val="21"/>
               </w:rPr>
-              <w:t>安装公司</w:t>
-            </w:r>
-          </w:p>
-        </w:tc>
-        <w:tc>
-          <w:tcPr>
-            <w:tcW w:type="dxa" w:w="460"/>
-            <w:vAlign w:val="center"/>
+              <w:t>安装</w:t>
+              <w:br/>
+            </w:r>
+            <w:r>
+              <w:rPr>
+                <w:rFonts w:ascii="宋体" w:hAnsi="宋体" w:eastAsia="宋体" w:cs="宋体"/>
+                <w:b w:val="0"/>
+                <w:sz w:val="21"/>
+              </w:rPr>
+              <w:t>公司</w:t>
+            </w:r>
+          </w:p>
+        </w:tc>
+        <w:tc>
+          <w:tcPr>
+            <w:tcW w:type="dxa" w:w="580"/>
+            <w:vAlign w:val="center"/>
+            <w:tcBorders>
+              <w:top w:val="single" w:sz="4" w:space="0" w:color="000000"/>
+              <w:left w:val="single" w:sz="4" w:space="0" w:color="000000"/>
+              <w:bottom w:val="single" w:sz="4" w:space="0" w:color="000000"/>
+              <w:right w:val="single" w:sz="4" w:space="0" w:color="000000"/>
+            </w:tcBorders>
           </w:tcPr>
           <w:p>
             <w:pPr>
@@ -2302,14 +3642,74 @@
                 <w:b w:val="0"/>
                 <w:sz w:val="21"/>
               </w:rPr>
-              <w:t>青岛临空220千伏输变电工程</w:t>
-            </w:r>
-          </w:p>
-        </w:tc>
-        <w:tc>
-          <w:tcPr>
-            <w:tcW w:type="dxa" w:w="460"/>
-            <w:vAlign w:val="center"/>
+              <w:t>青岛</w:t>
+              <w:br/>
+            </w:r>
+            <w:r>
+              <w:rPr>
+                <w:rFonts w:ascii="宋体" w:hAnsi="宋体" w:eastAsia="宋体" w:cs="宋体"/>
+                <w:b w:val="0"/>
+                <w:sz w:val="21"/>
+              </w:rPr>
+              <w:t>临空</w:t>
+              <w:br/>
+            </w:r>
+            <w:r>
+              <w:rPr>
+                <w:rFonts w:ascii="宋体" w:hAnsi="宋体" w:eastAsia="宋体" w:cs="宋体"/>
+                <w:b w:val="0"/>
+                <w:sz w:val="21"/>
+              </w:rPr>
+              <w:t>220</w:t>
+              <w:br/>
+            </w:r>
+            <w:r>
+              <w:rPr>
+                <w:rFonts w:ascii="宋体" w:hAnsi="宋体" w:eastAsia="宋体" w:cs="宋体"/>
+                <w:b w:val="0"/>
+                <w:sz w:val="21"/>
+              </w:rPr>
+              <w:t>千伏</w:t>
+              <w:br/>
+            </w:r>
+            <w:r>
+              <w:rPr>
+                <w:rFonts w:ascii="宋体" w:hAnsi="宋体" w:eastAsia="宋体" w:cs="宋体"/>
+                <w:b w:val="0"/>
+                <w:sz w:val="21"/>
+              </w:rPr>
+              <w:t>输变</w:t>
+              <w:br/>
+            </w:r>
+            <w:r>
+              <w:rPr>
+                <w:rFonts w:ascii="宋体" w:hAnsi="宋体" w:eastAsia="宋体" w:cs="宋体"/>
+                <w:b w:val="0"/>
+                <w:sz w:val="21"/>
+              </w:rPr>
+              <w:t>电工</w:t>
+              <w:br/>
+            </w:r>
+            <w:r>
+              <w:rPr>
+                <w:rFonts w:ascii="宋体" w:hAnsi="宋体" w:eastAsia="宋体" w:cs="宋体"/>
+                <w:b w:val="0"/>
+                <w:sz w:val="21"/>
+              </w:rPr>
+              <w:t>程</w:t>
+            </w:r>
+          </w:p>
+        </w:tc>
+        <w:tc>
+          <w:tcPr>
+            <w:tcW w:type="dxa" w:w="580"/>
+            <w:vAlign w:val="center"/>
+            <w:tcBorders>
+              <w:top w:val="single" w:sz="4" w:space="0" w:color="000000"/>
+              <w:left w:val="single" w:sz="4" w:space="0" w:color="000000"/>
+              <w:bottom w:val="single" w:sz="4" w:space="0" w:color="000000"/>
+              <w:right w:val="single" w:sz="4" w:space="0" w:color="000000"/>
+            </w:tcBorders>
           </w:tcPr>
           <w:p>
             <w:pPr>
@@ -2329,8 +3729,14 @@
         </w:tc>
         <w:tc>
           <w:tcPr>
-            <w:tcW w:type="dxa" w:w="460"/>
-            <w:vAlign w:val="center"/>
+            <w:tcW w:type="dxa" w:w="580"/>
+            <w:vAlign w:val="center"/>
+            <w:tcBorders>
+              <w:top w:val="single" w:sz="4" w:space="0" w:color="000000"/>
+              <w:left w:val="single" w:sz="4" w:space="0" w:color="000000"/>
+              <w:bottom w:val="single" w:sz="4" w:space="0" w:color="000000"/>
+              <w:right w:val="single" w:sz="4" w:space="0" w:color="000000"/>
+            </w:tcBorders>
           </w:tcPr>
           <w:p>
             <w:pPr>
@@ -2350,8 +3756,14 @@
         </w:tc>
         <w:tc>
           <w:tcPr>
-            <w:tcW w:type="dxa" w:w="460"/>
-            <w:vAlign w:val="center"/>
+            <w:tcW w:type="dxa" w:w="580"/>
+            <w:vAlign w:val="center"/>
+            <w:tcBorders>
+              <w:top w:val="single" w:sz="4" w:space="0" w:color="000000"/>
+              <w:left w:val="single" w:sz="4" w:space="0" w:color="000000"/>
+              <w:bottom w:val="single" w:sz="4" w:space="0" w:color="000000"/>
+              <w:right w:val="single" w:sz="4" w:space="0" w:color="000000"/>
+            </w:tcBorders>
           </w:tcPr>
           <w:p>
             <w:pPr>
@@ -2371,8 +3783,14 @@
         </w:tc>
         <w:tc>
           <w:tcPr>
-            <w:tcW w:type="dxa" w:w="460"/>
-            <w:vAlign w:val="center"/>
+            <w:tcW w:type="dxa" w:w="580"/>
+            <w:vAlign w:val="center"/>
+            <w:tcBorders>
+              <w:top w:val="single" w:sz="4" w:space="0" w:color="000000"/>
+              <w:left w:val="single" w:sz="4" w:space="0" w:color="000000"/>
+              <w:bottom w:val="single" w:sz="4" w:space="0" w:color="000000"/>
+              <w:right w:val="single" w:sz="4" w:space="0" w:color="000000"/>
+            </w:tcBorders>
           </w:tcPr>
           <w:p>
             <w:pPr>
@@ -2386,16 +3804,61 @@
                 <w:b w:val="0"/>
                 <w:sz w:val="21"/>
               </w:rPr>
-              <w:t>9月20日-21日</w:t>
-              <w:br/>
-            </w:r>
-            <w:r>
-              <w:rPr>
-                <w:rFonts w:ascii="宋体" w:hAnsi="宋体" w:eastAsia="宋体" w:cs="宋体"/>
-                <w:b w:val="0"/>
-                <w:sz w:val="21"/>
-              </w:rPr>
-              <w:t>（2天）</w:t>
+              <w:t>9月</w:t>
+              <w:br/>
+            </w:r>
+            <w:r>
+              <w:rPr>
+                <w:rFonts w:ascii="宋体" w:hAnsi="宋体" w:eastAsia="宋体" w:cs="宋体"/>
+                <w:b w:val="0"/>
+                <w:sz w:val="21"/>
+              </w:rPr>
+              <w:t>20</w:t>
+              <w:br/>
+            </w:r>
+            <w:r>
+              <w:rPr>
+                <w:rFonts w:ascii="宋体" w:hAnsi="宋体" w:eastAsia="宋体" w:cs="宋体"/>
+                <w:b w:val="0"/>
+                <w:sz w:val="21"/>
+              </w:rPr>
+              <w:t>日-</w:t>
+              <w:br/>
+            </w:r>
+            <w:r>
+              <w:rPr>
+                <w:rFonts w:ascii="宋体" w:hAnsi="宋体" w:eastAsia="宋体" w:cs="宋体"/>
+                <w:b w:val="0"/>
+                <w:sz w:val="21"/>
+              </w:rPr>
+              <w:t>21</w:t>
+              <w:br/>
+            </w:r>
+            <w:r>
+              <w:rPr>
+                <w:rFonts w:ascii="宋体" w:hAnsi="宋体" w:eastAsia="宋体" w:cs="宋体"/>
+                <w:b w:val="0"/>
+                <w:sz w:val="21"/>
+              </w:rPr>
+              <w:t>日</w:t>
+              <w:br/>
+            </w:r>
+            <w:r>
+              <w:rPr>
+                <w:rFonts w:ascii="宋体" w:hAnsi="宋体" w:eastAsia="宋体" w:cs="宋体"/>
+                <w:b w:val="0"/>
+                <w:sz w:val="21"/>
+              </w:rPr>
+              <w:t>（2</w:t>
+              <w:br/>
+            </w:r>
+            <w:r>
+              <w:rPr>
+                <w:rFonts w:ascii="宋体" w:hAnsi="宋体" w:eastAsia="宋体" w:cs="宋体"/>
+                <w:b w:val="0"/>
+                <w:sz w:val="21"/>
+              </w:rPr>
+              <w:t>天）</w:t>
             </w:r>
           </w:p>
         </w:tc>
@@ -2403,8 +3866,14 @@
       <w:tr>
         <w:tc>
           <w:tcPr>
-            <w:tcW w:type="dxa" w:w="460"/>
-            <w:vAlign w:val="center"/>
+            <w:tcW w:type="dxa" w:w="580"/>
+            <w:vAlign w:val="center"/>
+            <w:tcBorders>
+              <w:top w:val="single" w:sz="4" w:space="0" w:color="000000"/>
+              <w:left w:val="single" w:sz="4" w:space="0" w:color="000000"/>
+              <w:bottom w:val="single" w:sz="4" w:space="0" w:color="000000"/>
+              <w:right w:val="single" w:sz="4" w:space="0" w:color="000000"/>
+            </w:tcBorders>
           </w:tcPr>
           <w:p>
             <w:pPr>
@@ -2424,8 +3893,14 @@
         </w:tc>
         <w:tc>
           <w:tcPr>
-            <w:tcW w:type="dxa" w:w="460"/>
-            <w:vAlign w:val="center"/>
+            <w:tcW w:type="dxa" w:w="580"/>
+            <w:vAlign w:val="center"/>
+            <w:tcBorders>
+              <w:top w:val="single" w:sz="4" w:space="0" w:color="000000"/>
+              <w:left w:val="single" w:sz="4" w:space="0" w:color="000000"/>
+              <w:bottom w:val="single" w:sz="4" w:space="0" w:color="000000"/>
+              <w:right w:val="single" w:sz="4" w:space="0" w:color="000000"/>
+            </w:tcBorders>
           </w:tcPr>
           <w:p>
             <w:pPr>
@@ -2439,14 +3914,29 @@
                 <w:b w:val="0"/>
                 <w:sz w:val="21"/>
               </w:rPr>
-              <w:t>安装公司</w:t>
-            </w:r>
-          </w:p>
-        </w:tc>
-        <w:tc>
-          <w:tcPr>
-            <w:tcW w:type="dxa" w:w="460"/>
-            <w:vAlign w:val="center"/>
+              <w:t>安装</w:t>
+              <w:br/>
+            </w:r>
+            <w:r>
+              <w:rPr>
+                <w:rFonts w:ascii="宋体" w:hAnsi="宋体" w:eastAsia="宋体" w:cs="宋体"/>
+                <w:b w:val="0"/>
+                <w:sz w:val="21"/>
+              </w:rPr>
+              <w:t>公司</w:t>
+            </w:r>
+          </w:p>
+        </w:tc>
+        <w:tc>
+          <w:tcPr>
+            <w:tcW w:type="dxa" w:w="580"/>
+            <w:vAlign w:val="center"/>
+            <w:tcBorders>
+              <w:top w:val="single" w:sz="4" w:space="0" w:color="000000"/>
+              <w:left w:val="single" w:sz="4" w:space="0" w:color="000000"/>
+              <w:bottom w:val="single" w:sz="4" w:space="0" w:color="000000"/>
+              <w:right w:val="single" w:sz="4" w:space="0" w:color="000000"/>
+            </w:tcBorders>
           </w:tcPr>
           <w:p>
             <w:pPr>
@@ -2460,14 +3950,191 @@
                 <w:b w:val="0"/>
                 <w:sz w:val="21"/>
               </w:rPr>
-              <w:t>国网山东青岛供电公司220kV德千线#61-#65、上海I线#83-#87杆塔维修</w:t>
-            </w:r>
-          </w:p>
-        </w:tc>
-        <w:tc>
-          <w:tcPr>
-            <w:tcW w:type="dxa" w:w="460"/>
-            <w:vAlign w:val="center"/>
+              <w:t>国网</w:t>
+              <w:br/>
+            </w:r>
+            <w:r>
+              <w:rPr>
+                <w:rFonts w:ascii="宋体" w:hAnsi="宋体" w:eastAsia="宋体" w:cs="宋体"/>
+                <w:b w:val="0"/>
+                <w:sz w:val="21"/>
+              </w:rPr>
+              <w:t>山东</w:t>
+              <w:br/>
+            </w:r>
+            <w:r>
+              <w:rPr>
+                <w:rFonts w:ascii="宋体" w:hAnsi="宋体" w:eastAsia="宋体" w:cs="宋体"/>
+                <w:b w:val="0"/>
+                <w:sz w:val="21"/>
+              </w:rPr>
+              <w:t>青岛</w:t>
+              <w:br/>
+            </w:r>
+            <w:r>
+              <w:rPr>
+                <w:rFonts w:ascii="宋体" w:hAnsi="宋体" w:eastAsia="宋体" w:cs="宋体"/>
+                <w:b w:val="0"/>
+                <w:sz w:val="21"/>
+              </w:rPr>
+              <w:t>供电</w:t>
+              <w:br/>
+            </w:r>
+            <w:r>
+              <w:rPr>
+                <w:rFonts w:ascii="宋体" w:hAnsi="宋体" w:eastAsia="宋体" w:cs="宋体"/>
+                <w:b w:val="0"/>
+                <w:sz w:val="21"/>
+              </w:rPr>
+              <w:t>公司</w:t>
+              <w:br/>
+            </w:r>
+            <w:r>
+              <w:rPr>
+                <w:rFonts w:ascii="宋体" w:hAnsi="宋体" w:eastAsia="宋体" w:cs="宋体"/>
+                <w:b w:val="0"/>
+                <w:sz w:val="21"/>
+              </w:rPr>
+              <w:t>220</w:t>
+              <w:br/>
+            </w:r>
+            <w:r>
+              <w:rPr>
+                <w:rFonts w:ascii="宋体" w:hAnsi="宋体" w:eastAsia="宋体" w:cs="宋体"/>
+                <w:b w:val="0"/>
+                <w:sz w:val="21"/>
+              </w:rPr>
+              <w:t>kV</w:t>
+              <w:br/>
+            </w:r>
+            <w:r>
+              <w:rPr>
+                <w:rFonts w:ascii="宋体" w:hAnsi="宋体" w:eastAsia="宋体" w:cs="宋体"/>
+                <w:b w:val="0"/>
+                <w:sz w:val="21"/>
+              </w:rPr>
+              <w:t>德千</w:t>
+              <w:br/>
+            </w:r>
+            <w:r>
+              <w:rPr>
+                <w:rFonts w:ascii="宋体" w:hAnsi="宋体" w:eastAsia="宋体" w:cs="宋体"/>
+                <w:b w:val="0"/>
+                <w:sz w:val="21"/>
+              </w:rPr>
+              <w:t>线#</w:t>
+              <w:br/>
+            </w:r>
+            <w:r>
+              <w:rPr>
+                <w:rFonts w:ascii="宋体" w:hAnsi="宋体" w:eastAsia="宋体" w:cs="宋体"/>
+                <w:b w:val="0"/>
+                <w:sz w:val="21"/>
+              </w:rPr>
+              <w:t>61</w:t>
+              <w:br/>
+            </w:r>
+            <w:r>
+              <w:rPr>
+                <w:rFonts w:ascii="宋体" w:hAnsi="宋体" w:eastAsia="宋体" w:cs="宋体"/>
+                <w:b w:val="0"/>
+                <w:sz w:val="21"/>
+              </w:rPr>
+              <w:t>-#</w:t>
+              <w:br/>
+            </w:r>
+            <w:r>
+              <w:rPr>
+                <w:rFonts w:ascii="宋体" w:hAnsi="宋体" w:eastAsia="宋体" w:cs="宋体"/>
+                <w:b w:val="0"/>
+                <w:sz w:val="21"/>
+              </w:rPr>
+              <w:t>65</w:t>
+              <w:br/>
+            </w:r>
+            <w:r>
+              <w:rPr>
+                <w:rFonts w:ascii="宋体" w:hAnsi="宋体" w:eastAsia="宋体" w:cs="宋体"/>
+                <w:b w:val="0"/>
+                <w:sz w:val="21"/>
+              </w:rPr>
+              <w:t>、上</w:t>
+              <w:br/>
+            </w:r>
+            <w:r>
+              <w:rPr>
+                <w:rFonts w:ascii="宋体" w:hAnsi="宋体" w:eastAsia="宋体" w:cs="宋体"/>
+                <w:b w:val="0"/>
+                <w:sz w:val="21"/>
+              </w:rPr>
+              <w:t>海I</w:t>
+              <w:br/>
+            </w:r>
+            <w:r>
+              <w:rPr>
+                <w:rFonts w:ascii="宋体" w:hAnsi="宋体" w:eastAsia="宋体" w:cs="宋体"/>
+                <w:b w:val="0"/>
+                <w:sz w:val="21"/>
+              </w:rPr>
+              <w:t>线#</w:t>
+              <w:br/>
+            </w:r>
+            <w:r>
+              <w:rPr>
+                <w:rFonts w:ascii="宋体" w:hAnsi="宋体" w:eastAsia="宋体" w:cs="宋体"/>
+                <w:b w:val="0"/>
+                <w:sz w:val="21"/>
+              </w:rPr>
+              <w:t>83</w:t>
+              <w:br/>
+            </w:r>
+            <w:r>
+              <w:rPr>
+                <w:rFonts w:ascii="宋体" w:hAnsi="宋体" w:eastAsia="宋体" w:cs="宋体"/>
+                <w:b w:val="0"/>
+                <w:sz w:val="21"/>
+              </w:rPr>
+              <w:t>-#</w:t>
+              <w:br/>
+            </w:r>
+            <w:r>
+              <w:rPr>
+                <w:rFonts w:ascii="宋体" w:hAnsi="宋体" w:eastAsia="宋体" w:cs="宋体"/>
+                <w:b w:val="0"/>
+                <w:sz w:val="21"/>
+              </w:rPr>
+              <w:t>87</w:t>
+              <w:br/>
+            </w:r>
+            <w:r>
+              <w:rPr>
+                <w:rFonts w:ascii="宋体" w:hAnsi="宋体" w:eastAsia="宋体" w:cs="宋体"/>
+                <w:b w:val="0"/>
+                <w:sz w:val="21"/>
+              </w:rPr>
+              <w:t>杆塔</w:t>
+              <w:br/>
+            </w:r>
+            <w:r>
+              <w:rPr>
+                <w:rFonts w:ascii="宋体" w:hAnsi="宋体" w:eastAsia="宋体" w:cs="宋体"/>
+                <w:b w:val="0"/>
+                <w:sz w:val="21"/>
+              </w:rPr>
+              <w:t>维修</w:t>
+            </w:r>
+          </w:p>
+        </w:tc>
+        <w:tc>
+          <w:tcPr>
+            <w:tcW w:type="dxa" w:w="580"/>
+            <w:vAlign w:val="center"/>
+            <w:tcBorders>
+              <w:top w:val="single" w:sz="4" w:space="0" w:color="000000"/>
+              <w:left w:val="single" w:sz="4" w:space="0" w:color="000000"/>
+              <w:bottom w:val="single" w:sz="4" w:space="0" w:color="000000"/>
+              <w:right w:val="single" w:sz="4" w:space="0" w:color="000000"/>
+            </w:tcBorders>
           </w:tcPr>
           <w:p>
             <w:pPr>
@@ -2487,8 +4154,14 @@
         </w:tc>
         <w:tc>
           <w:tcPr>
-            <w:tcW w:type="dxa" w:w="460"/>
-            <w:vAlign w:val="center"/>
+            <w:tcW w:type="dxa" w:w="580"/>
+            <w:vAlign w:val="center"/>
+            <w:tcBorders>
+              <w:top w:val="single" w:sz="4" w:space="0" w:color="000000"/>
+              <w:left w:val="single" w:sz="4" w:space="0" w:color="000000"/>
+              <w:bottom w:val="single" w:sz="4" w:space="0" w:color="000000"/>
+              <w:right w:val="single" w:sz="4" w:space="0" w:color="000000"/>
+            </w:tcBorders>
           </w:tcPr>
           <w:p>
             <w:pPr>
@@ -2508,8 +4181,14 @@
         </w:tc>
         <w:tc>
           <w:tcPr>
-            <w:tcW w:type="dxa" w:w="460"/>
-            <w:vAlign w:val="center"/>
+            <w:tcW w:type="dxa" w:w="580"/>
+            <w:vAlign w:val="center"/>
+            <w:tcBorders>
+              <w:top w:val="single" w:sz="4" w:space="0" w:color="000000"/>
+              <w:left w:val="single" w:sz="4" w:space="0" w:color="000000"/>
+              <w:bottom w:val="single" w:sz="4" w:space="0" w:color="000000"/>
+              <w:right w:val="single" w:sz="4" w:space="0" w:color="000000"/>
+            </w:tcBorders>
           </w:tcPr>
           <w:p>
             <w:pPr>
@@ -2529,8 +4208,14 @@
         </w:tc>
         <w:tc>
           <w:tcPr>
-            <w:tcW w:type="dxa" w:w="460"/>
-            <w:vAlign w:val="center"/>
+            <w:tcW w:type="dxa" w:w="580"/>
+            <w:vAlign w:val="center"/>
+            <w:tcBorders>
+              <w:top w:val="single" w:sz="4" w:space="0" w:color="000000"/>
+              <w:left w:val="single" w:sz="4" w:space="0" w:color="000000"/>
+              <w:bottom w:val="single" w:sz="4" w:space="0" w:color="000000"/>
+              <w:right w:val="single" w:sz="4" w:space="0" w:color="000000"/>
+            </w:tcBorders>
           </w:tcPr>
           <w:p>
             <w:pPr>
@@ -2544,16 +4229,61 @@
                 <w:b w:val="0"/>
                 <w:sz w:val="21"/>
               </w:rPr>
-              <w:t>9月16日-21日</w:t>
-              <w:br/>
-            </w:r>
-            <w:r>
-              <w:rPr>
-                <w:rFonts w:ascii="宋体" w:hAnsi="宋体" w:eastAsia="宋体" w:cs="宋体"/>
-                <w:b w:val="0"/>
-                <w:sz w:val="21"/>
-              </w:rPr>
-              <w:t>（6天）</w:t>
+              <w:t>9月</w:t>
+              <w:br/>
+            </w:r>
+            <w:r>
+              <w:rPr>
+                <w:rFonts w:ascii="宋体" w:hAnsi="宋体" w:eastAsia="宋体" w:cs="宋体"/>
+                <w:b w:val="0"/>
+                <w:sz w:val="21"/>
+              </w:rPr>
+              <w:t>16</w:t>
+              <w:br/>
+            </w:r>
+            <w:r>
+              <w:rPr>
+                <w:rFonts w:ascii="宋体" w:hAnsi="宋体" w:eastAsia="宋体" w:cs="宋体"/>
+                <w:b w:val="0"/>
+                <w:sz w:val="21"/>
+              </w:rPr>
+              <w:t>日-</w:t>
+              <w:br/>
+            </w:r>
+            <w:r>
+              <w:rPr>
+                <w:rFonts w:ascii="宋体" w:hAnsi="宋体" w:eastAsia="宋体" w:cs="宋体"/>
+                <w:b w:val="0"/>
+                <w:sz w:val="21"/>
+              </w:rPr>
+              <w:t>21</w:t>
+              <w:br/>
+            </w:r>
+            <w:r>
+              <w:rPr>
+                <w:rFonts w:ascii="宋体" w:hAnsi="宋体" w:eastAsia="宋体" w:cs="宋体"/>
+                <w:b w:val="0"/>
+                <w:sz w:val="21"/>
+              </w:rPr>
+              <w:t>日</w:t>
+              <w:br/>
+            </w:r>
+            <w:r>
+              <w:rPr>
+                <w:rFonts w:ascii="宋体" w:hAnsi="宋体" w:eastAsia="宋体" w:cs="宋体"/>
+                <w:b w:val="0"/>
+                <w:sz w:val="21"/>
+              </w:rPr>
+              <w:t>（6</w:t>
+              <w:br/>
+            </w:r>
+            <w:r>
+              <w:rPr>
+                <w:rFonts w:ascii="宋体" w:hAnsi="宋体" w:eastAsia="宋体" w:cs="宋体"/>
+                <w:b w:val="0"/>
+                <w:sz w:val="21"/>
+              </w:rPr>
+              <w:t>天）</w:t>
             </w:r>
           </w:p>
         </w:tc>
@@ -2561,8 +4291,14 @@
       <w:tr>
         <w:tc>
           <w:tcPr>
-            <w:tcW w:type="dxa" w:w="460"/>
-            <w:vAlign w:val="center"/>
+            <w:tcW w:type="dxa" w:w="580"/>
+            <w:vAlign w:val="center"/>
+            <w:tcBorders>
+              <w:top w:val="single" w:sz="4" w:space="0" w:color="000000"/>
+              <w:left w:val="single" w:sz="4" w:space="0" w:color="000000"/>
+              <w:bottom w:val="single" w:sz="4" w:space="0" w:color="000000"/>
+              <w:right w:val="single" w:sz="4" w:space="0" w:color="000000"/>
+            </w:tcBorders>
           </w:tcPr>
           <w:p>
             <w:pPr>
@@ -2582,8 +4318,14 @@
         </w:tc>
         <w:tc>
           <w:tcPr>
-            <w:tcW w:type="dxa" w:w="460"/>
-            <w:vAlign w:val="center"/>
+            <w:tcW w:type="dxa" w:w="580"/>
+            <w:vAlign w:val="center"/>
+            <w:tcBorders>
+              <w:top w:val="single" w:sz="4" w:space="0" w:color="000000"/>
+              <w:left w:val="single" w:sz="4" w:space="0" w:color="000000"/>
+              <w:bottom w:val="single" w:sz="4" w:space="0" w:color="000000"/>
+              <w:right w:val="single" w:sz="4" w:space="0" w:color="000000"/>
+            </w:tcBorders>
           </w:tcPr>
           <w:p>
             <w:pPr>
@@ -2597,14 +4339,29 @@
                 <w:b w:val="0"/>
                 <w:sz w:val="21"/>
               </w:rPr>
-              <w:t>安装公司</w:t>
-            </w:r>
-          </w:p>
-        </w:tc>
-        <w:tc>
-          <w:tcPr>
-            <w:tcW w:type="dxa" w:w="460"/>
-            <w:vAlign w:val="center"/>
+              <w:t>安装</w:t>
+              <w:br/>
+            </w:r>
+            <w:r>
+              <w:rPr>
+                <w:rFonts w:ascii="宋体" w:hAnsi="宋体" w:eastAsia="宋体" w:cs="宋体"/>
+                <w:b w:val="0"/>
+                <w:sz w:val="21"/>
+              </w:rPr>
+              <w:t>公司</w:t>
+            </w:r>
+          </w:p>
+        </w:tc>
+        <w:tc>
+          <w:tcPr>
+            <w:tcW w:type="dxa" w:w="580"/>
+            <w:vAlign w:val="center"/>
+            <w:tcBorders>
+              <w:top w:val="single" w:sz="4" w:space="0" w:color="000000"/>
+              <w:left w:val="single" w:sz="4" w:space="0" w:color="000000"/>
+              <w:bottom w:val="single" w:sz="4" w:space="0" w:color="000000"/>
+              <w:right w:val="single" w:sz="4" w:space="0" w:color="000000"/>
+            </w:tcBorders>
           </w:tcPr>
           <w:p>
             <w:pPr>
@@ -2618,14 +4375,101 @@
                 <w:b w:val="0"/>
                 <w:sz w:val="21"/>
               </w:rPr>
-              <w:t>青岛城阳映月（红岛）220千伏输变电工程</w:t>
-            </w:r>
-          </w:p>
-        </w:tc>
-        <w:tc>
-          <w:tcPr>
-            <w:tcW w:type="dxa" w:w="460"/>
-            <w:vAlign w:val="center"/>
+              <w:t>青岛</w:t>
+              <w:br/>
+            </w:r>
+            <w:r>
+              <w:rPr>
+                <w:rFonts w:ascii="宋体" w:hAnsi="宋体" w:eastAsia="宋体" w:cs="宋体"/>
+                <w:b w:val="0"/>
+                <w:sz w:val="21"/>
+              </w:rPr>
+              <w:t>城阳</w:t>
+              <w:br/>
+            </w:r>
+            <w:r>
+              <w:rPr>
+                <w:rFonts w:ascii="宋体" w:hAnsi="宋体" w:eastAsia="宋体" w:cs="宋体"/>
+                <w:b w:val="0"/>
+                <w:sz w:val="21"/>
+              </w:rPr>
+              <w:t>映月</w:t>
+              <w:br/>
+            </w:r>
+            <w:r>
+              <w:rPr>
+                <w:rFonts w:ascii="宋体" w:hAnsi="宋体" w:eastAsia="宋体" w:cs="宋体"/>
+                <w:b w:val="0"/>
+                <w:sz w:val="21"/>
+              </w:rPr>
+              <w:t>（红</w:t>
+              <w:br/>
+            </w:r>
+            <w:r>
+              <w:rPr>
+                <w:rFonts w:ascii="宋体" w:hAnsi="宋体" w:eastAsia="宋体" w:cs="宋体"/>
+                <w:b w:val="0"/>
+                <w:sz w:val="21"/>
+              </w:rPr>
+              <w:t>岛）</w:t>
+              <w:br/>
+            </w:r>
+            <w:r>
+              <w:rPr>
+                <w:rFonts w:ascii="宋体" w:hAnsi="宋体" w:eastAsia="宋体" w:cs="宋体"/>
+                <w:b w:val="0"/>
+                <w:sz w:val="21"/>
+              </w:rPr>
+              <w:t>220</w:t>
+              <w:br/>
+            </w:r>
+            <w:r>
+              <w:rPr>
+                <w:rFonts w:ascii="宋体" w:hAnsi="宋体" w:eastAsia="宋体" w:cs="宋体"/>
+                <w:b w:val="0"/>
+                <w:sz w:val="21"/>
+              </w:rPr>
+              <w:t>千伏</w:t>
+              <w:br/>
+            </w:r>
+            <w:r>
+              <w:rPr>
+                <w:rFonts w:ascii="宋体" w:hAnsi="宋体" w:eastAsia="宋体" w:cs="宋体"/>
+                <w:b w:val="0"/>
+                <w:sz w:val="21"/>
+              </w:rPr>
+              <w:t>输变</w:t>
+              <w:br/>
+            </w:r>
+            <w:r>
+              <w:rPr>
+                <w:rFonts w:ascii="宋体" w:hAnsi="宋体" w:eastAsia="宋体" w:cs="宋体"/>
+                <w:b w:val="0"/>
+                <w:sz w:val="21"/>
+              </w:rPr>
+              <w:t>电工</w:t>
+              <w:br/>
+            </w:r>
+            <w:r>
+              <w:rPr>
+                <w:rFonts w:ascii="宋体" w:hAnsi="宋体" w:eastAsia="宋体" w:cs="宋体"/>
+                <w:b w:val="0"/>
+                <w:sz w:val="21"/>
+              </w:rPr>
+              <w:t>程</w:t>
+            </w:r>
+          </w:p>
+        </w:tc>
+        <w:tc>
+          <w:tcPr>
+            <w:tcW w:type="dxa" w:w="580"/>
+            <w:vAlign w:val="center"/>
+            <w:tcBorders>
+              <w:top w:val="single" w:sz="4" w:space="0" w:color="000000"/>
+              <w:left w:val="single" w:sz="4" w:space="0" w:color="000000"/>
+              <w:bottom w:val="single" w:sz="4" w:space="0" w:color="000000"/>
+              <w:right w:val="single" w:sz="4" w:space="0" w:color="000000"/>
+            </w:tcBorders>
           </w:tcPr>
           <w:p>
             <w:pPr>
@@ -2645,8 +4489,14 @@
         </w:tc>
         <w:tc>
           <w:tcPr>
-            <w:tcW w:type="dxa" w:w="460"/>
-            <w:vAlign w:val="center"/>
+            <w:tcW w:type="dxa" w:w="580"/>
+            <w:vAlign w:val="center"/>
+            <w:tcBorders>
+              <w:top w:val="single" w:sz="4" w:space="0" w:color="000000"/>
+              <w:left w:val="single" w:sz="4" w:space="0" w:color="000000"/>
+              <w:bottom w:val="single" w:sz="4" w:space="0" w:color="000000"/>
+              <w:right w:val="single" w:sz="4" w:space="0" w:color="000000"/>
+            </w:tcBorders>
           </w:tcPr>
           <w:p>
             <w:pPr>
@@ -2666,8 +4516,14 @@
         </w:tc>
         <w:tc>
           <w:tcPr>
-            <w:tcW w:type="dxa" w:w="460"/>
-            <w:vAlign w:val="center"/>
+            <w:tcW w:type="dxa" w:w="580"/>
+            <w:vAlign w:val="center"/>
+            <w:tcBorders>
+              <w:top w:val="single" w:sz="4" w:space="0" w:color="000000"/>
+              <w:left w:val="single" w:sz="4" w:space="0" w:color="000000"/>
+              <w:bottom w:val="single" w:sz="4" w:space="0" w:color="000000"/>
+              <w:right w:val="single" w:sz="4" w:space="0" w:color="000000"/>
+            </w:tcBorders>
           </w:tcPr>
           <w:p>
             <w:pPr>
@@ -2687,8 +4543,14 @@
         </w:tc>
         <w:tc>
           <w:tcPr>
-            <w:tcW w:type="dxa" w:w="460"/>
-            <w:vAlign w:val="center"/>
+            <w:tcW w:type="dxa" w:w="580"/>
+            <w:vAlign w:val="center"/>
+            <w:tcBorders>
+              <w:top w:val="single" w:sz="4" w:space="0" w:color="000000"/>
+              <w:left w:val="single" w:sz="4" w:space="0" w:color="000000"/>
+              <w:bottom w:val="single" w:sz="4" w:space="0" w:color="000000"/>
+              <w:right w:val="single" w:sz="4" w:space="0" w:color="000000"/>
+            </w:tcBorders>
           </w:tcPr>
           <w:p>
             <w:pPr>
@@ -2702,16 +4564,61 @@
                 <w:b w:val="0"/>
                 <w:sz w:val="21"/>
               </w:rPr>
-              <w:t>9月22日-23日</w:t>
-              <w:br/>
-            </w:r>
-            <w:r>
-              <w:rPr>
-                <w:rFonts w:ascii="宋体" w:hAnsi="宋体" w:eastAsia="宋体" w:cs="宋体"/>
-                <w:b w:val="0"/>
-                <w:sz w:val="21"/>
-              </w:rPr>
-              <w:t>（2天）</w:t>
+              <w:t>9月</w:t>
+              <w:br/>
+            </w:r>
+            <w:r>
+              <w:rPr>
+                <w:rFonts w:ascii="宋体" w:hAnsi="宋体" w:eastAsia="宋体" w:cs="宋体"/>
+                <w:b w:val="0"/>
+                <w:sz w:val="21"/>
+              </w:rPr>
+              <w:t>22</w:t>
+              <w:br/>
+            </w:r>
+            <w:r>
+              <w:rPr>
+                <w:rFonts w:ascii="宋体" w:hAnsi="宋体" w:eastAsia="宋体" w:cs="宋体"/>
+                <w:b w:val="0"/>
+                <w:sz w:val="21"/>
+              </w:rPr>
+              <w:t>日-</w:t>
+              <w:br/>
+            </w:r>
+            <w:r>
+              <w:rPr>
+                <w:rFonts w:ascii="宋体" w:hAnsi="宋体" w:eastAsia="宋体" w:cs="宋体"/>
+                <w:b w:val="0"/>
+                <w:sz w:val="21"/>
+              </w:rPr>
+              <w:t>23</w:t>
+              <w:br/>
+            </w:r>
+            <w:r>
+              <w:rPr>
+                <w:rFonts w:ascii="宋体" w:hAnsi="宋体" w:eastAsia="宋体" w:cs="宋体"/>
+                <w:b w:val="0"/>
+                <w:sz w:val="21"/>
+              </w:rPr>
+              <w:t>日</w:t>
+              <w:br/>
+            </w:r>
+            <w:r>
+              <w:rPr>
+                <w:rFonts w:ascii="宋体" w:hAnsi="宋体" w:eastAsia="宋体" w:cs="宋体"/>
+                <w:b w:val="0"/>
+                <w:sz w:val="21"/>
+              </w:rPr>
+              <w:t>（2</w:t>
+              <w:br/>
+            </w:r>
+            <w:r>
+              <w:rPr>
+                <w:rFonts w:ascii="宋体" w:hAnsi="宋体" w:eastAsia="宋体" w:cs="宋体"/>
+                <w:b w:val="0"/>
+                <w:sz w:val="21"/>
+              </w:rPr>
+              <w:t>天）</w:t>
             </w:r>
           </w:p>
         </w:tc>
@@ -2719,8 +4626,14 @@
       <w:tr>
         <w:tc>
           <w:tcPr>
-            <w:tcW w:type="dxa" w:w="460"/>
-            <w:vAlign w:val="center"/>
+            <w:tcW w:type="dxa" w:w="580"/>
+            <w:vAlign w:val="center"/>
+            <w:tcBorders>
+              <w:top w:val="single" w:sz="4" w:space="0" w:color="000000"/>
+              <w:left w:val="single" w:sz="4" w:space="0" w:color="000000"/>
+              <w:bottom w:val="single" w:sz="4" w:space="0" w:color="000000"/>
+              <w:right w:val="single" w:sz="4" w:space="0" w:color="000000"/>
+            </w:tcBorders>
           </w:tcPr>
           <w:p>
             <w:pPr>
@@ -2740,8 +4653,14 @@
         </w:tc>
         <w:tc>
           <w:tcPr>
-            <w:tcW w:type="dxa" w:w="460"/>
-            <w:vAlign w:val="center"/>
+            <w:tcW w:type="dxa" w:w="580"/>
+            <w:vAlign w:val="center"/>
+            <w:tcBorders>
+              <w:top w:val="single" w:sz="4" w:space="0" w:color="000000"/>
+              <w:left w:val="single" w:sz="4" w:space="0" w:color="000000"/>
+              <w:bottom w:val="single" w:sz="4" w:space="0" w:color="000000"/>
+              <w:right w:val="single" w:sz="4" w:space="0" w:color="000000"/>
+            </w:tcBorders>
           </w:tcPr>
           <w:p>
             <w:pPr>
@@ -2755,14 +4674,29 @@
                 <w:b w:val="0"/>
                 <w:sz w:val="21"/>
               </w:rPr>
-              <w:t>安装公司</w:t>
-            </w:r>
-          </w:p>
-        </w:tc>
-        <w:tc>
-          <w:tcPr>
-            <w:tcW w:type="dxa" w:w="460"/>
-            <w:vAlign w:val="center"/>
+              <w:t>安装</w:t>
+              <w:br/>
+            </w:r>
+            <w:r>
+              <w:rPr>
+                <w:rFonts w:ascii="宋体" w:hAnsi="宋体" w:eastAsia="宋体" w:cs="宋体"/>
+                <w:b w:val="0"/>
+                <w:sz w:val="21"/>
+              </w:rPr>
+              <w:t>公司</w:t>
+            </w:r>
+          </w:p>
+        </w:tc>
+        <w:tc>
+          <w:tcPr>
+            <w:tcW w:type="dxa" w:w="580"/>
+            <w:vAlign w:val="center"/>
+            <w:tcBorders>
+              <w:top w:val="single" w:sz="4" w:space="0" w:color="000000"/>
+              <w:left w:val="single" w:sz="4" w:space="0" w:color="000000"/>
+              <w:bottom w:val="single" w:sz="4" w:space="0" w:color="000000"/>
+              <w:right w:val="single" w:sz="4" w:space="0" w:color="000000"/>
+            </w:tcBorders>
           </w:tcPr>
           <w:p>
             <w:pPr>
@@ -2776,14 +4710,74 @@
                 <w:b w:val="0"/>
                 <w:sz w:val="21"/>
               </w:rPr>
-              <w:t>青岛浦里220千伏输变电工程</w:t>
-            </w:r>
-          </w:p>
-        </w:tc>
-        <w:tc>
-          <w:tcPr>
-            <w:tcW w:type="dxa" w:w="460"/>
-            <w:vAlign w:val="center"/>
+              <w:t>青岛</w:t>
+              <w:br/>
+            </w:r>
+            <w:r>
+              <w:rPr>
+                <w:rFonts w:ascii="宋体" w:hAnsi="宋体" w:eastAsia="宋体" w:cs="宋体"/>
+                <w:b w:val="0"/>
+                <w:sz w:val="21"/>
+              </w:rPr>
+              <w:t>浦里</w:t>
+              <w:br/>
+            </w:r>
+            <w:r>
+              <w:rPr>
+                <w:rFonts w:ascii="宋体" w:hAnsi="宋体" w:eastAsia="宋体" w:cs="宋体"/>
+                <w:b w:val="0"/>
+                <w:sz w:val="21"/>
+              </w:rPr>
+              <w:t>220</w:t>
+              <w:br/>
+            </w:r>
+            <w:r>
+              <w:rPr>
+                <w:rFonts w:ascii="宋体" w:hAnsi="宋体" w:eastAsia="宋体" w:cs="宋体"/>
+                <w:b w:val="0"/>
+                <w:sz w:val="21"/>
+              </w:rPr>
+              <w:t>千伏</w:t>
+              <w:br/>
+            </w:r>
+            <w:r>
+              <w:rPr>
+                <w:rFonts w:ascii="宋体" w:hAnsi="宋体" w:eastAsia="宋体" w:cs="宋体"/>
+                <w:b w:val="0"/>
+                <w:sz w:val="21"/>
+              </w:rPr>
+              <w:t>输变</w:t>
+              <w:br/>
+            </w:r>
+            <w:r>
+              <w:rPr>
+                <w:rFonts w:ascii="宋体" w:hAnsi="宋体" w:eastAsia="宋体" w:cs="宋体"/>
+                <w:b w:val="0"/>
+                <w:sz w:val="21"/>
+              </w:rPr>
+              <w:t>电工</w:t>
+              <w:br/>
+            </w:r>
+            <w:r>
+              <w:rPr>
+                <w:rFonts w:ascii="宋体" w:hAnsi="宋体" w:eastAsia="宋体" w:cs="宋体"/>
+                <w:b w:val="0"/>
+                <w:sz w:val="21"/>
+              </w:rPr>
+              <w:t>程</w:t>
+            </w:r>
+          </w:p>
+        </w:tc>
+        <w:tc>
+          <w:tcPr>
+            <w:tcW w:type="dxa" w:w="580"/>
+            <w:vAlign w:val="center"/>
+            <w:tcBorders>
+              <w:top w:val="single" w:sz="4" w:space="0" w:color="000000"/>
+              <w:left w:val="single" w:sz="4" w:space="0" w:color="000000"/>
+              <w:bottom w:val="single" w:sz="4" w:space="0" w:color="000000"/>
+              <w:right w:val="single" w:sz="4" w:space="0" w:color="000000"/>
+            </w:tcBorders>
           </w:tcPr>
           <w:p>
             <w:pPr>
@@ -2803,8 +4797,14 @@
         </w:tc>
         <w:tc>
           <w:tcPr>
-            <w:tcW w:type="dxa" w:w="460"/>
-            <w:vAlign w:val="center"/>
+            <w:tcW w:type="dxa" w:w="580"/>
+            <w:vAlign w:val="center"/>
+            <w:tcBorders>
+              <w:top w:val="single" w:sz="4" w:space="0" w:color="000000"/>
+              <w:left w:val="single" w:sz="4" w:space="0" w:color="000000"/>
+              <w:bottom w:val="single" w:sz="4" w:space="0" w:color="000000"/>
+              <w:right w:val="single" w:sz="4" w:space="0" w:color="000000"/>
+            </w:tcBorders>
           </w:tcPr>
           <w:p>
             <w:pPr>
@@ -2824,8 +4824,14 @@
         </w:tc>
         <w:tc>
           <w:tcPr>
-            <w:tcW w:type="dxa" w:w="460"/>
-            <w:vAlign w:val="center"/>
+            <w:tcW w:type="dxa" w:w="580"/>
+            <w:vAlign w:val="center"/>
+            <w:tcBorders>
+              <w:top w:val="single" w:sz="4" w:space="0" w:color="000000"/>
+              <w:left w:val="single" w:sz="4" w:space="0" w:color="000000"/>
+              <w:bottom w:val="single" w:sz="4" w:space="0" w:color="000000"/>
+              <w:right w:val="single" w:sz="4" w:space="0" w:color="000000"/>
+            </w:tcBorders>
           </w:tcPr>
           <w:p>
             <w:pPr>
@@ -2845,8 +4851,14 @@
         </w:tc>
         <w:tc>
           <w:tcPr>
-            <w:tcW w:type="dxa" w:w="460"/>
-            <w:vAlign w:val="center"/>
+            <w:tcW w:type="dxa" w:w="580"/>
+            <w:vAlign w:val="center"/>
+            <w:tcBorders>
+              <w:top w:val="single" w:sz="4" w:space="0" w:color="000000"/>
+              <w:left w:val="single" w:sz="4" w:space="0" w:color="000000"/>
+              <w:bottom w:val="single" w:sz="4" w:space="0" w:color="000000"/>
+              <w:right w:val="single" w:sz="4" w:space="0" w:color="000000"/>
+            </w:tcBorders>
           </w:tcPr>
           <w:p>
             <w:pPr>
@@ -2860,16 +4872,43 @@
                 <w:b w:val="0"/>
                 <w:sz w:val="21"/>
               </w:rPr>
-              <w:t>9月24日</w:t>
-              <w:br/>
-            </w:r>
-            <w:r>
-              <w:rPr>
-                <w:rFonts w:ascii="宋体" w:hAnsi="宋体" w:eastAsia="宋体" w:cs="宋体"/>
-                <w:b w:val="0"/>
-                <w:sz w:val="21"/>
-              </w:rPr>
-              <w:t>（1天）</w:t>
+              <w:t>9月</w:t>
+              <w:br/>
+            </w:r>
+            <w:r>
+              <w:rPr>
+                <w:rFonts w:ascii="宋体" w:hAnsi="宋体" w:eastAsia="宋体" w:cs="宋体"/>
+                <w:b w:val="0"/>
+                <w:sz w:val="21"/>
+              </w:rPr>
+              <w:t>24</w:t>
+              <w:br/>
+            </w:r>
+            <w:r>
+              <w:rPr>
+                <w:rFonts w:ascii="宋体" w:hAnsi="宋体" w:eastAsia="宋体" w:cs="宋体"/>
+                <w:b w:val="0"/>
+                <w:sz w:val="21"/>
+              </w:rPr>
+              <w:t>日</w:t>
+              <w:br/>
+            </w:r>
+            <w:r>
+              <w:rPr>
+                <w:rFonts w:ascii="宋体" w:hAnsi="宋体" w:eastAsia="宋体" w:cs="宋体"/>
+                <w:b w:val="0"/>
+                <w:sz w:val="21"/>
+              </w:rPr>
+              <w:t>（1</w:t>
+              <w:br/>
+            </w:r>
+            <w:r>
+              <w:rPr>
+                <w:rFonts w:ascii="宋体" w:hAnsi="宋体" w:eastAsia="宋体" w:cs="宋体"/>
+                <w:b w:val="0"/>
+                <w:sz w:val="21"/>
+              </w:rPr>
+              <w:t>天）</w:t>
             </w:r>
           </w:p>
         </w:tc>
@@ -2877,8 +4916,14 @@
       <w:tr>
         <w:tc>
           <w:tcPr>
-            <w:tcW w:type="dxa" w:w="460"/>
-            <w:vAlign w:val="center"/>
+            <w:tcW w:type="dxa" w:w="580"/>
+            <w:vAlign w:val="center"/>
+            <w:tcBorders>
+              <w:top w:val="single" w:sz="4" w:space="0" w:color="000000"/>
+              <w:left w:val="single" w:sz="4" w:space="0" w:color="000000"/>
+              <w:bottom w:val="single" w:sz="4" w:space="0" w:color="000000"/>
+              <w:right w:val="single" w:sz="4" w:space="0" w:color="000000"/>
+            </w:tcBorders>
           </w:tcPr>
           <w:p>
             <w:pPr>
@@ -2898,8 +4943,14 @@
         </w:tc>
         <w:tc>
           <w:tcPr>
-            <w:tcW w:type="dxa" w:w="460"/>
-            <w:vAlign w:val="center"/>
+            <w:tcW w:type="dxa" w:w="580"/>
+            <w:vAlign w:val="center"/>
+            <w:tcBorders>
+              <w:top w:val="single" w:sz="4" w:space="0" w:color="000000"/>
+              <w:left w:val="single" w:sz="4" w:space="0" w:color="000000"/>
+              <w:bottom w:val="single" w:sz="4" w:space="0" w:color="000000"/>
+              <w:right w:val="single" w:sz="4" w:space="0" w:color="000000"/>
+            </w:tcBorders>
           </w:tcPr>
           <w:p>
             <w:pPr>
@@ -2913,14 +4964,29 @@
                 <w:b w:val="0"/>
                 <w:sz w:val="21"/>
               </w:rPr>
-              <w:t>安装公司</w:t>
-            </w:r>
-          </w:p>
-        </w:tc>
-        <w:tc>
-          <w:tcPr>
-            <w:tcW w:type="dxa" w:w="460"/>
-            <w:vAlign w:val="center"/>
+              <w:t>安装</w:t>
+              <w:br/>
+            </w:r>
+            <w:r>
+              <w:rPr>
+                <w:rFonts w:ascii="宋体" w:hAnsi="宋体" w:eastAsia="宋体" w:cs="宋体"/>
+                <w:b w:val="0"/>
+                <w:sz w:val="21"/>
+              </w:rPr>
+              <w:t>公司</w:t>
+            </w:r>
+          </w:p>
+        </w:tc>
+        <w:tc>
+          <w:tcPr>
+            <w:tcW w:type="dxa" w:w="580"/>
+            <w:vAlign w:val="center"/>
+            <w:tcBorders>
+              <w:top w:val="single" w:sz="4" w:space="0" w:color="000000"/>
+              <w:left w:val="single" w:sz="4" w:space="0" w:color="000000"/>
+              <w:bottom w:val="single" w:sz="4" w:space="0" w:color="000000"/>
+              <w:right w:val="single" w:sz="4" w:space="0" w:color="000000"/>
+            </w:tcBorders>
           </w:tcPr>
           <w:p>
             <w:pPr>
@@ -2934,14 +5000,164 @@
                 <w:b w:val="0"/>
                 <w:sz w:val="21"/>
               </w:rPr>
-              <w:t>青兰高速公路河套至黄岛段改扩建工程220kV德千线、上海I线电力迁改</w:t>
-            </w:r>
-          </w:p>
-        </w:tc>
-        <w:tc>
-          <w:tcPr>
-            <w:tcW w:type="dxa" w:w="460"/>
-            <w:vAlign w:val="center"/>
+              <w:t>青兰</w:t>
+              <w:br/>
+            </w:r>
+            <w:r>
+              <w:rPr>
+                <w:rFonts w:ascii="宋体" w:hAnsi="宋体" w:eastAsia="宋体" w:cs="宋体"/>
+                <w:b w:val="0"/>
+                <w:sz w:val="21"/>
+              </w:rPr>
+              <w:t>高速</w:t>
+              <w:br/>
+            </w:r>
+            <w:r>
+              <w:rPr>
+                <w:rFonts w:ascii="宋体" w:hAnsi="宋体" w:eastAsia="宋体" w:cs="宋体"/>
+                <w:b w:val="0"/>
+                <w:sz w:val="21"/>
+              </w:rPr>
+              <w:t>公路</w:t>
+              <w:br/>
+            </w:r>
+            <w:r>
+              <w:rPr>
+                <w:rFonts w:ascii="宋体" w:hAnsi="宋体" w:eastAsia="宋体" w:cs="宋体"/>
+                <w:b w:val="0"/>
+                <w:sz w:val="21"/>
+              </w:rPr>
+              <w:t>河套</w:t>
+              <w:br/>
+            </w:r>
+            <w:r>
+              <w:rPr>
+                <w:rFonts w:ascii="宋体" w:hAnsi="宋体" w:eastAsia="宋体" w:cs="宋体"/>
+                <w:b w:val="0"/>
+                <w:sz w:val="21"/>
+              </w:rPr>
+              <w:t>至黄</w:t>
+              <w:br/>
+            </w:r>
+            <w:r>
+              <w:rPr>
+                <w:rFonts w:ascii="宋体" w:hAnsi="宋体" w:eastAsia="宋体" w:cs="宋体"/>
+                <w:b w:val="0"/>
+                <w:sz w:val="21"/>
+              </w:rPr>
+              <w:t>岛段</w:t>
+              <w:br/>
+            </w:r>
+            <w:r>
+              <w:rPr>
+                <w:rFonts w:ascii="宋体" w:hAnsi="宋体" w:eastAsia="宋体" w:cs="宋体"/>
+                <w:b w:val="0"/>
+                <w:sz w:val="21"/>
+              </w:rPr>
+              <w:t>改扩</w:t>
+              <w:br/>
+            </w:r>
+            <w:r>
+              <w:rPr>
+                <w:rFonts w:ascii="宋体" w:hAnsi="宋体" w:eastAsia="宋体" w:cs="宋体"/>
+                <w:b w:val="0"/>
+                <w:sz w:val="21"/>
+              </w:rPr>
+              <w:t>建工</w:t>
+              <w:br/>
+            </w:r>
+            <w:r>
+              <w:rPr>
+                <w:rFonts w:ascii="宋体" w:hAnsi="宋体" w:eastAsia="宋体" w:cs="宋体"/>
+                <w:b w:val="0"/>
+                <w:sz w:val="21"/>
+              </w:rPr>
+              <w:t>程</w:t>
+              <w:br/>
+            </w:r>
+            <w:r>
+              <w:rPr>
+                <w:rFonts w:ascii="宋体" w:hAnsi="宋体" w:eastAsia="宋体" w:cs="宋体"/>
+                <w:b w:val="0"/>
+                <w:sz w:val="21"/>
+              </w:rPr>
+              <w:t>220</w:t>
+              <w:br/>
+            </w:r>
+            <w:r>
+              <w:rPr>
+                <w:rFonts w:ascii="宋体" w:hAnsi="宋体" w:eastAsia="宋体" w:cs="宋体"/>
+                <w:b w:val="0"/>
+                <w:sz w:val="21"/>
+              </w:rPr>
+              <w:t>kV</w:t>
+              <w:br/>
+            </w:r>
+            <w:r>
+              <w:rPr>
+                <w:rFonts w:ascii="宋体" w:hAnsi="宋体" w:eastAsia="宋体" w:cs="宋体"/>
+                <w:b w:val="0"/>
+                <w:sz w:val="21"/>
+              </w:rPr>
+              <w:t>德千</w:t>
+              <w:br/>
+            </w:r>
+            <w:r>
+              <w:rPr>
+                <w:rFonts w:ascii="宋体" w:hAnsi="宋体" w:eastAsia="宋体" w:cs="宋体"/>
+                <w:b w:val="0"/>
+                <w:sz w:val="21"/>
+              </w:rPr>
+              <w:t>线、</w:t>
+              <w:br/>
+            </w:r>
+            <w:r>
+              <w:rPr>
+                <w:rFonts w:ascii="宋体" w:hAnsi="宋体" w:eastAsia="宋体" w:cs="宋体"/>
+                <w:b w:val="0"/>
+                <w:sz w:val="21"/>
+              </w:rPr>
+              <w:t>上海</w:t>
+              <w:br/>
+            </w:r>
+            <w:r>
+              <w:rPr>
+                <w:rFonts w:ascii="宋体" w:hAnsi="宋体" w:eastAsia="宋体" w:cs="宋体"/>
+                <w:b w:val="0"/>
+                <w:sz w:val="21"/>
+              </w:rPr>
+              <w:t>I线</w:t>
+              <w:br/>
+            </w:r>
+            <w:r>
+              <w:rPr>
+                <w:rFonts w:ascii="宋体" w:hAnsi="宋体" w:eastAsia="宋体" w:cs="宋体"/>
+                <w:b w:val="0"/>
+                <w:sz w:val="21"/>
+              </w:rPr>
+              <w:t>电力</w:t>
+              <w:br/>
+            </w:r>
+            <w:r>
+              <w:rPr>
+                <w:rFonts w:ascii="宋体" w:hAnsi="宋体" w:eastAsia="宋体" w:cs="宋体"/>
+                <w:b w:val="0"/>
+                <w:sz w:val="21"/>
+              </w:rPr>
+              <w:t>迁改</w:t>
+            </w:r>
+          </w:p>
+        </w:tc>
+        <w:tc>
+          <w:tcPr>
+            <w:tcW w:type="dxa" w:w="580"/>
+            <w:vAlign w:val="center"/>
+            <w:tcBorders>
+              <w:top w:val="single" w:sz="4" w:space="0" w:color="000000"/>
+              <w:left w:val="single" w:sz="4" w:space="0" w:color="000000"/>
+              <w:bottom w:val="single" w:sz="4" w:space="0" w:color="000000"/>
+              <w:right w:val="single" w:sz="4" w:space="0" w:color="000000"/>
+            </w:tcBorders>
           </w:tcPr>
           <w:p>
             <w:pPr>
@@ -2961,8 +5177,14 @@
         </w:tc>
         <w:tc>
           <w:tcPr>
-            <w:tcW w:type="dxa" w:w="460"/>
-            <w:vAlign w:val="center"/>
+            <w:tcW w:type="dxa" w:w="580"/>
+            <w:vAlign w:val="center"/>
+            <w:tcBorders>
+              <w:top w:val="single" w:sz="4" w:space="0" w:color="000000"/>
+              <w:left w:val="single" w:sz="4" w:space="0" w:color="000000"/>
+              <w:bottom w:val="single" w:sz="4" w:space="0" w:color="000000"/>
+              <w:right w:val="single" w:sz="4" w:space="0" w:color="000000"/>
+            </w:tcBorders>
           </w:tcPr>
           <w:p>
             <w:pPr>
@@ -2982,8 +5204,14 @@
         </w:tc>
         <w:tc>
           <w:tcPr>
-            <w:tcW w:type="dxa" w:w="460"/>
-            <w:vAlign w:val="center"/>
+            <w:tcW w:type="dxa" w:w="580"/>
+            <w:vAlign w:val="center"/>
+            <w:tcBorders>
+              <w:top w:val="single" w:sz="4" w:space="0" w:color="000000"/>
+              <w:left w:val="single" w:sz="4" w:space="0" w:color="000000"/>
+              <w:bottom w:val="single" w:sz="4" w:space="0" w:color="000000"/>
+              <w:right w:val="single" w:sz="4" w:space="0" w:color="000000"/>
+            </w:tcBorders>
           </w:tcPr>
           <w:p>
             <w:pPr>
@@ -3003,8 +5231,14 @@
         </w:tc>
         <w:tc>
           <w:tcPr>
-            <w:tcW w:type="dxa" w:w="460"/>
-            <w:vAlign w:val="center"/>
+            <w:tcW w:type="dxa" w:w="580"/>
+            <w:vAlign w:val="center"/>
+            <w:tcBorders>
+              <w:top w:val="single" w:sz="4" w:space="0" w:color="000000"/>
+              <w:left w:val="single" w:sz="4" w:space="0" w:color="000000"/>
+              <w:bottom w:val="single" w:sz="4" w:space="0" w:color="000000"/>
+              <w:right w:val="single" w:sz="4" w:space="0" w:color="000000"/>
+            </w:tcBorders>
           </w:tcPr>
           <w:p>
             <w:pPr>
@@ -3018,16 +5252,61 @@
                 <w:b w:val="0"/>
                 <w:sz w:val="21"/>
               </w:rPr>
-              <w:t>9月16日-21日</w:t>
-              <w:br/>
-            </w:r>
-            <w:r>
-              <w:rPr>
-                <w:rFonts w:ascii="宋体" w:hAnsi="宋体" w:eastAsia="宋体" w:cs="宋体"/>
-                <w:b w:val="0"/>
-                <w:sz w:val="21"/>
-              </w:rPr>
-              <w:t>（6天）</w:t>
+              <w:t>9月</w:t>
+              <w:br/>
+            </w:r>
+            <w:r>
+              <w:rPr>
+                <w:rFonts w:ascii="宋体" w:hAnsi="宋体" w:eastAsia="宋体" w:cs="宋体"/>
+                <w:b w:val="0"/>
+                <w:sz w:val="21"/>
+              </w:rPr>
+              <w:t>16</w:t>
+              <w:br/>
+            </w:r>
+            <w:r>
+              <w:rPr>
+                <w:rFonts w:ascii="宋体" w:hAnsi="宋体" w:eastAsia="宋体" w:cs="宋体"/>
+                <w:b w:val="0"/>
+                <w:sz w:val="21"/>
+              </w:rPr>
+              <w:t>日-</w:t>
+              <w:br/>
+            </w:r>
+            <w:r>
+              <w:rPr>
+                <w:rFonts w:ascii="宋体" w:hAnsi="宋体" w:eastAsia="宋体" w:cs="宋体"/>
+                <w:b w:val="0"/>
+                <w:sz w:val="21"/>
+              </w:rPr>
+              <w:t>21</w:t>
+              <w:br/>
+            </w:r>
+            <w:r>
+              <w:rPr>
+                <w:rFonts w:ascii="宋体" w:hAnsi="宋体" w:eastAsia="宋体" w:cs="宋体"/>
+                <w:b w:val="0"/>
+                <w:sz w:val="21"/>
+              </w:rPr>
+              <w:t>日</w:t>
+              <w:br/>
+            </w:r>
+            <w:r>
+              <w:rPr>
+                <w:rFonts w:ascii="宋体" w:hAnsi="宋体" w:eastAsia="宋体" w:cs="宋体"/>
+                <w:b w:val="0"/>
+                <w:sz w:val="21"/>
+              </w:rPr>
+              <w:t>（6</w:t>
+              <w:br/>
+            </w:r>
+            <w:r>
+              <w:rPr>
+                <w:rFonts w:ascii="宋体" w:hAnsi="宋体" w:eastAsia="宋体" w:cs="宋体"/>
+                <w:b w:val="0"/>
+                <w:sz w:val="21"/>
+              </w:rPr>
+              <w:t>天）</w:t>
             </w:r>
           </w:p>
         </w:tc>
@@ -3035,8 +5314,14 @@
       <w:tr>
         <w:tc>
           <w:tcPr>
-            <w:tcW w:type="dxa" w:w="460"/>
-            <w:vAlign w:val="center"/>
+            <w:tcW w:type="dxa" w:w="580"/>
+            <w:vAlign w:val="center"/>
+            <w:tcBorders>
+              <w:top w:val="single" w:sz="4" w:space="0" w:color="000000"/>
+              <w:left w:val="single" w:sz="4" w:space="0" w:color="000000"/>
+              <w:bottom w:val="single" w:sz="4" w:space="0" w:color="000000"/>
+              <w:right w:val="single" w:sz="4" w:space="0" w:color="000000"/>
+            </w:tcBorders>
           </w:tcPr>
           <w:p>
             <w:pPr>
@@ -3056,8 +5341,14 @@
         </w:tc>
         <w:tc>
           <w:tcPr>
-            <w:tcW w:type="dxa" w:w="460"/>
-            <w:vAlign w:val="center"/>
+            <w:tcW w:type="dxa" w:w="580"/>
+            <w:vAlign w:val="center"/>
+            <w:tcBorders>
+              <w:top w:val="single" w:sz="4" w:space="0" w:color="000000"/>
+              <w:left w:val="single" w:sz="4" w:space="0" w:color="000000"/>
+              <w:bottom w:val="single" w:sz="4" w:space="0" w:color="000000"/>
+              <w:right w:val="single" w:sz="4" w:space="0" w:color="000000"/>
+            </w:tcBorders>
           </w:tcPr>
           <w:p>
             <w:pPr>
@@ -3071,14 +5362,29 @@
                 <w:b w:val="0"/>
                 <w:sz w:val="21"/>
               </w:rPr>
-              <w:t>安装公司</w:t>
-            </w:r>
-          </w:p>
-        </w:tc>
-        <w:tc>
-          <w:tcPr>
-            <w:tcW w:type="dxa" w:w="460"/>
-            <w:vAlign w:val="center"/>
+              <w:t>安装</w:t>
+              <w:br/>
+            </w:r>
+            <w:r>
+              <w:rPr>
+                <w:rFonts w:ascii="宋体" w:hAnsi="宋体" w:eastAsia="宋体" w:cs="宋体"/>
+                <w:b w:val="0"/>
+                <w:sz w:val="21"/>
+              </w:rPr>
+              <w:t>公司</w:t>
+            </w:r>
+          </w:p>
+        </w:tc>
+        <w:tc>
+          <w:tcPr>
+            <w:tcW w:type="dxa" w:w="580"/>
+            <w:vAlign w:val="center"/>
+            <w:tcBorders>
+              <w:top w:val="single" w:sz="4" w:space="0" w:color="000000"/>
+              <w:left w:val="single" w:sz="4" w:space="0" w:color="000000"/>
+              <w:bottom w:val="single" w:sz="4" w:space="0" w:color="000000"/>
+              <w:right w:val="single" w:sz="4" w:space="0" w:color="000000"/>
+            </w:tcBorders>
           </w:tcPr>
           <w:p>
             <w:pPr>
@@ -3092,14 +5398,110 @@
                 <w:b w:val="0"/>
                 <w:sz w:val="21"/>
               </w:rPr>
-              <w:t>青岛电子信息产业园配套项目电力配套工程二期</w:t>
-            </w:r>
-          </w:p>
-        </w:tc>
-        <w:tc>
-          <w:tcPr>
-            <w:tcW w:type="dxa" w:w="460"/>
-            <w:vAlign w:val="center"/>
+              <w:t>青岛</w:t>
+              <w:br/>
+            </w:r>
+            <w:r>
+              <w:rPr>
+                <w:rFonts w:ascii="宋体" w:hAnsi="宋体" w:eastAsia="宋体" w:cs="宋体"/>
+                <w:b w:val="0"/>
+                <w:sz w:val="21"/>
+              </w:rPr>
+              <w:t>电子</w:t>
+              <w:br/>
+            </w:r>
+            <w:r>
+              <w:rPr>
+                <w:rFonts w:ascii="宋体" w:hAnsi="宋体" w:eastAsia="宋体" w:cs="宋体"/>
+                <w:b w:val="0"/>
+                <w:sz w:val="21"/>
+              </w:rPr>
+              <w:t>信息</w:t>
+              <w:br/>
+            </w:r>
+            <w:r>
+              <w:rPr>
+                <w:rFonts w:ascii="宋体" w:hAnsi="宋体" w:eastAsia="宋体" w:cs="宋体"/>
+                <w:b w:val="0"/>
+                <w:sz w:val="21"/>
+              </w:rPr>
+              <w:t>产业</w:t>
+              <w:br/>
+            </w:r>
+            <w:r>
+              <w:rPr>
+                <w:rFonts w:ascii="宋体" w:hAnsi="宋体" w:eastAsia="宋体" w:cs="宋体"/>
+                <w:b w:val="0"/>
+                <w:sz w:val="21"/>
+              </w:rPr>
+              <w:t>园配</w:t>
+              <w:br/>
+            </w:r>
+            <w:r>
+              <w:rPr>
+                <w:rFonts w:ascii="宋体" w:hAnsi="宋体" w:eastAsia="宋体" w:cs="宋体"/>
+                <w:b w:val="0"/>
+                <w:sz w:val="21"/>
+              </w:rPr>
+              <w:t>套项</w:t>
+              <w:br/>
+            </w:r>
+            <w:r>
+              <w:rPr>
+                <w:rFonts w:ascii="宋体" w:hAnsi="宋体" w:eastAsia="宋体" w:cs="宋体"/>
+                <w:b w:val="0"/>
+                <w:sz w:val="21"/>
+              </w:rPr>
+              <w:t>目电</w:t>
+              <w:br/>
+            </w:r>
+            <w:r>
+              <w:rPr>
+                <w:rFonts w:ascii="宋体" w:hAnsi="宋体" w:eastAsia="宋体" w:cs="宋体"/>
+                <w:b w:val="0"/>
+                <w:sz w:val="21"/>
+              </w:rPr>
+              <w:t>力配</w:t>
+              <w:br/>
+            </w:r>
+            <w:r>
+              <w:rPr>
+                <w:rFonts w:ascii="宋体" w:hAnsi="宋体" w:eastAsia="宋体" w:cs="宋体"/>
+                <w:b w:val="0"/>
+                <w:sz w:val="21"/>
+              </w:rPr>
+              <w:t>套工</w:t>
+              <w:br/>
+            </w:r>
+            <w:r>
+              <w:rPr>
+                <w:rFonts w:ascii="宋体" w:hAnsi="宋体" w:eastAsia="宋体" w:cs="宋体"/>
+                <w:b w:val="0"/>
+                <w:sz w:val="21"/>
+              </w:rPr>
+              <w:t>程二</w:t>
+              <w:br/>
+            </w:r>
+            <w:r>
+              <w:rPr>
+                <w:rFonts w:ascii="宋体" w:hAnsi="宋体" w:eastAsia="宋体" w:cs="宋体"/>
+                <w:b w:val="0"/>
+                <w:sz w:val="21"/>
+              </w:rPr>
+              <w:t>期</w:t>
+            </w:r>
+          </w:p>
+        </w:tc>
+        <w:tc>
+          <w:tcPr>
+            <w:tcW w:type="dxa" w:w="580"/>
+            <w:vAlign w:val="center"/>
+            <w:tcBorders>
+              <w:top w:val="single" w:sz="4" w:space="0" w:color="000000"/>
+              <w:left w:val="single" w:sz="4" w:space="0" w:color="000000"/>
+              <w:bottom w:val="single" w:sz="4" w:space="0" w:color="000000"/>
+              <w:right w:val="single" w:sz="4" w:space="0" w:color="000000"/>
+            </w:tcBorders>
           </w:tcPr>
           <w:p>
             <w:pPr>
@@ -3119,8 +5521,14 @@
         </w:tc>
         <w:tc>
           <w:tcPr>
-            <w:tcW w:type="dxa" w:w="460"/>
-            <w:vAlign w:val="center"/>
+            <w:tcW w:type="dxa" w:w="580"/>
+            <w:vAlign w:val="center"/>
+            <w:tcBorders>
+              <w:top w:val="single" w:sz="4" w:space="0" w:color="000000"/>
+              <w:left w:val="single" w:sz="4" w:space="0" w:color="000000"/>
+              <w:bottom w:val="single" w:sz="4" w:space="0" w:color="000000"/>
+              <w:right w:val="single" w:sz="4" w:space="0" w:color="000000"/>
+            </w:tcBorders>
           </w:tcPr>
           <w:p>
             <w:pPr>
@@ -3140,8 +5548,14 @@
         </w:tc>
         <w:tc>
           <w:tcPr>
-            <w:tcW w:type="dxa" w:w="460"/>
-            <w:vAlign w:val="center"/>
+            <w:tcW w:type="dxa" w:w="580"/>
+            <w:vAlign w:val="center"/>
+            <w:tcBorders>
+              <w:top w:val="single" w:sz="4" w:space="0" w:color="000000"/>
+              <w:left w:val="single" w:sz="4" w:space="0" w:color="000000"/>
+              <w:bottom w:val="single" w:sz="4" w:space="0" w:color="000000"/>
+              <w:right w:val="single" w:sz="4" w:space="0" w:color="000000"/>
+            </w:tcBorders>
           </w:tcPr>
           <w:p>
             <w:pPr>
@@ -3161,8 +5575,14 @@
         </w:tc>
         <w:tc>
           <w:tcPr>
-            <w:tcW w:type="dxa" w:w="460"/>
-            <w:vAlign w:val="center"/>
+            <w:tcW w:type="dxa" w:w="580"/>
+            <w:vAlign w:val="center"/>
+            <w:tcBorders>
+              <w:top w:val="single" w:sz="4" w:space="0" w:color="000000"/>
+              <w:left w:val="single" w:sz="4" w:space="0" w:color="000000"/>
+              <w:bottom w:val="single" w:sz="4" w:space="0" w:color="000000"/>
+              <w:right w:val="single" w:sz="4" w:space="0" w:color="000000"/>
+            </w:tcBorders>
           </w:tcPr>
           <w:p>
             <w:pPr>
@@ -3176,16 +5596,61 @@
                 <w:b w:val="0"/>
                 <w:sz w:val="21"/>
               </w:rPr>
-              <w:t>9月24日-30日</w:t>
-              <w:br/>
-            </w:r>
-            <w:r>
-              <w:rPr>
-                <w:rFonts w:ascii="宋体" w:hAnsi="宋体" w:eastAsia="宋体" w:cs="宋体"/>
-                <w:b w:val="0"/>
-                <w:sz w:val="21"/>
-              </w:rPr>
-              <w:t>（7天）</w:t>
+              <w:t>9月</w:t>
+              <w:br/>
+            </w:r>
+            <w:r>
+              <w:rPr>
+                <w:rFonts w:ascii="宋体" w:hAnsi="宋体" w:eastAsia="宋体" w:cs="宋体"/>
+                <w:b w:val="0"/>
+                <w:sz w:val="21"/>
+              </w:rPr>
+              <w:t>24</w:t>
+              <w:br/>
+            </w:r>
+            <w:r>
+              <w:rPr>
+                <w:rFonts w:ascii="宋体" w:hAnsi="宋体" w:eastAsia="宋体" w:cs="宋体"/>
+                <w:b w:val="0"/>
+                <w:sz w:val="21"/>
+              </w:rPr>
+              <w:t>日-</w:t>
+              <w:br/>
+            </w:r>
+            <w:r>
+              <w:rPr>
+                <w:rFonts w:ascii="宋体" w:hAnsi="宋体" w:eastAsia="宋体" w:cs="宋体"/>
+                <w:b w:val="0"/>
+                <w:sz w:val="21"/>
+              </w:rPr>
+              <w:t>30</w:t>
+              <w:br/>
+            </w:r>
+            <w:r>
+              <w:rPr>
+                <w:rFonts w:ascii="宋体" w:hAnsi="宋体" w:eastAsia="宋体" w:cs="宋体"/>
+                <w:b w:val="0"/>
+                <w:sz w:val="21"/>
+              </w:rPr>
+              <w:t>日</w:t>
+              <w:br/>
+            </w:r>
+            <w:r>
+              <w:rPr>
+                <w:rFonts w:ascii="宋体" w:hAnsi="宋体" w:eastAsia="宋体" w:cs="宋体"/>
+                <w:b w:val="0"/>
+                <w:sz w:val="21"/>
+              </w:rPr>
+              <w:t>（7</w:t>
+              <w:br/>
+            </w:r>
+            <w:r>
+              <w:rPr>
+                <w:rFonts w:ascii="宋体" w:hAnsi="宋体" w:eastAsia="宋体" w:cs="宋体"/>
+                <w:b w:val="0"/>
+                <w:sz w:val="21"/>
+              </w:rPr>
+              <w:t>天）</w:t>
             </w:r>
           </w:p>
         </w:tc>
@@ -3242,7 +5707,7 @@
       <w:r>
         <w:drawing>
           <wp:inline distT="0" distB="0" distL="0" distR="0">
-            <wp:extent cx="5524500" cy="1905000"/>
+            <wp:extent cx="5524500" cy="3213100"/>
             <wp:effectExtent l="0" t="0" r="0" b="0"/>
             <wp:docPr id="3" name="Chart 3"/>
             <wp:cNvGraphicFramePr>
@@ -3443,7 +5908,7 @@
         <w:rPr/>
         <w:drawing>
           <wp:inline distT="0" distB="0" distL="0" distR="0">
-            <wp:extent cx="5524500" cy="1503680"/>
+            <wp:extent cx="5524500" cy="2171700"/>
             <wp:effectExtent l="0" t="0" r="0" b="0"/>
             <wp:docPr id="2" name="Chart 2"/>
             <wp:cNvGraphicFramePr>
@@ -3525,7 +5990,7 @@
       <w:r>
         <w:drawing>
           <wp:inline distT="0" distB="0" distL="0" distR="0">
-            <wp:extent cx="5524500" cy="1503680"/>
+            <wp:extent cx="5524500" cy="2171700"/>
             <wp:effectExtent l="0" t="0" r="0" b="0"/>
             <wp:docPr id="4" name="Chart 4"/>
             <wp:cNvGraphicFramePr>
@@ -3670,7 +6135,7 @@
     </w:p>
     <w:tbl>
       <w:tblPr>
-        <w:tblW w:w="8840" w:type="dxa"/>
+        <w:tblW w:w="8844" w:type="dxa"/>
         <w:jc w:val="center"/>
         <w:tblInd w:w="0" w:type="dxa"/>
         <w:tblLayout w:type="fixed"/>
@@ -3714,6 +6179,8 @@
               <w:start w:val="single" w:sz="4" w:space="0" w:color="000000"/>
               <w:bottom w:val="single" w:sz="4" w:space="0" w:color="000000"/>
               <w:end w:val="single" w:sz="4" w:space="0" w:color="000000"/>
+              <w:left w:val="single" w:sz="4" w:space="0" w:color="000000"/>
+              <w:right w:val="single" w:sz="4" w:space="0" w:color="000000"/>
             </w:tcBorders>
             <w:vAlign w:val="center"/>
           </w:tcPr>
@@ -3764,6 +6231,8 @@
               <w:start w:val="single" w:sz="4" w:space="0" w:color="000000"/>
               <w:bottom w:val="single" w:sz="4" w:space="0" w:color="000000"/>
               <w:end w:val="single" w:sz="4" w:space="0" w:color="000000"/>
+              <w:left w:val="single" w:sz="4" w:space="0" w:color="000000"/>
+              <w:right w:val="single" w:sz="4" w:space="0" w:color="000000"/>
             </w:tcBorders>
             <w:vAlign w:val="center"/>
           </w:tcPr>
@@ -3802,7 +6271,16 @@
                 <w:b/>
                 <w:sz w:val="24"/>
               </w:rPr>
-              <w:t>变电运维</w:t>
+              <w:t>变电</w:t>
+              <w:br/>
+            </w:r>
+            <w:r>
+              <w:rPr>
+                <w:rFonts w:ascii="宋体" w:hAnsi="宋体" w:eastAsia="宋体" w:cs="宋体"/>
+                <w:b/>
+                <w:sz w:val="24"/>
+              </w:rPr>
+              <w:t>运维</w:t>
             </w:r>
           </w:p>
         </w:tc>
@@ -3814,6 +6292,8 @@
               <w:start w:val="single" w:sz="4" w:space="0" w:color="000000"/>
               <w:bottom w:val="single" w:sz="4" w:space="0" w:color="000000"/>
               <w:end w:val="single" w:sz="4" w:space="0" w:color="000000"/>
+              <w:left w:val="single" w:sz="4" w:space="0" w:color="000000"/>
+              <w:right w:val="single" w:sz="4" w:space="0" w:color="000000"/>
             </w:tcBorders>
             <w:vAlign w:val="center"/>
           </w:tcPr>
@@ -3852,7 +6332,16 @@
                 <w:b/>
                 <w:sz w:val="24"/>
               </w:rPr>
-              <w:t>变电检修</w:t>
+              <w:t>变电</w:t>
+              <w:br/>
+            </w:r>
+            <w:r>
+              <w:rPr>
+                <w:rFonts w:ascii="宋体" w:hAnsi="宋体" w:eastAsia="宋体" w:cs="宋体"/>
+                <w:b/>
+                <w:sz w:val="24"/>
+              </w:rPr>
+              <w:t>检修</w:t>
             </w:r>
           </w:p>
         </w:tc>
@@ -3864,6 +6353,8 @@
               <w:start w:val="single" w:sz="4" w:space="0" w:color="000000"/>
               <w:bottom w:val="single" w:sz="4" w:space="0" w:color="000000"/>
               <w:end w:val="single" w:sz="4" w:space="0" w:color="000000"/>
+              <w:left w:val="single" w:sz="4" w:space="0" w:color="000000"/>
+              <w:right w:val="single" w:sz="4" w:space="0" w:color="000000"/>
             </w:tcBorders>
             <w:vAlign w:val="center"/>
           </w:tcPr>
@@ -3902,7 +6393,16 @@
                 <w:b/>
                 <w:sz w:val="24"/>
               </w:rPr>
-              <w:t>输电中心</w:t>
+              <w:t>输电</w:t>
+              <w:br/>
+            </w:r>
+            <w:r>
+              <w:rPr>
+                <w:rFonts w:ascii="宋体" w:hAnsi="宋体" w:eastAsia="宋体" w:cs="宋体"/>
+                <w:b/>
+                <w:sz w:val="24"/>
+              </w:rPr>
+              <w:t>中心</w:t>
             </w:r>
           </w:p>
         </w:tc>
@@ -3914,6 +6414,8 @@
               <w:start w:val="single" w:sz="4" w:space="0" w:color="000000"/>
               <w:bottom w:val="single" w:sz="4" w:space="0" w:color="000000"/>
               <w:end w:val="single" w:sz="4" w:space="0" w:color="000000"/>
+              <w:left w:val="single" w:sz="4" w:space="0" w:color="000000"/>
+              <w:right w:val="single" w:sz="4" w:space="0" w:color="000000"/>
             </w:tcBorders>
             <w:vAlign w:val="center"/>
           </w:tcPr>
@@ -3952,7 +6454,16 @@
                 <w:b/>
                 <w:sz w:val="24"/>
               </w:rPr>
-              <w:t>带电中心</w:t>
+              <w:t>带电</w:t>
+              <w:br/>
+            </w:r>
+            <w:r>
+              <w:rPr>
+                <w:rFonts w:ascii="宋体" w:hAnsi="宋体" w:eastAsia="宋体" w:cs="宋体"/>
+                <w:b/>
+                <w:sz w:val="24"/>
+              </w:rPr>
+              <w:t>中心</w:t>
             </w:r>
           </w:p>
         </w:tc>
@@ -3964,6 +6475,8 @@
               <w:start w:val="single" w:sz="4" w:space="0" w:color="000000"/>
               <w:bottom w:val="single" w:sz="4" w:space="0" w:color="000000"/>
               <w:end w:val="single" w:sz="4" w:space="0" w:color="000000"/>
+              <w:left w:val="single" w:sz="4" w:space="0" w:color="000000"/>
+              <w:right w:val="single" w:sz="4" w:space="0" w:color="000000"/>
             </w:tcBorders>
             <w:vAlign w:val="center"/>
           </w:tcPr>
@@ -4002,7 +6515,16 @@
                 <w:b/>
                 <w:sz w:val="24"/>
               </w:rPr>
-              <w:t>电缆中心</w:t>
+              <w:t>电缆</w:t>
+              <w:br/>
+            </w:r>
+            <w:r>
+              <w:rPr>
+                <w:rFonts w:ascii="宋体" w:hAnsi="宋体" w:eastAsia="宋体" w:cs="宋体"/>
+                <w:b/>
+                <w:sz w:val="24"/>
+              </w:rPr>
+              <w:t>中心</w:t>
             </w:r>
           </w:p>
         </w:tc>
@@ -4014,6 +6536,8 @@
               <w:start w:val="single" w:sz="4" w:space="0" w:color="000000"/>
               <w:bottom w:val="single" w:sz="4" w:space="0" w:color="000000"/>
               <w:end w:val="single" w:sz="4" w:space="0" w:color="000000"/>
+              <w:left w:val="single" w:sz="4" w:space="0" w:color="000000"/>
+              <w:right w:val="single" w:sz="4" w:space="0" w:color="000000"/>
             </w:tcBorders>
             <w:vAlign w:val="center"/>
           </w:tcPr>
@@ -4052,7 +6576,16 @@
                 <w:b/>
                 <w:sz w:val="24"/>
               </w:rPr>
-              <w:t>市南中心</w:t>
+              <w:t>市南</w:t>
+              <w:br/>
+            </w:r>
+            <w:r>
+              <w:rPr>
+                <w:rFonts w:ascii="宋体" w:hAnsi="宋体" w:eastAsia="宋体" w:cs="宋体"/>
+                <w:b/>
+                <w:sz w:val="24"/>
+              </w:rPr>
+              <w:t>中心</w:t>
             </w:r>
           </w:p>
         </w:tc>
@@ -4064,6 +6597,8 @@
               <w:start w:val="single" w:sz="4" w:space="0" w:color="000000"/>
               <w:bottom w:val="single" w:sz="4" w:space="0" w:color="000000"/>
               <w:end w:val="single" w:sz="4" w:space="0" w:color="000000"/>
+              <w:left w:val="single" w:sz="4" w:space="0" w:color="000000"/>
+              <w:right w:val="single" w:sz="4" w:space="0" w:color="000000"/>
             </w:tcBorders>
             <w:vAlign w:val="center"/>
           </w:tcPr>
@@ -4102,7 +6637,16 @@
                 <w:b/>
                 <w:sz w:val="24"/>
               </w:rPr>
-              <w:t>市北中心</w:t>
+              <w:t>市北</w:t>
+              <w:br/>
+            </w:r>
+            <w:r>
+              <w:rPr>
+                <w:rFonts w:ascii="宋体" w:hAnsi="宋体" w:eastAsia="宋体" w:cs="宋体"/>
+                <w:b/>
+                <w:sz w:val="24"/>
+              </w:rPr>
+              <w:t>中心</w:t>
             </w:r>
           </w:p>
         </w:tc>
@@ -4114,6 +6658,8 @@
               <w:start w:val="single" w:sz="4" w:space="0" w:color="000000"/>
               <w:bottom w:val="single" w:sz="4" w:space="0" w:color="000000"/>
               <w:end w:val="single" w:sz="4" w:space="0" w:color="000000"/>
+              <w:left w:val="single" w:sz="4" w:space="0" w:color="000000"/>
+              <w:right w:val="single" w:sz="4" w:space="0" w:color="000000"/>
             </w:tcBorders>
             <w:vAlign w:val="center"/>
           </w:tcPr>
@@ -4152,7 +6698,16 @@
                 <w:b/>
                 <w:sz w:val="24"/>
               </w:rPr>
-              <w:t>崂山中心</w:t>
+              <w:t>崂山</w:t>
+              <w:br/>
+            </w:r>
+            <w:r>
+              <w:rPr>
+                <w:rFonts w:ascii="宋体" w:hAnsi="宋体" w:eastAsia="宋体" w:cs="宋体"/>
+                <w:b/>
+                <w:sz w:val="24"/>
+              </w:rPr>
+              <w:t>中心</w:t>
             </w:r>
           </w:p>
         </w:tc>
@@ -4164,6 +6719,8 @@
               <w:start w:val="single" w:sz="4" w:space="0" w:color="000000"/>
               <w:bottom w:val="single" w:sz="4" w:space="0" w:color="000000"/>
               <w:end w:val="single" w:sz="4" w:space="0" w:color="000000"/>
+              <w:left w:val="single" w:sz="4" w:space="0" w:color="000000"/>
+              <w:right w:val="single" w:sz="4" w:space="0" w:color="000000"/>
             </w:tcBorders>
             <w:vAlign w:val="center"/>
           </w:tcPr>
@@ -4202,7 +6759,16 @@
                 <w:b/>
                 <w:sz w:val="24"/>
               </w:rPr>
-              <w:t>李沧中心</w:t>
+              <w:t>李沧</w:t>
+              <w:br/>
+            </w:r>
+            <w:r>
+              <w:rPr>
+                <w:rFonts w:ascii="宋体" w:hAnsi="宋体" w:eastAsia="宋体" w:cs="宋体"/>
+                <w:b/>
+                <w:sz w:val="24"/>
+              </w:rPr>
+              <w:t>中心</w:t>
             </w:r>
           </w:p>
         </w:tc>
@@ -4214,6 +6780,8 @@
               <w:start w:val="single" w:sz="4" w:space="0" w:color="000000"/>
               <w:bottom w:val="single" w:sz="4" w:space="0" w:color="000000"/>
               <w:end w:val="single" w:sz="4" w:space="0" w:color="000000"/>
+              <w:left w:val="single" w:sz="4" w:space="0" w:color="000000"/>
+              <w:right w:val="single" w:sz="4" w:space="0" w:color="000000"/>
             </w:tcBorders>
             <w:vAlign w:val="center"/>
           </w:tcPr>
@@ -4252,7 +6820,16 @@
                 <w:b/>
                 <w:sz w:val="24"/>
               </w:rPr>
-              <w:t>城阳中心</w:t>
+              <w:t>城阳</w:t>
+              <w:br/>
+            </w:r>
+            <w:r>
+              <w:rPr>
+                <w:rFonts w:ascii="宋体" w:hAnsi="宋体" w:eastAsia="宋体" w:cs="宋体"/>
+                <w:b/>
+                <w:sz w:val="24"/>
+              </w:rPr>
+              <w:t>中心</w:t>
             </w:r>
           </w:p>
         </w:tc>
@@ -4264,6 +6841,8 @@
               <w:start w:val="single" w:sz="4" w:space="0" w:color="000000"/>
               <w:bottom w:val="single" w:sz="4" w:space="0" w:color="000000"/>
               <w:end w:val="single" w:sz="4" w:space="0" w:color="000000"/>
+              <w:left w:val="single" w:sz="4" w:space="0" w:color="000000"/>
+              <w:right w:val="single" w:sz="4" w:space="0" w:color="000000"/>
             </w:tcBorders>
             <w:vAlign w:val="center"/>
           </w:tcPr>
@@ -4302,7 +6881,16 @@
                 <w:b/>
                 <w:sz w:val="24"/>
               </w:rPr>
-              <w:t>安装公司</w:t>
+              <w:t>安装</w:t>
+              <w:br/>
+            </w:r>
+            <w:r>
+              <w:rPr>
+                <w:rFonts w:ascii="宋体" w:hAnsi="宋体" w:eastAsia="宋体" w:cs="宋体"/>
+                <w:b/>
+                <w:sz w:val="24"/>
+              </w:rPr>
+              <w:t>公司</w:t>
             </w:r>
           </w:p>
         </w:tc>
@@ -4314,6 +6902,8 @@
               <w:start w:val="single" w:sz="4" w:space="0" w:color="000000"/>
               <w:bottom w:val="single" w:sz="4" w:space="0" w:color="000000"/>
               <w:end w:val="single" w:sz="4" w:space="0" w:color="000000"/>
+              <w:left w:val="single" w:sz="4" w:space="0" w:color="000000"/>
+              <w:right w:val="single" w:sz="4" w:space="0" w:color="000000"/>
             </w:tcBorders>
             <w:vAlign w:val="center"/>
           </w:tcPr>
@@ -4352,7 +6942,16 @@
                 <w:b/>
                 <w:sz w:val="24"/>
               </w:rPr>
-              <w:t>胶州公司</w:t>
+              <w:t>胶州</w:t>
+              <w:br/>
+            </w:r>
+            <w:r>
+              <w:rPr>
+                <w:rFonts w:ascii="宋体" w:hAnsi="宋体" w:eastAsia="宋体" w:cs="宋体"/>
+                <w:b/>
+                <w:sz w:val="24"/>
+              </w:rPr>
+              <w:t>公司</w:t>
             </w:r>
           </w:p>
         </w:tc>
@@ -4364,6 +6963,8 @@
               <w:start w:val="single" w:sz="4" w:space="0" w:color="000000"/>
               <w:bottom w:val="single" w:sz="4" w:space="0" w:color="000000"/>
               <w:end w:val="single" w:sz="4" w:space="0" w:color="000000"/>
+              <w:left w:val="single" w:sz="4" w:space="0" w:color="000000"/>
+              <w:right w:val="single" w:sz="4" w:space="0" w:color="000000"/>
             </w:tcBorders>
             <w:vAlign w:val="center"/>
           </w:tcPr>
@@ -4402,7 +7003,16 @@
                 <w:b/>
                 <w:sz w:val="24"/>
               </w:rPr>
-              <w:t>即墨公司</w:t>
+              <w:t>即墨</w:t>
+              <w:br/>
+            </w:r>
+            <w:r>
+              <w:rPr>
+                <w:rFonts w:ascii="宋体" w:hAnsi="宋体" w:eastAsia="宋体" w:cs="宋体"/>
+                <w:b/>
+                <w:sz w:val="24"/>
+              </w:rPr>
+              <w:t>公司</w:t>
             </w:r>
           </w:p>
         </w:tc>
@@ -4414,6 +7024,8 @@
               <w:start w:val="single" w:sz="4" w:space="0" w:color="000000"/>
               <w:bottom w:val="single" w:sz="4" w:space="0" w:color="000000"/>
               <w:end w:val="single" w:sz="4" w:space="0" w:color="000000"/>
+              <w:left w:val="single" w:sz="4" w:space="0" w:color="000000"/>
+              <w:right w:val="single" w:sz="4" w:space="0" w:color="000000"/>
             </w:tcBorders>
             <w:vAlign w:val="center"/>
           </w:tcPr>
@@ -4452,7 +7064,16 @@
                 <w:b/>
                 <w:sz w:val="24"/>
               </w:rPr>
-              <w:t>黄岛公司</w:t>
+              <w:t>黄岛</w:t>
+              <w:br/>
+            </w:r>
+            <w:r>
+              <w:rPr>
+                <w:rFonts w:ascii="宋体" w:hAnsi="宋体" w:eastAsia="宋体" w:cs="宋体"/>
+                <w:b/>
+                <w:sz w:val="24"/>
+              </w:rPr>
+              <w:t>公司</w:t>
             </w:r>
           </w:p>
         </w:tc>
@@ -4464,6 +7085,8 @@
               <w:start w:val="single" w:sz="4" w:space="0" w:color="000000"/>
               <w:bottom w:val="single" w:sz="4" w:space="0" w:color="000000"/>
               <w:end w:val="single" w:sz="4" w:space="0" w:color="000000"/>
+              <w:left w:val="single" w:sz="4" w:space="0" w:color="000000"/>
+              <w:right w:val="single" w:sz="4" w:space="0" w:color="000000"/>
             </w:tcBorders>
             <w:vAlign w:val="center"/>
           </w:tcPr>
@@ -4502,7 +7125,16 @@
                 <w:b/>
                 <w:sz w:val="24"/>
               </w:rPr>
-              <w:t>平度公司</w:t>
+              <w:t>平度</w:t>
+              <w:br/>
+            </w:r>
+            <w:r>
+              <w:rPr>
+                <w:rFonts w:ascii="宋体" w:hAnsi="宋体" w:eastAsia="宋体" w:cs="宋体"/>
+                <w:b/>
+                <w:sz w:val="24"/>
+              </w:rPr>
+              <w:t>公司</w:t>
             </w:r>
           </w:p>
         </w:tc>
@@ -4514,6 +7146,8 @@
               <w:start w:val="single" w:sz="4" w:space="0" w:color="000000"/>
               <w:bottom w:val="single" w:sz="4" w:space="0" w:color="000000"/>
               <w:end w:val="single" w:sz="4" w:space="0" w:color="000000"/>
+              <w:left w:val="single" w:sz="4" w:space="0" w:color="000000"/>
+              <w:right w:val="single" w:sz="4" w:space="0" w:color="000000"/>
             </w:tcBorders>
             <w:vAlign w:val="center"/>
           </w:tcPr>
@@ -4552,7 +7186,16 @@
                 <w:b/>
                 <w:sz w:val="24"/>
               </w:rPr>
-              <w:t>莱西公司</w:t>
+              <w:t>莱西</w:t>
+              <w:br/>
+            </w:r>
+            <w:r>
+              <w:rPr>
+                <w:rFonts w:ascii="宋体" w:hAnsi="宋体" w:eastAsia="宋体" w:cs="宋体"/>
+                <w:b/>
+                <w:sz w:val="24"/>
+              </w:rPr>
+              <w:t>公司</w:t>
             </w:r>
           </w:p>
         </w:tc>
@@ -4562,6 +7205,12 @@
           <w:tcPr>
             <w:tcW w:type="dxa" w:w="520"/>
             <w:vAlign w:val="center"/>
+            <w:tcBorders>
+              <w:top w:val="single" w:sz="4" w:space="0" w:color="000000"/>
+              <w:left w:val="single" w:sz="4" w:space="0" w:color="000000"/>
+              <w:bottom w:val="single" w:sz="4" w:space="0" w:color="000000"/>
+              <w:right w:val="single" w:sz="4" w:space="0" w:color="000000"/>
+            </w:tcBorders>
           </w:tcPr>
           <w:p>
             <w:pPr>
@@ -4575,7 +7224,16 @@
                 <w:b w:val="0"/>
                 <w:sz w:val="24"/>
               </w:rPr>
-              <w:t>21日</w:t>
+              <w:t>21</w:t>
+              <w:br/>
+            </w:r>
+            <w:r>
+              <w:rPr>
+                <w:rFonts w:ascii="宋体" w:hAnsi="宋体" w:eastAsia="宋体" w:cs="宋体"/>
+                <w:b w:val="0"/>
+                <w:sz w:val="24"/>
+              </w:rPr>
+              <w:t>日</w:t>
             </w:r>
           </w:p>
         </w:tc>
@@ -4583,6 +7241,12 @@
           <w:tcPr>
             <w:tcW w:type="dxa" w:w="520"/>
             <w:vAlign w:val="center"/>
+            <w:tcBorders>
+              <w:top w:val="single" w:sz="4" w:space="0" w:color="000000"/>
+              <w:left w:val="single" w:sz="4" w:space="0" w:color="000000"/>
+              <w:bottom w:val="single" w:sz="4" w:space="0" w:color="000000"/>
+              <w:right w:val="single" w:sz="4" w:space="0" w:color="000000"/>
+            </w:tcBorders>
           </w:tcPr>
           <w:p>
             <w:pPr>
@@ -4604,6 +7268,12 @@
           <w:tcPr>
             <w:tcW w:type="dxa" w:w="520"/>
             <w:vAlign w:val="center"/>
+            <w:tcBorders>
+              <w:top w:val="single" w:sz="4" w:space="0" w:color="000000"/>
+              <w:left w:val="single" w:sz="4" w:space="0" w:color="000000"/>
+              <w:bottom w:val="single" w:sz="4" w:space="0" w:color="000000"/>
+              <w:right w:val="single" w:sz="4" w:space="0" w:color="000000"/>
+            </w:tcBorders>
           </w:tcPr>
           <w:p>
             <w:pPr>
@@ -4625,6 +7295,12 @@
           <w:tcPr>
             <w:tcW w:type="dxa" w:w="520"/>
             <w:vAlign w:val="center"/>
+            <w:tcBorders>
+              <w:top w:val="single" w:sz="4" w:space="0" w:color="000000"/>
+              <w:left w:val="single" w:sz="4" w:space="0" w:color="000000"/>
+              <w:bottom w:val="single" w:sz="4" w:space="0" w:color="000000"/>
+              <w:right w:val="single" w:sz="4" w:space="0" w:color="000000"/>
+            </w:tcBorders>
           </w:tcPr>
           <w:p>
             <w:pPr>
@@ -4646,6 +7322,12 @@
           <w:tcPr>
             <w:tcW w:type="dxa" w:w="520"/>
             <w:vAlign w:val="center"/>
+            <w:tcBorders>
+              <w:top w:val="single" w:sz="4" w:space="0" w:color="000000"/>
+              <w:left w:val="single" w:sz="4" w:space="0" w:color="000000"/>
+              <w:bottom w:val="single" w:sz="4" w:space="0" w:color="000000"/>
+              <w:right w:val="single" w:sz="4" w:space="0" w:color="000000"/>
+            </w:tcBorders>
           </w:tcPr>
           <w:p>
             <w:pPr>
@@ -4667,6 +7349,12 @@
           <w:tcPr>
             <w:tcW w:type="dxa" w:w="520"/>
             <w:vAlign w:val="center"/>
+            <w:tcBorders>
+              <w:top w:val="single" w:sz="4" w:space="0" w:color="000000"/>
+              <w:left w:val="single" w:sz="4" w:space="0" w:color="000000"/>
+              <w:bottom w:val="single" w:sz="4" w:space="0" w:color="000000"/>
+              <w:right w:val="single" w:sz="4" w:space="0" w:color="000000"/>
+            </w:tcBorders>
           </w:tcPr>
           <w:p>
             <w:pPr>
@@ -4688,6 +7376,12 @@
           <w:tcPr>
             <w:tcW w:type="dxa" w:w="520"/>
             <w:vAlign w:val="center"/>
+            <w:tcBorders>
+              <w:top w:val="single" w:sz="4" w:space="0" w:color="000000"/>
+              <w:left w:val="single" w:sz="4" w:space="0" w:color="000000"/>
+              <w:bottom w:val="single" w:sz="4" w:space="0" w:color="000000"/>
+              <w:right w:val="single" w:sz="4" w:space="0" w:color="000000"/>
+            </w:tcBorders>
           </w:tcPr>
           <w:p>
             <w:pPr>
@@ -4709,6 +7403,12 @@
           <w:tcPr>
             <w:tcW w:type="dxa" w:w="520"/>
             <w:vAlign w:val="center"/>
+            <w:tcBorders>
+              <w:top w:val="single" w:sz="4" w:space="0" w:color="000000"/>
+              <w:left w:val="single" w:sz="4" w:space="0" w:color="000000"/>
+              <w:bottom w:val="single" w:sz="4" w:space="0" w:color="000000"/>
+              <w:right w:val="single" w:sz="4" w:space="0" w:color="000000"/>
+            </w:tcBorders>
           </w:tcPr>
           <w:p>
             <w:pPr>
@@ -4730,6 +7430,12 @@
           <w:tcPr>
             <w:tcW w:type="dxa" w:w="520"/>
             <w:vAlign w:val="center"/>
+            <w:tcBorders>
+              <w:top w:val="single" w:sz="4" w:space="0" w:color="000000"/>
+              <w:left w:val="single" w:sz="4" w:space="0" w:color="000000"/>
+              <w:bottom w:val="single" w:sz="4" w:space="0" w:color="000000"/>
+              <w:right w:val="single" w:sz="4" w:space="0" w:color="000000"/>
+            </w:tcBorders>
           </w:tcPr>
           <w:p>
             <w:pPr>
@@ -4751,6 +7457,12 @@
           <w:tcPr>
             <w:tcW w:type="dxa" w:w="520"/>
             <w:vAlign w:val="center"/>
+            <w:tcBorders>
+              <w:top w:val="single" w:sz="4" w:space="0" w:color="000000"/>
+              <w:left w:val="single" w:sz="4" w:space="0" w:color="000000"/>
+              <w:bottom w:val="single" w:sz="4" w:space="0" w:color="000000"/>
+              <w:right w:val="single" w:sz="4" w:space="0" w:color="000000"/>
+            </w:tcBorders>
           </w:tcPr>
           <w:p>
             <w:pPr>
@@ -4772,6 +7484,12 @@
           <w:tcPr>
             <w:tcW w:type="dxa" w:w="520"/>
             <w:vAlign w:val="center"/>
+            <w:tcBorders>
+              <w:top w:val="single" w:sz="4" w:space="0" w:color="000000"/>
+              <w:left w:val="single" w:sz="4" w:space="0" w:color="000000"/>
+              <w:bottom w:val="single" w:sz="4" w:space="0" w:color="000000"/>
+              <w:right w:val="single" w:sz="4" w:space="0" w:color="000000"/>
+            </w:tcBorders>
           </w:tcPr>
           <w:p>
             <w:pPr>
@@ -4793,6 +7511,12 @@
           <w:tcPr>
             <w:tcW w:type="dxa" w:w="520"/>
             <w:vAlign w:val="center"/>
+            <w:tcBorders>
+              <w:top w:val="single" w:sz="4" w:space="0" w:color="000000"/>
+              <w:left w:val="single" w:sz="4" w:space="0" w:color="000000"/>
+              <w:bottom w:val="single" w:sz="4" w:space="0" w:color="000000"/>
+              <w:right w:val="single" w:sz="4" w:space="0" w:color="000000"/>
+            </w:tcBorders>
           </w:tcPr>
           <w:p>
             <w:pPr>
@@ -4814,6 +7538,12 @@
           <w:tcPr>
             <w:tcW w:type="dxa" w:w="520"/>
             <w:vAlign w:val="center"/>
+            <w:tcBorders>
+              <w:top w:val="single" w:sz="4" w:space="0" w:color="000000"/>
+              <w:left w:val="single" w:sz="4" w:space="0" w:color="000000"/>
+              <w:bottom w:val="single" w:sz="4" w:space="0" w:color="000000"/>
+              <w:right w:val="single" w:sz="4" w:space="0" w:color="000000"/>
+            </w:tcBorders>
           </w:tcPr>
           <w:p>
             <w:pPr>
@@ -4835,6 +7565,12 @@
           <w:tcPr>
             <w:tcW w:type="dxa" w:w="520"/>
             <w:vAlign w:val="center"/>
+            <w:tcBorders>
+              <w:top w:val="single" w:sz="4" w:space="0" w:color="000000"/>
+              <w:left w:val="single" w:sz="4" w:space="0" w:color="000000"/>
+              <w:bottom w:val="single" w:sz="4" w:space="0" w:color="000000"/>
+              <w:right w:val="single" w:sz="4" w:space="0" w:color="000000"/>
+            </w:tcBorders>
           </w:tcPr>
           <w:p>
             <w:pPr>
@@ -4856,6 +7592,12 @@
           <w:tcPr>
             <w:tcW w:type="dxa" w:w="520"/>
             <w:vAlign w:val="center"/>
+            <w:tcBorders>
+              <w:top w:val="single" w:sz="4" w:space="0" w:color="000000"/>
+              <w:left w:val="single" w:sz="4" w:space="0" w:color="000000"/>
+              <w:bottom w:val="single" w:sz="4" w:space="0" w:color="000000"/>
+              <w:right w:val="single" w:sz="4" w:space="0" w:color="000000"/>
+            </w:tcBorders>
           </w:tcPr>
           <w:p>
             <w:pPr>
@@ -4877,6 +7619,12 @@
           <w:tcPr>
             <w:tcW w:type="dxa" w:w="520"/>
             <w:vAlign w:val="center"/>
+            <w:tcBorders>
+              <w:top w:val="single" w:sz="4" w:space="0" w:color="000000"/>
+              <w:left w:val="single" w:sz="4" w:space="0" w:color="000000"/>
+              <w:bottom w:val="single" w:sz="4" w:space="0" w:color="000000"/>
+              <w:right w:val="single" w:sz="4" w:space="0" w:color="000000"/>
+            </w:tcBorders>
           </w:tcPr>
           <w:p>
             <w:pPr>
@@ -4898,6 +7646,12 @@
           <w:tcPr>
             <w:tcW w:type="dxa" w:w="520"/>
             <w:vAlign w:val="center"/>
+            <w:tcBorders>
+              <w:top w:val="single" w:sz="4" w:space="0" w:color="000000"/>
+              <w:left w:val="single" w:sz="4" w:space="0" w:color="000000"/>
+              <w:bottom w:val="single" w:sz="4" w:space="0" w:color="000000"/>
+              <w:right w:val="single" w:sz="4" w:space="0" w:color="000000"/>
+            </w:tcBorders>
           </w:tcPr>
           <w:p>
             <w:pPr>
@@ -4921,6 +7675,12 @@
           <w:tcPr>
             <w:tcW w:type="dxa" w:w="520"/>
             <w:vAlign w:val="center"/>
+            <w:tcBorders>
+              <w:top w:val="single" w:sz="4" w:space="0" w:color="000000"/>
+              <w:left w:val="single" w:sz="4" w:space="0" w:color="000000"/>
+              <w:bottom w:val="single" w:sz="4" w:space="0" w:color="000000"/>
+              <w:right w:val="single" w:sz="4" w:space="0" w:color="000000"/>
+            </w:tcBorders>
           </w:tcPr>
           <w:p>
             <w:pPr>
@@ -4934,7 +7694,16 @@
                 <w:b w:val="0"/>
                 <w:sz w:val="24"/>
               </w:rPr>
-              <w:t>22日</w:t>
+              <w:t>22</w:t>
+              <w:br/>
+            </w:r>
+            <w:r>
+              <w:rPr>
+                <w:rFonts w:ascii="宋体" w:hAnsi="宋体" w:eastAsia="宋体" w:cs="宋体"/>
+                <w:b w:val="0"/>
+                <w:sz w:val="24"/>
+              </w:rPr>
+              <w:t>日</w:t>
             </w:r>
           </w:p>
         </w:tc>
@@ -4942,6 +7711,12 @@
           <w:tcPr>
             <w:tcW w:type="dxa" w:w="520"/>
             <w:vAlign w:val="center"/>
+            <w:tcBorders>
+              <w:top w:val="single" w:sz="4" w:space="0" w:color="000000"/>
+              <w:left w:val="single" w:sz="4" w:space="0" w:color="000000"/>
+              <w:bottom w:val="single" w:sz="4" w:space="0" w:color="000000"/>
+              <w:right w:val="single" w:sz="4" w:space="0" w:color="000000"/>
+            </w:tcBorders>
           </w:tcPr>
           <w:p>
             <w:pPr>
@@ -4963,6 +7738,12 @@
           <w:tcPr>
             <w:tcW w:type="dxa" w:w="520"/>
             <w:vAlign w:val="center"/>
+            <w:tcBorders>
+              <w:top w:val="single" w:sz="4" w:space="0" w:color="000000"/>
+              <w:left w:val="single" w:sz="4" w:space="0" w:color="000000"/>
+              <w:bottom w:val="single" w:sz="4" w:space="0" w:color="000000"/>
+              <w:right w:val="single" w:sz="4" w:space="0" w:color="000000"/>
+            </w:tcBorders>
           </w:tcPr>
           <w:p>
             <w:pPr>
@@ -4984,6 +7765,12 @@
           <w:tcPr>
             <w:tcW w:type="dxa" w:w="520"/>
             <w:vAlign w:val="center"/>
+            <w:tcBorders>
+              <w:top w:val="single" w:sz="4" w:space="0" w:color="000000"/>
+              <w:left w:val="single" w:sz="4" w:space="0" w:color="000000"/>
+              <w:bottom w:val="single" w:sz="4" w:space="0" w:color="000000"/>
+              <w:right w:val="single" w:sz="4" w:space="0" w:color="000000"/>
+            </w:tcBorders>
           </w:tcPr>
           <w:p>
             <w:pPr>
@@ -5005,6 +7792,12 @@
           <w:tcPr>
             <w:tcW w:type="dxa" w:w="520"/>
             <w:vAlign w:val="center"/>
+            <w:tcBorders>
+              <w:top w:val="single" w:sz="4" w:space="0" w:color="000000"/>
+              <w:left w:val="single" w:sz="4" w:space="0" w:color="000000"/>
+              <w:bottom w:val="single" w:sz="4" w:space="0" w:color="000000"/>
+              <w:right w:val="single" w:sz="4" w:space="0" w:color="000000"/>
+            </w:tcBorders>
           </w:tcPr>
           <w:p>
             <w:pPr>
@@ -5026,6 +7819,12 @@
           <w:tcPr>
             <w:tcW w:type="dxa" w:w="520"/>
             <w:vAlign w:val="center"/>
+            <w:tcBorders>
+              <w:top w:val="single" w:sz="4" w:space="0" w:color="000000"/>
+              <w:left w:val="single" w:sz="4" w:space="0" w:color="000000"/>
+              <w:bottom w:val="single" w:sz="4" w:space="0" w:color="000000"/>
+              <w:right w:val="single" w:sz="4" w:space="0" w:color="000000"/>
+            </w:tcBorders>
           </w:tcPr>
           <w:p>
             <w:pPr>
@@ -5047,6 +7846,12 @@
           <w:tcPr>
             <w:tcW w:type="dxa" w:w="520"/>
             <w:vAlign w:val="center"/>
+            <w:tcBorders>
+              <w:top w:val="single" w:sz="4" w:space="0" w:color="000000"/>
+              <w:left w:val="single" w:sz="4" w:space="0" w:color="000000"/>
+              <w:bottom w:val="single" w:sz="4" w:space="0" w:color="000000"/>
+              <w:right w:val="single" w:sz="4" w:space="0" w:color="000000"/>
+            </w:tcBorders>
           </w:tcPr>
           <w:p>
             <w:pPr>
@@ -5068,6 +7873,12 @@
           <w:tcPr>
             <w:tcW w:type="dxa" w:w="520"/>
             <w:vAlign w:val="center"/>
+            <w:tcBorders>
+              <w:top w:val="single" w:sz="4" w:space="0" w:color="000000"/>
+              <w:left w:val="single" w:sz="4" w:space="0" w:color="000000"/>
+              <w:bottom w:val="single" w:sz="4" w:space="0" w:color="000000"/>
+              <w:right w:val="single" w:sz="4" w:space="0" w:color="000000"/>
+            </w:tcBorders>
           </w:tcPr>
           <w:p>
             <w:pPr>
@@ -5089,6 +7900,12 @@
           <w:tcPr>
             <w:tcW w:type="dxa" w:w="520"/>
             <w:vAlign w:val="center"/>
+            <w:tcBorders>
+              <w:top w:val="single" w:sz="4" w:space="0" w:color="000000"/>
+              <w:left w:val="single" w:sz="4" w:space="0" w:color="000000"/>
+              <w:bottom w:val="single" w:sz="4" w:space="0" w:color="000000"/>
+              <w:right w:val="single" w:sz="4" w:space="0" w:color="000000"/>
+            </w:tcBorders>
           </w:tcPr>
           <w:p>
             <w:pPr>
@@ -5110,6 +7927,12 @@
           <w:tcPr>
             <w:tcW w:type="dxa" w:w="520"/>
             <w:vAlign w:val="center"/>
+            <w:tcBorders>
+              <w:top w:val="single" w:sz="4" w:space="0" w:color="000000"/>
+              <w:left w:val="single" w:sz="4" w:space="0" w:color="000000"/>
+              <w:bottom w:val="single" w:sz="4" w:space="0" w:color="000000"/>
+              <w:right w:val="single" w:sz="4" w:space="0" w:color="000000"/>
+            </w:tcBorders>
           </w:tcPr>
           <w:p>
             <w:pPr>
@@ -5131,6 +7954,12 @@
           <w:tcPr>
             <w:tcW w:type="dxa" w:w="520"/>
             <w:vAlign w:val="center"/>
+            <w:tcBorders>
+              <w:top w:val="single" w:sz="4" w:space="0" w:color="000000"/>
+              <w:left w:val="single" w:sz="4" w:space="0" w:color="000000"/>
+              <w:bottom w:val="single" w:sz="4" w:space="0" w:color="000000"/>
+              <w:right w:val="single" w:sz="4" w:space="0" w:color="000000"/>
+            </w:tcBorders>
           </w:tcPr>
           <w:p>
             <w:pPr>
@@ -5152,6 +7981,12 @@
           <w:tcPr>
             <w:tcW w:type="dxa" w:w="520"/>
             <w:vAlign w:val="center"/>
+            <w:tcBorders>
+              <w:top w:val="single" w:sz="4" w:space="0" w:color="000000"/>
+              <w:left w:val="single" w:sz="4" w:space="0" w:color="000000"/>
+              <w:bottom w:val="single" w:sz="4" w:space="0" w:color="000000"/>
+              <w:right w:val="single" w:sz="4" w:space="0" w:color="000000"/>
+            </w:tcBorders>
           </w:tcPr>
           <w:p>
             <w:pPr>
@@ -5173,6 +8008,12 @@
           <w:tcPr>
             <w:tcW w:type="dxa" w:w="520"/>
             <w:vAlign w:val="center"/>
+            <w:tcBorders>
+              <w:top w:val="single" w:sz="4" w:space="0" w:color="000000"/>
+              <w:left w:val="single" w:sz="4" w:space="0" w:color="000000"/>
+              <w:bottom w:val="single" w:sz="4" w:space="0" w:color="000000"/>
+              <w:right w:val="single" w:sz="4" w:space="0" w:color="000000"/>
+            </w:tcBorders>
           </w:tcPr>
           <w:p>
             <w:pPr>
@@ -5194,6 +8035,12 @@
           <w:tcPr>
             <w:tcW w:type="dxa" w:w="520"/>
             <w:vAlign w:val="center"/>
+            <w:tcBorders>
+              <w:top w:val="single" w:sz="4" w:space="0" w:color="000000"/>
+              <w:left w:val="single" w:sz="4" w:space="0" w:color="000000"/>
+              <w:bottom w:val="single" w:sz="4" w:space="0" w:color="000000"/>
+              <w:right w:val="single" w:sz="4" w:space="0" w:color="000000"/>
+            </w:tcBorders>
           </w:tcPr>
           <w:p>
             <w:pPr>
@@ -5215,6 +8062,12 @@
           <w:tcPr>
             <w:tcW w:type="dxa" w:w="520"/>
             <w:vAlign w:val="center"/>
+            <w:tcBorders>
+              <w:top w:val="single" w:sz="4" w:space="0" w:color="000000"/>
+              <w:left w:val="single" w:sz="4" w:space="0" w:color="000000"/>
+              <w:bottom w:val="single" w:sz="4" w:space="0" w:color="000000"/>
+              <w:right w:val="single" w:sz="4" w:space="0" w:color="000000"/>
+            </w:tcBorders>
           </w:tcPr>
           <w:p>
             <w:pPr>
@@ -5236,6 +8089,12 @@
           <w:tcPr>
             <w:tcW w:type="dxa" w:w="520"/>
             <w:vAlign w:val="center"/>
+            <w:tcBorders>
+              <w:top w:val="single" w:sz="4" w:space="0" w:color="000000"/>
+              <w:left w:val="single" w:sz="4" w:space="0" w:color="000000"/>
+              <w:bottom w:val="single" w:sz="4" w:space="0" w:color="000000"/>
+              <w:right w:val="single" w:sz="4" w:space="0" w:color="000000"/>
+            </w:tcBorders>
           </w:tcPr>
           <w:p>
             <w:pPr>
@@ -5257,6 +8116,12 @@
           <w:tcPr>
             <w:tcW w:type="dxa" w:w="520"/>
             <w:vAlign w:val="center"/>
+            <w:tcBorders>
+              <w:top w:val="single" w:sz="4" w:space="0" w:color="000000"/>
+              <w:left w:val="single" w:sz="4" w:space="0" w:color="000000"/>
+              <w:bottom w:val="single" w:sz="4" w:space="0" w:color="000000"/>
+              <w:right w:val="single" w:sz="4" w:space="0" w:color="000000"/>
+            </w:tcBorders>
           </w:tcPr>
           <w:p>
             <w:pPr>
@@ -5280,6 +8145,12 @@
           <w:tcPr>
             <w:tcW w:type="dxa" w:w="520"/>
             <w:vAlign w:val="center"/>
+            <w:tcBorders>
+              <w:top w:val="single" w:sz="4" w:space="0" w:color="000000"/>
+              <w:left w:val="single" w:sz="4" w:space="0" w:color="000000"/>
+              <w:bottom w:val="single" w:sz="4" w:space="0" w:color="000000"/>
+              <w:right w:val="single" w:sz="4" w:space="0" w:color="000000"/>
+            </w:tcBorders>
           </w:tcPr>
           <w:p>
             <w:pPr>
@@ -5293,7 +8164,16 @@
                 <w:b w:val="0"/>
                 <w:sz w:val="24"/>
               </w:rPr>
-              <w:t>23日</w:t>
+              <w:t>23</w:t>
+              <w:br/>
+            </w:r>
+            <w:r>
+              <w:rPr>
+                <w:rFonts w:ascii="宋体" w:hAnsi="宋体" w:eastAsia="宋体" w:cs="宋体"/>
+                <w:b w:val="0"/>
+                <w:sz w:val="24"/>
+              </w:rPr>
+              <w:t>日</w:t>
             </w:r>
           </w:p>
         </w:tc>
@@ -5301,6 +8181,12 @@
           <w:tcPr>
             <w:tcW w:type="dxa" w:w="520"/>
             <w:vAlign w:val="center"/>
+            <w:tcBorders>
+              <w:top w:val="single" w:sz="4" w:space="0" w:color="000000"/>
+              <w:left w:val="single" w:sz="4" w:space="0" w:color="000000"/>
+              <w:bottom w:val="single" w:sz="4" w:space="0" w:color="000000"/>
+              <w:right w:val="single" w:sz="4" w:space="0" w:color="000000"/>
+            </w:tcBorders>
           </w:tcPr>
           <w:p>
             <w:pPr>
@@ -5322,6 +8208,12 @@
           <w:tcPr>
             <w:tcW w:type="dxa" w:w="520"/>
             <w:vAlign w:val="center"/>
+            <w:tcBorders>
+              <w:top w:val="single" w:sz="4" w:space="0" w:color="000000"/>
+              <w:left w:val="single" w:sz="4" w:space="0" w:color="000000"/>
+              <w:bottom w:val="single" w:sz="4" w:space="0" w:color="000000"/>
+              <w:right w:val="single" w:sz="4" w:space="0" w:color="000000"/>
+            </w:tcBorders>
           </w:tcPr>
           <w:p>
             <w:pPr>
@@ -5343,6 +8235,12 @@
           <w:tcPr>
             <w:tcW w:type="dxa" w:w="520"/>
             <w:vAlign w:val="center"/>
+            <w:tcBorders>
+              <w:top w:val="single" w:sz="4" w:space="0" w:color="000000"/>
+              <w:left w:val="single" w:sz="4" w:space="0" w:color="000000"/>
+              <w:bottom w:val="single" w:sz="4" w:space="0" w:color="000000"/>
+              <w:right w:val="single" w:sz="4" w:space="0" w:color="000000"/>
+            </w:tcBorders>
           </w:tcPr>
           <w:p>
             <w:pPr>
@@ -5364,6 +8262,12 @@
           <w:tcPr>
             <w:tcW w:type="dxa" w:w="520"/>
             <w:vAlign w:val="center"/>
+            <w:tcBorders>
+              <w:top w:val="single" w:sz="4" w:space="0" w:color="000000"/>
+              <w:left w:val="single" w:sz="4" w:space="0" w:color="000000"/>
+              <w:bottom w:val="single" w:sz="4" w:space="0" w:color="000000"/>
+              <w:right w:val="single" w:sz="4" w:space="0" w:color="000000"/>
+            </w:tcBorders>
           </w:tcPr>
           <w:p>
             <w:pPr>
@@ -5385,6 +8289,12 @@
           <w:tcPr>
             <w:tcW w:type="dxa" w:w="520"/>
             <w:vAlign w:val="center"/>
+            <w:tcBorders>
+              <w:top w:val="single" w:sz="4" w:space="0" w:color="000000"/>
+              <w:left w:val="single" w:sz="4" w:space="0" w:color="000000"/>
+              <w:bottom w:val="single" w:sz="4" w:space="0" w:color="000000"/>
+              <w:right w:val="single" w:sz="4" w:space="0" w:color="000000"/>
+            </w:tcBorders>
           </w:tcPr>
           <w:p>
             <w:pPr>
@@ -5406,6 +8316,12 @@
           <w:tcPr>
             <w:tcW w:type="dxa" w:w="520"/>
             <w:vAlign w:val="center"/>
+            <w:tcBorders>
+              <w:top w:val="single" w:sz="4" w:space="0" w:color="000000"/>
+              <w:left w:val="single" w:sz="4" w:space="0" w:color="000000"/>
+              <w:bottom w:val="single" w:sz="4" w:space="0" w:color="000000"/>
+              <w:right w:val="single" w:sz="4" w:space="0" w:color="000000"/>
+            </w:tcBorders>
           </w:tcPr>
           <w:p>
             <w:pPr>
@@ -5427,6 +8343,12 @@
           <w:tcPr>
             <w:tcW w:type="dxa" w:w="520"/>
             <w:vAlign w:val="center"/>
+            <w:tcBorders>
+              <w:top w:val="single" w:sz="4" w:space="0" w:color="000000"/>
+              <w:left w:val="single" w:sz="4" w:space="0" w:color="000000"/>
+              <w:bottom w:val="single" w:sz="4" w:space="0" w:color="000000"/>
+              <w:right w:val="single" w:sz="4" w:space="0" w:color="000000"/>
+            </w:tcBorders>
           </w:tcPr>
           <w:p>
             <w:pPr>
@@ -5448,6 +8370,12 @@
           <w:tcPr>
             <w:tcW w:type="dxa" w:w="520"/>
             <w:vAlign w:val="center"/>
+            <w:tcBorders>
+              <w:top w:val="single" w:sz="4" w:space="0" w:color="000000"/>
+              <w:left w:val="single" w:sz="4" w:space="0" w:color="000000"/>
+              <w:bottom w:val="single" w:sz="4" w:space="0" w:color="000000"/>
+              <w:right w:val="single" w:sz="4" w:space="0" w:color="000000"/>
+            </w:tcBorders>
           </w:tcPr>
           <w:p>
             <w:pPr>
@@ -5469,6 +8397,12 @@
           <w:tcPr>
             <w:tcW w:type="dxa" w:w="520"/>
             <w:vAlign w:val="center"/>
+            <w:tcBorders>
+              <w:top w:val="single" w:sz="4" w:space="0" w:color="000000"/>
+              <w:left w:val="single" w:sz="4" w:space="0" w:color="000000"/>
+              <w:bottom w:val="single" w:sz="4" w:space="0" w:color="000000"/>
+              <w:right w:val="single" w:sz="4" w:space="0" w:color="000000"/>
+            </w:tcBorders>
           </w:tcPr>
           <w:p>
             <w:pPr>
@@ -5490,6 +8424,12 @@
           <w:tcPr>
             <w:tcW w:type="dxa" w:w="520"/>
             <w:vAlign w:val="center"/>
+            <w:tcBorders>
+              <w:top w:val="single" w:sz="4" w:space="0" w:color="000000"/>
+              <w:left w:val="single" w:sz="4" w:space="0" w:color="000000"/>
+              <w:bottom w:val="single" w:sz="4" w:space="0" w:color="000000"/>
+              <w:right w:val="single" w:sz="4" w:space="0" w:color="000000"/>
+            </w:tcBorders>
           </w:tcPr>
           <w:p>
             <w:pPr>
@@ -5511,6 +8451,12 @@
           <w:tcPr>
             <w:tcW w:type="dxa" w:w="520"/>
             <w:vAlign w:val="center"/>
+            <w:tcBorders>
+              <w:top w:val="single" w:sz="4" w:space="0" w:color="000000"/>
+              <w:left w:val="single" w:sz="4" w:space="0" w:color="000000"/>
+              <w:bottom w:val="single" w:sz="4" w:space="0" w:color="000000"/>
+              <w:right w:val="single" w:sz="4" w:space="0" w:color="000000"/>
+            </w:tcBorders>
           </w:tcPr>
           <w:p>
             <w:pPr>
@@ -5532,6 +8478,12 @@
           <w:tcPr>
             <w:tcW w:type="dxa" w:w="520"/>
             <w:vAlign w:val="center"/>
+            <w:tcBorders>
+              <w:top w:val="single" w:sz="4" w:space="0" w:color="000000"/>
+              <w:left w:val="single" w:sz="4" w:space="0" w:color="000000"/>
+              <w:bottom w:val="single" w:sz="4" w:space="0" w:color="000000"/>
+              <w:right w:val="single" w:sz="4" w:space="0" w:color="000000"/>
+            </w:tcBorders>
           </w:tcPr>
           <w:p>
             <w:pPr>
@@ -5553,6 +8505,12 @@
           <w:tcPr>
             <w:tcW w:type="dxa" w:w="520"/>
             <w:vAlign w:val="center"/>
+            <w:tcBorders>
+              <w:top w:val="single" w:sz="4" w:space="0" w:color="000000"/>
+              <w:left w:val="single" w:sz="4" w:space="0" w:color="000000"/>
+              <w:bottom w:val="single" w:sz="4" w:space="0" w:color="000000"/>
+              <w:right w:val="single" w:sz="4" w:space="0" w:color="000000"/>
+            </w:tcBorders>
           </w:tcPr>
           <w:p>
             <w:pPr>
@@ -5574,6 +8532,12 @@
           <w:tcPr>
             <w:tcW w:type="dxa" w:w="520"/>
             <w:vAlign w:val="center"/>
+            <w:tcBorders>
+              <w:top w:val="single" w:sz="4" w:space="0" w:color="000000"/>
+              <w:left w:val="single" w:sz="4" w:space="0" w:color="000000"/>
+              <w:bottom w:val="single" w:sz="4" w:space="0" w:color="000000"/>
+              <w:right w:val="single" w:sz="4" w:space="0" w:color="000000"/>
+            </w:tcBorders>
           </w:tcPr>
           <w:p>
             <w:pPr>
@@ -5595,6 +8559,12 @@
           <w:tcPr>
             <w:tcW w:type="dxa" w:w="520"/>
             <w:vAlign w:val="center"/>
+            <w:tcBorders>
+              <w:top w:val="single" w:sz="4" w:space="0" w:color="000000"/>
+              <w:left w:val="single" w:sz="4" w:space="0" w:color="000000"/>
+              <w:bottom w:val="single" w:sz="4" w:space="0" w:color="000000"/>
+              <w:right w:val="single" w:sz="4" w:space="0" w:color="000000"/>
+            </w:tcBorders>
           </w:tcPr>
           <w:p>
             <w:pPr>
@@ -5616,6 +8586,12 @@
           <w:tcPr>
             <w:tcW w:type="dxa" w:w="520"/>
             <w:vAlign w:val="center"/>
+            <w:tcBorders>
+              <w:top w:val="single" w:sz="4" w:space="0" w:color="000000"/>
+              <w:left w:val="single" w:sz="4" w:space="0" w:color="000000"/>
+              <w:bottom w:val="single" w:sz="4" w:space="0" w:color="000000"/>
+              <w:right w:val="single" w:sz="4" w:space="0" w:color="000000"/>
+            </w:tcBorders>
           </w:tcPr>
           <w:p>
             <w:pPr>
@@ -5639,6 +8615,12 @@
           <w:tcPr>
             <w:tcW w:type="dxa" w:w="520"/>
             <w:vAlign w:val="center"/>
+            <w:tcBorders>
+              <w:top w:val="single" w:sz="4" w:space="0" w:color="000000"/>
+              <w:left w:val="single" w:sz="4" w:space="0" w:color="000000"/>
+              <w:bottom w:val="single" w:sz="4" w:space="0" w:color="000000"/>
+              <w:right w:val="single" w:sz="4" w:space="0" w:color="000000"/>
+            </w:tcBorders>
           </w:tcPr>
           <w:p>
             <w:pPr>
@@ -5652,7 +8634,16 @@
                 <w:b w:val="0"/>
                 <w:sz w:val="24"/>
               </w:rPr>
-              <w:t>24日</w:t>
+              <w:t>24</w:t>
+              <w:br/>
+            </w:r>
+            <w:r>
+              <w:rPr>
+                <w:rFonts w:ascii="宋体" w:hAnsi="宋体" w:eastAsia="宋体" w:cs="宋体"/>
+                <w:b w:val="0"/>
+                <w:sz w:val="24"/>
+              </w:rPr>
+              <w:t>日</w:t>
             </w:r>
           </w:p>
         </w:tc>
@@ -5660,6 +8651,12 @@
           <w:tcPr>
             <w:tcW w:type="dxa" w:w="520"/>
             <w:vAlign w:val="center"/>
+            <w:tcBorders>
+              <w:top w:val="single" w:sz="4" w:space="0" w:color="000000"/>
+              <w:left w:val="single" w:sz="4" w:space="0" w:color="000000"/>
+              <w:bottom w:val="single" w:sz="4" w:space="0" w:color="000000"/>
+              <w:right w:val="single" w:sz="4" w:space="0" w:color="000000"/>
+            </w:tcBorders>
           </w:tcPr>
           <w:p>
             <w:pPr>
@@ -5681,6 +8678,12 @@
           <w:tcPr>
             <w:tcW w:type="dxa" w:w="520"/>
             <w:vAlign w:val="center"/>
+            <w:tcBorders>
+              <w:top w:val="single" w:sz="4" w:space="0" w:color="000000"/>
+              <w:left w:val="single" w:sz="4" w:space="0" w:color="000000"/>
+              <w:bottom w:val="single" w:sz="4" w:space="0" w:color="000000"/>
+              <w:right w:val="single" w:sz="4" w:space="0" w:color="000000"/>
+            </w:tcBorders>
           </w:tcPr>
           <w:p>
             <w:pPr>
@@ -5702,6 +8705,12 @@
           <w:tcPr>
             <w:tcW w:type="dxa" w:w="520"/>
             <w:vAlign w:val="center"/>
+            <w:tcBorders>
+              <w:top w:val="single" w:sz="4" w:space="0" w:color="000000"/>
+              <w:left w:val="single" w:sz="4" w:space="0" w:color="000000"/>
+              <w:bottom w:val="single" w:sz="4" w:space="0" w:color="000000"/>
+              <w:right w:val="single" w:sz="4" w:space="0" w:color="000000"/>
+            </w:tcBorders>
           </w:tcPr>
           <w:p>
             <w:pPr>
@@ -5723,6 +8732,12 @@
           <w:tcPr>
             <w:tcW w:type="dxa" w:w="520"/>
             <w:vAlign w:val="center"/>
+            <w:tcBorders>
+              <w:top w:val="single" w:sz="4" w:space="0" w:color="000000"/>
+              <w:left w:val="single" w:sz="4" w:space="0" w:color="000000"/>
+              <w:bottom w:val="single" w:sz="4" w:space="0" w:color="000000"/>
+              <w:right w:val="single" w:sz="4" w:space="0" w:color="000000"/>
+            </w:tcBorders>
           </w:tcPr>
           <w:p>
             <w:pPr>
@@ -5744,6 +8759,12 @@
           <w:tcPr>
             <w:tcW w:type="dxa" w:w="520"/>
             <w:vAlign w:val="center"/>
+            <w:tcBorders>
+              <w:top w:val="single" w:sz="4" w:space="0" w:color="000000"/>
+              <w:left w:val="single" w:sz="4" w:space="0" w:color="000000"/>
+              <w:bottom w:val="single" w:sz="4" w:space="0" w:color="000000"/>
+              <w:right w:val="single" w:sz="4" w:space="0" w:color="000000"/>
+            </w:tcBorders>
           </w:tcPr>
           <w:p>
             <w:pPr>
@@ -5765,6 +8786,12 @@
           <w:tcPr>
             <w:tcW w:type="dxa" w:w="520"/>
             <w:vAlign w:val="center"/>
+            <w:tcBorders>
+              <w:top w:val="single" w:sz="4" w:space="0" w:color="000000"/>
+              <w:left w:val="single" w:sz="4" w:space="0" w:color="000000"/>
+              <w:bottom w:val="single" w:sz="4" w:space="0" w:color="000000"/>
+              <w:right w:val="single" w:sz="4" w:space="0" w:color="000000"/>
+            </w:tcBorders>
           </w:tcPr>
           <w:p>
             <w:pPr>
@@ -5786,6 +8813,12 @@
           <w:tcPr>
             <w:tcW w:type="dxa" w:w="520"/>
             <w:vAlign w:val="center"/>
+            <w:tcBorders>
+              <w:top w:val="single" w:sz="4" w:space="0" w:color="000000"/>
+              <w:left w:val="single" w:sz="4" w:space="0" w:color="000000"/>
+              <w:bottom w:val="single" w:sz="4" w:space="0" w:color="000000"/>
+              <w:right w:val="single" w:sz="4" w:space="0" w:color="000000"/>
+            </w:tcBorders>
           </w:tcPr>
           <w:p>
             <w:pPr>
@@ -5807,6 +8840,12 @@
           <w:tcPr>
             <w:tcW w:type="dxa" w:w="520"/>
             <w:vAlign w:val="center"/>
+            <w:tcBorders>
+              <w:top w:val="single" w:sz="4" w:space="0" w:color="000000"/>
+              <w:left w:val="single" w:sz="4" w:space="0" w:color="000000"/>
+              <w:bottom w:val="single" w:sz="4" w:space="0" w:color="000000"/>
+              <w:right w:val="single" w:sz="4" w:space="0" w:color="000000"/>
+            </w:tcBorders>
           </w:tcPr>
           <w:p>
             <w:pPr>
@@ -5828,6 +8867,12 @@
           <w:tcPr>
             <w:tcW w:type="dxa" w:w="520"/>
             <w:vAlign w:val="center"/>
+            <w:tcBorders>
+              <w:top w:val="single" w:sz="4" w:space="0" w:color="000000"/>
+              <w:left w:val="single" w:sz="4" w:space="0" w:color="000000"/>
+              <w:bottom w:val="single" w:sz="4" w:space="0" w:color="000000"/>
+              <w:right w:val="single" w:sz="4" w:space="0" w:color="000000"/>
+            </w:tcBorders>
           </w:tcPr>
           <w:p>
             <w:pPr>
@@ -5849,6 +8894,12 @@
           <w:tcPr>
             <w:tcW w:type="dxa" w:w="520"/>
             <w:vAlign w:val="center"/>
+            <w:tcBorders>
+              <w:top w:val="single" w:sz="4" w:space="0" w:color="000000"/>
+              <w:left w:val="single" w:sz="4" w:space="0" w:color="000000"/>
+              <w:bottom w:val="single" w:sz="4" w:space="0" w:color="000000"/>
+              <w:right w:val="single" w:sz="4" w:space="0" w:color="000000"/>
+            </w:tcBorders>
           </w:tcPr>
           <w:p>
             <w:pPr>
@@ -5870,6 +8921,12 @@
           <w:tcPr>
             <w:tcW w:type="dxa" w:w="520"/>
             <w:vAlign w:val="center"/>
+            <w:tcBorders>
+              <w:top w:val="single" w:sz="4" w:space="0" w:color="000000"/>
+              <w:left w:val="single" w:sz="4" w:space="0" w:color="000000"/>
+              <w:bottom w:val="single" w:sz="4" w:space="0" w:color="000000"/>
+              <w:right w:val="single" w:sz="4" w:space="0" w:color="000000"/>
+            </w:tcBorders>
           </w:tcPr>
           <w:p>
             <w:pPr>
@@ -5891,6 +8948,12 @@
           <w:tcPr>
             <w:tcW w:type="dxa" w:w="520"/>
             <w:vAlign w:val="center"/>
+            <w:tcBorders>
+              <w:top w:val="single" w:sz="4" w:space="0" w:color="000000"/>
+              <w:left w:val="single" w:sz="4" w:space="0" w:color="000000"/>
+              <w:bottom w:val="single" w:sz="4" w:space="0" w:color="000000"/>
+              <w:right w:val="single" w:sz="4" w:space="0" w:color="000000"/>
+            </w:tcBorders>
           </w:tcPr>
           <w:p>
             <w:pPr>
@@ -5912,6 +8975,12 @@
           <w:tcPr>
             <w:tcW w:type="dxa" w:w="520"/>
             <w:vAlign w:val="center"/>
+            <w:tcBorders>
+              <w:top w:val="single" w:sz="4" w:space="0" w:color="000000"/>
+              <w:left w:val="single" w:sz="4" w:space="0" w:color="000000"/>
+              <w:bottom w:val="single" w:sz="4" w:space="0" w:color="000000"/>
+              <w:right w:val="single" w:sz="4" w:space="0" w:color="000000"/>
+            </w:tcBorders>
           </w:tcPr>
           <w:p>
             <w:pPr>
@@ -5933,6 +9002,12 @@
           <w:tcPr>
             <w:tcW w:type="dxa" w:w="520"/>
             <w:vAlign w:val="center"/>
+            <w:tcBorders>
+              <w:top w:val="single" w:sz="4" w:space="0" w:color="000000"/>
+              <w:left w:val="single" w:sz="4" w:space="0" w:color="000000"/>
+              <w:bottom w:val="single" w:sz="4" w:space="0" w:color="000000"/>
+              <w:right w:val="single" w:sz="4" w:space="0" w:color="000000"/>
+            </w:tcBorders>
           </w:tcPr>
           <w:p>
             <w:pPr>
@@ -5954,6 +9029,12 @@
           <w:tcPr>
             <w:tcW w:type="dxa" w:w="520"/>
             <w:vAlign w:val="center"/>
+            <w:tcBorders>
+              <w:top w:val="single" w:sz="4" w:space="0" w:color="000000"/>
+              <w:left w:val="single" w:sz="4" w:space="0" w:color="000000"/>
+              <w:bottom w:val="single" w:sz="4" w:space="0" w:color="000000"/>
+              <w:right w:val="single" w:sz="4" w:space="0" w:color="000000"/>
+            </w:tcBorders>
           </w:tcPr>
           <w:p>
             <w:pPr>
@@ -5975,6 +9056,12 @@
           <w:tcPr>
             <w:tcW w:type="dxa" w:w="520"/>
             <w:vAlign w:val="center"/>
+            <w:tcBorders>
+              <w:top w:val="single" w:sz="4" w:space="0" w:color="000000"/>
+              <w:left w:val="single" w:sz="4" w:space="0" w:color="000000"/>
+              <w:bottom w:val="single" w:sz="4" w:space="0" w:color="000000"/>
+              <w:right w:val="single" w:sz="4" w:space="0" w:color="000000"/>
+            </w:tcBorders>
           </w:tcPr>
           <w:p>
             <w:pPr>
@@ -5998,6 +9085,12 @@
           <w:tcPr>
             <w:tcW w:type="dxa" w:w="520"/>
             <w:vAlign w:val="center"/>
+            <w:tcBorders>
+              <w:top w:val="single" w:sz="4" w:space="0" w:color="000000"/>
+              <w:left w:val="single" w:sz="4" w:space="0" w:color="000000"/>
+              <w:bottom w:val="single" w:sz="4" w:space="0" w:color="000000"/>
+              <w:right w:val="single" w:sz="4" w:space="0" w:color="000000"/>
+            </w:tcBorders>
           </w:tcPr>
           <w:p>
             <w:pPr>
@@ -6011,7 +9104,16 @@
                 <w:b w:val="0"/>
                 <w:sz w:val="24"/>
               </w:rPr>
-              <w:t>25日</w:t>
+              <w:t>25</w:t>
+              <w:br/>
+            </w:r>
+            <w:r>
+              <w:rPr>
+                <w:rFonts w:ascii="宋体" w:hAnsi="宋体" w:eastAsia="宋体" w:cs="宋体"/>
+                <w:b w:val="0"/>
+                <w:sz w:val="24"/>
+              </w:rPr>
+              <w:t>日</w:t>
             </w:r>
           </w:p>
         </w:tc>
@@ -6019,6 +9121,12 @@
           <w:tcPr>
             <w:tcW w:type="dxa" w:w="520"/>
             <w:vAlign w:val="center"/>
+            <w:tcBorders>
+              <w:top w:val="single" w:sz="4" w:space="0" w:color="000000"/>
+              <w:left w:val="single" w:sz="4" w:space="0" w:color="000000"/>
+              <w:bottom w:val="single" w:sz="4" w:space="0" w:color="000000"/>
+              <w:right w:val="single" w:sz="4" w:space="0" w:color="000000"/>
+            </w:tcBorders>
           </w:tcPr>
           <w:p>
             <w:pPr>
@@ -6040,6 +9148,12 @@
           <w:tcPr>
             <w:tcW w:type="dxa" w:w="520"/>
             <w:vAlign w:val="center"/>
+            <w:tcBorders>
+              <w:top w:val="single" w:sz="4" w:space="0" w:color="000000"/>
+              <w:left w:val="single" w:sz="4" w:space="0" w:color="000000"/>
+              <w:bottom w:val="single" w:sz="4" w:space="0" w:color="000000"/>
+              <w:right w:val="single" w:sz="4" w:space="0" w:color="000000"/>
+            </w:tcBorders>
           </w:tcPr>
           <w:p>
             <w:pPr>
@@ -6061,6 +9175,12 @@
           <w:tcPr>
             <w:tcW w:type="dxa" w:w="520"/>
             <w:vAlign w:val="center"/>
+            <w:tcBorders>
+              <w:top w:val="single" w:sz="4" w:space="0" w:color="000000"/>
+              <w:left w:val="single" w:sz="4" w:space="0" w:color="000000"/>
+              <w:bottom w:val="single" w:sz="4" w:space="0" w:color="000000"/>
+              <w:right w:val="single" w:sz="4" w:space="0" w:color="000000"/>
+            </w:tcBorders>
           </w:tcPr>
           <w:p>
             <w:pPr>
@@ -6082,6 +9202,12 @@
           <w:tcPr>
             <w:tcW w:type="dxa" w:w="520"/>
             <w:vAlign w:val="center"/>
+            <w:tcBorders>
+              <w:top w:val="single" w:sz="4" w:space="0" w:color="000000"/>
+              <w:left w:val="single" w:sz="4" w:space="0" w:color="000000"/>
+              <w:bottom w:val="single" w:sz="4" w:space="0" w:color="000000"/>
+              <w:right w:val="single" w:sz="4" w:space="0" w:color="000000"/>
+            </w:tcBorders>
           </w:tcPr>
           <w:p>
             <w:pPr>
@@ -6103,6 +9229,12 @@
           <w:tcPr>
             <w:tcW w:type="dxa" w:w="520"/>
             <w:vAlign w:val="center"/>
+            <w:tcBorders>
+              <w:top w:val="single" w:sz="4" w:space="0" w:color="000000"/>
+              <w:left w:val="single" w:sz="4" w:space="0" w:color="000000"/>
+              <w:bottom w:val="single" w:sz="4" w:space="0" w:color="000000"/>
+              <w:right w:val="single" w:sz="4" w:space="0" w:color="000000"/>
+            </w:tcBorders>
           </w:tcPr>
           <w:p>
             <w:pPr>
@@ -6124,6 +9256,12 @@
           <w:tcPr>
             <w:tcW w:type="dxa" w:w="520"/>
             <w:vAlign w:val="center"/>
+            <w:tcBorders>
+              <w:top w:val="single" w:sz="4" w:space="0" w:color="000000"/>
+              <w:left w:val="single" w:sz="4" w:space="0" w:color="000000"/>
+              <w:bottom w:val="single" w:sz="4" w:space="0" w:color="000000"/>
+              <w:right w:val="single" w:sz="4" w:space="0" w:color="000000"/>
+            </w:tcBorders>
           </w:tcPr>
           <w:p>
             <w:pPr>
@@ -6145,6 +9283,12 @@
           <w:tcPr>
             <w:tcW w:type="dxa" w:w="520"/>
             <w:vAlign w:val="center"/>
+            <w:tcBorders>
+              <w:top w:val="single" w:sz="4" w:space="0" w:color="000000"/>
+              <w:left w:val="single" w:sz="4" w:space="0" w:color="000000"/>
+              <w:bottom w:val="single" w:sz="4" w:space="0" w:color="000000"/>
+              <w:right w:val="single" w:sz="4" w:space="0" w:color="000000"/>
+            </w:tcBorders>
           </w:tcPr>
           <w:p>
             <w:pPr>
@@ -6166,6 +9310,12 @@
           <w:tcPr>
             <w:tcW w:type="dxa" w:w="520"/>
             <w:vAlign w:val="center"/>
+            <w:tcBorders>
+              <w:top w:val="single" w:sz="4" w:space="0" w:color="000000"/>
+              <w:left w:val="single" w:sz="4" w:space="0" w:color="000000"/>
+              <w:bottom w:val="single" w:sz="4" w:space="0" w:color="000000"/>
+              <w:right w:val="single" w:sz="4" w:space="0" w:color="000000"/>
+            </w:tcBorders>
           </w:tcPr>
           <w:p>
             <w:pPr>
@@ -6187,6 +9337,12 @@
           <w:tcPr>
             <w:tcW w:type="dxa" w:w="520"/>
             <w:vAlign w:val="center"/>
+            <w:tcBorders>
+              <w:top w:val="single" w:sz="4" w:space="0" w:color="000000"/>
+              <w:left w:val="single" w:sz="4" w:space="0" w:color="000000"/>
+              <w:bottom w:val="single" w:sz="4" w:space="0" w:color="000000"/>
+              <w:right w:val="single" w:sz="4" w:space="0" w:color="000000"/>
+            </w:tcBorders>
           </w:tcPr>
           <w:p>
             <w:pPr>
@@ -6208,6 +9364,12 @@
           <w:tcPr>
             <w:tcW w:type="dxa" w:w="520"/>
             <w:vAlign w:val="center"/>
+            <w:tcBorders>
+              <w:top w:val="single" w:sz="4" w:space="0" w:color="000000"/>
+              <w:left w:val="single" w:sz="4" w:space="0" w:color="000000"/>
+              <w:bottom w:val="single" w:sz="4" w:space="0" w:color="000000"/>
+              <w:right w:val="single" w:sz="4" w:space="0" w:color="000000"/>
+            </w:tcBorders>
           </w:tcPr>
           <w:p>
             <w:pPr>
@@ -6229,6 +9391,12 @@
           <w:tcPr>
             <w:tcW w:type="dxa" w:w="520"/>
             <w:vAlign w:val="center"/>
+            <w:tcBorders>
+              <w:top w:val="single" w:sz="4" w:space="0" w:color="000000"/>
+              <w:left w:val="single" w:sz="4" w:space="0" w:color="000000"/>
+              <w:bottom w:val="single" w:sz="4" w:space="0" w:color="000000"/>
+              <w:right w:val="single" w:sz="4" w:space="0" w:color="000000"/>
+            </w:tcBorders>
           </w:tcPr>
           <w:p>
             <w:pPr>
@@ -6250,6 +9418,12 @@
           <w:tcPr>
             <w:tcW w:type="dxa" w:w="520"/>
             <w:vAlign w:val="center"/>
+            <w:tcBorders>
+              <w:top w:val="single" w:sz="4" w:space="0" w:color="000000"/>
+              <w:left w:val="single" w:sz="4" w:space="0" w:color="000000"/>
+              <w:bottom w:val="single" w:sz="4" w:space="0" w:color="000000"/>
+              <w:right w:val="single" w:sz="4" w:space="0" w:color="000000"/>
+            </w:tcBorders>
           </w:tcPr>
           <w:p>
             <w:pPr>
@@ -6271,6 +9445,12 @@
           <w:tcPr>
             <w:tcW w:type="dxa" w:w="520"/>
             <w:vAlign w:val="center"/>
+            <w:tcBorders>
+              <w:top w:val="single" w:sz="4" w:space="0" w:color="000000"/>
+              <w:left w:val="single" w:sz="4" w:space="0" w:color="000000"/>
+              <w:bottom w:val="single" w:sz="4" w:space="0" w:color="000000"/>
+              <w:right w:val="single" w:sz="4" w:space="0" w:color="000000"/>
+            </w:tcBorders>
           </w:tcPr>
           <w:p>
             <w:pPr>
@@ -6292,6 +9472,12 @@
           <w:tcPr>
             <w:tcW w:type="dxa" w:w="520"/>
             <w:vAlign w:val="center"/>
+            <w:tcBorders>
+              <w:top w:val="single" w:sz="4" w:space="0" w:color="000000"/>
+              <w:left w:val="single" w:sz="4" w:space="0" w:color="000000"/>
+              <w:bottom w:val="single" w:sz="4" w:space="0" w:color="000000"/>
+              <w:right w:val="single" w:sz="4" w:space="0" w:color="000000"/>
+            </w:tcBorders>
           </w:tcPr>
           <w:p>
             <w:pPr>
@@ -6313,6 +9499,12 @@
           <w:tcPr>
             <w:tcW w:type="dxa" w:w="520"/>
             <w:vAlign w:val="center"/>
+            <w:tcBorders>
+              <w:top w:val="single" w:sz="4" w:space="0" w:color="000000"/>
+              <w:left w:val="single" w:sz="4" w:space="0" w:color="000000"/>
+              <w:bottom w:val="single" w:sz="4" w:space="0" w:color="000000"/>
+              <w:right w:val="single" w:sz="4" w:space="0" w:color="000000"/>
+            </w:tcBorders>
           </w:tcPr>
           <w:p>
             <w:pPr>
@@ -6334,6 +9526,12 @@
           <w:tcPr>
             <w:tcW w:type="dxa" w:w="520"/>
             <w:vAlign w:val="center"/>
+            <w:tcBorders>
+              <w:top w:val="single" w:sz="4" w:space="0" w:color="000000"/>
+              <w:left w:val="single" w:sz="4" w:space="0" w:color="000000"/>
+              <w:bottom w:val="single" w:sz="4" w:space="0" w:color="000000"/>
+              <w:right w:val="single" w:sz="4" w:space="0" w:color="000000"/>
+            </w:tcBorders>
           </w:tcPr>
           <w:p>
             <w:pPr>
@@ -6357,6 +9555,12 @@
           <w:tcPr>
             <w:tcW w:type="dxa" w:w="520"/>
             <w:vAlign w:val="center"/>
+            <w:tcBorders>
+              <w:top w:val="single" w:sz="4" w:space="0" w:color="000000"/>
+              <w:left w:val="single" w:sz="4" w:space="0" w:color="000000"/>
+              <w:bottom w:val="single" w:sz="4" w:space="0" w:color="000000"/>
+              <w:right w:val="single" w:sz="4" w:space="0" w:color="000000"/>
+            </w:tcBorders>
           </w:tcPr>
           <w:p>
             <w:pPr>
@@ -6370,7 +9574,16 @@
                 <w:b w:val="0"/>
                 <w:sz w:val="24"/>
               </w:rPr>
-              <w:t>26日</w:t>
+              <w:t>26</w:t>
+              <w:br/>
+            </w:r>
+            <w:r>
+              <w:rPr>
+                <w:rFonts w:ascii="宋体" w:hAnsi="宋体" w:eastAsia="宋体" w:cs="宋体"/>
+                <w:b w:val="0"/>
+                <w:sz w:val="24"/>
+              </w:rPr>
+              <w:t>日</w:t>
             </w:r>
           </w:p>
         </w:tc>
@@ -6378,6 +9591,12 @@
           <w:tcPr>
             <w:tcW w:type="dxa" w:w="520"/>
             <w:vAlign w:val="center"/>
+            <w:tcBorders>
+              <w:top w:val="single" w:sz="4" w:space="0" w:color="000000"/>
+              <w:left w:val="single" w:sz="4" w:space="0" w:color="000000"/>
+              <w:bottom w:val="single" w:sz="4" w:space="0" w:color="000000"/>
+              <w:right w:val="single" w:sz="4" w:space="0" w:color="000000"/>
+            </w:tcBorders>
           </w:tcPr>
           <w:p>
             <w:pPr>
@@ -6399,6 +9618,12 @@
           <w:tcPr>
             <w:tcW w:type="dxa" w:w="520"/>
             <w:vAlign w:val="center"/>
+            <w:tcBorders>
+              <w:top w:val="single" w:sz="4" w:space="0" w:color="000000"/>
+              <w:left w:val="single" w:sz="4" w:space="0" w:color="000000"/>
+              <w:bottom w:val="single" w:sz="4" w:space="0" w:color="000000"/>
+              <w:right w:val="single" w:sz="4" w:space="0" w:color="000000"/>
+            </w:tcBorders>
           </w:tcPr>
           <w:p>
             <w:pPr>
@@ -6420,6 +9645,12 @@
           <w:tcPr>
             <w:tcW w:type="dxa" w:w="520"/>
             <w:vAlign w:val="center"/>
+            <w:tcBorders>
+              <w:top w:val="single" w:sz="4" w:space="0" w:color="000000"/>
+              <w:left w:val="single" w:sz="4" w:space="0" w:color="000000"/>
+              <w:bottom w:val="single" w:sz="4" w:space="0" w:color="000000"/>
+              <w:right w:val="single" w:sz="4" w:space="0" w:color="000000"/>
+            </w:tcBorders>
           </w:tcPr>
           <w:p>
             <w:pPr>
@@ -6441,6 +9672,12 @@
           <w:tcPr>
             <w:tcW w:type="dxa" w:w="520"/>
             <w:vAlign w:val="center"/>
+            <w:tcBorders>
+              <w:top w:val="single" w:sz="4" w:space="0" w:color="000000"/>
+              <w:left w:val="single" w:sz="4" w:space="0" w:color="000000"/>
+              <w:bottom w:val="single" w:sz="4" w:space="0" w:color="000000"/>
+              <w:right w:val="single" w:sz="4" w:space="0" w:color="000000"/>
+            </w:tcBorders>
           </w:tcPr>
           <w:p>
             <w:pPr>
@@ -6462,6 +9699,12 @@
           <w:tcPr>
             <w:tcW w:type="dxa" w:w="520"/>
             <w:vAlign w:val="center"/>
+            <w:tcBorders>
+              <w:top w:val="single" w:sz="4" w:space="0" w:color="000000"/>
+              <w:left w:val="single" w:sz="4" w:space="0" w:color="000000"/>
+              <w:bottom w:val="single" w:sz="4" w:space="0" w:color="000000"/>
+              <w:right w:val="single" w:sz="4" w:space="0" w:color="000000"/>
+            </w:tcBorders>
           </w:tcPr>
           <w:p>
             <w:pPr>
@@ -6483,6 +9726,12 @@
           <w:tcPr>
             <w:tcW w:type="dxa" w:w="520"/>
             <w:vAlign w:val="center"/>
+            <w:tcBorders>
+              <w:top w:val="single" w:sz="4" w:space="0" w:color="000000"/>
+              <w:left w:val="single" w:sz="4" w:space="0" w:color="000000"/>
+              <w:bottom w:val="single" w:sz="4" w:space="0" w:color="000000"/>
+              <w:right w:val="single" w:sz="4" w:space="0" w:color="000000"/>
+            </w:tcBorders>
           </w:tcPr>
           <w:p>
             <w:pPr>
@@ -6504,6 +9753,12 @@
           <w:tcPr>
             <w:tcW w:type="dxa" w:w="520"/>
             <w:vAlign w:val="center"/>
+            <w:tcBorders>
+              <w:top w:val="single" w:sz="4" w:space="0" w:color="000000"/>
+              <w:left w:val="single" w:sz="4" w:space="0" w:color="000000"/>
+              <w:bottom w:val="single" w:sz="4" w:space="0" w:color="000000"/>
+              <w:right w:val="single" w:sz="4" w:space="0" w:color="000000"/>
+            </w:tcBorders>
           </w:tcPr>
           <w:p>
             <w:pPr>
@@ -6525,6 +9780,12 @@
           <w:tcPr>
             <w:tcW w:type="dxa" w:w="520"/>
             <w:vAlign w:val="center"/>
+            <w:tcBorders>
+              <w:top w:val="single" w:sz="4" w:space="0" w:color="000000"/>
+              <w:left w:val="single" w:sz="4" w:space="0" w:color="000000"/>
+              <w:bottom w:val="single" w:sz="4" w:space="0" w:color="000000"/>
+              <w:right w:val="single" w:sz="4" w:space="0" w:color="000000"/>
+            </w:tcBorders>
           </w:tcPr>
           <w:p>
             <w:pPr>
@@ -6546,6 +9807,12 @@
           <w:tcPr>
             <w:tcW w:type="dxa" w:w="520"/>
             <w:vAlign w:val="center"/>
+            <w:tcBorders>
+              <w:top w:val="single" w:sz="4" w:space="0" w:color="000000"/>
+              <w:left w:val="single" w:sz="4" w:space="0" w:color="000000"/>
+              <w:bottom w:val="single" w:sz="4" w:space="0" w:color="000000"/>
+              <w:right w:val="single" w:sz="4" w:space="0" w:color="000000"/>
+            </w:tcBorders>
           </w:tcPr>
           <w:p>
             <w:pPr>
@@ -6567,6 +9834,12 @@
           <w:tcPr>
             <w:tcW w:type="dxa" w:w="520"/>
             <w:vAlign w:val="center"/>
+            <w:tcBorders>
+              <w:top w:val="single" w:sz="4" w:space="0" w:color="000000"/>
+              <w:left w:val="single" w:sz="4" w:space="0" w:color="000000"/>
+              <w:bottom w:val="single" w:sz="4" w:space="0" w:color="000000"/>
+              <w:right w:val="single" w:sz="4" w:space="0" w:color="000000"/>
+            </w:tcBorders>
           </w:tcPr>
           <w:p>
             <w:pPr>
@@ -6588,6 +9861,12 @@
           <w:tcPr>
             <w:tcW w:type="dxa" w:w="520"/>
             <w:vAlign w:val="center"/>
+            <w:tcBorders>
+              <w:top w:val="single" w:sz="4" w:space="0" w:color="000000"/>
+              <w:left w:val="single" w:sz="4" w:space="0" w:color="000000"/>
+              <w:bottom w:val="single" w:sz="4" w:space="0" w:color="000000"/>
+              <w:right w:val="single" w:sz="4" w:space="0" w:color="000000"/>
+            </w:tcBorders>
           </w:tcPr>
           <w:p>
             <w:pPr>
@@ -6609,6 +9888,12 @@
           <w:tcPr>
             <w:tcW w:type="dxa" w:w="520"/>
             <w:vAlign w:val="center"/>
+            <w:tcBorders>
+              <w:top w:val="single" w:sz="4" w:space="0" w:color="000000"/>
+              <w:left w:val="single" w:sz="4" w:space="0" w:color="000000"/>
+              <w:bottom w:val="single" w:sz="4" w:space="0" w:color="000000"/>
+              <w:right w:val="single" w:sz="4" w:space="0" w:color="000000"/>
+            </w:tcBorders>
           </w:tcPr>
           <w:p>
             <w:pPr>
@@ -6630,6 +9915,12 @@
           <w:tcPr>
             <w:tcW w:type="dxa" w:w="520"/>
             <w:vAlign w:val="center"/>
+            <w:tcBorders>
+              <w:top w:val="single" w:sz="4" w:space="0" w:color="000000"/>
+              <w:left w:val="single" w:sz="4" w:space="0" w:color="000000"/>
+              <w:bottom w:val="single" w:sz="4" w:space="0" w:color="000000"/>
+              <w:right w:val="single" w:sz="4" w:space="0" w:color="000000"/>
+            </w:tcBorders>
           </w:tcPr>
           <w:p>
             <w:pPr>
@@ -6651,6 +9942,12 @@
           <w:tcPr>
             <w:tcW w:type="dxa" w:w="520"/>
             <w:vAlign w:val="center"/>
+            <w:tcBorders>
+              <w:top w:val="single" w:sz="4" w:space="0" w:color="000000"/>
+              <w:left w:val="single" w:sz="4" w:space="0" w:color="000000"/>
+              <w:bottom w:val="single" w:sz="4" w:space="0" w:color="000000"/>
+              <w:right w:val="single" w:sz="4" w:space="0" w:color="000000"/>
+            </w:tcBorders>
           </w:tcPr>
           <w:p>
             <w:pPr>
@@ -6672,6 +9969,12 @@
           <w:tcPr>
             <w:tcW w:type="dxa" w:w="520"/>
             <w:vAlign w:val="center"/>
+            <w:tcBorders>
+              <w:top w:val="single" w:sz="4" w:space="0" w:color="000000"/>
+              <w:left w:val="single" w:sz="4" w:space="0" w:color="000000"/>
+              <w:bottom w:val="single" w:sz="4" w:space="0" w:color="000000"/>
+              <w:right w:val="single" w:sz="4" w:space="0" w:color="000000"/>
+            </w:tcBorders>
           </w:tcPr>
           <w:p>
             <w:pPr>
@@ -6693,6 +9996,12 @@
           <w:tcPr>
             <w:tcW w:type="dxa" w:w="520"/>
             <w:vAlign w:val="center"/>
+            <w:tcBorders>
+              <w:top w:val="single" w:sz="4" w:space="0" w:color="000000"/>
+              <w:left w:val="single" w:sz="4" w:space="0" w:color="000000"/>
+              <w:bottom w:val="single" w:sz="4" w:space="0" w:color="000000"/>
+              <w:right w:val="single" w:sz="4" w:space="0" w:color="000000"/>
+            </w:tcBorders>
           </w:tcPr>
           <w:p>
             <w:pPr>
@@ -6716,6 +10025,12 @@
           <w:tcPr>
             <w:tcW w:type="dxa" w:w="520"/>
             <w:vAlign w:val="center"/>
+            <w:tcBorders>
+              <w:top w:val="single" w:sz="4" w:space="0" w:color="000000"/>
+              <w:left w:val="single" w:sz="4" w:space="0" w:color="000000"/>
+              <w:bottom w:val="single" w:sz="4" w:space="0" w:color="000000"/>
+              <w:right w:val="single" w:sz="4" w:space="0" w:color="000000"/>
+            </w:tcBorders>
           </w:tcPr>
           <w:p>
             <w:pPr>
@@ -6729,7 +10044,16 @@
                 <w:b w:val="0"/>
                 <w:sz w:val="24"/>
               </w:rPr>
-              <w:t>27日</w:t>
+              <w:t>27</w:t>
+              <w:br/>
+            </w:r>
+            <w:r>
+              <w:rPr>
+                <w:rFonts w:ascii="宋体" w:hAnsi="宋体" w:eastAsia="宋体" w:cs="宋体"/>
+                <w:b w:val="0"/>
+                <w:sz w:val="24"/>
+              </w:rPr>
+              <w:t>日</w:t>
             </w:r>
           </w:p>
         </w:tc>
@@ -6737,6 +10061,12 @@
           <w:tcPr>
             <w:tcW w:type="dxa" w:w="520"/>
             <w:vAlign w:val="center"/>
+            <w:tcBorders>
+              <w:top w:val="single" w:sz="4" w:space="0" w:color="000000"/>
+              <w:left w:val="single" w:sz="4" w:space="0" w:color="000000"/>
+              <w:bottom w:val="single" w:sz="4" w:space="0" w:color="000000"/>
+              <w:right w:val="single" w:sz="4" w:space="0" w:color="000000"/>
+            </w:tcBorders>
           </w:tcPr>
           <w:p>
             <w:pPr>
@@ -6758,6 +10088,12 @@
           <w:tcPr>
             <w:tcW w:type="dxa" w:w="520"/>
             <w:vAlign w:val="center"/>
+            <w:tcBorders>
+              <w:top w:val="single" w:sz="4" w:space="0" w:color="000000"/>
+              <w:left w:val="single" w:sz="4" w:space="0" w:color="000000"/>
+              <w:bottom w:val="single" w:sz="4" w:space="0" w:color="000000"/>
+              <w:right w:val="single" w:sz="4" w:space="0" w:color="000000"/>
+            </w:tcBorders>
           </w:tcPr>
           <w:p>
             <w:pPr>
@@ -6779,6 +10115,12 @@
           <w:tcPr>
             <w:tcW w:type="dxa" w:w="520"/>
             <w:vAlign w:val="center"/>
+            <w:tcBorders>
+              <w:top w:val="single" w:sz="4" w:space="0" w:color="000000"/>
+              <w:left w:val="single" w:sz="4" w:space="0" w:color="000000"/>
+              <w:bottom w:val="single" w:sz="4" w:space="0" w:color="000000"/>
+              <w:right w:val="single" w:sz="4" w:space="0" w:color="000000"/>
+            </w:tcBorders>
           </w:tcPr>
           <w:p>
             <w:pPr>
@@ -6800,6 +10142,12 @@
           <w:tcPr>
             <w:tcW w:type="dxa" w:w="520"/>
             <w:vAlign w:val="center"/>
+            <w:tcBorders>
+              <w:top w:val="single" w:sz="4" w:space="0" w:color="000000"/>
+              <w:left w:val="single" w:sz="4" w:space="0" w:color="000000"/>
+              <w:bottom w:val="single" w:sz="4" w:space="0" w:color="000000"/>
+              <w:right w:val="single" w:sz="4" w:space="0" w:color="000000"/>
+            </w:tcBorders>
           </w:tcPr>
           <w:p>
             <w:pPr>
@@ -6821,6 +10169,12 @@
           <w:tcPr>
             <w:tcW w:type="dxa" w:w="520"/>
             <w:vAlign w:val="center"/>
+            <w:tcBorders>
+              <w:top w:val="single" w:sz="4" w:space="0" w:color="000000"/>
+              <w:left w:val="single" w:sz="4" w:space="0" w:color="000000"/>
+              <w:bottom w:val="single" w:sz="4" w:space="0" w:color="000000"/>
+              <w:right w:val="single" w:sz="4" w:space="0" w:color="000000"/>
+            </w:tcBorders>
           </w:tcPr>
           <w:p>
             <w:pPr>
@@ -6842,6 +10196,12 @@
           <w:tcPr>
             <w:tcW w:type="dxa" w:w="520"/>
             <w:vAlign w:val="center"/>
+            <w:tcBorders>
+              <w:top w:val="single" w:sz="4" w:space="0" w:color="000000"/>
+              <w:left w:val="single" w:sz="4" w:space="0" w:color="000000"/>
+              <w:bottom w:val="single" w:sz="4" w:space="0" w:color="000000"/>
+              <w:right w:val="single" w:sz="4" w:space="0" w:color="000000"/>
+            </w:tcBorders>
           </w:tcPr>
           <w:p>
             <w:pPr>
@@ -6863,6 +10223,12 @@
           <w:tcPr>
             <w:tcW w:type="dxa" w:w="520"/>
             <w:vAlign w:val="center"/>
+            <w:tcBorders>
+              <w:top w:val="single" w:sz="4" w:space="0" w:color="000000"/>
+              <w:left w:val="single" w:sz="4" w:space="0" w:color="000000"/>
+              <w:bottom w:val="single" w:sz="4" w:space="0" w:color="000000"/>
+              <w:right w:val="single" w:sz="4" w:space="0" w:color="000000"/>
+            </w:tcBorders>
           </w:tcPr>
           <w:p>
             <w:pPr>
@@ -6884,6 +10250,12 @@
           <w:tcPr>
             <w:tcW w:type="dxa" w:w="520"/>
             <w:vAlign w:val="center"/>
+            <w:tcBorders>
+              <w:top w:val="single" w:sz="4" w:space="0" w:color="000000"/>
+              <w:left w:val="single" w:sz="4" w:space="0" w:color="000000"/>
+              <w:bottom w:val="single" w:sz="4" w:space="0" w:color="000000"/>
+              <w:right w:val="single" w:sz="4" w:space="0" w:color="000000"/>
+            </w:tcBorders>
           </w:tcPr>
           <w:p>
             <w:pPr>
@@ -6905,6 +10277,12 @@
           <w:tcPr>
             <w:tcW w:type="dxa" w:w="520"/>
             <w:vAlign w:val="center"/>
+            <w:tcBorders>
+              <w:top w:val="single" w:sz="4" w:space="0" w:color="000000"/>
+              <w:left w:val="single" w:sz="4" w:space="0" w:color="000000"/>
+              <w:bottom w:val="single" w:sz="4" w:space="0" w:color="000000"/>
+              <w:right w:val="single" w:sz="4" w:space="0" w:color="000000"/>
+            </w:tcBorders>
           </w:tcPr>
           <w:p>
             <w:pPr>
@@ -6926,6 +10304,12 @@
           <w:tcPr>
             <w:tcW w:type="dxa" w:w="520"/>
             <w:vAlign w:val="center"/>
+            <w:tcBorders>
+              <w:top w:val="single" w:sz="4" w:space="0" w:color="000000"/>
+              <w:left w:val="single" w:sz="4" w:space="0" w:color="000000"/>
+              <w:bottom w:val="single" w:sz="4" w:space="0" w:color="000000"/>
+              <w:right w:val="single" w:sz="4" w:space="0" w:color="000000"/>
+            </w:tcBorders>
           </w:tcPr>
           <w:p>
             <w:pPr>
@@ -6947,6 +10331,12 @@
           <w:tcPr>
             <w:tcW w:type="dxa" w:w="520"/>
             <w:vAlign w:val="center"/>
+            <w:tcBorders>
+              <w:top w:val="single" w:sz="4" w:space="0" w:color="000000"/>
+              <w:left w:val="single" w:sz="4" w:space="0" w:color="000000"/>
+              <w:bottom w:val="single" w:sz="4" w:space="0" w:color="000000"/>
+              <w:right w:val="single" w:sz="4" w:space="0" w:color="000000"/>
+            </w:tcBorders>
           </w:tcPr>
           <w:p>
             <w:pPr>
@@ -6968,6 +10358,12 @@
           <w:tcPr>
             <w:tcW w:type="dxa" w:w="520"/>
             <w:vAlign w:val="center"/>
+            <w:tcBorders>
+              <w:top w:val="single" w:sz="4" w:space="0" w:color="000000"/>
+              <w:left w:val="single" w:sz="4" w:space="0" w:color="000000"/>
+              <w:bottom w:val="single" w:sz="4" w:space="0" w:color="000000"/>
+              <w:right w:val="single" w:sz="4" w:space="0" w:color="000000"/>
+            </w:tcBorders>
           </w:tcPr>
           <w:p>
             <w:pPr>
@@ -6989,6 +10385,12 @@
           <w:tcPr>
             <w:tcW w:type="dxa" w:w="520"/>
             <w:vAlign w:val="center"/>
+            <w:tcBorders>
+              <w:top w:val="single" w:sz="4" w:space="0" w:color="000000"/>
+              <w:left w:val="single" w:sz="4" w:space="0" w:color="000000"/>
+              <w:bottom w:val="single" w:sz="4" w:space="0" w:color="000000"/>
+              <w:right w:val="single" w:sz="4" w:space="0" w:color="000000"/>
+            </w:tcBorders>
           </w:tcPr>
           <w:p>
             <w:pPr>
@@ -7010,6 +10412,12 @@
           <w:tcPr>
             <w:tcW w:type="dxa" w:w="520"/>
             <w:vAlign w:val="center"/>
+            <w:tcBorders>
+              <w:top w:val="single" w:sz="4" w:space="0" w:color="000000"/>
+              <w:left w:val="single" w:sz="4" w:space="0" w:color="000000"/>
+              <w:bottom w:val="single" w:sz="4" w:space="0" w:color="000000"/>
+              <w:right w:val="single" w:sz="4" w:space="0" w:color="000000"/>
+            </w:tcBorders>
           </w:tcPr>
           <w:p>
             <w:pPr>
@@ -7031,6 +10439,12 @@
           <w:tcPr>
             <w:tcW w:type="dxa" w:w="520"/>
             <w:vAlign w:val="center"/>
+            <w:tcBorders>
+              <w:top w:val="single" w:sz="4" w:space="0" w:color="000000"/>
+              <w:left w:val="single" w:sz="4" w:space="0" w:color="000000"/>
+              <w:bottom w:val="single" w:sz="4" w:space="0" w:color="000000"/>
+              <w:right w:val="single" w:sz="4" w:space="0" w:color="000000"/>
+            </w:tcBorders>
           </w:tcPr>
           <w:p>
             <w:pPr>
@@ -7052,6 +10466,12 @@
           <w:tcPr>
             <w:tcW w:type="dxa" w:w="520"/>
             <w:vAlign w:val="center"/>
+            <w:tcBorders>
+              <w:top w:val="single" w:sz="4" w:space="0" w:color="000000"/>
+              <w:left w:val="single" w:sz="4" w:space="0" w:color="000000"/>
+              <w:bottom w:val="single" w:sz="4" w:space="0" w:color="000000"/>
+              <w:right w:val="single" w:sz="4" w:space="0" w:color="000000"/>
+            </w:tcBorders>
           </w:tcPr>
           <w:p>
             <w:pPr>
@@ -7946,52 +11366,100 @@
               <c:strCache>
                 <c:ptCount val="16"/>
                 <c:pt idx="0">
-                  <c:v>电缆中</c:v>
+                  <c:v>电
+缆
+中
+心</c:v>
                 </c:pt>
                 <c:pt idx="1">
-                  <c:v>平度公</c:v>
+                  <c:v>平
+度
+公
+司</c:v>
                 </c:pt>
                 <c:pt idx="2">
-                  <c:v>变电运</c:v>
+                  <c:v>变
+电
+运
+维</c:v>
                 </c:pt>
                 <c:pt idx="3">
-                  <c:v>即墨公</c:v>
+                  <c:v>即
+墨
+公
+司</c:v>
                 </c:pt>
                 <c:pt idx="4">
-                  <c:v>莱西公</c:v>
+                  <c:v>莱
+西
+公
+司</c:v>
                 </c:pt>
                 <c:pt idx="5">
-                  <c:v>输电中</c:v>
+                  <c:v>输
+电
+中
+心</c:v>
                 </c:pt>
                 <c:pt idx="6">
-                  <c:v>李沧中</c:v>
+                  <c:v>李
+沧
+中
+心</c:v>
                 </c:pt>
                 <c:pt idx="7">
-                  <c:v>安装公</c:v>
+                  <c:v>安
+装
+公
+司</c:v>
                 </c:pt>
                 <c:pt idx="8">
-                  <c:v>崂山中</c:v>
+                  <c:v>崂
+山
+中
+心</c:v>
                 </c:pt>
                 <c:pt idx="9">
-                  <c:v>城阳中</c:v>
+                  <c:v>城
+阳
+中
+心</c:v>
                 </c:pt>
                 <c:pt idx="10">
-                  <c:v>黄岛公</c:v>
+                  <c:v>黄
+岛
+公
+司</c:v>
                 </c:pt>
                 <c:pt idx="11">
-                  <c:v>市北中</c:v>
+                  <c:v>市
+北
+中
+心</c:v>
                 </c:pt>
                 <c:pt idx="12">
-                  <c:v>市南中</c:v>
+                  <c:v>市
+南
+中
+心</c:v>
                 </c:pt>
                 <c:pt idx="13">
-                  <c:v>变电检</c:v>
+                  <c:v>变
+电
+检
+修</c:v>
                 </c:pt>
                 <c:pt idx="14">
-                  <c:v>胶州公</c:v>
+                  <c:v>胶
+州
+公
+司</c:v>
                 </c:pt>
                 <c:pt idx="15">
-                  <c:v>带电中</c:v>
+                  <c:v>带
+电
+中
+心</c:v>
                 </c:pt>
               </c:strCache>
             </c:strRef>
@@ -8071,18 +11539,19 @@
         <c:tickLblPos val="nextTo"/>
         <c:lblAlgn val="ctr"/>
         <c:lblOffset val="100"/>
+        <c:tickLblSkip val="1"/>
         <c:txPr>
           <a:bodyPr rot="0" wrap="square"/>
           <a:lstStyle/>
           <a:p>
             <a:pPr>
-              <a:defRPr sz="800">
+              <a:defRPr sz="700">
                 <a:latin typeface="宋体"/>
                 <a:ea typeface="宋体"/>
                 <a:cs typeface="宋体"/>
               </a:defRPr>
             </a:pPr>
-            <a:endParaRPr lang="zh-CN" altLang="en-US" sz="800">
+            <a:endParaRPr lang="zh-CN" altLang="en-US" sz="700">
               <a:latin typeface="宋体"/>
               <a:ea typeface="宋体"/>
             </a:endParaRPr>
@@ -8109,33 +11578,6 @@
             </a:ln>
           </c:spPr>
         </c:majorGridlines>
-        <c:title>
-          <c:tx>
-            <c:rich>
-              <a:bodyPr rot="0" spcFirstLastPara="0" anchor="ctr"/>
-              <a:lstStyle/>
-              <a:p>
-                <a:pPr>
-                  <a:defRPr sz="1200">
-                    <a:latin typeface="宋体"/>
-                    <a:ea typeface="宋体"/>
-                    <a:cs typeface="宋体"/>
-                  </a:defRPr>
-                </a:pPr>
-                <a:r>
-                  <a:rPr lang="zh-CN" altLang="en-US" sz="1200">
-                    <a:latin typeface="宋体"/>
-                    <a:ea typeface="宋体"/>
-                  </a:rPr>
-                  <a:t>%</a:t>
-                </a:r>
-                <a:endParaRPr lang="zh-CN" sz="1200"/>
-              </a:p>
-            </c:rich>
-          </c:tx>
-          <c:layout/>
-          <c:overlay val="0"/>
-        </c:title>
         <c:numFmt formatCode="0&quot;%&quot;" sourceLinked="0"/>
         <c:txPr>
           <a:bodyPr rot="0" wrap="square"/>
@@ -8448,58 +11890,105 @@
               <c:strCache>
                 <c:ptCount val="18"/>
                 <c:pt idx="0">
-                  <c:v>巡视</c:v>
+                  <c:v>巡
+视</c:v>
                 </c:pt>
                 <c:pt idx="1">
-                  <c:v>装表接</c:v>
+                  <c:v>装
+表
+接
+电</c:v>
                 </c:pt>
                 <c:pt idx="2">
-                  <c:v>大修</c:v>
+                  <c:v>大
+修</c:v>
                 </c:pt>
                 <c:pt idx="3">
-                  <c:v>配农网</c:v>
+                  <c:v>配
+农
+网
+工
+程</c:v>
                 </c:pt>
                 <c:pt idx="4">
-                  <c:v>带电作</c:v>
+                  <c:v>带
+电
+作
+业</c:v>
                 </c:pt>
                 <c:pt idx="5">
-                  <c:v>技改</c:v>
+                  <c:v>技
+改</c:v>
                 </c:pt>
                 <c:pt idx="6">
-                  <c:v>倒闸</c:v>
+                  <c:v>倒
+闸</c:v>
                 </c:pt>
                 <c:pt idx="7">
-                  <c:v>试验检</c:v>
+                  <c:v>试
+验
+检
+测</c:v>
                 </c:pt>
                 <c:pt idx="8">
-                  <c:v>其他</c:v>
+                  <c:v>其
+他</c:v>
                 </c:pt>
                 <c:pt idx="9">
-                  <c:v>无人机</c:v>
+                  <c:v>无
+人
+机
+巡
+检</c:v>
                 </c:pt>
                 <c:pt idx="10">
-                  <c:v>输变电</c:v>
+                  <c:v>输
+变
+电
+工
+程</c:v>
                 </c:pt>
                 <c:pt idx="11">
-                  <c:v>业扩工</c:v>
+                  <c:v>业
+扩
+工
+程</c:v>
                 </c:pt>
                 <c:pt idx="12">
-                  <c:v>树木修</c:v>
+                  <c:v>树
+木
+修
+剪</c:v>
                 </c:pt>
                 <c:pt idx="13">
-                  <c:v>常规检</c:v>
+                  <c:v>常
+规
+检
+修</c:v>
                 </c:pt>
                 <c:pt idx="14">
-                  <c:v>迁改工</c:v>
+                  <c:v>迁
+改
+工
+程</c:v>
                 </c:pt>
                 <c:pt idx="15">
-                  <c:v>外部工</c:v>
+                  <c:v>外
+部
+工
+程</c:v>
                 </c:pt>
                 <c:pt idx="16">
-                  <c:v>消缺</c:v>
+                  <c:v>消
+缺</c:v>
                 </c:pt>
                 <c:pt idx="17">
-                  <c:v>通信检</c:v>
+                  <c:v>通
+信
+检
+修
+施
+工</c:v>
                 </c:pt>
               </c:strCache>
             </c:strRef>
@@ -8585,18 +12074,19 @@
         <c:tickLblPos val="nextTo"/>
         <c:lblAlgn val="ctr"/>
         <c:lblOffset val="100"/>
+        <c:tickLblSkip val="1"/>
         <c:txPr>
           <a:bodyPr rot="0" wrap="square"/>
           <a:lstStyle/>
           <a:p>
             <a:pPr>
-              <a:defRPr sz="800">
+              <a:defRPr sz="700">
                 <a:latin typeface="宋体"/>
                 <a:ea typeface="宋体"/>
                 <a:cs typeface="宋体"/>
               </a:defRPr>
             </a:pPr>
-            <a:endParaRPr lang="zh-CN" altLang="en-US" sz="800">
+            <a:endParaRPr lang="zh-CN" altLang="en-US" sz="700">
               <a:latin typeface="宋体"/>
               <a:ea typeface="宋体"/>
             </a:endParaRPr>
@@ -8623,33 +12113,6 @@
             </a:ln>
           </c:spPr>
         </c:majorGridlines>
-        <c:title>
-          <c:tx>
-            <c:rich>
-              <a:bodyPr rot="0" spcFirstLastPara="0" anchor="ctr"/>
-              <a:lstStyle/>
-              <a:p>
-                <a:pPr>
-                  <a:defRPr sz="1200">
-                    <a:latin typeface="宋体"/>
-                    <a:ea typeface="宋体"/>
-                    <a:cs typeface="宋体"/>
-                  </a:defRPr>
-                </a:pPr>
-                <a:r>
-                  <a:rPr lang="zh-CN" altLang="en-US" sz="1200">
-                    <a:latin typeface="宋体"/>
-                    <a:ea typeface="宋体"/>
-                  </a:rPr>
-                  <a:t>项</a:t>
-                </a:r>
-                <a:endParaRPr lang="zh-CN" sz="1200"/>
-              </a:p>
-            </c:rich>
-          </c:tx>
-          <c:layout/>
-          <c:overlay val="0"/>
-        </c:title>
         <c:numFmt formatCode="0" sourceLinked="0"/>
         <c:txPr>
           <a:bodyPr rot="0" wrap="square"/>
@@ -8937,52 +12400,98 @@
               <c:strCache>
                 <c:ptCount val="16"/>
                 <c:pt idx="0">
-                  <c:v>市北中</c:v>
+                  <c:v>市
+北
+中
+心</c:v>
                 </c:pt>
                 <c:pt idx="1">
-                  <c:v>城阳中</c:v>
+                  <c:v>城
+阳
+中
+心</c:v>
                 </c:pt>
                 <c:pt idx="2">
-                  <c:v>变电运</c:v>
+                  <c:v>变
+电
+运
+维</c:v>
                 </c:pt>
                 <c:pt idx="3">
-                  <c:v>李沧中</c:v>
+                  <c:v>李
+沧
+中
+心</c:v>
                 </c:pt>
                 <c:pt idx="4">
-                  <c:v>市南中</c:v>
+                  <c:v>市
+南
+中
+心</c:v>
                 </c:pt>
                 <c:pt idx="5">
-                  <c:v>崂山中</c:v>
+                  <c:v>崂
+山
+中
+心</c:v>
                 </c:pt>
                 <c:pt idx="6">
-                  <c:v>胶州公</c:v>
+                  <c:v>胶
+州
+公
+司</c:v>
                 </c:pt>
                 <c:pt idx="7">
-                  <c:v>黄岛公</c:v>
+                  <c:v>黄
+岛
+公
+司</c:v>
                 </c:pt>
                 <c:pt idx="8">
-                  <c:v>输电中</c:v>
+                  <c:v>输
+电
+中
+心</c:v>
                 </c:pt>
                 <c:pt idx="9">
-                  <c:v>安装公</c:v>
+                  <c:v>安
+装
+公
+司</c:v>
                 </c:pt>
                 <c:pt idx="10">
-                  <c:v>莱西公</c:v>
+                  <c:v>莱
+西
+公
+司</c:v>
                 </c:pt>
                 <c:pt idx="11">
-                  <c:v>平度公</c:v>
+                  <c:v>平
+度
+公
+司</c:v>
                 </c:pt>
                 <c:pt idx="12">
-                  <c:v>电缆中</c:v>
+                  <c:v>电
+缆
+中
+心</c:v>
                 </c:pt>
                 <c:pt idx="13">
-                  <c:v>即墨公</c:v>
+                  <c:v>即
+墨
+公
+司</c:v>
                 </c:pt>
                 <c:pt idx="14">
-                  <c:v>变电检</c:v>
+                  <c:v>变
+电
+检
+修</c:v>
                 </c:pt>
                 <c:pt idx="15">
-                  <c:v>其他</c:v>
+                  <c:v>其
+他</c:v>
                 </c:pt>
               </c:strCache>
             </c:strRef>
@@ -9062,18 +12571,19 @@
         <c:tickLblPos val="nextTo"/>
         <c:lblAlgn val="ctr"/>
         <c:lblOffset val="100"/>
+        <c:tickLblSkip val="1"/>
         <c:txPr>
           <a:bodyPr rot="0" wrap="square"/>
           <a:lstStyle/>
           <a:p>
             <a:pPr>
-              <a:defRPr sz="800">
+              <a:defRPr sz="700">
                 <a:latin typeface="宋体"/>
                 <a:ea typeface="宋体"/>
                 <a:cs typeface="宋体"/>
               </a:defRPr>
             </a:pPr>
-            <a:endParaRPr lang="zh-CN" altLang="en-US" sz="800">
+            <a:endParaRPr lang="zh-CN" altLang="en-US" sz="700">
               <a:latin typeface="宋体"/>
               <a:ea typeface="宋体"/>
             </a:endParaRPr>
@@ -9100,33 +12610,6 @@
             </a:ln>
           </c:spPr>
         </c:majorGridlines>
-        <c:title>
-          <c:tx>
-            <c:rich>
-              <a:bodyPr rot="0" spcFirstLastPara="0" anchor="ctr"/>
-              <a:lstStyle/>
-              <a:p>
-                <a:pPr>
-                  <a:defRPr sz="1200">
-                    <a:latin typeface="宋体"/>
-                    <a:ea typeface="宋体"/>
-                    <a:cs typeface="宋体"/>
-                  </a:defRPr>
-                </a:pPr>
-                <a:r>
-                  <a:rPr lang="zh-CN" altLang="en-US" sz="1200">
-                    <a:latin typeface="宋体"/>
-                    <a:ea typeface="宋体"/>
-                  </a:rPr>
-                  <a:t>%</a:t>
-                </a:r>
-                <a:endParaRPr lang="zh-CN" sz="1200"/>
-              </a:p>
-            </c:rich>
-          </c:tx>
-          <c:layout/>
-          <c:overlay val="0"/>
-        </c:title>
         <c:numFmt formatCode="0&quot;%&quot;" sourceLinked="0"/>
         <c:txPr>
           <a:bodyPr rot="0" wrap="square"/>

--- a/安全作业承载力分析/承载力报告/承载力报告20260923/国网青岛供电公司2026年9月份第4周安全承载力分析报告.docx
+++ b/安全作业承载力分析/承载力报告/承载力报告20260923/国网青岛供电公司2026年9月份第4周安全承载力分析报告.docx
@@ -175,7 +175,7 @@
     </w:p>
     <w:tbl>
       <w:tblPr>
-        <w:tblW w:w="4060" w:type="dxa"/>
+        <w:tblW w:w="8844" w:type="dxa"/>
         <w:jc w:val="center"/>
         <w:tblInd w:w="0" w:type="dxa"/>
         <w:tblLayout w:type="fixed"/>
@@ -189,13 +189,13 @@
         </w:tblCellMar>
       </w:tblPr>
       <w:tblGrid>
-        <w:gridCol w:w="580"/>
-        <w:gridCol w:w="580"/>
-        <w:gridCol w:w="580"/>
-        <w:gridCol w:w="580"/>
-        <w:gridCol w:w="580"/>
-        <w:gridCol w:w="580"/>
-        <w:gridCol w:w="580"/>
+        <w:gridCol w:w="520"/>
+        <w:gridCol w:w="1449"/>
+        <w:gridCol w:w="2787"/>
+        <w:gridCol w:w="668"/>
+        <w:gridCol w:w="966"/>
+        <w:gridCol w:w="817"/>
+        <w:gridCol w:w="1635"/>
       </w:tblGrid>
       <w:tr>
         <w:trPr>
@@ -204,7 +204,7 @@
         </w:trPr>
         <w:tc>
           <w:tcPr>
-            <w:tcW w:w="580" w:type="dxa"/>
+            <w:tcW w:w="520" w:type="dxa"/>
             <w:tcBorders>
               <w:top w:val="single" w:sz="4" w:space="0" w:color="000000"/>
               <w:start w:val="single" w:sz="4" w:space="0" w:color="000000"/>
@@ -249,7 +249,7 @@
         </w:tc>
         <w:tc>
           <w:tcPr>
-            <w:tcW w:w="580" w:type="dxa"/>
+            <w:tcW w:w="1449" w:type="dxa"/>
             <w:tcBorders>
               <w:top w:val="single" w:sz="4" w:space="0" w:color="000000"/>
               <w:start w:val="single" w:sz="4" w:space="0" w:color="000000"/>
@@ -294,7 +294,7 @@
         </w:tc>
         <w:tc>
           <w:tcPr>
-            <w:tcW w:w="580" w:type="dxa"/>
+            <w:tcW w:w="2787" w:type="dxa"/>
             <w:tcBorders>
               <w:top w:val="single" w:sz="4" w:space="0" w:color="000000"/>
               <w:start w:val="single" w:sz="4" w:space="0" w:color="000000"/>
@@ -333,22 +333,13 @@
                 <w:b/>
                 <w:sz w:val="21"/>
               </w:rPr>
-              <w:t>作业</w:t>
-              <w:br/>
-            </w:r>
-            <w:r>
-              <w:rPr>
-                <w:rFonts w:ascii="宋体" w:hAnsi="宋体" w:eastAsia="宋体" w:cs="宋体"/>
-                <w:b/>
-                <w:sz w:val="21"/>
-              </w:rPr>
-              <w:t>内容</w:t>
-            </w:r>
-          </w:p>
-        </w:tc>
-        <w:tc>
-          <w:tcPr>
-            <w:tcW w:w="580" w:type="dxa"/>
+              <w:t>作业内容</w:t>
+            </w:r>
+          </w:p>
+        </w:tc>
+        <w:tc>
+          <w:tcPr>
+            <w:tcW w:w="668" w:type="dxa"/>
             <w:tcBorders>
               <w:top w:val="single" w:sz="4" w:space="0" w:color="000000"/>
               <w:start w:val="single" w:sz="4" w:space="0" w:color="000000"/>
@@ -387,22 +378,13 @@
                 <w:b/>
                 <w:sz w:val="21"/>
               </w:rPr>
-              <w:t>风险</w:t>
-              <w:br/>
-            </w:r>
-            <w:r>
-              <w:rPr>
-                <w:rFonts w:ascii="宋体" w:hAnsi="宋体" w:eastAsia="宋体" w:cs="宋体"/>
-                <w:b/>
-                <w:sz w:val="21"/>
-              </w:rPr>
-              <w:t>等级</w:t>
-            </w:r>
-          </w:p>
-        </w:tc>
-        <w:tc>
-          <w:tcPr>
-            <w:tcW w:w="580" w:type="dxa"/>
+              <w:t>风险等级</w:t>
+            </w:r>
+          </w:p>
+        </w:tc>
+        <w:tc>
+          <w:tcPr>
+            <w:tcW w:w="966" w:type="dxa"/>
             <w:tcBorders>
               <w:top w:val="single" w:sz="4" w:space="0" w:color="000000"/>
               <w:start w:val="single" w:sz="4" w:space="0" w:color="000000"/>
@@ -441,31 +423,13 @@
                 <w:b/>
                 <w:sz w:val="21"/>
               </w:rPr>
-              <w:t>工作</w:t>
-              <w:br/>
-            </w:r>
-            <w:r>
-              <w:rPr>
-                <w:rFonts w:ascii="宋体" w:hAnsi="宋体" w:eastAsia="宋体" w:cs="宋体"/>
-                <w:b/>
-                <w:sz w:val="21"/>
-              </w:rPr>
-              <w:t>负责</w:t>
-              <w:br/>
-            </w:r>
-            <w:r>
-              <w:rPr>
-                <w:rFonts w:ascii="宋体" w:hAnsi="宋体" w:eastAsia="宋体" w:cs="宋体"/>
-                <w:b/>
-                <w:sz w:val="21"/>
-              </w:rPr>
-              <w:t>人</w:t>
-            </w:r>
-          </w:p>
-        </w:tc>
-        <w:tc>
-          <w:tcPr>
-            <w:tcW w:w="580" w:type="dxa"/>
+              <w:t>工作负责人</w:t>
+            </w:r>
+          </w:p>
+        </w:tc>
+        <w:tc>
+          <w:tcPr>
+            <w:tcW w:w="817" w:type="dxa"/>
             <w:tcBorders>
               <w:top w:val="single" w:sz="4" w:space="0" w:color="000000"/>
               <w:start w:val="single" w:sz="4" w:space="0" w:color="000000"/>
@@ -504,31 +468,13 @@
                 <w:b/>
                 <w:sz w:val="21"/>
               </w:rPr>
-              <w:t>班组</w:t>
-              <w:br/>
-            </w:r>
-            <w:r>
-              <w:rPr>
-                <w:rFonts w:ascii="宋体" w:hAnsi="宋体" w:eastAsia="宋体" w:cs="宋体"/>
-                <w:b/>
-                <w:sz w:val="21"/>
-              </w:rPr>
-              <w:t>成员</w:t>
-              <w:br/>
-            </w:r>
-            <w:r>
-              <w:rPr>
-                <w:rFonts w:ascii="宋体" w:hAnsi="宋体" w:eastAsia="宋体" w:cs="宋体"/>
-                <w:b/>
-                <w:sz w:val="21"/>
-              </w:rPr>
-              <w:t>人数</w:t>
-            </w:r>
-          </w:p>
-        </w:tc>
-        <w:tc>
-          <w:tcPr>
-            <w:tcW w:w="580" w:type="dxa"/>
+              <w:t>班组成员人数</w:t>
+            </w:r>
+          </w:p>
+        </w:tc>
+        <w:tc>
+          <w:tcPr>
+            <w:tcW w:w="1635" w:type="dxa"/>
             <w:tcBorders>
               <w:top w:val="single" w:sz="4" w:space="0" w:color="000000"/>
               <w:start w:val="single" w:sz="4" w:space="0" w:color="000000"/>
@@ -567,34 +513,7 @@
                 <w:b/>
                 <w:sz w:val="21"/>
               </w:rPr>
-              <w:t>高风</w:t>
-              <w:br/>
-            </w:r>
-            <w:r>
-              <w:rPr>
-                <w:rFonts w:ascii="宋体" w:hAnsi="宋体" w:eastAsia="宋体" w:cs="宋体"/>
-                <w:b/>
-                <w:sz w:val="21"/>
-              </w:rPr>
-              <w:t>险作</w:t>
-              <w:br/>
-            </w:r>
-            <w:r>
-              <w:rPr>
-                <w:rFonts w:ascii="宋体" w:hAnsi="宋体" w:eastAsia="宋体" w:cs="宋体"/>
-                <w:b/>
-                <w:sz w:val="21"/>
-              </w:rPr>
-              <w:t>业时</w:t>
-              <w:br/>
-            </w:r>
-            <w:r>
-              <w:rPr>
-                <w:rFonts w:ascii="宋体" w:hAnsi="宋体" w:eastAsia="宋体" w:cs="宋体"/>
-                <w:b/>
-                <w:sz w:val="21"/>
-              </w:rPr>
-              <w:t>间</w:t>
+              <w:t>高风险作业时间</w:t>
             </w:r>
           </w:p>
         </w:tc>
@@ -602,7 +521,7 @@
       <w:tr>
         <w:tc>
           <w:tcPr>
-            <w:tcW w:type="dxa" w:w="580"/>
+            <w:tcW w:type="dxa" w:w="520"/>
             <w:vAlign w:val="center"/>
             <w:tcBorders>
               <w:top w:val="single" w:sz="4" w:space="0" w:color="000000"/>
@@ -629,28 +548,163 @@
         </w:tc>
         <w:tc>
           <w:tcPr>
-            <w:tcW w:type="dxa" w:w="580"/>
-            <w:vAlign w:val="center"/>
-            <w:tcBorders>
-              <w:top w:val="single" w:sz="4" w:space="0" w:color="000000"/>
-              <w:left w:val="single" w:sz="4" w:space="0" w:color="000000"/>
-              <w:bottom w:val="single" w:sz="4" w:space="0" w:color="000000"/>
-              <w:right w:val="single" w:sz="4" w:space="0" w:color="000000"/>
-            </w:tcBorders>
-          </w:tcPr>
-          <w:p>
-            <w:pPr>
-              <w:spacing w:before="0" w:after="0" w:lineRule="exact" w:line="320"/>
-              <w:jc w:val="center"/>
-              <w:ind w:firstLine="0" w:firstLineChars="0"/>
-            </w:pPr>
-            <w:r>
-              <w:rPr>
-                <w:rFonts w:ascii="宋体" w:hAnsi="宋体" w:eastAsia="宋体" w:cs="宋体"/>
-                <w:b w:val="0"/>
-                <w:sz w:val="21"/>
-              </w:rPr>
-              <w:t>变电</w:t>
+            <w:tcW w:type="dxa" w:w="1449"/>
+            <w:vAlign w:val="center"/>
+            <w:tcBorders>
+              <w:top w:val="single" w:sz="4" w:space="0" w:color="000000"/>
+              <w:left w:val="single" w:sz="4" w:space="0" w:color="000000"/>
+              <w:bottom w:val="single" w:sz="4" w:space="0" w:color="000000"/>
+              <w:right w:val="single" w:sz="4" w:space="0" w:color="000000"/>
+            </w:tcBorders>
+          </w:tcPr>
+          <w:p>
+            <w:pPr>
+              <w:spacing w:before="0" w:after="0" w:lineRule="exact" w:line="320"/>
+              <w:jc w:val="center"/>
+              <w:ind w:firstLine="0" w:firstLineChars="0"/>
+            </w:pPr>
+            <w:r>
+              <w:rPr>
+                <w:rFonts w:ascii="宋体" w:hAnsi="宋体" w:eastAsia="宋体" w:cs="宋体"/>
+                <w:b w:val="0"/>
+                <w:sz w:val="21"/>
+              </w:rPr>
+              <w:t>变电检修</w:t>
+            </w:r>
+          </w:p>
+        </w:tc>
+        <w:tc>
+          <w:tcPr>
+            <w:tcW w:type="dxa" w:w="2787"/>
+            <w:vAlign w:val="center"/>
+            <w:tcBorders>
+              <w:top w:val="single" w:sz="4" w:space="0" w:color="000000"/>
+              <w:left w:val="single" w:sz="4" w:space="0" w:color="000000"/>
+              <w:bottom w:val="single" w:sz="4" w:space="0" w:color="000000"/>
+              <w:right w:val="single" w:sz="4" w:space="0" w:color="000000"/>
+            </w:tcBorders>
+          </w:tcPr>
+          <w:p>
+            <w:pPr>
+              <w:spacing w:before="0" w:after="0" w:lineRule="exact" w:line="320"/>
+              <w:jc w:val="center"/>
+              <w:ind w:firstLine="0" w:firstLineChars="0"/>
+            </w:pPr>
+            <w:r>
+              <w:rPr>
+                <w:rFonts w:ascii="宋体" w:hAnsi="宋体" w:eastAsia="宋体" w:cs="宋体"/>
+                <w:b w:val="0"/>
+                <w:sz w:val="21"/>
+              </w:rPr>
+              <w:t>作业计划353</w:t>
+            </w:r>
+          </w:p>
+        </w:tc>
+        <w:tc>
+          <w:tcPr>
+            <w:tcW w:type="dxa" w:w="668"/>
+            <w:vAlign w:val="center"/>
+            <w:tcBorders>
+              <w:top w:val="single" w:sz="4" w:space="0" w:color="000000"/>
+              <w:left w:val="single" w:sz="4" w:space="0" w:color="000000"/>
+              <w:bottom w:val="single" w:sz="4" w:space="0" w:color="000000"/>
+              <w:right w:val="single" w:sz="4" w:space="0" w:color="000000"/>
+            </w:tcBorders>
+          </w:tcPr>
+          <w:p>
+            <w:pPr>
+              <w:spacing w:before="0" w:after="0" w:lineRule="exact" w:line="320"/>
+              <w:jc w:val="center"/>
+              <w:ind w:firstLine="0" w:firstLineChars="0"/>
+            </w:pPr>
+            <w:r>
+              <w:rPr>
+                <w:rFonts w:ascii="宋体" w:hAnsi="宋体" w:eastAsia="宋体" w:cs="宋体"/>
+                <w:b w:val="0"/>
+                <w:sz w:val="21"/>
+              </w:rPr>
+              <w:t>三级</w:t>
+            </w:r>
+          </w:p>
+        </w:tc>
+        <w:tc>
+          <w:tcPr>
+            <w:tcW w:type="dxa" w:w="966"/>
+            <w:vAlign w:val="center"/>
+            <w:tcBorders>
+              <w:top w:val="single" w:sz="4" w:space="0" w:color="000000"/>
+              <w:left w:val="single" w:sz="4" w:space="0" w:color="000000"/>
+              <w:bottom w:val="single" w:sz="4" w:space="0" w:color="000000"/>
+              <w:right w:val="single" w:sz="4" w:space="0" w:color="000000"/>
+            </w:tcBorders>
+          </w:tcPr>
+          <w:p>
+            <w:pPr>
+              <w:spacing w:before="0" w:after="0" w:lineRule="exact" w:line="320"/>
+              <w:jc w:val="center"/>
+              <w:ind w:firstLine="0" w:firstLineChars="0"/>
+            </w:pPr>
+            <w:r>
+              <w:rPr>
+                <w:rFonts w:ascii="宋体" w:hAnsi="宋体" w:eastAsia="宋体" w:cs="宋体"/>
+                <w:b w:val="0"/>
+                <w:sz w:val="21"/>
+              </w:rPr>
+              <w:t>1</w:t>
+            </w:r>
+          </w:p>
+        </w:tc>
+        <w:tc>
+          <w:tcPr>
+            <w:tcW w:type="dxa" w:w="817"/>
+            <w:vAlign w:val="center"/>
+            <w:tcBorders>
+              <w:top w:val="single" w:sz="4" w:space="0" w:color="000000"/>
+              <w:left w:val="single" w:sz="4" w:space="0" w:color="000000"/>
+              <w:bottom w:val="single" w:sz="4" w:space="0" w:color="000000"/>
+              <w:right w:val="single" w:sz="4" w:space="0" w:color="000000"/>
+            </w:tcBorders>
+          </w:tcPr>
+          <w:p>
+            <w:pPr>
+              <w:spacing w:before="0" w:after="0" w:lineRule="exact" w:line="320"/>
+              <w:jc w:val="center"/>
+              <w:ind w:firstLine="0" w:firstLineChars="0"/>
+            </w:pPr>
+            <w:r>
+              <w:rPr>
+                <w:rFonts w:ascii="宋体" w:hAnsi="宋体" w:eastAsia="宋体" w:cs="宋体"/>
+                <w:b w:val="0"/>
+                <w:sz w:val="21"/>
+              </w:rPr>
+              <w:t>10</w:t>
+            </w:r>
+          </w:p>
+        </w:tc>
+        <w:tc>
+          <w:tcPr>
+            <w:tcW w:type="dxa" w:w="1635"/>
+            <w:vAlign w:val="center"/>
+            <w:tcBorders>
+              <w:top w:val="single" w:sz="4" w:space="0" w:color="000000"/>
+              <w:left w:val="single" w:sz="4" w:space="0" w:color="000000"/>
+              <w:bottom w:val="single" w:sz="4" w:space="0" w:color="000000"/>
+              <w:right w:val="single" w:sz="4" w:space="0" w:color="000000"/>
+            </w:tcBorders>
+          </w:tcPr>
+          <w:p>
+            <w:pPr>
+              <w:spacing w:before="0" w:after="0" w:lineRule="exact" w:line="320"/>
+              <w:jc w:val="center"/>
+              <w:ind w:firstLine="0" w:firstLineChars="0"/>
+            </w:pPr>
+            <w:r>
+              <w:rPr>
+                <w:rFonts w:ascii="宋体" w:hAnsi="宋体" w:eastAsia="宋体" w:cs="宋体"/>
+                <w:b w:val="0"/>
+                <w:sz w:val="21"/>
+              </w:rPr>
+              <w:t>9月22日</w:t>
               <w:br/>
             </w:r>
             <w:r>
@@ -659,196 +713,7 @@
                 <w:b w:val="0"/>
                 <w:sz w:val="21"/>
               </w:rPr>
-              <w:t>检修</w:t>
-            </w:r>
-          </w:p>
-        </w:tc>
-        <w:tc>
-          <w:tcPr>
-            <w:tcW w:type="dxa" w:w="580"/>
-            <w:vAlign w:val="center"/>
-            <w:tcBorders>
-              <w:top w:val="single" w:sz="4" w:space="0" w:color="000000"/>
-              <w:left w:val="single" w:sz="4" w:space="0" w:color="000000"/>
-              <w:bottom w:val="single" w:sz="4" w:space="0" w:color="000000"/>
-              <w:right w:val="single" w:sz="4" w:space="0" w:color="000000"/>
-            </w:tcBorders>
-          </w:tcPr>
-          <w:p>
-            <w:pPr>
-              <w:spacing w:before="0" w:after="0" w:lineRule="exact" w:line="320"/>
-              <w:jc w:val="center"/>
-              <w:ind w:firstLine="0" w:firstLineChars="0"/>
-            </w:pPr>
-            <w:r>
-              <w:rPr>
-                <w:rFonts w:ascii="宋体" w:hAnsi="宋体" w:eastAsia="宋体" w:cs="宋体"/>
-                <w:b w:val="0"/>
-                <w:sz w:val="21"/>
-              </w:rPr>
-              <w:t>作业</w:t>
-              <w:br/>
-            </w:r>
-            <w:r>
-              <w:rPr>
-                <w:rFonts w:ascii="宋体" w:hAnsi="宋体" w:eastAsia="宋体" w:cs="宋体"/>
-                <w:b w:val="0"/>
-                <w:sz w:val="21"/>
-              </w:rPr>
-              <w:t>计划</w:t>
-              <w:br/>
-            </w:r>
-            <w:r>
-              <w:rPr>
-                <w:rFonts w:ascii="宋体" w:hAnsi="宋体" w:eastAsia="宋体" w:cs="宋体"/>
-                <w:b w:val="0"/>
-                <w:sz w:val="21"/>
-              </w:rPr>
-              <w:t>353</w:t>
-            </w:r>
-          </w:p>
-        </w:tc>
-        <w:tc>
-          <w:tcPr>
-            <w:tcW w:type="dxa" w:w="580"/>
-            <w:vAlign w:val="center"/>
-            <w:tcBorders>
-              <w:top w:val="single" w:sz="4" w:space="0" w:color="000000"/>
-              <w:left w:val="single" w:sz="4" w:space="0" w:color="000000"/>
-              <w:bottom w:val="single" w:sz="4" w:space="0" w:color="000000"/>
-              <w:right w:val="single" w:sz="4" w:space="0" w:color="000000"/>
-            </w:tcBorders>
-          </w:tcPr>
-          <w:p>
-            <w:pPr>
-              <w:spacing w:before="0" w:after="0" w:lineRule="exact" w:line="320"/>
-              <w:jc w:val="center"/>
-              <w:ind w:firstLine="0" w:firstLineChars="0"/>
-            </w:pPr>
-            <w:r>
-              <w:rPr>
-                <w:rFonts w:ascii="宋体" w:hAnsi="宋体" w:eastAsia="宋体" w:cs="宋体"/>
-                <w:b w:val="0"/>
-                <w:sz w:val="21"/>
-              </w:rPr>
-              <w:t>三级</w:t>
-            </w:r>
-          </w:p>
-        </w:tc>
-        <w:tc>
-          <w:tcPr>
-            <w:tcW w:type="dxa" w:w="580"/>
-            <w:vAlign w:val="center"/>
-            <w:tcBorders>
-              <w:top w:val="single" w:sz="4" w:space="0" w:color="000000"/>
-              <w:left w:val="single" w:sz="4" w:space="0" w:color="000000"/>
-              <w:bottom w:val="single" w:sz="4" w:space="0" w:color="000000"/>
-              <w:right w:val="single" w:sz="4" w:space="0" w:color="000000"/>
-            </w:tcBorders>
-          </w:tcPr>
-          <w:p>
-            <w:pPr>
-              <w:spacing w:before="0" w:after="0" w:lineRule="exact" w:line="320"/>
-              <w:jc w:val="center"/>
-              <w:ind w:firstLine="0" w:firstLineChars="0"/>
-            </w:pPr>
-            <w:r>
-              <w:rPr>
-                <w:rFonts w:ascii="宋体" w:hAnsi="宋体" w:eastAsia="宋体" w:cs="宋体"/>
-                <w:b w:val="0"/>
-                <w:sz w:val="21"/>
-              </w:rPr>
-              <w:t>1</w:t>
-            </w:r>
-          </w:p>
-        </w:tc>
-        <w:tc>
-          <w:tcPr>
-            <w:tcW w:type="dxa" w:w="580"/>
-            <w:vAlign w:val="center"/>
-            <w:tcBorders>
-              <w:top w:val="single" w:sz="4" w:space="0" w:color="000000"/>
-              <w:left w:val="single" w:sz="4" w:space="0" w:color="000000"/>
-              <w:bottom w:val="single" w:sz="4" w:space="0" w:color="000000"/>
-              <w:right w:val="single" w:sz="4" w:space="0" w:color="000000"/>
-            </w:tcBorders>
-          </w:tcPr>
-          <w:p>
-            <w:pPr>
-              <w:spacing w:before="0" w:after="0" w:lineRule="exact" w:line="320"/>
-              <w:jc w:val="center"/>
-              <w:ind w:firstLine="0" w:firstLineChars="0"/>
-            </w:pPr>
-            <w:r>
-              <w:rPr>
-                <w:rFonts w:ascii="宋体" w:hAnsi="宋体" w:eastAsia="宋体" w:cs="宋体"/>
-                <w:b w:val="0"/>
-                <w:sz w:val="21"/>
-              </w:rPr>
-              <w:t>10</w:t>
-            </w:r>
-          </w:p>
-        </w:tc>
-        <w:tc>
-          <w:tcPr>
-            <w:tcW w:type="dxa" w:w="580"/>
-            <w:vAlign w:val="center"/>
-            <w:tcBorders>
-              <w:top w:val="single" w:sz="4" w:space="0" w:color="000000"/>
-              <w:left w:val="single" w:sz="4" w:space="0" w:color="000000"/>
-              <w:bottom w:val="single" w:sz="4" w:space="0" w:color="000000"/>
-              <w:right w:val="single" w:sz="4" w:space="0" w:color="000000"/>
-            </w:tcBorders>
-          </w:tcPr>
-          <w:p>
-            <w:pPr>
-              <w:spacing w:before="0" w:after="0" w:lineRule="exact" w:line="320"/>
-              <w:jc w:val="center"/>
-              <w:ind w:firstLine="0" w:firstLineChars="0"/>
-            </w:pPr>
-            <w:r>
-              <w:rPr>
-                <w:rFonts w:ascii="宋体" w:hAnsi="宋体" w:eastAsia="宋体" w:cs="宋体"/>
-                <w:b w:val="0"/>
-                <w:sz w:val="21"/>
-              </w:rPr>
-              <w:t>9月</w:t>
-              <w:br/>
-            </w:r>
-            <w:r>
-              <w:rPr>
-                <w:rFonts w:ascii="宋体" w:hAnsi="宋体" w:eastAsia="宋体" w:cs="宋体"/>
-                <w:b w:val="0"/>
-                <w:sz w:val="21"/>
-              </w:rPr>
-              <w:t>22</w:t>
-              <w:br/>
-            </w:r>
-            <w:r>
-              <w:rPr>
-                <w:rFonts w:ascii="宋体" w:hAnsi="宋体" w:eastAsia="宋体" w:cs="宋体"/>
-                <w:b w:val="0"/>
-                <w:sz w:val="21"/>
-              </w:rPr>
-              <w:t>日</w:t>
-              <w:br/>
-            </w:r>
-            <w:r>
-              <w:rPr>
-                <w:rFonts w:ascii="宋体" w:hAnsi="宋体" w:eastAsia="宋体" w:cs="宋体"/>
-                <w:b w:val="0"/>
-                <w:sz w:val="21"/>
-              </w:rPr>
-              <w:t>（1</w:t>
-              <w:br/>
-            </w:r>
-            <w:r>
-              <w:rPr>
-                <w:rFonts w:ascii="宋体" w:hAnsi="宋体" w:eastAsia="宋体" w:cs="宋体"/>
-                <w:b w:val="0"/>
-                <w:sz w:val="21"/>
-              </w:rPr>
-              <w:t>天）</w:t>
+              <w:t>（1天）</w:t>
             </w:r>
           </w:p>
         </w:tc>
@@ -856,7 +721,7 @@
       <w:tr>
         <w:tc>
           <w:tcPr>
-            <w:tcW w:type="dxa" w:w="580"/>
+            <w:tcW w:type="dxa" w:w="520"/>
             <w:vAlign w:val="center"/>
             <w:tcBorders>
               <w:top w:val="single" w:sz="4" w:space="0" w:color="000000"/>
@@ -883,28 +748,163 @@
         </w:tc>
         <w:tc>
           <w:tcPr>
-            <w:tcW w:type="dxa" w:w="580"/>
-            <w:vAlign w:val="center"/>
-            <w:tcBorders>
-              <w:top w:val="single" w:sz="4" w:space="0" w:color="000000"/>
-              <w:left w:val="single" w:sz="4" w:space="0" w:color="000000"/>
-              <w:bottom w:val="single" w:sz="4" w:space="0" w:color="000000"/>
-              <w:right w:val="single" w:sz="4" w:space="0" w:color="000000"/>
-            </w:tcBorders>
-          </w:tcPr>
-          <w:p>
-            <w:pPr>
-              <w:spacing w:before="0" w:after="0" w:lineRule="exact" w:line="320"/>
-              <w:jc w:val="center"/>
-              <w:ind w:firstLine="0" w:firstLineChars="0"/>
-            </w:pPr>
-            <w:r>
-              <w:rPr>
-                <w:rFonts w:ascii="宋体" w:hAnsi="宋体" w:eastAsia="宋体" w:cs="宋体"/>
-                <w:b w:val="0"/>
-                <w:sz w:val="21"/>
-              </w:rPr>
-              <w:t>变电</w:t>
+            <w:tcW w:type="dxa" w:w="1449"/>
+            <w:vAlign w:val="center"/>
+            <w:tcBorders>
+              <w:top w:val="single" w:sz="4" w:space="0" w:color="000000"/>
+              <w:left w:val="single" w:sz="4" w:space="0" w:color="000000"/>
+              <w:bottom w:val="single" w:sz="4" w:space="0" w:color="000000"/>
+              <w:right w:val="single" w:sz="4" w:space="0" w:color="000000"/>
+            </w:tcBorders>
+          </w:tcPr>
+          <w:p>
+            <w:pPr>
+              <w:spacing w:before="0" w:after="0" w:lineRule="exact" w:line="320"/>
+              <w:jc w:val="center"/>
+              <w:ind w:firstLine="0" w:firstLineChars="0"/>
+            </w:pPr>
+            <w:r>
+              <w:rPr>
+                <w:rFonts w:ascii="宋体" w:hAnsi="宋体" w:eastAsia="宋体" w:cs="宋体"/>
+                <w:b w:val="0"/>
+                <w:sz w:val="21"/>
+              </w:rPr>
+              <w:t>变电检修</w:t>
+            </w:r>
+          </w:p>
+        </w:tc>
+        <w:tc>
+          <w:tcPr>
+            <w:tcW w:type="dxa" w:w="2787"/>
+            <w:vAlign w:val="center"/>
+            <w:tcBorders>
+              <w:top w:val="single" w:sz="4" w:space="0" w:color="000000"/>
+              <w:left w:val="single" w:sz="4" w:space="0" w:color="000000"/>
+              <w:bottom w:val="single" w:sz="4" w:space="0" w:color="000000"/>
+              <w:right w:val="single" w:sz="4" w:space="0" w:color="000000"/>
+            </w:tcBorders>
+          </w:tcPr>
+          <w:p>
+            <w:pPr>
+              <w:spacing w:before="0" w:after="0" w:lineRule="exact" w:line="320"/>
+              <w:jc w:val="center"/>
+              <w:ind w:firstLine="0" w:firstLineChars="0"/>
+            </w:pPr>
+            <w:r>
+              <w:rPr>
+                <w:rFonts w:ascii="宋体" w:hAnsi="宋体" w:eastAsia="宋体" w:cs="宋体"/>
+                <w:b w:val="0"/>
+                <w:sz w:val="21"/>
+              </w:rPr>
+              <w:t>作业计划626</w:t>
+            </w:r>
+          </w:p>
+        </w:tc>
+        <w:tc>
+          <w:tcPr>
+            <w:tcW w:type="dxa" w:w="668"/>
+            <w:vAlign w:val="center"/>
+            <w:tcBorders>
+              <w:top w:val="single" w:sz="4" w:space="0" w:color="000000"/>
+              <w:left w:val="single" w:sz="4" w:space="0" w:color="000000"/>
+              <w:bottom w:val="single" w:sz="4" w:space="0" w:color="000000"/>
+              <w:right w:val="single" w:sz="4" w:space="0" w:color="000000"/>
+            </w:tcBorders>
+          </w:tcPr>
+          <w:p>
+            <w:pPr>
+              <w:spacing w:before="0" w:after="0" w:lineRule="exact" w:line="320"/>
+              <w:jc w:val="center"/>
+              <w:ind w:firstLine="0" w:firstLineChars="0"/>
+            </w:pPr>
+            <w:r>
+              <w:rPr>
+                <w:rFonts w:ascii="宋体" w:hAnsi="宋体" w:eastAsia="宋体" w:cs="宋体"/>
+                <w:b w:val="0"/>
+                <w:sz w:val="21"/>
+              </w:rPr>
+              <w:t>三级</w:t>
+            </w:r>
+          </w:p>
+        </w:tc>
+        <w:tc>
+          <w:tcPr>
+            <w:tcW w:type="dxa" w:w="966"/>
+            <w:vAlign w:val="center"/>
+            <w:tcBorders>
+              <w:top w:val="single" w:sz="4" w:space="0" w:color="000000"/>
+              <w:left w:val="single" w:sz="4" w:space="0" w:color="000000"/>
+              <w:bottom w:val="single" w:sz="4" w:space="0" w:color="000000"/>
+              <w:right w:val="single" w:sz="4" w:space="0" w:color="000000"/>
+            </w:tcBorders>
+          </w:tcPr>
+          <w:p>
+            <w:pPr>
+              <w:spacing w:before="0" w:after="0" w:lineRule="exact" w:line="320"/>
+              <w:jc w:val="center"/>
+              <w:ind w:firstLine="0" w:firstLineChars="0"/>
+            </w:pPr>
+            <w:r>
+              <w:rPr>
+                <w:rFonts w:ascii="宋体" w:hAnsi="宋体" w:eastAsia="宋体" w:cs="宋体"/>
+                <w:b w:val="0"/>
+                <w:sz w:val="21"/>
+              </w:rPr>
+              <w:t>1</w:t>
+            </w:r>
+          </w:p>
+        </w:tc>
+        <w:tc>
+          <w:tcPr>
+            <w:tcW w:type="dxa" w:w="817"/>
+            <w:vAlign w:val="center"/>
+            <w:tcBorders>
+              <w:top w:val="single" w:sz="4" w:space="0" w:color="000000"/>
+              <w:left w:val="single" w:sz="4" w:space="0" w:color="000000"/>
+              <w:bottom w:val="single" w:sz="4" w:space="0" w:color="000000"/>
+              <w:right w:val="single" w:sz="4" w:space="0" w:color="000000"/>
+            </w:tcBorders>
+          </w:tcPr>
+          <w:p>
+            <w:pPr>
+              <w:spacing w:before="0" w:after="0" w:lineRule="exact" w:line="320"/>
+              <w:jc w:val="center"/>
+              <w:ind w:firstLine="0" w:firstLineChars="0"/>
+            </w:pPr>
+            <w:r>
+              <w:rPr>
+                <w:rFonts w:ascii="宋体" w:hAnsi="宋体" w:eastAsia="宋体" w:cs="宋体"/>
+                <w:b w:val="0"/>
+                <w:sz w:val="21"/>
+              </w:rPr>
+              <w:t>2</w:t>
+            </w:r>
+          </w:p>
+        </w:tc>
+        <w:tc>
+          <w:tcPr>
+            <w:tcW w:type="dxa" w:w="1635"/>
+            <w:vAlign w:val="center"/>
+            <w:tcBorders>
+              <w:top w:val="single" w:sz="4" w:space="0" w:color="000000"/>
+              <w:left w:val="single" w:sz="4" w:space="0" w:color="000000"/>
+              <w:bottom w:val="single" w:sz="4" w:space="0" w:color="000000"/>
+              <w:right w:val="single" w:sz="4" w:space="0" w:color="000000"/>
+            </w:tcBorders>
+          </w:tcPr>
+          <w:p>
+            <w:pPr>
+              <w:spacing w:before="0" w:after="0" w:lineRule="exact" w:line="320"/>
+              <w:jc w:val="center"/>
+              <w:ind w:firstLine="0" w:firstLineChars="0"/>
+            </w:pPr>
+            <w:r>
+              <w:rPr>
+                <w:rFonts w:ascii="宋体" w:hAnsi="宋体" w:eastAsia="宋体" w:cs="宋体"/>
+                <w:b w:val="0"/>
+                <w:sz w:val="21"/>
+              </w:rPr>
+              <w:t>9月21日</w:t>
               <w:br/>
             </w:r>
             <w:r>
@@ -913,196 +913,7 @@
                 <w:b w:val="0"/>
                 <w:sz w:val="21"/>
               </w:rPr>
-              <w:t>检修</w:t>
-            </w:r>
-          </w:p>
-        </w:tc>
-        <w:tc>
-          <w:tcPr>
-            <w:tcW w:type="dxa" w:w="580"/>
-            <w:vAlign w:val="center"/>
-            <w:tcBorders>
-              <w:top w:val="single" w:sz="4" w:space="0" w:color="000000"/>
-              <w:left w:val="single" w:sz="4" w:space="0" w:color="000000"/>
-              <w:bottom w:val="single" w:sz="4" w:space="0" w:color="000000"/>
-              <w:right w:val="single" w:sz="4" w:space="0" w:color="000000"/>
-            </w:tcBorders>
-          </w:tcPr>
-          <w:p>
-            <w:pPr>
-              <w:spacing w:before="0" w:after="0" w:lineRule="exact" w:line="320"/>
-              <w:jc w:val="center"/>
-              <w:ind w:firstLine="0" w:firstLineChars="0"/>
-            </w:pPr>
-            <w:r>
-              <w:rPr>
-                <w:rFonts w:ascii="宋体" w:hAnsi="宋体" w:eastAsia="宋体" w:cs="宋体"/>
-                <w:b w:val="0"/>
-                <w:sz w:val="21"/>
-              </w:rPr>
-              <w:t>作业</w:t>
-              <w:br/>
-            </w:r>
-            <w:r>
-              <w:rPr>
-                <w:rFonts w:ascii="宋体" w:hAnsi="宋体" w:eastAsia="宋体" w:cs="宋体"/>
-                <w:b w:val="0"/>
-                <w:sz w:val="21"/>
-              </w:rPr>
-              <w:t>计划</w:t>
-              <w:br/>
-            </w:r>
-            <w:r>
-              <w:rPr>
-                <w:rFonts w:ascii="宋体" w:hAnsi="宋体" w:eastAsia="宋体" w:cs="宋体"/>
-                <w:b w:val="0"/>
-                <w:sz w:val="21"/>
-              </w:rPr>
-              <w:t>626</w:t>
-            </w:r>
-          </w:p>
-        </w:tc>
-        <w:tc>
-          <w:tcPr>
-            <w:tcW w:type="dxa" w:w="580"/>
-            <w:vAlign w:val="center"/>
-            <w:tcBorders>
-              <w:top w:val="single" w:sz="4" w:space="0" w:color="000000"/>
-              <w:left w:val="single" w:sz="4" w:space="0" w:color="000000"/>
-              <w:bottom w:val="single" w:sz="4" w:space="0" w:color="000000"/>
-              <w:right w:val="single" w:sz="4" w:space="0" w:color="000000"/>
-            </w:tcBorders>
-          </w:tcPr>
-          <w:p>
-            <w:pPr>
-              <w:spacing w:before="0" w:after="0" w:lineRule="exact" w:line="320"/>
-              <w:jc w:val="center"/>
-              <w:ind w:firstLine="0" w:firstLineChars="0"/>
-            </w:pPr>
-            <w:r>
-              <w:rPr>
-                <w:rFonts w:ascii="宋体" w:hAnsi="宋体" w:eastAsia="宋体" w:cs="宋体"/>
-                <w:b w:val="0"/>
-                <w:sz w:val="21"/>
-              </w:rPr>
-              <w:t>三级</w:t>
-            </w:r>
-          </w:p>
-        </w:tc>
-        <w:tc>
-          <w:tcPr>
-            <w:tcW w:type="dxa" w:w="580"/>
-            <w:vAlign w:val="center"/>
-            <w:tcBorders>
-              <w:top w:val="single" w:sz="4" w:space="0" w:color="000000"/>
-              <w:left w:val="single" w:sz="4" w:space="0" w:color="000000"/>
-              <w:bottom w:val="single" w:sz="4" w:space="0" w:color="000000"/>
-              <w:right w:val="single" w:sz="4" w:space="0" w:color="000000"/>
-            </w:tcBorders>
-          </w:tcPr>
-          <w:p>
-            <w:pPr>
-              <w:spacing w:before="0" w:after="0" w:lineRule="exact" w:line="320"/>
-              <w:jc w:val="center"/>
-              <w:ind w:firstLine="0" w:firstLineChars="0"/>
-            </w:pPr>
-            <w:r>
-              <w:rPr>
-                <w:rFonts w:ascii="宋体" w:hAnsi="宋体" w:eastAsia="宋体" w:cs="宋体"/>
-                <w:b w:val="0"/>
-                <w:sz w:val="21"/>
-              </w:rPr>
-              <w:t>1</w:t>
-            </w:r>
-          </w:p>
-        </w:tc>
-        <w:tc>
-          <w:tcPr>
-            <w:tcW w:type="dxa" w:w="580"/>
-            <w:vAlign w:val="center"/>
-            <w:tcBorders>
-              <w:top w:val="single" w:sz="4" w:space="0" w:color="000000"/>
-              <w:left w:val="single" w:sz="4" w:space="0" w:color="000000"/>
-              <w:bottom w:val="single" w:sz="4" w:space="0" w:color="000000"/>
-              <w:right w:val="single" w:sz="4" w:space="0" w:color="000000"/>
-            </w:tcBorders>
-          </w:tcPr>
-          <w:p>
-            <w:pPr>
-              <w:spacing w:before="0" w:after="0" w:lineRule="exact" w:line="320"/>
-              <w:jc w:val="center"/>
-              <w:ind w:firstLine="0" w:firstLineChars="0"/>
-            </w:pPr>
-            <w:r>
-              <w:rPr>
-                <w:rFonts w:ascii="宋体" w:hAnsi="宋体" w:eastAsia="宋体" w:cs="宋体"/>
-                <w:b w:val="0"/>
-                <w:sz w:val="21"/>
-              </w:rPr>
-              <w:t>2</w:t>
-            </w:r>
-          </w:p>
-        </w:tc>
-        <w:tc>
-          <w:tcPr>
-            <w:tcW w:type="dxa" w:w="580"/>
-            <w:vAlign w:val="center"/>
-            <w:tcBorders>
-              <w:top w:val="single" w:sz="4" w:space="0" w:color="000000"/>
-              <w:left w:val="single" w:sz="4" w:space="0" w:color="000000"/>
-              <w:bottom w:val="single" w:sz="4" w:space="0" w:color="000000"/>
-              <w:right w:val="single" w:sz="4" w:space="0" w:color="000000"/>
-            </w:tcBorders>
-          </w:tcPr>
-          <w:p>
-            <w:pPr>
-              <w:spacing w:before="0" w:after="0" w:lineRule="exact" w:line="320"/>
-              <w:jc w:val="center"/>
-              <w:ind w:firstLine="0" w:firstLineChars="0"/>
-            </w:pPr>
-            <w:r>
-              <w:rPr>
-                <w:rFonts w:ascii="宋体" w:hAnsi="宋体" w:eastAsia="宋体" w:cs="宋体"/>
-                <w:b w:val="0"/>
-                <w:sz w:val="21"/>
-              </w:rPr>
-              <w:t>9月</w:t>
-              <w:br/>
-            </w:r>
-            <w:r>
-              <w:rPr>
-                <w:rFonts w:ascii="宋体" w:hAnsi="宋体" w:eastAsia="宋体" w:cs="宋体"/>
-                <w:b w:val="0"/>
-                <w:sz w:val="21"/>
-              </w:rPr>
-              <w:t>21</w:t>
-              <w:br/>
-            </w:r>
-            <w:r>
-              <w:rPr>
-                <w:rFonts w:ascii="宋体" w:hAnsi="宋体" w:eastAsia="宋体" w:cs="宋体"/>
-                <w:b w:val="0"/>
-                <w:sz w:val="21"/>
-              </w:rPr>
-              <w:t>日</w:t>
-              <w:br/>
-            </w:r>
-            <w:r>
-              <w:rPr>
-                <w:rFonts w:ascii="宋体" w:hAnsi="宋体" w:eastAsia="宋体" w:cs="宋体"/>
-                <w:b w:val="0"/>
-                <w:sz w:val="21"/>
-              </w:rPr>
-              <w:t>（1</w:t>
-              <w:br/>
-            </w:r>
-            <w:r>
-              <w:rPr>
-                <w:rFonts w:ascii="宋体" w:hAnsi="宋体" w:eastAsia="宋体" w:cs="宋体"/>
-                <w:b w:val="0"/>
-                <w:sz w:val="21"/>
-              </w:rPr>
-              <w:t>天）</w:t>
+              <w:t>（1天）</w:t>
             </w:r>
           </w:p>
         </w:tc>
@@ -1110,7 +921,7 @@
       <w:tr>
         <w:tc>
           <w:tcPr>
-            <w:tcW w:type="dxa" w:w="580"/>
+            <w:tcW w:type="dxa" w:w="520"/>
             <w:vAlign w:val="center"/>
             <w:tcBorders>
               <w:top w:val="single" w:sz="4" w:space="0" w:color="000000"/>
@@ -1137,28 +948,163 @@
         </w:tc>
         <w:tc>
           <w:tcPr>
-            <w:tcW w:type="dxa" w:w="580"/>
-            <w:vAlign w:val="center"/>
-            <w:tcBorders>
-              <w:top w:val="single" w:sz="4" w:space="0" w:color="000000"/>
-              <w:left w:val="single" w:sz="4" w:space="0" w:color="000000"/>
-              <w:bottom w:val="single" w:sz="4" w:space="0" w:color="000000"/>
-              <w:right w:val="single" w:sz="4" w:space="0" w:color="000000"/>
-            </w:tcBorders>
-          </w:tcPr>
-          <w:p>
-            <w:pPr>
-              <w:spacing w:before="0" w:after="0" w:lineRule="exact" w:line="320"/>
-              <w:jc w:val="center"/>
-              <w:ind w:firstLine="0" w:firstLineChars="0"/>
-            </w:pPr>
-            <w:r>
-              <w:rPr>
-                <w:rFonts w:ascii="宋体" w:hAnsi="宋体" w:eastAsia="宋体" w:cs="宋体"/>
-                <w:b w:val="0"/>
-                <w:sz w:val="21"/>
-              </w:rPr>
-              <w:t>变电</w:t>
+            <w:tcW w:type="dxa" w:w="1449"/>
+            <w:vAlign w:val="center"/>
+            <w:tcBorders>
+              <w:top w:val="single" w:sz="4" w:space="0" w:color="000000"/>
+              <w:left w:val="single" w:sz="4" w:space="0" w:color="000000"/>
+              <w:bottom w:val="single" w:sz="4" w:space="0" w:color="000000"/>
+              <w:right w:val="single" w:sz="4" w:space="0" w:color="000000"/>
+            </w:tcBorders>
+          </w:tcPr>
+          <w:p>
+            <w:pPr>
+              <w:spacing w:before="0" w:after="0" w:lineRule="exact" w:line="320"/>
+              <w:jc w:val="center"/>
+              <w:ind w:firstLine="0" w:firstLineChars="0"/>
+            </w:pPr>
+            <w:r>
+              <w:rPr>
+                <w:rFonts w:ascii="宋体" w:hAnsi="宋体" w:eastAsia="宋体" w:cs="宋体"/>
+                <w:b w:val="0"/>
+                <w:sz w:val="21"/>
+              </w:rPr>
+              <w:t>变电运维</w:t>
+            </w:r>
+          </w:p>
+        </w:tc>
+        <w:tc>
+          <w:tcPr>
+            <w:tcW w:type="dxa" w:w="2787"/>
+            <w:vAlign w:val="center"/>
+            <w:tcBorders>
+              <w:top w:val="single" w:sz="4" w:space="0" w:color="000000"/>
+              <w:left w:val="single" w:sz="4" w:space="0" w:color="000000"/>
+              <w:bottom w:val="single" w:sz="4" w:space="0" w:color="000000"/>
+              <w:right w:val="single" w:sz="4" w:space="0" w:color="000000"/>
+            </w:tcBorders>
+          </w:tcPr>
+          <w:p>
+            <w:pPr>
+              <w:spacing w:before="0" w:after="0" w:lineRule="exact" w:line="320"/>
+              <w:jc w:val="center"/>
+              <w:ind w:firstLine="0" w:firstLineChars="0"/>
+            </w:pPr>
+            <w:r>
+              <w:rPr>
+                <w:rFonts w:ascii="宋体" w:hAnsi="宋体" w:eastAsia="宋体" w:cs="宋体"/>
+                <w:b w:val="0"/>
+                <w:sz w:val="21"/>
+              </w:rPr>
+              <w:t>作业计划1214</w:t>
+            </w:r>
+          </w:p>
+        </w:tc>
+        <w:tc>
+          <w:tcPr>
+            <w:tcW w:type="dxa" w:w="668"/>
+            <w:vAlign w:val="center"/>
+            <w:tcBorders>
+              <w:top w:val="single" w:sz="4" w:space="0" w:color="000000"/>
+              <w:left w:val="single" w:sz="4" w:space="0" w:color="000000"/>
+              <w:bottom w:val="single" w:sz="4" w:space="0" w:color="000000"/>
+              <w:right w:val="single" w:sz="4" w:space="0" w:color="000000"/>
+            </w:tcBorders>
+          </w:tcPr>
+          <w:p>
+            <w:pPr>
+              <w:spacing w:before="0" w:after="0" w:lineRule="exact" w:line="320"/>
+              <w:jc w:val="center"/>
+              <w:ind w:firstLine="0" w:firstLineChars="0"/>
+            </w:pPr>
+            <w:r>
+              <w:rPr>
+                <w:rFonts w:ascii="宋体" w:hAnsi="宋体" w:eastAsia="宋体" w:cs="宋体"/>
+                <w:b w:val="0"/>
+                <w:sz w:val="21"/>
+              </w:rPr>
+              <w:t>三级</w:t>
+            </w:r>
+          </w:p>
+        </w:tc>
+        <w:tc>
+          <w:tcPr>
+            <w:tcW w:type="dxa" w:w="966"/>
+            <w:vAlign w:val="center"/>
+            <w:tcBorders>
+              <w:top w:val="single" w:sz="4" w:space="0" w:color="000000"/>
+              <w:left w:val="single" w:sz="4" w:space="0" w:color="000000"/>
+              <w:bottom w:val="single" w:sz="4" w:space="0" w:color="000000"/>
+              <w:right w:val="single" w:sz="4" w:space="0" w:color="000000"/>
+            </w:tcBorders>
+          </w:tcPr>
+          <w:p>
+            <w:pPr>
+              <w:spacing w:before="0" w:after="0" w:lineRule="exact" w:line="320"/>
+              <w:jc w:val="center"/>
+              <w:ind w:firstLine="0" w:firstLineChars="0"/>
+            </w:pPr>
+            <w:r>
+              <w:rPr>
+                <w:rFonts w:ascii="宋体" w:hAnsi="宋体" w:eastAsia="宋体" w:cs="宋体"/>
+                <w:b w:val="0"/>
+                <w:sz w:val="21"/>
+              </w:rPr>
+              <w:t>0</w:t>
+            </w:r>
+          </w:p>
+        </w:tc>
+        <w:tc>
+          <w:tcPr>
+            <w:tcW w:type="dxa" w:w="817"/>
+            <w:vAlign w:val="center"/>
+            <w:tcBorders>
+              <w:top w:val="single" w:sz="4" w:space="0" w:color="000000"/>
+              <w:left w:val="single" w:sz="4" w:space="0" w:color="000000"/>
+              <w:bottom w:val="single" w:sz="4" w:space="0" w:color="000000"/>
+              <w:right w:val="single" w:sz="4" w:space="0" w:color="000000"/>
+            </w:tcBorders>
+          </w:tcPr>
+          <w:p>
+            <w:pPr>
+              <w:spacing w:before="0" w:after="0" w:lineRule="exact" w:line="320"/>
+              <w:jc w:val="center"/>
+              <w:ind w:firstLine="0" w:firstLineChars="0"/>
+            </w:pPr>
+            <w:r>
+              <w:rPr>
+                <w:rFonts w:ascii="宋体" w:hAnsi="宋体" w:eastAsia="宋体" w:cs="宋体"/>
+                <w:b w:val="0"/>
+                <w:sz w:val="21"/>
+              </w:rPr>
+              <w:t>3</w:t>
+            </w:r>
+          </w:p>
+        </w:tc>
+        <w:tc>
+          <w:tcPr>
+            <w:tcW w:type="dxa" w:w="1635"/>
+            <w:vAlign w:val="center"/>
+            <w:tcBorders>
+              <w:top w:val="single" w:sz="4" w:space="0" w:color="000000"/>
+              <w:left w:val="single" w:sz="4" w:space="0" w:color="000000"/>
+              <w:bottom w:val="single" w:sz="4" w:space="0" w:color="000000"/>
+              <w:right w:val="single" w:sz="4" w:space="0" w:color="000000"/>
+            </w:tcBorders>
+          </w:tcPr>
+          <w:p>
+            <w:pPr>
+              <w:spacing w:before="0" w:after="0" w:lineRule="exact" w:line="320"/>
+              <w:jc w:val="center"/>
+              <w:ind w:firstLine="0" w:firstLineChars="0"/>
+            </w:pPr>
+            <w:r>
+              <w:rPr>
+                <w:rFonts w:ascii="宋体" w:hAnsi="宋体" w:eastAsia="宋体" w:cs="宋体"/>
+                <w:b w:val="0"/>
+                <w:sz w:val="21"/>
+              </w:rPr>
+              <w:t>9月21日</w:t>
               <w:br/>
             </w:r>
             <w:r>
@@ -1167,196 +1113,7 @@
                 <w:b w:val="0"/>
                 <w:sz w:val="21"/>
               </w:rPr>
-              <w:t>运维</w:t>
-            </w:r>
-          </w:p>
-        </w:tc>
-        <w:tc>
-          <w:tcPr>
-            <w:tcW w:type="dxa" w:w="580"/>
-            <w:vAlign w:val="center"/>
-            <w:tcBorders>
-              <w:top w:val="single" w:sz="4" w:space="0" w:color="000000"/>
-              <w:left w:val="single" w:sz="4" w:space="0" w:color="000000"/>
-              <w:bottom w:val="single" w:sz="4" w:space="0" w:color="000000"/>
-              <w:right w:val="single" w:sz="4" w:space="0" w:color="000000"/>
-            </w:tcBorders>
-          </w:tcPr>
-          <w:p>
-            <w:pPr>
-              <w:spacing w:before="0" w:after="0" w:lineRule="exact" w:line="320"/>
-              <w:jc w:val="center"/>
-              <w:ind w:firstLine="0" w:firstLineChars="0"/>
-            </w:pPr>
-            <w:r>
-              <w:rPr>
-                <w:rFonts w:ascii="宋体" w:hAnsi="宋体" w:eastAsia="宋体" w:cs="宋体"/>
-                <w:b w:val="0"/>
-                <w:sz w:val="21"/>
-              </w:rPr>
-              <w:t>作业</w:t>
-              <w:br/>
-            </w:r>
-            <w:r>
-              <w:rPr>
-                <w:rFonts w:ascii="宋体" w:hAnsi="宋体" w:eastAsia="宋体" w:cs="宋体"/>
-                <w:b w:val="0"/>
-                <w:sz w:val="21"/>
-              </w:rPr>
-              <w:t>计划</w:t>
-              <w:br/>
-            </w:r>
-            <w:r>
-              <w:rPr>
-                <w:rFonts w:ascii="宋体" w:hAnsi="宋体" w:eastAsia="宋体" w:cs="宋体"/>
-                <w:b w:val="0"/>
-                <w:sz w:val="21"/>
-              </w:rPr>
-              <w:t>1214</w:t>
-            </w:r>
-          </w:p>
-        </w:tc>
-        <w:tc>
-          <w:tcPr>
-            <w:tcW w:type="dxa" w:w="580"/>
-            <w:vAlign w:val="center"/>
-            <w:tcBorders>
-              <w:top w:val="single" w:sz="4" w:space="0" w:color="000000"/>
-              <w:left w:val="single" w:sz="4" w:space="0" w:color="000000"/>
-              <w:bottom w:val="single" w:sz="4" w:space="0" w:color="000000"/>
-              <w:right w:val="single" w:sz="4" w:space="0" w:color="000000"/>
-            </w:tcBorders>
-          </w:tcPr>
-          <w:p>
-            <w:pPr>
-              <w:spacing w:before="0" w:after="0" w:lineRule="exact" w:line="320"/>
-              <w:jc w:val="center"/>
-              <w:ind w:firstLine="0" w:firstLineChars="0"/>
-            </w:pPr>
-            <w:r>
-              <w:rPr>
-                <w:rFonts w:ascii="宋体" w:hAnsi="宋体" w:eastAsia="宋体" w:cs="宋体"/>
-                <w:b w:val="0"/>
-                <w:sz w:val="21"/>
-              </w:rPr>
-              <w:t>三级</w:t>
-            </w:r>
-          </w:p>
-        </w:tc>
-        <w:tc>
-          <w:tcPr>
-            <w:tcW w:type="dxa" w:w="580"/>
-            <w:vAlign w:val="center"/>
-            <w:tcBorders>
-              <w:top w:val="single" w:sz="4" w:space="0" w:color="000000"/>
-              <w:left w:val="single" w:sz="4" w:space="0" w:color="000000"/>
-              <w:bottom w:val="single" w:sz="4" w:space="0" w:color="000000"/>
-              <w:right w:val="single" w:sz="4" w:space="0" w:color="000000"/>
-            </w:tcBorders>
-          </w:tcPr>
-          <w:p>
-            <w:pPr>
-              <w:spacing w:before="0" w:after="0" w:lineRule="exact" w:line="320"/>
-              <w:jc w:val="center"/>
-              <w:ind w:firstLine="0" w:firstLineChars="0"/>
-            </w:pPr>
-            <w:r>
-              <w:rPr>
-                <w:rFonts w:ascii="宋体" w:hAnsi="宋体" w:eastAsia="宋体" w:cs="宋体"/>
-                <w:b w:val="0"/>
-                <w:sz w:val="21"/>
-              </w:rPr>
-              <w:t>0</w:t>
-            </w:r>
-          </w:p>
-        </w:tc>
-        <w:tc>
-          <w:tcPr>
-            <w:tcW w:type="dxa" w:w="580"/>
-            <w:vAlign w:val="center"/>
-            <w:tcBorders>
-              <w:top w:val="single" w:sz="4" w:space="0" w:color="000000"/>
-              <w:left w:val="single" w:sz="4" w:space="0" w:color="000000"/>
-              <w:bottom w:val="single" w:sz="4" w:space="0" w:color="000000"/>
-              <w:right w:val="single" w:sz="4" w:space="0" w:color="000000"/>
-            </w:tcBorders>
-          </w:tcPr>
-          <w:p>
-            <w:pPr>
-              <w:spacing w:before="0" w:after="0" w:lineRule="exact" w:line="320"/>
-              <w:jc w:val="center"/>
-              <w:ind w:firstLine="0" w:firstLineChars="0"/>
-            </w:pPr>
-            <w:r>
-              <w:rPr>
-                <w:rFonts w:ascii="宋体" w:hAnsi="宋体" w:eastAsia="宋体" w:cs="宋体"/>
-                <w:b w:val="0"/>
-                <w:sz w:val="21"/>
-              </w:rPr>
-              <w:t>3</w:t>
-            </w:r>
-          </w:p>
-        </w:tc>
-        <w:tc>
-          <w:tcPr>
-            <w:tcW w:type="dxa" w:w="580"/>
-            <w:vAlign w:val="center"/>
-            <w:tcBorders>
-              <w:top w:val="single" w:sz="4" w:space="0" w:color="000000"/>
-              <w:left w:val="single" w:sz="4" w:space="0" w:color="000000"/>
-              <w:bottom w:val="single" w:sz="4" w:space="0" w:color="000000"/>
-              <w:right w:val="single" w:sz="4" w:space="0" w:color="000000"/>
-            </w:tcBorders>
-          </w:tcPr>
-          <w:p>
-            <w:pPr>
-              <w:spacing w:before="0" w:after="0" w:lineRule="exact" w:line="320"/>
-              <w:jc w:val="center"/>
-              <w:ind w:firstLine="0" w:firstLineChars="0"/>
-            </w:pPr>
-            <w:r>
-              <w:rPr>
-                <w:rFonts w:ascii="宋体" w:hAnsi="宋体" w:eastAsia="宋体" w:cs="宋体"/>
-                <w:b w:val="0"/>
-                <w:sz w:val="21"/>
-              </w:rPr>
-              <w:t>9月</w:t>
-              <w:br/>
-            </w:r>
-            <w:r>
-              <w:rPr>
-                <w:rFonts w:ascii="宋体" w:hAnsi="宋体" w:eastAsia="宋体" w:cs="宋体"/>
-                <w:b w:val="0"/>
-                <w:sz w:val="21"/>
-              </w:rPr>
-              <w:t>21</w:t>
-              <w:br/>
-            </w:r>
-            <w:r>
-              <w:rPr>
-                <w:rFonts w:ascii="宋体" w:hAnsi="宋体" w:eastAsia="宋体" w:cs="宋体"/>
-                <w:b w:val="0"/>
-                <w:sz w:val="21"/>
-              </w:rPr>
-              <w:t>日</w:t>
-              <w:br/>
-            </w:r>
-            <w:r>
-              <w:rPr>
-                <w:rFonts w:ascii="宋体" w:hAnsi="宋体" w:eastAsia="宋体" w:cs="宋体"/>
-                <w:b w:val="0"/>
-                <w:sz w:val="21"/>
-              </w:rPr>
-              <w:t>（1</w:t>
-              <w:br/>
-            </w:r>
-            <w:r>
-              <w:rPr>
-                <w:rFonts w:ascii="宋体" w:hAnsi="宋体" w:eastAsia="宋体" w:cs="宋体"/>
-                <w:b w:val="0"/>
-                <w:sz w:val="21"/>
-              </w:rPr>
-              <w:t>天）</w:t>
+              <w:t>（1天）</w:t>
             </w:r>
           </w:p>
         </w:tc>
@@ -1364,7 +1121,7 @@
       <w:tr>
         <w:tc>
           <w:tcPr>
-            <w:tcW w:type="dxa" w:w="580"/>
+            <w:tcW w:type="dxa" w:w="520"/>
             <w:vAlign w:val="center"/>
             <w:tcBorders>
               <w:top w:val="single" w:sz="4" w:space="0" w:color="000000"/>
@@ -1391,28 +1148,163 @@
         </w:tc>
         <w:tc>
           <w:tcPr>
-            <w:tcW w:type="dxa" w:w="580"/>
-            <w:vAlign w:val="center"/>
-            <w:tcBorders>
-              <w:top w:val="single" w:sz="4" w:space="0" w:color="000000"/>
-              <w:left w:val="single" w:sz="4" w:space="0" w:color="000000"/>
-              <w:bottom w:val="single" w:sz="4" w:space="0" w:color="000000"/>
-              <w:right w:val="single" w:sz="4" w:space="0" w:color="000000"/>
-            </w:tcBorders>
-          </w:tcPr>
-          <w:p>
-            <w:pPr>
-              <w:spacing w:before="0" w:after="0" w:lineRule="exact" w:line="320"/>
-              <w:jc w:val="center"/>
-              <w:ind w:firstLine="0" w:firstLineChars="0"/>
-            </w:pPr>
-            <w:r>
-              <w:rPr>
-                <w:rFonts w:ascii="宋体" w:hAnsi="宋体" w:eastAsia="宋体" w:cs="宋体"/>
-                <w:b w:val="0"/>
-                <w:sz w:val="21"/>
-              </w:rPr>
-              <w:t>变电</w:t>
+            <w:tcW w:type="dxa" w:w="1449"/>
+            <w:vAlign w:val="center"/>
+            <w:tcBorders>
+              <w:top w:val="single" w:sz="4" w:space="0" w:color="000000"/>
+              <w:left w:val="single" w:sz="4" w:space="0" w:color="000000"/>
+              <w:bottom w:val="single" w:sz="4" w:space="0" w:color="000000"/>
+              <w:right w:val="single" w:sz="4" w:space="0" w:color="000000"/>
+            </w:tcBorders>
+          </w:tcPr>
+          <w:p>
+            <w:pPr>
+              <w:spacing w:before="0" w:after="0" w:lineRule="exact" w:line="320"/>
+              <w:jc w:val="center"/>
+              <w:ind w:firstLine="0" w:firstLineChars="0"/>
+            </w:pPr>
+            <w:r>
+              <w:rPr>
+                <w:rFonts w:ascii="宋体" w:hAnsi="宋体" w:eastAsia="宋体" w:cs="宋体"/>
+                <w:b w:val="0"/>
+                <w:sz w:val="21"/>
+              </w:rPr>
+              <w:t>变电运维</w:t>
+            </w:r>
+          </w:p>
+        </w:tc>
+        <w:tc>
+          <w:tcPr>
+            <w:tcW w:type="dxa" w:w="2787"/>
+            <w:vAlign w:val="center"/>
+            <w:tcBorders>
+              <w:top w:val="single" w:sz="4" w:space="0" w:color="000000"/>
+              <w:left w:val="single" w:sz="4" w:space="0" w:color="000000"/>
+              <w:bottom w:val="single" w:sz="4" w:space="0" w:color="000000"/>
+              <w:right w:val="single" w:sz="4" w:space="0" w:color="000000"/>
+            </w:tcBorders>
+          </w:tcPr>
+          <w:p>
+            <w:pPr>
+              <w:spacing w:before="0" w:after="0" w:lineRule="exact" w:line="320"/>
+              <w:jc w:val="center"/>
+              <w:ind w:firstLine="0" w:firstLineChars="0"/>
+            </w:pPr>
+            <w:r>
+              <w:rPr>
+                <w:rFonts w:ascii="宋体" w:hAnsi="宋体" w:eastAsia="宋体" w:cs="宋体"/>
+                <w:b w:val="0"/>
+                <w:sz w:val="21"/>
+              </w:rPr>
+              <w:t>作业计划1255</w:t>
+            </w:r>
+          </w:p>
+        </w:tc>
+        <w:tc>
+          <w:tcPr>
+            <w:tcW w:type="dxa" w:w="668"/>
+            <w:vAlign w:val="center"/>
+            <w:tcBorders>
+              <w:top w:val="single" w:sz="4" w:space="0" w:color="000000"/>
+              <w:left w:val="single" w:sz="4" w:space="0" w:color="000000"/>
+              <w:bottom w:val="single" w:sz="4" w:space="0" w:color="000000"/>
+              <w:right w:val="single" w:sz="4" w:space="0" w:color="000000"/>
+            </w:tcBorders>
+          </w:tcPr>
+          <w:p>
+            <w:pPr>
+              <w:spacing w:before="0" w:after="0" w:lineRule="exact" w:line="320"/>
+              <w:jc w:val="center"/>
+              <w:ind w:firstLine="0" w:firstLineChars="0"/>
+            </w:pPr>
+            <w:r>
+              <w:rPr>
+                <w:rFonts w:ascii="宋体" w:hAnsi="宋体" w:eastAsia="宋体" w:cs="宋体"/>
+                <w:b w:val="0"/>
+                <w:sz w:val="21"/>
+              </w:rPr>
+              <w:t>三级</w:t>
+            </w:r>
+          </w:p>
+        </w:tc>
+        <w:tc>
+          <w:tcPr>
+            <w:tcW w:type="dxa" w:w="966"/>
+            <w:vAlign w:val="center"/>
+            <w:tcBorders>
+              <w:top w:val="single" w:sz="4" w:space="0" w:color="000000"/>
+              <w:left w:val="single" w:sz="4" w:space="0" w:color="000000"/>
+              <w:bottom w:val="single" w:sz="4" w:space="0" w:color="000000"/>
+              <w:right w:val="single" w:sz="4" w:space="0" w:color="000000"/>
+            </w:tcBorders>
+          </w:tcPr>
+          <w:p>
+            <w:pPr>
+              <w:spacing w:before="0" w:after="0" w:lineRule="exact" w:line="320"/>
+              <w:jc w:val="center"/>
+              <w:ind w:firstLine="0" w:firstLineChars="0"/>
+            </w:pPr>
+            <w:r>
+              <w:rPr>
+                <w:rFonts w:ascii="宋体" w:hAnsi="宋体" w:eastAsia="宋体" w:cs="宋体"/>
+                <w:b w:val="0"/>
+                <w:sz w:val="21"/>
+              </w:rPr>
+              <w:t>0</w:t>
+            </w:r>
+          </w:p>
+        </w:tc>
+        <w:tc>
+          <w:tcPr>
+            <w:tcW w:type="dxa" w:w="817"/>
+            <w:vAlign w:val="center"/>
+            <w:tcBorders>
+              <w:top w:val="single" w:sz="4" w:space="0" w:color="000000"/>
+              <w:left w:val="single" w:sz="4" w:space="0" w:color="000000"/>
+              <w:bottom w:val="single" w:sz="4" w:space="0" w:color="000000"/>
+              <w:right w:val="single" w:sz="4" w:space="0" w:color="000000"/>
+            </w:tcBorders>
+          </w:tcPr>
+          <w:p>
+            <w:pPr>
+              <w:spacing w:before="0" w:after="0" w:lineRule="exact" w:line="320"/>
+              <w:jc w:val="center"/>
+              <w:ind w:firstLine="0" w:firstLineChars="0"/>
+            </w:pPr>
+            <w:r>
+              <w:rPr>
+                <w:rFonts w:ascii="宋体" w:hAnsi="宋体" w:eastAsia="宋体" w:cs="宋体"/>
+                <w:b w:val="0"/>
+                <w:sz w:val="21"/>
+              </w:rPr>
+              <w:t>2</w:t>
+            </w:r>
+          </w:p>
+        </w:tc>
+        <w:tc>
+          <w:tcPr>
+            <w:tcW w:type="dxa" w:w="1635"/>
+            <w:vAlign w:val="center"/>
+            <w:tcBorders>
+              <w:top w:val="single" w:sz="4" w:space="0" w:color="000000"/>
+              <w:left w:val="single" w:sz="4" w:space="0" w:color="000000"/>
+              <w:bottom w:val="single" w:sz="4" w:space="0" w:color="000000"/>
+              <w:right w:val="single" w:sz="4" w:space="0" w:color="000000"/>
+            </w:tcBorders>
+          </w:tcPr>
+          <w:p>
+            <w:pPr>
+              <w:spacing w:before="0" w:after="0" w:lineRule="exact" w:line="320"/>
+              <w:jc w:val="center"/>
+              <w:ind w:firstLine="0" w:firstLineChars="0"/>
+            </w:pPr>
+            <w:r>
+              <w:rPr>
+                <w:rFonts w:ascii="宋体" w:hAnsi="宋体" w:eastAsia="宋体" w:cs="宋体"/>
+                <w:b w:val="0"/>
+                <w:sz w:val="21"/>
+              </w:rPr>
+              <w:t>9月24日</w:t>
               <w:br/>
             </w:r>
             <w:r>
@@ -1421,196 +1313,7 @@
                 <w:b w:val="0"/>
                 <w:sz w:val="21"/>
               </w:rPr>
-              <w:t>运维</w:t>
-            </w:r>
-          </w:p>
-        </w:tc>
-        <w:tc>
-          <w:tcPr>
-            <w:tcW w:type="dxa" w:w="580"/>
-            <w:vAlign w:val="center"/>
-            <w:tcBorders>
-              <w:top w:val="single" w:sz="4" w:space="0" w:color="000000"/>
-              <w:left w:val="single" w:sz="4" w:space="0" w:color="000000"/>
-              <w:bottom w:val="single" w:sz="4" w:space="0" w:color="000000"/>
-              <w:right w:val="single" w:sz="4" w:space="0" w:color="000000"/>
-            </w:tcBorders>
-          </w:tcPr>
-          <w:p>
-            <w:pPr>
-              <w:spacing w:before="0" w:after="0" w:lineRule="exact" w:line="320"/>
-              <w:jc w:val="center"/>
-              <w:ind w:firstLine="0" w:firstLineChars="0"/>
-            </w:pPr>
-            <w:r>
-              <w:rPr>
-                <w:rFonts w:ascii="宋体" w:hAnsi="宋体" w:eastAsia="宋体" w:cs="宋体"/>
-                <w:b w:val="0"/>
-                <w:sz w:val="21"/>
-              </w:rPr>
-              <w:t>作业</w:t>
-              <w:br/>
-            </w:r>
-            <w:r>
-              <w:rPr>
-                <w:rFonts w:ascii="宋体" w:hAnsi="宋体" w:eastAsia="宋体" w:cs="宋体"/>
-                <w:b w:val="0"/>
-                <w:sz w:val="21"/>
-              </w:rPr>
-              <w:t>计划</w:t>
-              <w:br/>
-            </w:r>
-            <w:r>
-              <w:rPr>
-                <w:rFonts w:ascii="宋体" w:hAnsi="宋体" w:eastAsia="宋体" w:cs="宋体"/>
-                <w:b w:val="0"/>
-                <w:sz w:val="21"/>
-              </w:rPr>
-              <w:t>1255</w:t>
-            </w:r>
-          </w:p>
-        </w:tc>
-        <w:tc>
-          <w:tcPr>
-            <w:tcW w:type="dxa" w:w="580"/>
-            <w:vAlign w:val="center"/>
-            <w:tcBorders>
-              <w:top w:val="single" w:sz="4" w:space="0" w:color="000000"/>
-              <w:left w:val="single" w:sz="4" w:space="0" w:color="000000"/>
-              <w:bottom w:val="single" w:sz="4" w:space="0" w:color="000000"/>
-              <w:right w:val="single" w:sz="4" w:space="0" w:color="000000"/>
-            </w:tcBorders>
-          </w:tcPr>
-          <w:p>
-            <w:pPr>
-              <w:spacing w:before="0" w:after="0" w:lineRule="exact" w:line="320"/>
-              <w:jc w:val="center"/>
-              <w:ind w:firstLine="0" w:firstLineChars="0"/>
-            </w:pPr>
-            <w:r>
-              <w:rPr>
-                <w:rFonts w:ascii="宋体" w:hAnsi="宋体" w:eastAsia="宋体" w:cs="宋体"/>
-                <w:b w:val="0"/>
-                <w:sz w:val="21"/>
-              </w:rPr>
-              <w:t>三级</w:t>
-            </w:r>
-          </w:p>
-        </w:tc>
-        <w:tc>
-          <w:tcPr>
-            <w:tcW w:type="dxa" w:w="580"/>
-            <w:vAlign w:val="center"/>
-            <w:tcBorders>
-              <w:top w:val="single" w:sz="4" w:space="0" w:color="000000"/>
-              <w:left w:val="single" w:sz="4" w:space="0" w:color="000000"/>
-              <w:bottom w:val="single" w:sz="4" w:space="0" w:color="000000"/>
-              <w:right w:val="single" w:sz="4" w:space="0" w:color="000000"/>
-            </w:tcBorders>
-          </w:tcPr>
-          <w:p>
-            <w:pPr>
-              <w:spacing w:before="0" w:after="0" w:lineRule="exact" w:line="320"/>
-              <w:jc w:val="center"/>
-              <w:ind w:firstLine="0" w:firstLineChars="0"/>
-            </w:pPr>
-            <w:r>
-              <w:rPr>
-                <w:rFonts w:ascii="宋体" w:hAnsi="宋体" w:eastAsia="宋体" w:cs="宋体"/>
-                <w:b w:val="0"/>
-                <w:sz w:val="21"/>
-              </w:rPr>
-              <w:t>0</w:t>
-            </w:r>
-          </w:p>
-        </w:tc>
-        <w:tc>
-          <w:tcPr>
-            <w:tcW w:type="dxa" w:w="580"/>
-            <w:vAlign w:val="center"/>
-            <w:tcBorders>
-              <w:top w:val="single" w:sz="4" w:space="0" w:color="000000"/>
-              <w:left w:val="single" w:sz="4" w:space="0" w:color="000000"/>
-              <w:bottom w:val="single" w:sz="4" w:space="0" w:color="000000"/>
-              <w:right w:val="single" w:sz="4" w:space="0" w:color="000000"/>
-            </w:tcBorders>
-          </w:tcPr>
-          <w:p>
-            <w:pPr>
-              <w:spacing w:before="0" w:after="0" w:lineRule="exact" w:line="320"/>
-              <w:jc w:val="center"/>
-              <w:ind w:firstLine="0" w:firstLineChars="0"/>
-            </w:pPr>
-            <w:r>
-              <w:rPr>
-                <w:rFonts w:ascii="宋体" w:hAnsi="宋体" w:eastAsia="宋体" w:cs="宋体"/>
-                <w:b w:val="0"/>
-                <w:sz w:val="21"/>
-              </w:rPr>
-              <w:t>2</w:t>
-            </w:r>
-          </w:p>
-        </w:tc>
-        <w:tc>
-          <w:tcPr>
-            <w:tcW w:type="dxa" w:w="580"/>
-            <w:vAlign w:val="center"/>
-            <w:tcBorders>
-              <w:top w:val="single" w:sz="4" w:space="0" w:color="000000"/>
-              <w:left w:val="single" w:sz="4" w:space="0" w:color="000000"/>
-              <w:bottom w:val="single" w:sz="4" w:space="0" w:color="000000"/>
-              <w:right w:val="single" w:sz="4" w:space="0" w:color="000000"/>
-            </w:tcBorders>
-          </w:tcPr>
-          <w:p>
-            <w:pPr>
-              <w:spacing w:before="0" w:after="0" w:lineRule="exact" w:line="320"/>
-              <w:jc w:val="center"/>
-              <w:ind w:firstLine="0" w:firstLineChars="0"/>
-            </w:pPr>
-            <w:r>
-              <w:rPr>
-                <w:rFonts w:ascii="宋体" w:hAnsi="宋体" w:eastAsia="宋体" w:cs="宋体"/>
-                <w:b w:val="0"/>
-                <w:sz w:val="21"/>
-              </w:rPr>
-              <w:t>9月</w:t>
-              <w:br/>
-            </w:r>
-            <w:r>
-              <w:rPr>
-                <w:rFonts w:ascii="宋体" w:hAnsi="宋体" w:eastAsia="宋体" w:cs="宋体"/>
-                <w:b w:val="0"/>
-                <w:sz w:val="21"/>
-              </w:rPr>
-              <w:t>24</w:t>
-              <w:br/>
-            </w:r>
-            <w:r>
-              <w:rPr>
-                <w:rFonts w:ascii="宋体" w:hAnsi="宋体" w:eastAsia="宋体" w:cs="宋体"/>
-                <w:b w:val="0"/>
-                <w:sz w:val="21"/>
-              </w:rPr>
-              <w:t>日</w:t>
-              <w:br/>
-            </w:r>
-            <w:r>
-              <w:rPr>
-                <w:rFonts w:ascii="宋体" w:hAnsi="宋体" w:eastAsia="宋体" w:cs="宋体"/>
-                <w:b w:val="0"/>
-                <w:sz w:val="21"/>
-              </w:rPr>
-              <w:t>（1</w:t>
-              <w:br/>
-            </w:r>
-            <w:r>
-              <w:rPr>
-                <w:rFonts w:ascii="宋体" w:hAnsi="宋体" w:eastAsia="宋体" w:cs="宋体"/>
-                <w:b w:val="0"/>
-                <w:sz w:val="21"/>
-              </w:rPr>
-              <w:t>天）</w:t>
+              <w:t>（1天）</w:t>
             </w:r>
           </w:p>
         </w:tc>
@@ -1618,7 +1321,7 @@
       <w:tr>
         <w:tc>
           <w:tcPr>
-            <w:tcW w:type="dxa" w:w="580"/>
+            <w:tcW w:type="dxa" w:w="520"/>
             <w:vAlign w:val="center"/>
             <w:tcBorders>
               <w:top w:val="single" w:sz="4" w:space="0" w:color="000000"/>
@@ -1645,28 +1348,163 @@
         </w:tc>
         <w:tc>
           <w:tcPr>
-            <w:tcW w:type="dxa" w:w="580"/>
-            <w:vAlign w:val="center"/>
-            <w:tcBorders>
-              <w:top w:val="single" w:sz="4" w:space="0" w:color="000000"/>
-              <w:left w:val="single" w:sz="4" w:space="0" w:color="000000"/>
-              <w:bottom w:val="single" w:sz="4" w:space="0" w:color="000000"/>
-              <w:right w:val="single" w:sz="4" w:space="0" w:color="000000"/>
-            </w:tcBorders>
-          </w:tcPr>
-          <w:p>
-            <w:pPr>
-              <w:spacing w:before="0" w:after="0" w:lineRule="exact" w:line="320"/>
-              <w:jc w:val="center"/>
-              <w:ind w:firstLine="0" w:firstLineChars="0"/>
-            </w:pPr>
-            <w:r>
-              <w:rPr>
-                <w:rFonts w:ascii="宋体" w:hAnsi="宋体" w:eastAsia="宋体" w:cs="宋体"/>
-                <w:b w:val="0"/>
-                <w:sz w:val="21"/>
-              </w:rPr>
-              <w:t>变电</w:t>
+            <w:tcW w:type="dxa" w:w="1449"/>
+            <w:vAlign w:val="center"/>
+            <w:tcBorders>
+              <w:top w:val="single" w:sz="4" w:space="0" w:color="000000"/>
+              <w:left w:val="single" w:sz="4" w:space="0" w:color="000000"/>
+              <w:bottom w:val="single" w:sz="4" w:space="0" w:color="000000"/>
+              <w:right w:val="single" w:sz="4" w:space="0" w:color="000000"/>
+            </w:tcBorders>
+          </w:tcPr>
+          <w:p>
+            <w:pPr>
+              <w:spacing w:before="0" w:after="0" w:lineRule="exact" w:line="320"/>
+              <w:jc w:val="center"/>
+              <w:ind w:firstLine="0" w:firstLineChars="0"/>
+            </w:pPr>
+            <w:r>
+              <w:rPr>
+                <w:rFonts w:ascii="宋体" w:hAnsi="宋体" w:eastAsia="宋体" w:cs="宋体"/>
+                <w:b w:val="0"/>
+                <w:sz w:val="21"/>
+              </w:rPr>
+              <w:t>变电运维</w:t>
+            </w:r>
+          </w:p>
+        </w:tc>
+        <w:tc>
+          <w:tcPr>
+            <w:tcW w:type="dxa" w:w="2787"/>
+            <w:vAlign w:val="center"/>
+            <w:tcBorders>
+              <w:top w:val="single" w:sz="4" w:space="0" w:color="000000"/>
+              <w:left w:val="single" w:sz="4" w:space="0" w:color="000000"/>
+              <w:bottom w:val="single" w:sz="4" w:space="0" w:color="000000"/>
+              <w:right w:val="single" w:sz="4" w:space="0" w:color="000000"/>
+            </w:tcBorders>
+          </w:tcPr>
+          <w:p>
+            <w:pPr>
+              <w:spacing w:before="0" w:after="0" w:lineRule="exact" w:line="320"/>
+              <w:jc w:val="center"/>
+              <w:ind w:firstLine="0" w:firstLineChars="0"/>
+            </w:pPr>
+            <w:r>
+              <w:rPr>
+                <w:rFonts w:ascii="宋体" w:hAnsi="宋体" w:eastAsia="宋体" w:cs="宋体"/>
+                <w:b w:val="0"/>
+                <w:sz w:val="21"/>
+              </w:rPr>
+              <w:t>作业计划1462</w:t>
+            </w:r>
+          </w:p>
+        </w:tc>
+        <w:tc>
+          <w:tcPr>
+            <w:tcW w:type="dxa" w:w="668"/>
+            <w:vAlign w:val="center"/>
+            <w:tcBorders>
+              <w:top w:val="single" w:sz="4" w:space="0" w:color="000000"/>
+              <w:left w:val="single" w:sz="4" w:space="0" w:color="000000"/>
+              <w:bottom w:val="single" w:sz="4" w:space="0" w:color="000000"/>
+              <w:right w:val="single" w:sz="4" w:space="0" w:color="000000"/>
+            </w:tcBorders>
+          </w:tcPr>
+          <w:p>
+            <w:pPr>
+              <w:spacing w:before="0" w:after="0" w:lineRule="exact" w:line="320"/>
+              <w:jc w:val="center"/>
+              <w:ind w:firstLine="0" w:firstLineChars="0"/>
+            </w:pPr>
+            <w:r>
+              <w:rPr>
+                <w:rFonts w:ascii="宋体" w:hAnsi="宋体" w:eastAsia="宋体" w:cs="宋体"/>
+                <w:b w:val="0"/>
+                <w:sz w:val="21"/>
+              </w:rPr>
+              <w:t>三级</w:t>
+            </w:r>
+          </w:p>
+        </w:tc>
+        <w:tc>
+          <w:tcPr>
+            <w:tcW w:type="dxa" w:w="966"/>
+            <w:vAlign w:val="center"/>
+            <w:tcBorders>
+              <w:top w:val="single" w:sz="4" w:space="0" w:color="000000"/>
+              <w:left w:val="single" w:sz="4" w:space="0" w:color="000000"/>
+              <w:bottom w:val="single" w:sz="4" w:space="0" w:color="000000"/>
+              <w:right w:val="single" w:sz="4" w:space="0" w:color="000000"/>
+            </w:tcBorders>
+          </w:tcPr>
+          <w:p>
+            <w:pPr>
+              <w:spacing w:before="0" w:after="0" w:lineRule="exact" w:line="320"/>
+              <w:jc w:val="center"/>
+              <w:ind w:firstLine="0" w:firstLineChars="0"/>
+            </w:pPr>
+            <w:r>
+              <w:rPr>
+                <w:rFonts w:ascii="宋体" w:hAnsi="宋体" w:eastAsia="宋体" w:cs="宋体"/>
+                <w:b w:val="0"/>
+                <w:sz w:val="21"/>
+              </w:rPr>
+              <w:t>0</w:t>
+            </w:r>
+          </w:p>
+        </w:tc>
+        <w:tc>
+          <w:tcPr>
+            <w:tcW w:type="dxa" w:w="817"/>
+            <w:vAlign w:val="center"/>
+            <w:tcBorders>
+              <w:top w:val="single" w:sz="4" w:space="0" w:color="000000"/>
+              <w:left w:val="single" w:sz="4" w:space="0" w:color="000000"/>
+              <w:bottom w:val="single" w:sz="4" w:space="0" w:color="000000"/>
+              <w:right w:val="single" w:sz="4" w:space="0" w:color="000000"/>
+            </w:tcBorders>
+          </w:tcPr>
+          <w:p>
+            <w:pPr>
+              <w:spacing w:before="0" w:after="0" w:lineRule="exact" w:line="320"/>
+              <w:jc w:val="center"/>
+              <w:ind w:firstLine="0" w:firstLineChars="0"/>
+            </w:pPr>
+            <w:r>
+              <w:rPr>
+                <w:rFonts w:ascii="宋体" w:hAnsi="宋体" w:eastAsia="宋体" w:cs="宋体"/>
+                <w:b w:val="0"/>
+                <w:sz w:val="21"/>
+              </w:rPr>
+              <w:t>2</w:t>
+            </w:r>
+          </w:p>
+        </w:tc>
+        <w:tc>
+          <w:tcPr>
+            <w:tcW w:type="dxa" w:w="1635"/>
+            <w:vAlign w:val="center"/>
+            <w:tcBorders>
+              <w:top w:val="single" w:sz="4" w:space="0" w:color="000000"/>
+              <w:left w:val="single" w:sz="4" w:space="0" w:color="000000"/>
+              <w:bottom w:val="single" w:sz="4" w:space="0" w:color="000000"/>
+              <w:right w:val="single" w:sz="4" w:space="0" w:color="000000"/>
+            </w:tcBorders>
+          </w:tcPr>
+          <w:p>
+            <w:pPr>
+              <w:spacing w:before="0" w:after="0" w:lineRule="exact" w:line="320"/>
+              <w:jc w:val="center"/>
+              <w:ind w:firstLine="0" w:firstLineChars="0"/>
+            </w:pPr>
+            <w:r>
+              <w:rPr>
+                <w:rFonts w:ascii="宋体" w:hAnsi="宋体" w:eastAsia="宋体" w:cs="宋体"/>
+                <w:b w:val="0"/>
+                <w:sz w:val="21"/>
+              </w:rPr>
+              <w:t>9月22日</w:t>
               <w:br/>
             </w:r>
             <w:r>
@@ -1675,196 +1513,7 @@
                 <w:b w:val="0"/>
                 <w:sz w:val="21"/>
               </w:rPr>
-              <w:t>运维</w:t>
-            </w:r>
-          </w:p>
-        </w:tc>
-        <w:tc>
-          <w:tcPr>
-            <w:tcW w:type="dxa" w:w="580"/>
-            <w:vAlign w:val="center"/>
-            <w:tcBorders>
-              <w:top w:val="single" w:sz="4" w:space="0" w:color="000000"/>
-              <w:left w:val="single" w:sz="4" w:space="0" w:color="000000"/>
-              <w:bottom w:val="single" w:sz="4" w:space="0" w:color="000000"/>
-              <w:right w:val="single" w:sz="4" w:space="0" w:color="000000"/>
-            </w:tcBorders>
-          </w:tcPr>
-          <w:p>
-            <w:pPr>
-              <w:spacing w:before="0" w:after="0" w:lineRule="exact" w:line="320"/>
-              <w:jc w:val="center"/>
-              <w:ind w:firstLine="0" w:firstLineChars="0"/>
-            </w:pPr>
-            <w:r>
-              <w:rPr>
-                <w:rFonts w:ascii="宋体" w:hAnsi="宋体" w:eastAsia="宋体" w:cs="宋体"/>
-                <w:b w:val="0"/>
-                <w:sz w:val="21"/>
-              </w:rPr>
-              <w:t>作业</w:t>
-              <w:br/>
-            </w:r>
-            <w:r>
-              <w:rPr>
-                <w:rFonts w:ascii="宋体" w:hAnsi="宋体" w:eastAsia="宋体" w:cs="宋体"/>
-                <w:b w:val="0"/>
-                <w:sz w:val="21"/>
-              </w:rPr>
-              <w:t>计划</w:t>
-              <w:br/>
-            </w:r>
-            <w:r>
-              <w:rPr>
-                <w:rFonts w:ascii="宋体" w:hAnsi="宋体" w:eastAsia="宋体" w:cs="宋体"/>
-                <w:b w:val="0"/>
-                <w:sz w:val="21"/>
-              </w:rPr>
-              <w:t>1462</w:t>
-            </w:r>
-          </w:p>
-        </w:tc>
-        <w:tc>
-          <w:tcPr>
-            <w:tcW w:type="dxa" w:w="580"/>
-            <w:vAlign w:val="center"/>
-            <w:tcBorders>
-              <w:top w:val="single" w:sz="4" w:space="0" w:color="000000"/>
-              <w:left w:val="single" w:sz="4" w:space="0" w:color="000000"/>
-              <w:bottom w:val="single" w:sz="4" w:space="0" w:color="000000"/>
-              <w:right w:val="single" w:sz="4" w:space="0" w:color="000000"/>
-            </w:tcBorders>
-          </w:tcPr>
-          <w:p>
-            <w:pPr>
-              <w:spacing w:before="0" w:after="0" w:lineRule="exact" w:line="320"/>
-              <w:jc w:val="center"/>
-              <w:ind w:firstLine="0" w:firstLineChars="0"/>
-            </w:pPr>
-            <w:r>
-              <w:rPr>
-                <w:rFonts w:ascii="宋体" w:hAnsi="宋体" w:eastAsia="宋体" w:cs="宋体"/>
-                <w:b w:val="0"/>
-                <w:sz w:val="21"/>
-              </w:rPr>
-              <w:t>三级</w:t>
-            </w:r>
-          </w:p>
-        </w:tc>
-        <w:tc>
-          <w:tcPr>
-            <w:tcW w:type="dxa" w:w="580"/>
-            <w:vAlign w:val="center"/>
-            <w:tcBorders>
-              <w:top w:val="single" w:sz="4" w:space="0" w:color="000000"/>
-              <w:left w:val="single" w:sz="4" w:space="0" w:color="000000"/>
-              <w:bottom w:val="single" w:sz="4" w:space="0" w:color="000000"/>
-              <w:right w:val="single" w:sz="4" w:space="0" w:color="000000"/>
-            </w:tcBorders>
-          </w:tcPr>
-          <w:p>
-            <w:pPr>
-              <w:spacing w:before="0" w:after="0" w:lineRule="exact" w:line="320"/>
-              <w:jc w:val="center"/>
-              <w:ind w:firstLine="0" w:firstLineChars="0"/>
-            </w:pPr>
-            <w:r>
-              <w:rPr>
-                <w:rFonts w:ascii="宋体" w:hAnsi="宋体" w:eastAsia="宋体" w:cs="宋体"/>
-                <w:b w:val="0"/>
-                <w:sz w:val="21"/>
-              </w:rPr>
-              <w:t>0</w:t>
-            </w:r>
-          </w:p>
-        </w:tc>
-        <w:tc>
-          <w:tcPr>
-            <w:tcW w:type="dxa" w:w="580"/>
-            <w:vAlign w:val="center"/>
-            <w:tcBorders>
-              <w:top w:val="single" w:sz="4" w:space="0" w:color="000000"/>
-              <w:left w:val="single" w:sz="4" w:space="0" w:color="000000"/>
-              <w:bottom w:val="single" w:sz="4" w:space="0" w:color="000000"/>
-              <w:right w:val="single" w:sz="4" w:space="0" w:color="000000"/>
-            </w:tcBorders>
-          </w:tcPr>
-          <w:p>
-            <w:pPr>
-              <w:spacing w:before="0" w:after="0" w:lineRule="exact" w:line="320"/>
-              <w:jc w:val="center"/>
-              <w:ind w:firstLine="0" w:firstLineChars="0"/>
-            </w:pPr>
-            <w:r>
-              <w:rPr>
-                <w:rFonts w:ascii="宋体" w:hAnsi="宋体" w:eastAsia="宋体" w:cs="宋体"/>
-                <w:b w:val="0"/>
-                <w:sz w:val="21"/>
-              </w:rPr>
-              <w:t>2</w:t>
-            </w:r>
-          </w:p>
-        </w:tc>
-        <w:tc>
-          <w:tcPr>
-            <w:tcW w:type="dxa" w:w="580"/>
-            <w:vAlign w:val="center"/>
-            <w:tcBorders>
-              <w:top w:val="single" w:sz="4" w:space="0" w:color="000000"/>
-              <w:left w:val="single" w:sz="4" w:space="0" w:color="000000"/>
-              <w:bottom w:val="single" w:sz="4" w:space="0" w:color="000000"/>
-              <w:right w:val="single" w:sz="4" w:space="0" w:color="000000"/>
-            </w:tcBorders>
-          </w:tcPr>
-          <w:p>
-            <w:pPr>
-              <w:spacing w:before="0" w:after="0" w:lineRule="exact" w:line="320"/>
-              <w:jc w:val="center"/>
-              <w:ind w:firstLine="0" w:firstLineChars="0"/>
-            </w:pPr>
-            <w:r>
-              <w:rPr>
-                <w:rFonts w:ascii="宋体" w:hAnsi="宋体" w:eastAsia="宋体" w:cs="宋体"/>
-                <w:b w:val="0"/>
-                <w:sz w:val="21"/>
-              </w:rPr>
-              <w:t>9月</w:t>
-              <w:br/>
-            </w:r>
-            <w:r>
-              <w:rPr>
-                <w:rFonts w:ascii="宋体" w:hAnsi="宋体" w:eastAsia="宋体" w:cs="宋体"/>
-                <w:b w:val="0"/>
-                <w:sz w:val="21"/>
-              </w:rPr>
-              <w:t>22</w:t>
-              <w:br/>
-            </w:r>
-            <w:r>
-              <w:rPr>
-                <w:rFonts w:ascii="宋体" w:hAnsi="宋体" w:eastAsia="宋体" w:cs="宋体"/>
-                <w:b w:val="0"/>
-                <w:sz w:val="21"/>
-              </w:rPr>
-              <w:t>日</w:t>
-              <w:br/>
-            </w:r>
-            <w:r>
-              <w:rPr>
-                <w:rFonts w:ascii="宋体" w:hAnsi="宋体" w:eastAsia="宋体" w:cs="宋体"/>
-                <w:b w:val="0"/>
-                <w:sz w:val="21"/>
-              </w:rPr>
-              <w:t>（1</w:t>
-              <w:br/>
-            </w:r>
-            <w:r>
-              <w:rPr>
-                <w:rFonts w:ascii="宋体" w:hAnsi="宋体" w:eastAsia="宋体" w:cs="宋体"/>
-                <w:b w:val="0"/>
-                <w:sz w:val="21"/>
-              </w:rPr>
-              <w:t>天）</w:t>
+              <w:t>（1天）</w:t>
             </w:r>
           </w:p>
         </w:tc>
@@ -1872,7 +1521,7 @@
       <w:tr>
         <w:tc>
           <w:tcPr>
-            <w:tcW w:type="dxa" w:w="580"/>
+            <w:tcW w:type="dxa" w:w="520"/>
             <w:vAlign w:val="center"/>
             <w:tcBorders>
               <w:top w:val="single" w:sz="4" w:space="0" w:color="000000"/>
@@ -1899,28 +1548,163 @@
         </w:tc>
         <w:tc>
           <w:tcPr>
-            <w:tcW w:type="dxa" w:w="580"/>
-            <w:vAlign w:val="center"/>
-            <w:tcBorders>
-              <w:top w:val="single" w:sz="4" w:space="0" w:color="000000"/>
-              <w:left w:val="single" w:sz="4" w:space="0" w:color="000000"/>
-              <w:bottom w:val="single" w:sz="4" w:space="0" w:color="000000"/>
-              <w:right w:val="single" w:sz="4" w:space="0" w:color="000000"/>
-            </w:tcBorders>
-          </w:tcPr>
-          <w:p>
-            <w:pPr>
-              <w:spacing w:before="0" w:after="0" w:lineRule="exact" w:line="320"/>
-              <w:jc w:val="center"/>
-              <w:ind w:firstLine="0" w:firstLineChars="0"/>
-            </w:pPr>
-            <w:r>
-              <w:rPr>
-                <w:rFonts w:ascii="宋体" w:hAnsi="宋体" w:eastAsia="宋体" w:cs="宋体"/>
-                <w:b w:val="0"/>
-                <w:sz w:val="21"/>
-              </w:rPr>
-              <w:t>变电</w:t>
+            <w:tcW w:type="dxa" w:w="1449"/>
+            <w:vAlign w:val="center"/>
+            <w:tcBorders>
+              <w:top w:val="single" w:sz="4" w:space="0" w:color="000000"/>
+              <w:left w:val="single" w:sz="4" w:space="0" w:color="000000"/>
+              <w:bottom w:val="single" w:sz="4" w:space="0" w:color="000000"/>
+              <w:right w:val="single" w:sz="4" w:space="0" w:color="000000"/>
+            </w:tcBorders>
+          </w:tcPr>
+          <w:p>
+            <w:pPr>
+              <w:spacing w:before="0" w:after="0" w:lineRule="exact" w:line="320"/>
+              <w:jc w:val="center"/>
+              <w:ind w:firstLine="0" w:firstLineChars="0"/>
+            </w:pPr>
+            <w:r>
+              <w:rPr>
+                <w:rFonts w:ascii="宋体" w:hAnsi="宋体" w:eastAsia="宋体" w:cs="宋体"/>
+                <w:b w:val="0"/>
+                <w:sz w:val="21"/>
+              </w:rPr>
+              <w:t>变电运维</w:t>
+            </w:r>
+          </w:p>
+        </w:tc>
+        <w:tc>
+          <w:tcPr>
+            <w:tcW w:type="dxa" w:w="2787"/>
+            <w:vAlign w:val="center"/>
+            <w:tcBorders>
+              <w:top w:val="single" w:sz="4" w:space="0" w:color="000000"/>
+              <w:left w:val="single" w:sz="4" w:space="0" w:color="000000"/>
+              <w:bottom w:val="single" w:sz="4" w:space="0" w:color="000000"/>
+              <w:right w:val="single" w:sz="4" w:space="0" w:color="000000"/>
+            </w:tcBorders>
+          </w:tcPr>
+          <w:p>
+            <w:pPr>
+              <w:spacing w:before="0" w:after="0" w:lineRule="exact" w:line="320"/>
+              <w:jc w:val="center"/>
+              <w:ind w:firstLine="0" w:firstLineChars="0"/>
+            </w:pPr>
+            <w:r>
+              <w:rPr>
+                <w:rFonts w:ascii="宋体" w:hAnsi="宋体" w:eastAsia="宋体" w:cs="宋体"/>
+                <w:b w:val="0"/>
+                <w:sz w:val="21"/>
+              </w:rPr>
+              <w:t>作业计划1463</w:t>
+            </w:r>
+          </w:p>
+        </w:tc>
+        <w:tc>
+          <w:tcPr>
+            <w:tcW w:type="dxa" w:w="668"/>
+            <w:vAlign w:val="center"/>
+            <w:tcBorders>
+              <w:top w:val="single" w:sz="4" w:space="0" w:color="000000"/>
+              <w:left w:val="single" w:sz="4" w:space="0" w:color="000000"/>
+              <w:bottom w:val="single" w:sz="4" w:space="0" w:color="000000"/>
+              <w:right w:val="single" w:sz="4" w:space="0" w:color="000000"/>
+            </w:tcBorders>
+          </w:tcPr>
+          <w:p>
+            <w:pPr>
+              <w:spacing w:before="0" w:after="0" w:lineRule="exact" w:line="320"/>
+              <w:jc w:val="center"/>
+              <w:ind w:firstLine="0" w:firstLineChars="0"/>
+            </w:pPr>
+            <w:r>
+              <w:rPr>
+                <w:rFonts w:ascii="宋体" w:hAnsi="宋体" w:eastAsia="宋体" w:cs="宋体"/>
+                <w:b w:val="0"/>
+                <w:sz w:val="21"/>
+              </w:rPr>
+              <w:t>三级</w:t>
+            </w:r>
+          </w:p>
+        </w:tc>
+        <w:tc>
+          <w:tcPr>
+            <w:tcW w:type="dxa" w:w="966"/>
+            <w:vAlign w:val="center"/>
+            <w:tcBorders>
+              <w:top w:val="single" w:sz="4" w:space="0" w:color="000000"/>
+              <w:left w:val="single" w:sz="4" w:space="0" w:color="000000"/>
+              <w:bottom w:val="single" w:sz="4" w:space="0" w:color="000000"/>
+              <w:right w:val="single" w:sz="4" w:space="0" w:color="000000"/>
+            </w:tcBorders>
+          </w:tcPr>
+          <w:p>
+            <w:pPr>
+              <w:spacing w:before="0" w:after="0" w:lineRule="exact" w:line="320"/>
+              <w:jc w:val="center"/>
+              <w:ind w:firstLine="0" w:firstLineChars="0"/>
+            </w:pPr>
+            <w:r>
+              <w:rPr>
+                <w:rFonts w:ascii="宋体" w:hAnsi="宋体" w:eastAsia="宋体" w:cs="宋体"/>
+                <w:b w:val="0"/>
+                <w:sz w:val="21"/>
+              </w:rPr>
+              <w:t>0</w:t>
+            </w:r>
+          </w:p>
+        </w:tc>
+        <w:tc>
+          <w:tcPr>
+            <w:tcW w:type="dxa" w:w="817"/>
+            <w:vAlign w:val="center"/>
+            <w:tcBorders>
+              <w:top w:val="single" w:sz="4" w:space="0" w:color="000000"/>
+              <w:left w:val="single" w:sz="4" w:space="0" w:color="000000"/>
+              <w:bottom w:val="single" w:sz="4" w:space="0" w:color="000000"/>
+              <w:right w:val="single" w:sz="4" w:space="0" w:color="000000"/>
+            </w:tcBorders>
+          </w:tcPr>
+          <w:p>
+            <w:pPr>
+              <w:spacing w:before="0" w:after="0" w:lineRule="exact" w:line="320"/>
+              <w:jc w:val="center"/>
+              <w:ind w:firstLine="0" w:firstLineChars="0"/>
+            </w:pPr>
+            <w:r>
+              <w:rPr>
+                <w:rFonts w:ascii="宋体" w:hAnsi="宋体" w:eastAsia="宋体" w:cs="宋体"/>
+                <w:b w:val="0"/>
+                <w:sz w:val="21"/>
+              </w:rPr>
+              <w:t>2</w:t>
+            </w:r>
+          </w:p>
+        </w:tc>
+        <w:tc>
+          <w:tcPr>
+            <w:tcW w:type="dxa" w:w="1635"/>
+            <w:vAlign w:val="center"/>
+            <w:tcBorders>
+              <w:top w:val="single" w:sz="4" w:space="0" w:color="000000"/>
+              <w:left w:val="single" w:sz="4" w:space="0" w:color="000000"/>
+              <w:bottom w:val="single" w:sz="4" w:space="0" w:color="000000"/>
+              <w:right w:val="single" w:sz="4" w:space="0" w:color="000000"/>
+            </w:tcBorders>
+          </w:tcPr>
+          <w:p>
+            <w:pPr>
+              <w:spacing w:before="0" w:after="0" w:lineRule="exact" w:line="320"/>
+              <w:jc w:val="center"/>
+              <w:ind w:firstLine="0" w:firstLineChars="0"/>
+            </w:pPr>
+            <w:r>
+              <w:rPr>
+                <w:rFonts w:ascii="宋体" w:hAnsi="宋体" w:eastAsia="宋体" w:cs="宋体"/>
+                <w:b w:val="0"/>
+                <w:sz w:val="21"/>
+              </w:rPr>
+              <w:t>9月22日</w:t>
               <w:br/>
             </w:r>
             <w:r>
@@ -1929,196 +1713,7 @@
                 <w:b w:val="0"/>
                 <w:sz w:val="21"/>
               </w:rPr>
-              <w:t>运维</w:t>
-            </w:r>
-          </w:p>
-        </w:tc>
-        <w:tc>
-          <w:tcPr>
-            <w:tcW w:type="dxa" w:w="580"/>
-            <w:vAlign w:val="center"/>
-            <w:tcBorders>
-              <w:top w:val="single" w:sz="4" w:space="0" w:color="000000"/>
-              <w:left w:val="single" w:sz="4" w:space="0" w:color="000000"/>
-              <w:bottom w:val="single" w:sz="4" w:space="0" w:color="000000"/>
-              <w:right w:val="single" w:sz="4" w:space="0" w:color="000000"/>
-            </w:tcBorders>
-          </w:tcPr>
-          <w:p>
-            <w:pPr>
-              <w:spacing w:before="0" w:after="0" w:lineRule="exact" w:line="320"/>
-              <w:jc w:val="center"/>
-              <w:ind w:firstLine="0" w:firstLineChars="0"/>
-            </w:pPr>
-            <w:r>
-              <w:rPr>
-                <w:rFonts w:ascii="宋体" w:hAnsi="宋体" w:eastAsia="宋体" w:cs="宋体"/>
-                <w:b w:val="0"/>
-                <w:sz w:val="21"/>
-              </w:rPr>
-              <w:t>作业</w:t>
-              <w:br/>
-            </w:r>
-            <w:r>
-              <w:rPr>
-                <w:rFonts w:ascii="宋体" w:hAnsi="宋体" w:eastAsia="宋体" w:cs="宋体"/>
-                <w:b w:val="0"/>
-                <w:sz w:val="21"/>
-              </w:rPr>
-              <w:t>计划</w:t>
-              <w:br/>
-            </w:r>
-            <w:r>
-              <w:rPr>
-                <w:rFonts w:ascii="宋体" w:hAnsi="宋体" w:eastAsia="宋体" w:cs="宋体"/>
-                <w:b w:val="0"/>
-                <w:sz w:val="21"/>
-              </w:rPr>
-              <w:t>1463</w:t>
-            </w:r>
-          </w:p>
-        </w:tc>
-        <w:tc>
-          <w:tcPr>
-            <w:tcW w:type="dxa" w:w="580"/>
-            <w:vAlign w:val="center"/>
-            <w:tcBorders>
-              <w:top w:val="single" w:sz="4" w:space="0" w:color="000000"/>
-              <w:left w:val="single" w:sz="4" w:space="0" w:color="000000"/>
-              <w:bottom w:val="single" w:sz="4" w:space="0" w:color="000000"/>
-              <w:right w:val="single" w:sz="4" w:space="0" w:color="000000"/>
-            </w:tcBorders>
-          </w:tcPr>
-          <w:p>
-            <w:pPr>
-              <w:spacing w:before="0" w:after="0" w:lineRule="exact" w:line="320"/>
-              <w:jc w:val="center"/>
-              <w:ind w:firstLine="0" w:firstLineChars="0"/>
-            </w:pPr>
-            <w:r>
-              <w:rPr>
-                <w:rFonts w:ascii="宋体" w:hAnsi="宋体" w:eastAsia="宋体" w:cs="宋体"/>
-                <w:b w:val="0"/>
-                <w:sz w:val="21"/>
-              </w:rPr>
-              <w:t>三级</w:t>
-            </w:r>
-          </w:p>
-        </w:tc>
-        <w:tc>
-          <w:tcPr>
-            <w:tcW w:type="dxa" w:w="580"/>
-            <w:vAlign w:val="center"/>
-            <w:tcBorders>
-              <w:top w:val="single" w:sz="4" w:space="0" w:color="000000"/>
-              <w:left w:val="single" w:sz="4" w:space="0" w:color="000000"/>
-              <w:bottom w:val="single" w:sz="4" w:space="0" w:color="000000"/>
-              <w:right w:val="single" w:sz="4" w:space="0" w:color="000000"/>
-            </w:tcBorders>
-          </w:tcPr>
-          <w:p>
-            <w:pPr>
-              <w:spacing w:before="0" w:after="0" w:lineRule="exact" w:line="320"/>
-              <w:jc w:val="center"/>
-              <w:ind w:firstLine="0" w:firstLineChars="0"/>
-            </w:pPr>
-            <w:r>
-              <w:rPr>
-                <w:rFonts w:ascii="宋体" w:hAnsi="宋体" w:eastAsia="宋体" w:cs="宋体"/>
-                <w:b w:val="0"/>
-                <w:sz w:val="21"/>
-              </w:rPr>
-              <w:t>0</w:t>
-            </w:r>
-          </w:p>
-        </w:tc>
-        <w:tc>
-          <w:tcPr>
-            <w:tcW w:type="dxa" w:w="580"/>
-            <w:vAlign w:val="center"/>
-            <w:tcBorders>
-              <w:top w:val="single" w:sz="4" w:space="0" w:color="000000"/>
-              <w:left w:val="single" w:sz="4" w:space="0" w:color="000000"/>
-              <w:bottom w:val="single" w:sz="4" w:space="0" w:color="000000"/>
-              <w:right w:val="single" w:sz="4" w:space="0" w:color="000000"/>
-            </w:tcBorders>
-          </w:tcPr>
-          <w:p>
-            <w:pPr>
-              <w:spacing w:before="0" w:after="0" w:lineRule="exact" w:line="320"/>
-              <w:jc w:val="center"/>
-              <w:ind w:firstLine="0" w:firstLineChars="0"/>
-            </w:pPr>
-            <w:r>
-              <w:rPr>
-                <w:rFonts w:ascii="宋体" w:hAnsi="宋体" w:eastAsia="宋体" w:cs="宋体"/>
-                <w:b w:val="0"/>
-                <w:sz w:val="21"/>
-              </w:rPr>
-              <w:t>2</w:t>
-            </w:r>
-          </w:p>
-        </w:tc>
-        <w:tc>
-          <w:tcPr>
-            <w:tcW w:type="dxa" w:w="580"/>
-            <w:vAlign w:val="center"/>
-            <w:tcBorders>
-              <w:top w:val="single" w:sz="4" w:space="0" w:color="000000"/>
-              <w:left w:val="single" w:sz="4" w:space="0" w:color="000000"/>
-              <w:bottom w:val="single" w:sz="4" w:space="0" w:color="000000"/>
-              <w:right w:val="single" w:sz="4" w:space="0" w:color="000000"/>
-            </w:tcBorders>
-          </w:tcPr>
-          <w:p>
-            <w:pPr>
-              <w:spacing w:before="0" w:after="0" w:lineRule="exact" w:line="320"/>
-              <w:jc w:val="center"/>
-              <w:ind w:firstLine="0" w:firstLineChars="0"/>
-            </w:pPr>
-            <w:r>
-              <w:rPr>
-                <w:rFonts w:ascii="宋体" w:hAnsi="宋体" w:eastAsia="宋体" w:cs="宋体"/>
-                <w:b w:val="0"/>
-                <w:sz w:val="21"/>
-              </w:rPr>
-              <w:t>9月</w:t>
-              <w:br/>
-            </w:r>
-            <w:r>
-              <w:rPr>
-                <w:rFonts w:ascii="宋体" w:hAnsi="宋体" w:eastAsia="宋体" w:cs="宋体"/>
-                <w:b w:val="0"/>
-                <w:sz w:val="21"/>
-              </w:rPr>
-              <w:t>22</w:t>
-              <w:br/>
-            </w:r>
-            <w:r>
-              <w:rPr>
-                <w:rFonts w:ascii="宋体" w:hAnsi="宋体" w:eastAsia="宋体" w:cs="宋体"/>
-                <w:b w:val="0"/>
-                <w:sz w:val="21"/>
-              </w:rPr>
-              <w:t>日</w:t>
-              <w:br/>
-            </w:r>
-            <w:r>
-              <w:rPr>
-                <w:rFonts w:ascii="宋体" w:hAnsi="宋体" w:eastAsia="宋体" w:cs="宋体"/>
-                <w:b w:val="0"/>
-                <w:sz w:val="21"/>
-              </w:rPr>
-              <w:t>（1</w:t>
-              <w:br/>
-            </w:r>
-            <w:r>
-              <w:rPr>
-                <w:rFonts w:ascii="宋体" w:hAnsi="宋体" w:eastAsia="宋体" w:cs="宋体"/>
-                <w:b w:val="0"/>
-                <w:sz w:val="21"/>
-              </w:rPr>
-              <w:t>天）</w:t>
+              <w:t>（1天）</w:t>
             </w:r>
           </w:p>
         </w:tc>
@@ -2126,7 +1721,7 @@
       <w:tr>
         <w:tc>
           <w:tcPr>
-            <w:tcW w:type="dxa" w:w="580"/>
+            <w:tcW w:type="dxa" w:w="520"/>
             <w:vAlign w:val="center"/>
             <w:tcBorders>
               <w:top w:val="single" w:sz="4" w:space="0" w:color="000000"/>
@@ -2153,28 +1748,163 @@
         </w:tc>
         <w:tc>
           <w:tcPr>
-            <w:tcW w:type="dxa" w:w="580"/>
-            <w:vAlign w:val="center"/>
-            <w:tcBorders>
-              <w:top w:val="single" w:sz="4" w:space="0" w:color="000000"/>
-              <w:left w:val="single" w:sz="4" w:space="0" w:color="000000"/>
-              <w:bottom w:val="single" w:sz="4" w:space="0" w:color="000000"/>
-              <w:right w:val="single" w:sz="4" w:space="0" w:color="000000"/>
-            </w:tcBorders>
-          </w:tcPr>
-          <w:p>
-            <w:pPr>
-              <w:spacing w:before="0" w:after="0" w:lineRule="exact" w:line="320"/>
-              <w:jc w:val="center"/>
-              <w:ind w:firstLine="0" w:firstLineChars="0"/>
-            </w:pPr>
-            <w:r>
-              <w:rPr>
-                <w:rFonts w:ascii="宋体" w:hAnsi="宋体" w:eastAsia="宋体" w:cs="宋体"/>
-                <w:b w:val="0"/>
-                <w:sz w:val="21"/>
-              </w:rPr>
-              <w:t>变电</w:t>
+            <w:tcW w:type="dxa" w:w="1449"/>
+            <w:vAlign w:val="center"/>
+            <w:tcBorders>
+              <w:top w:val="single" w:sz="4" w:space="0" w:color="000000"/>
+              <w:left w:val="single" w:sz="4" w:space="0" w:color="000000"/>
+              <w:bottom w:val="single" w:sz="4" w:space="0" w:color="000000"/>
+              <w:right w:val="single" w:sz="4" w:space="0" w:color="000000"/>
+            </w:tcBorders>
+          </w:tcPr>
+          <w:p>
+            <w:pPr>
+              <w:spacing w:before="0" w:after="0" w:lineRule="exact" w:line="320"/>
+              <w:jc w:val="center"/>
+              <w:ind w:firstLine="0" w:firstLineChars="0"/>
+            </w:pPr>
+            <w:r>
+              <w:rPr>
+                <w:rFonts w:ascii="宋体" w:hAnsi="宋体" w:eastAsia="宋体" w:cs="宋体"/>
+                <w:b w:val="0"/>
+                <w:sz w:val="21"/>
+              </w:rPr>
+              <w:t>变电运维</w:t>
+            </w:r>
+          </w:p>
+        </w:tc>
+        <w:tc>
+          <w:tcPr>
+            <w:tcW w:type="dxa" w:w="2787"/>
+            <w:vAlign w:val="center"/>
+            <w:tcBorders>
+              <w:top w:val="single" w:sz="4" w:space="0" w:color="000000"/>
+              <w:left w:val="single" w:sz="4" w:space="0" w:color="000000"/>
+              <w:bottom w:val="single" w:sz="4" w:space="0" w:color="000000"/>
+              <w:right w:val="single" w:sz="4" w:space="0" w:color="000000"/>
+            </w:tcBorders>
+          </w:tcPr>
+          <w:p>
+            <w:pPr>
+              <w:spacing w:before="0" w:after="0" w:lineRule="exact" w:line="320"/>
+              <w:jc w:val="center"/>
+              <w:ind w:firstLine="0" w:firstLineChars="0"/>
+            </w:pPr>
+            <w:r>
+              <w:rPr>
+                <w:rFonts w:ascii="宋体" w:hAnsi="宋体" w:eastAsia="宋体" w:cs="宋体"/>
+                <w:b w:val="0"/>
+                <w:sz w:val="21"/>
+              </w:rPr>
+              <w:t>作业计划1474</w:t>
+            </w:r>
+          </w:p>
+        </w:tc>
+        <w:tc>
+          <w:tcPr>
+            <w:tcW w:type="dxa" w:w="668"/>
+            <w:vAlign w:val="center"/>
+            <w:tcBorders>
+              <w:top w:val="single" w:sz="4" w:space="0" w:color="000000"/>
+              <w:left w:val="single" w:sz="4" w:space="0" w:color="000000"/>
+              <w:bottom w:val="single" w:sz="4" w:space="0" w:color="000000"/>
+              <w:right w:val="single" w:sz="4" w:space="0" w:color="000000"/>
+            </w:tcBorders>
+          </w:tcPr>
+          <w:p>
+            <w:pPr>
+              <w:spacing w:before="0" w:after="0" w:lineRule="exact" w:line="320"/>
+              <w:jc w:val="center"/>
+              <w:ind w:firstLine="0" w:firstLineChars="0"/>
+            </w:pPr>
+            <w:r>
+              <w:rPr>
+                <w:rFonts w:ascii="宋体" w:hAnsi="宋体" w:eastAsia="宋体" w:cs="宋体"/>
+                <w:b w:val="0"/>
+                <w:sz w:val="21"/>
+              </w:rPr>
+              <w:t>三级</w:t>
+            </w:r>
+          </w:p>
+        </w:tc>
+        <w:tc>
+          <w:tcPr>
+            <w:tcW w:type="dxa" w:w="966"/>
+            <w:vAlign w:val="center"/>
+            <w:tcBorders>
+              <w:top w:val="single" w:sz="4" w:space="0" w:color="000000"/>
+              <w:left w:val="single" w:sz="4" w:space="0" w:color="000000"/>
+              <w:bottom w:val="single" w:sz="4" w:space="0" w:color="000000"/>
+              <w:right w:val="single" w:sz="4" w:space="0" w:color="000000"/>
+            </w:tcBorders>
+          </w:tcPr>
+          <w:p>
+            <w:pPr>
+              <w:spacing w:before="0" w:after="0" w:lineRule="exact" w:line="320"/>
+              <w:jc w:val="center"/>
+              <w:ind w:firstLine="0" w:firstLineChars="0"/>
+            </w:pPr>
+            <w:r>
+              <w:rPr>
+                <w:rFonts w:ascii="宋体" w:hAnsi="宋体" w:eastAsia="宋体" w:cs="宋体"/>
+                <w:b w:val="0"/>
+                <w:sz w:val="21"/>
+              </w:rPr>
+              <w:t>0</w:t>
+            </w:r>
+          </w:p>
+        </w:tc>
+        <w:tc>
+          <w:tcPr>
+            <w:tcW w:type="dxa" w:w="817"/>
+            <w:vAlign w:val="center"/>
+            <w:tcBorders>
+              <w:top w:val="single" w:sz="4" w:space="0" w:color="000000"/>
+              <w:left w:val="single" w:sz="4" w:space="0" w:color="000000"/>
+              <w:bottom w:val="single" w:sz="4" w:space="0" w:color="000000"/>
+              <w:right w:val="single" w:sz="4" w:space="0" w:color="000000"/>
+            </w:tcBorders>
+          </w:tcPr>
+          <w:p>
+            <w:pPr>
+              <w:spacing w:before="0" w:after="0" w:lineRule="exact" w:line="320"/>
+              <w:jc w:val="center"/>
+              <w:ind w:firstLine="0" w:firstLineChars="0"/>
+            </w:pPr>
+            <w:r>
+              <w:rPr>
+                <w:rFonts w:ascii="宋体" w:hAnsi="宋体" w:eastAsia="宋体" w:cs="宋体"/>
+                <w:b w:val="0"/>
+                <w:sz w:val="21"/>
+              </w:rPr>
+              <w:t>2</w:t>
+            </w:r>
+          </w:p>
+        </w:tc>
+        <w:tc>
+          <w:tcPr>
+            <w:tcW w:type="dxa" w:w="1635"/>
+            <w:vAlign w:val="center"/>
+            <w:tcBorders>
+              <w:top w:val="single" w:sz="4" w:space="0" w:color="000000"/>
+              <w:left w:val="single" w:sz="4" w:space="0" w:color="000000"/>
+              <w:bottom w:val="single" w:sz="4" w:space="0" w:color="000000"/>
+              <w:right w:val="single" w:sz="4" w:space="0" w:color="000000"/>
+            </w:tcBorders>
+          </w:tcPr>
+          <w:p>
+            <w:pPr>
+              <w:spacing w:before="0" w:after="0" w:lineRule="exact" w:line="320"/>
+              <w:jc w:val="center"/>
+              <w:ind w:firstLine="0" w:firstLineChars="0"/>
+            </w:pPr>
+            <w:r>
+              <w:rPr>
+                <w:rFonts w:ascii="宋体" w:hAnsi="宋体" w:eastAsia="宋体" w:cs="宋体"/>
+                <w:b w:val="0"/>
+                <w:sz w:val="21"/>
+              </w:rPr>
+              <w:t>9月23日</w:t>
               <w:br/>
             </w:r>
             <w:r>
@@ -2183,196 +1913,7 @@
                 <w:b w:val="0"/>
                 <w:sz w:val="21"/>
               </w:rPr>
-              <w:t>运维</w:t>
-            </w:r>
-          </w:p>
-        </w:tc>
-        <w:tc>
-          <w:tcPr>
-            <w:tcW w:type="dxa" w:w="580"/>
-            <w:vAlign w:val="center"/>
-            <w:tcBorders>
-              <w:top w:val="single" w:sz="4" w:space="0" w:color="000000"/>
-              <w:left w:val="single" w:sz="4" w:space="0" w:color="000000"/>
-              <w:bottom w:val="single" w:sz="4" w:space="0" w:color="000000"/>
-              <w:right w:val="single" w:sz="4" w:space="0" w:color="000000"/>
-            </w:tcBorders>
-          </w:tcPr>
-          <w:p>
-            <w:pPr>
-              <w:spacing w:before="0" w:after="0" w:lineRule="exact" w:line="320"/>
-              <w:jc w:val="center"/>
-              <w:ind w:firstLine="0" w:firstLineChars="0"/>
-            </w:pPr>
-            <w:r>
-              <w:rPr>
-                <w:rFonts w:ascii="宋体" w:hAnsi="宋体" w:eastAsia="宋体" w:cs="宋体"/>
-                <w:b w:val="0"/>
-                <w:sz w:val="21"/>
-              </w:rPr>
-              <w:t>作业</w:t>
-              <w:br/>
-            </w:r>
-            <w:r>
-              <w:rPr>
-                <w:rFonts w:ascii="宋体" w:hAnsi="宋体" w:eastAsia="宋体" w:cs="宋体"/>
-                <w:b w:val="0"/>
-                <w:sz w:val="21"/>
-              </w:rPr>
-              <w:t>计划</w:t>
-              <w:br/>
-            </w:r>
-            <w:r>
-              <w:rPr>
-                <w:rFonts w:ascii="宋体" w:hAnsi="宋体" w:eastAsia="宋体" w:cs="宋体"/>
-                <w:b w:val="0"/>
-                <w:sz w:val="21"/>
-              </w:rPr>
-              <w:t>1474</w:t>
-            </w:r>
-          </w:p>
-        </w:tc>
-        <w:tc>
-          <w:tcPr>
-            <w:tcW w:type="dxa" w:w="580"/>
-            <w:vAlign w:val="center"/>
-            <w:tcBorders>
-              <w:top w:val="single" w:sz="4" w:space="0" w:color="000000"/>
-              <w:left w:val="single" w:sz="4" w:space="0" w:color="000000"/>
-              <w:bottom w:val="single" w:sz="4" w:space="0" w:color="000000"/>
-              <w:right w:val="single" w:sz="4" w:space="0" w:color="000000"/>
-            </w:tcBorders>
-          </w:tcPr>
-          <w:p>
-            <w:pPr>
-              <w:spacing w:before="0" w:after="0" w:lineRule="exact" w:line="320"/>
-              <w:jc w:val="center"/>
-              <w:ind w:firstLine="0" w:firstLineChars="0"/>
-            </w:pPr>
-            <w:r>
-              <w:rPr>
-                <w:rFonts w:ascii="宋体" w:hAnsi="宋体" w:eastAsia="宋体" w:cs="宋体"/>
-                <w:b w:val="0"/>
-                <w:sz w:val="21"/>
-              </w:rPr>
-              <w:t>三级</w:t>
-            </w:r>
-          </w:p>
-        </w:tc>
-        <w:tc>
-          <w:tcPr>
-            <w:tcW w:type="dxa" w:w="580"/>
-            <w:vAlign w:val="center"/>
-            <w:tcBorders>
-              <w:top w:val="single" w:sz="4" w:space="0" w:color="000000"/>
-              <w:left w:val="single" w:sz="4" w:space="0" w:color="000000"/>
-              <w:bottom w:val="single" w:sz="4" w:space="0" w:color="000000"/>
-              <w:right w:val="single" w:sz="4" w:space="0" w:color="000000"/>
-            </w:tcBorders>
-          </w:tcPr>
-          <w:p>
-            <w:pPr>
-              <w:spacing w:before="0" w:after="0" w:lineRule="exact" w:line="320"/>
-              <w:jc w:val="center"/>
-              <w:ind w:firstLine="0" w:firstLineChars="0"/>
-            </w:pPr>
-            <w:r>
-              <w:rPr>
-                <w:rFonts w:ascii="宋体" w:hAnsi="宋体" w:eastAsia="宋体" w:cs="宋体"/>
-                <w:b w:val="0"/>
-                <w:sz w:val="21"/>
-              </w:rPr>
-              <w:t>0</w:t>
-            </w:r>
-          </w:p>
-        </w:tc>
-        <w:tc>
-          <w:tcPr>
-            <w:tcW w:type="dxa" w:w="580"/>
-            <w:vAlign w:val="center"/>
-            <w:tcBorders>
-              <w:top w:val="single" w:sz="4" w:space="0" w:color="000000"/>
-              <w:left w:val="single" w:sz="4" w:space="0" w:color="000000"/>
-              <w:bottom w:val="single" w:sz="4" w:space="0" w:color="000000"/>
-              <w:right w:val="single" w:sz="4" w:space="0" w:color="000000"/>
-            </w:tcBorders>
-          </w:tcPr>
-          <w:p>
-            <w:pPr>
-              <w:spacing w:before="0" w:after="0" w:lineRule="exact" w:line="320"/>
-              <w:jc w:val="center"/>
-              <w:ind w:firstLine="0" w:firstLineChars="0"/>
-            </w:pPr>
-            <w:r>
-              <w:rPr>
-                <w:rFonts w:ascii="宋体" w:hAnsi="宋体" w:eastAsia="宋体" w:cs="宋体"/>
-                <w:b w:val="0"/>
-                <w:sz w:val="21"/>
-              </w:rPr>
-              <w:t>2</w:t>
-            </w:r>
-          </w:p>
-        </w:tc>
-        <w:tc>
-          <w:tcPr>
-            <w:tcW w:type="dxa" w:w="580"/>
-            <w:vAlign w:val="center"/>
-            <w:tcBorders>
-              <w:top w:val="single" w:sz="4" w:space="0" w:color="000000"/>
-              <w:left w:val="single" w:sz="4" w:space="0" w:color="000000"/>
-              <w:bottom w:val="single" w:sz="4" w:space="0" w:color="000000"/>
-              <w:right w:val="single" w:sz="4" w:space="0" w:color="000000"/>
-            </w:tcBorders>
-          </w:tcPr>
-          <w:p>
-            <w:pPr>
-              <w:spacing w:before="0" w:after="0" w:lineRule="exact" w:line="320"/>
-              <w:jc w:val="center"/>
-              <w:ind w:firstLine="0" w:firstLineChars="0"/>
-            </w:pPr>
-            <w:r>
-              <w:rPr>
-                <w:rFonts w:ascii="宋体" w:hAnsi="宋体" w:eastAsia="宋体" w:cs="宋体"/>
-                <w:b w:val="0"/>
-                <w:sz w:val="21"/>
-              </w:rPr>
-              <w:t>9月</w:t>
-              <w:br/>
-            </w:r>
-            <w:r>
-              <w:rPr>
-                <w:rFonts w:ascii="宋体" w:hAnsi="宋体" w:eastAsia="宋体" w:cs="宋体"/>
-                <w:b w:val="0"/>
-                <w:sz w:val="21"/>
-              </w:rPr>
-              <w:t>23</w:t>
-              <w:br/>
-            </w:r>
-            <w:r>
-              <w:rPr>
-                <w:rFonts w:ascii="宋体" w:hAnsi="宋体" w:eastAsia="宋体" w:cs="宋体"/>
-                <w:b w:val="0"/>
-                <w:sz w:val="21"/>
-              </w:rPr>
-              <w:t>日</w:t>
-              <w:br/>
-            </w:r>
-            <w:r>
-              <w:rPr>
-                <w:rFonts w:ascii="宋体" w:hAnsi="宋体" w:eastAsia="宋体" w:cs="宋体"/>
-                <w:b w:val="0"/>
-                <w:sz w:val="21"/>
-              </w:rPr>
-              <w:t>（1</w:t>
-              <w:br/>
-            </w:r>
-            <w:r>
-              <w:rPr>
-                <w:rFonts w:ascii="宋体" w:hAnsi="宋体" w:eastAsia="宋体" w:cs="宋体"/>
-                <w:b w:val="0"/>
-                <w:sz w:val="21"/>
-              </w:rPr>
-              <w:t>天）</w:t>
+              <w:t>（1天）</w:t>
             </w:r>
           </w:p>
         </w:tc>
@@ -2380,7 +1921,7 @@
       <w:tr>
         <w:tc>
           <w:tcPr>
-            <w:tcW w:type="dxa" w:w="580"/>
+            <w:tcW w:type="dxa" w:w="520"/>
             <w:vAlign w:val="center"/>
             <w:tcBorders>
               <w:top w:val="single" w:sz="4" w:space="0" w:color="000000"/>
@@ -2407,28 +1948,163 @@
         </w:tc>
         <w:tc>
           <w:tcPr>
-            <w:tcW w:type="dxa" w:w="580"/>
-            <w:vAlign w:val="center"/>
-            <w:tcBorders>
-              <w:top w:val="single" w:sz="4" w:space="0" w:color="000000"/>
-              <w:left w:val="single" w:sz="4" w:space="0" w:color="000000"/>
-              <w:bottom w:val="single" w:sz="4" w:space="0" w:color="000000"/>
-              <w:right w:val="single" w:sz="4" w:space="0" w:color="000000"/>
-            </w:tcBorders>
-          </w:tcPr>
-          <w:p>
-            <w:pPr>
-              <w:spacing w:before="0" w:after="0" w:lineRule="exact" w:line="320"/>
-              <w:jc w:val="center"/>
-              <w:ind w:firstLine="0" w:firstLineChars="0"/>
-            </w:pPr>
-            <w:r>
-              <w:rPr>
-                <w:rFonts w:ascii="宋体" w:hAnsi="宋体" w:eastAsia="宋体" w:cs="宋体"/>
-                <w:b w:val="0"/>
-                <w:sz w:val="21"/>
-              </w:rPr>
-              <w:t>变电</w:t>
+            <w:tcW w:type="dxa" w:w="1449"/>
+            <w:vAlign w:val="center"/>
+            <w:tcBorders>
+              <w:top w:val="single" w:sz="4" w:space="0" w:color="000000"/>
+              <w:left w:val="single" w:sz="4" w:space="0" w:color="000000"/>
+              <w:bottom w:val="single" w:sz="4" w:space="0" w:color="000000"/>
+              <w:right w:val="single" w:sz="4" w:space="0" w:color="000000"/>
+            </w:tcBorders>
+          </w:tcPr>
+          <w:p>
+            <w:pPr>
+              <w:spacing w:before="0" w:after="0" w:lineRule="exact" w:line="320"/>
+              <w:jc w:val="center"/>
+              <w:ind w:firstLine="0" w:firstLineChars="0"/>
+            </w:pPr>
+            <w:r>
+              <w:rPr>
+                <w:rFonts w:ascii="宋体" w:hAnsi="宋体" w:eastAsia="宋体" w:cs="宋体"/>
+                <w:b w:val="0"/>
+                <w:sz w:val="21"/>
+              </w:rPr>
+              <w:t>变电运维</w:t>
+            </w:r>
+          </w:p>
+        </w:tc>
+        <w:tc>
+          <w:tcPr>
+            <w:tcW w:type="dxa" w:w="2787"/>
+            <w:vAlign w:val="center"/>
+            <w:tcBorders>
+              <w:top w:val="single" w:sz="4" w:space="0" w:color="000000"/>
+              <w:left w:val="single" w:sz="4" w:space="0" w:color="000000"/>
+              <w:bottom w:val="single" w:sz="4" w:space="0" w:color="000000"/>
+              <w:right w:val="single" w:sz="4" w:space="0" w:color="000000"/>
+            </w:tcBorders>
+          </w:tcPr>
+          <w:p>
+            <w:pPr>
+              <w:spacing w:before="0" w:after="0" w:lineRule="exact" w:line="320"/>
+              <w:jc w:val="center"/>
+              <w:ind w:firstLine="0" w:firstLineChars="0"/>
+            </w:pPr>
+            <w:r>
+              <w:rPr>
+                <w:rFonts w:ascii="宋体" w:hAnsi="宋体" w:eastAsia="宋体" w:cs="宋体"/>
+                <w:b w:val="0"/>
+                <w:sz w:val="21"/>
+              </w:rPr>
+              <w:t>作业计划1475</w:t>
+            </w:r>
+          </w:p>
+        </w:tc>
+        <w:tc>
+          <w:tcPr>
+            <w:tcW w:type="dxa" w:w="668"/>
+            <w:vAlign w:val="center"/>
+            <w:tcBorders>
+              <w:top w:val="single" w:sz="4" w:space="0" w:color="000000"/>
+              <w:left w:val="single" w:sz="4" w:space="0" w:color="000000"/>
+              <w:bottom w:val="single" w:sz="4" w:space="0" w:color="000000"/>
+              <w:right w:val="single" w:sz="4" w:space="0" w:color="000000"/>
+            </w:tcBorders>
+          </w:tcPr>
+          <w:p>
+            <w:pPr>
+              <w:spacing w:before="0" w:after="0" w:lineRule="exact" w:line="320"/>
+              <w:jc w:val="center"/>
+              <w:ind w:firstLine="0" w:firstLineChars="0"/>
+            </w:pPr>
+            <w:r>
+              <w:rPr>
+                <w:rFonts w:ascii="宋体" w:hAnsi="宋体" w:eastAsia="宋体" w:cs="宋体"/>
+                <w:b w:val="0"/>
+                <w:sz w:val="21"/>
+              </w:rPr>
+              <w:t>三级</w:t>
+            </w:r>
+          </w:p>
+        </w:tc>
+        <w:tc>
+          <w:tcPr>
+            <w:tcW w:type="dxa" w:w="966"/>
+            <w:vAlign w:val="center"/>
+            <w:tcBorders>
+              <w:top w:val="single" w:sz="4" w:space="0" w:color="000000"/>
+              <w:left w:val="single" w:sz="4" w:space="0" w:color="000000"/>
+              <w:bottom w:val="single" w:sz="4" w:space="0" w:color="000000"/>
+              <w:right w:val="single" w:sz="4" w:space="0" w:color="000000"/>
+            </w:tcBorders>
+          </w:tcPr>
+          <w:p>
+            <w:pPr>
+              <w:spacing w:before="0" w:after="0" w:lineRule="exact" w:line="320"/>
+              <w:jc w:val="center"/>
+              <w:ind w:firstLine="0" w:firstLineChars="0"/>
+            </w:pPr>
+            <w:r>
+              <w:rPr>
+                <w:rFonts w:ascii="宋体" w:hAnsi="宋体" w:eastAsia="宋体" w:cs="宋体"/>
+                <w:b w:val="0"/>
+                <w:sz w:val="21"/>
+              </w:rPr>
+              <w:t>0</w:t>
+            </w:r>
+          </w:p>
+        </w:tc>
+        <w:tc>
+          <w:tcPr>
+            <w:tcW w:type="dxa" w:w="817"/>
+            <w:vAlign w:val="center"/>
+            <w:tcBorders>
+              <w:top w:val="single" w:sz="4" w:space="0" w:color="000000"/>
+              <w:left w:val="single" w:sz="4" w:space="0" w:color="000000"/>
+              <w:bottom w:val="single" w:sz="4" w:space="0" w:color="000000"/>
+              <w:right w:val="single" w:sz="4" w:space="0" w:color="000000"/>
+            </w:tcBorders>
+          </w:tcPr>
+          <w:p>
+            <w:pPr>
+              <w:spacing w:before="0" w:after="0" w:lineRule="exact" w:line="320"/>
+              <w:jc w:val="center"/>
+              <w:ind w:firstLine="0" w:firstLineChars="0"/>
+            </w:pPr>
+            <w:r>
+              <w:rPr>
+                <w:rFonts w:ascii="宋体" w:hAnsi="宋体" w:eastAsia="宋体" w:cs="宋体"/>
+                <w:b w:val="0"/>
+                <w:sz w:val="21"/>
+              </w:rPr>
+              <w:t>2</w:t>
+            </w:r>
+          </w:p>
+        </w:tc>
+        <w:tc>
+          <w:tcPr>
+            <w:tcW w:type="dxa" w:w="1635"/>
+            <w:vAlign w:val="center"/>
+            <w:tcBorders>
+              <w:top w:val="single" w:sz="4" w:space="0" w:color="000000"/>
+              <w:left w:val="single" w:sz="4" w:space="0" w:color="000000"/>
+              <w:bottom w:val="single" w:sz="4" w:space="0" w:color="000000"/>
+              <w:right w:val="single" w:sz="4" w:space="0" w:color="000000"/>
+            </w:tcBorders>
+          </w:tcPr>
+          <w:p>
+            <w:pPr>
+              <w:spacing w:before="0" w:after="0" w:lineRule="exact" w:line="320"/>
+              <w:jc w:val="center"/>
+              <w:ind w:firstLine="0" w:firstLineChars="0"/>
+            </w:pPr>
+            <w:r>
+              <w:rPr>
+                <w:rFonts w:ascii="宋体" w:hAnsi="宋体" w:eastAsia="宋体" w:cs="宋体"/>
+                <w:b w:val="0"/>
+                <w:sz w:val="21"/>
+              </w:rPr>
+              <w:t>9月23日</w:t>
               <w:br/>
             </w:r>
             <w:r>
@@ -2437,196 +2113,7 @@
                 <w:b w:val="0"/>
                 <w:sz w:val="21"/>
               </w:rPr>
-              <w:t>运维</w:t>
-            </w:r>
-          </w:p>
-        </w:tc>
-        <w:tc>
-          <w:tcPr>
-            <w:tcW w:type="dxa" w:w="580"/>
-            <w:vAlign w:val="center"/>
-            <w:tcBorders>
-              <w:top w:val="single" w:sz="4" w:space="0" w:color="000000"/>
-              <w:left w:val="single" w:sz="4" w:space="0" w:color="000000"/>
-              <w:bottom w:val="single" w:sz="4" w:space="0" w:color="000000"/>
-              <w:right w:val="single" w:sz="4" w:space="0" w:color="000000"/>
-            </w:tcBorders>
-          </w:tcPr>
-          <w:p>
-            <w:pPr>
-              <w:spacing w:before="0" w:after="0" w:lineRule="exact" w:line="320"/>
-              <w:jc w:val="center"/>
-              <w:ind w:firstLine="0" w:firstLineChars="0"/>
-            </w:pPr>
-            <w:r>
-              <w:rPr>
-                <w:rFonts w:ascii="宋体" w:hAnsi="宋体" w:eastAsia="宋体" w:cs="宋体"/>
-                <w:b w:val="0"/>
-                <w:sz w:val="21"/>
-              </w:rPr>
-              <w:t>作业</w:t>
-              <w:br/>
-            </w:r>
-            <w:r>
-              <w:rPr>
-                <w:rFonts w:ascii="宋体" w:hAnsi="宋体" w:eastAsia="宋体" w:cs="宋体"/>
-                <w:b w:val="0"/>
-                <w:sz w:val="21"/>
-              </w:rPr>
-              <w:t>计划</w:t>
-              <w:br/>
-            </w:r>
-            <w:r>
-              <w:rPr>
-                <w:rFonts w:ascii="宋体" w:hAnsi="宋体" w:eastAsia="宋体" w:cs="宋体"/>
-                <w:b w:val="0"/>
-                <w:sz w:val="21"/>
-              </w:rPr>
-              <w:t>1475</w:t>
-            </w:r>
-          </w:p>
-        </w:tc>
-        <w:tc>
-          <w:tcPr>
-            <w:tcW w:type="dxa" w:w="580"/>
-            <w:vAlign w:val="center"/>
-            <w:tcBorders>
-              <w:top w:val="single" w:sz="4" w:space="0" w:color="000000"/>
-              <w:left w:val="single" w:sz="4" w:space="0" w:color="000000"/>
-              <w:bottom w:val="single" w:sz="4" w:space="0" w:color="000000"/>
-              <w:right w:val="single" w:sz="4" w:space="0" w:color="000000"/>
-            </w:tcBorders>
-          </w:tcPr>
-          <w:p>
-            <w:pPr>
-              <w:spacing w:before="0" w:after="0" w:lineRule="exact" w:line="320"/>
-              <w:jc w:val="center"/>
-              <w:ind w:firstLine="0" w:firstLineChars="0"/>
-            </w:pPr>
-            <w:r>
-              <w:rPr>
-                <w:rFonts w:ascii="宋体" w:hAnsi="宋体" w:eastAsia="宋体" w:cs="宋体"/>
-                <w:b w:val="0"/>
-                <w:sz w:val="21"/>
-              </w:rPr>
-              <w:t>三级</w:t>
-            </w:r>
-          </w:p>
-        </w:tc>
-        <w:tc>
-          <w:tcPr>
-            <w:tcW w:type="dxa" w:w="580"/>
-            <w:vAlign w:val="center"/>
-            <w:tcBorders>
-              <w:top w:val="single" w:sz="4" w:space="0" w:color="000000"/>
-              <w:left w:val="single" w:sz="4" w:space="0" w:color="000000"/>
-              <w:bottom w:val="single" w:sz="4" w:space="0" w:color="000000"/>
-              <w:right w:val="single" w:sz="4" w:space="0" w:color="000000"/>
-            </w:tcBorders>
-          </w:tcPr>
-          <w:p>
-            <w:pPr>
-              <w:spacing w:before="0" w:after="0" w:lineRule="exact" w:line="320"/>
-              <w:jc w:val="center"/>
-              <w:ind w:firstLine="0" w:firstLineChars="0"/>
-            </w:pPr>
-            <w:r>
-              <w:rPr>
-                <w:rFonts w:ascii="宋体" w:hAnsi="宋体" w:eastAsia="宋体" w:cs="宋体"/>
-                <w:b w:val="0"/>
-                <w:sz w:val="21"/>
-              </w:rPr>
-              <w:t>0</w:t>
-            </w:r>
-          </w:p>
-        </w:tc>
-        <w:tc>
-          <w:tcPr>
-            <w:tcW w:type="dxa" w:w="580"/>
-            <w:vAlign w:val="center"/>
-            <w:tcBorders>
-              <w:top w:val="single" w:sz="4" w:space="0" w:color="000000"/>
-              <w:left w:val="single" w:sz="4" w:space="0" w:color="000000"/>
-              <w:bottom w:val="single" w:sz="4" w:space="0" w:color="000000"/>
-              <w:right w:val="single" w:sz="4" w:space="0" w:color="000000"/>
-            </w:tcBorders>
-          </w:tcPr>
-          <w:p>
-            <w:pPr>
-              <w:spacing w:before="0" w:after="0" w:lineRule="exact" w:line="320"/>
-              <w:jc w:val="center"/>
-              <w:ind w:firstLine="0" w:firstLineChars="0"/>
-            </w:pPr>
-            <w:r>
-              <w:rPr>
-                <w:rFonts w:ascii="宋体" w:hAnsi="宋体" w:eastAsia="宋体" w:cs="宋体"/>
-                <w:b w:val="0"/>
-                <w:sz w:val="21"/>
-              </w:rPr>
-              <w:t>2</w:t>
-            </w:r>
-          </w:p>
-        </w:tc>
-        <w:tc>
-          <w:tcPr>
-            <w:tcW w:type="dxa" w:w="580"/>
-            <w:vAlign w:val="center"/>
-            <w:tcBorders>
-              <w:top w:val="single" w:sz="4" w:space="0" w:color="000000"/>
-              <w:left w:val="single" w:sz="4" w:space="0" w:color="000000"/>
-              <w:bottom w:val="single" w:sz="4" w:space="0" w:color="000000"/>
-              <w:right w:val="single" w:sz="4" w:space="0" w:color="000000"/>
-            </w:tcBorders>
-          </w:tcPr>
-          <w:p>
-            <w:pPr>
-              <w:spacing w:before="0" w:after="0" w:lineRule="exact" w:line="320"/>
-              <w:jc w:val="center"/>
-              <w:ind w:firstLine="0" w:firstLineChars="0"/>
-            </w:pPr>
-            <w:r>
-              <w:rPr>
-                <w:rFonts w:ascii="宋体" w:hAnsi="宋体" w:eastAsia="宋体" w:cs="宋体"/>
-                <w:b w:val="0"/>
-                <w:sz w:val="21"/>
-              </w:rPr>
-              <w:t>9月</w:t>
-              <w:br/>
-            </w:r>
-            <w:r>
-              <w:rPr>
-                <w:rFonts w:ascii="宋体" w:hAnsi="宋体" w:eastAsia="宋体" w:cs="宋体"/>
-                <w:b w:val="0"/>
-                <w:sz w:val="21"/>
-              </w:rPr>
-              <w:t>23</w:t>
-              <w:br/>
-            </w:r>
-            <w:r>
-              <w:rPr>
-                <w:rFonts w:ascii="宋体" w:hAnsi="宋体" w:eastAsia="宋体" w:cs="宋体"/>
-                <w:b w:val="0"/>
-                <w:sz w:val="21"/>
-              </w:rPr>
-              <w:t>日</w:t>
-              <w:br/>
-            </w:r>
-            <w:r>
-              <w:rPr>
-                <w:rFonts w:ascii="宋体" w:hAnsi="宋体" w:eastAsia="宋体" w:cs="宋体"/>
-                <w:b w:val="0"/>
-                <w:sz w:val="21"/>
-              </w:rPr>
-              <w:t>（1</w:t>
-              <w:br/>
-            </w:r>
-            <w:r>
-              <w:rPr>
-                <w:rFonts w:ascii="宋体" w:hAnsi="宋体" w:eastAsia="宋体" w:cs="宋体"/>
-                <w:b w:val="0"/>
-                <w:sz w:val="21"/>
-              </w:rPr>
-              <w:t>天）</w:t>
+              <w:t>（1天）</w:t>
             </w:r>
           </w:p>
         </w:tc>
@@ -2634,7 +2121,7 @@
       <w:tr>
         <w:tc>
           <w:tcPr>
-            <w:tcW w:type="dxa" w:w="580"/>
+            <w:tcW w:type="dxa" w:w="520"/>
             <w:vAlign w:val="center"/>
             <w:tcBorders>
               <w:top w:val="single" w:sz="4" w:space="0" w:color="000000"/>
@@ -2661,28 +2148,163 @@
         </w:tc>
         <w:tc>
           <w:tcPr>
-            <w:tcW w:type="dxa" w:w="580"/>
-            <w:vAlign w:val="center"/>
-            <w:tcBorders>
-              <w:top w:val="single" w:sz="4" w:space="0" w:color="000000"/>
-              <w:left w:val="single" w:sz="4" w:space="0" w:color="000000"/>
-              <w:bottom w:val="single" w:sz="4" w:space="0" w:color="000000"/>
-              <w:right w:val="single" w:sz="4" w:space="0" w:color="000000"/>
-            </w:tcBorders>
-          </w:tcPr>
-          <w:p>
-            <w:pPr>
-              <w:spacing w:before="0" w:after="0" w:lineRule="exact" w:line="320"/>
-              <w:jc w:val="center"/>
-              <w:ind w:firstLine="0" w:firstLineChars="0"/>
-            </w:pPr>
-            <w:r>
-              <w:rPr>
-                <w:rFonts w:ascii="宋体" w:hAnsi="宋体" w:eastAsia="宋体" w:cs="宋体"/>
-                <w:b w:val="0"/>
-                <w:sz w:val="21"/>
-              </w:rPr>
-              <w:t>带电</w:t>
+            <w:tcW w:type="dxa" w:w="1449"/>
+            <w:vAlign w:val="center"/>
+            <w:tcBorders>
+              <w:top w:val="single" w:sz="4" w:space="0" w:color="000000"/>
+              <w:left w:val="single" w:sz="4" w:space="0" w:color="000000"/>
+              <w:bottom w:val="single" w:sz="4" w:space="0" w:color="000000"/>
+              <w:right w:val="single" w:sz="4" w:space="0" w:color="000000"/>
+            </w:tcBorders>
+          </w:tcPr>
+          <w:p>
+            <w:pPr>
+              <w:spacing w:before="0" w:after="0" w:lineRule="exact" w:line="320"/>
+              <w:jc w:val="center"/>
+              <w:ind w:firstLine="0" w:firstLineChars="0"/>
+            </w:pPr>
+            <w:r>
+              <w:rPr>
+                <w:rFonts w:ascii="宋体" w:hAnsi="宋体" w:eastAsia="宋体" w:cs="宋体"/>
+                <w:b w:val="0"/>
+                <w:sz w:val="21"/>
+              </w:rPr>
+              <w:t>带电中心</w:t>
+            </w:r>
+          </w:p>
+        </w:tc>
+        <w:tc>
+          <w:tcPr>
+            <w:tcW w:type="dxa" w:w="2787"/>
+            <w:vAlign w:val="center"/>
+            <w:tcBorders>
+              <w:top w:val="single" w:sz="4" w:space="0" w:color="000000"/>
+              <w:left w:val="single" w:sz="4" w:space="0" w:color="000000"/>
+              <w:bottom w:val="single" w:sz="4" w:space="0" w:color="000000"/>
+              <w:right w:val="single" w:sz="4" w:space="0" w:color="000000"/>
+            </w:tcBorders>
+          </w:tcPr>
+          <w:p>
+            <w:pPr>
+              <w:spacing w:before="0" w:after="0" w:lineRule="exact" w:line="320"/>
+              <w:jc w:val="center"/>
+              <w:ind w:firstLine="0" w:firstLineChars="0"/>
+            </w:pPr>
+            <w:r>
+              <w:rPr>
+                <w:rFonts w:ascii="宋体" w:hAnsi="宋体" w:eastAsia="宋体" w:cs="宋体"/>
+                <w:b w:val="0"/>
+                <w:sz w:val="21"/>
+              </w:rPr>
+              <w:t>国网山东青岛供电公司2026年李沧区带电作业服务</w:t>
+            </w:r>
+          </w:p>
+        </w:tc>
+        <w:tc>
+          <w:tcPr>
+            <w:tcW w:type="dxa" w:w="668"/>
+            <w:vAlign w:val="center"/>
+            <w:tcBorders>
+              <w:top w:val="single" w:sz="4" w:space="0" w:color="000000"/>
+              <w:left w:val="single" w:sz="4" w:space="0" w:color="000000"/>
+              <w:bottom w:val="single" w:sz="4" w:space="0" w:color="000000"/>
+              <w:right w:val="single" w:sz="4" w:space="0" w:color="000000"/>
+            </w:tcBorders>
+          </w:tcPr>
+          <w:p>
+            <w:pPr>
+              <w:spacing w:before="0" w:after="0" w:lineRule="exact" w:line="320"/>
+              <w:jc w:val="center"/>
+              <w:ind w:firstLine="0" w:firstLineChars="0"/>
+            </w:pPr>
+            <w:r>
+              <w:rPr>
+                <w:rFonts w:ascii="宋体" w:hAnsi="宋体" w:eastAsia="宋体" w:cs="宋体"/>
+                <w:b w:val="0"/>
+                <w:sz w:val="21"/>
+              </w:rPr>
+              <w:t>三级</w:t>
+            </w:r>
+          </w:p>
+        </w:tc>
+        <w:tc>
+          <w:tcPr>
+            <w:tcW w:type="dxa" w:w="966"/>
+            <w:vAlign w:val="center"/>
+            <w:tcBorders>
+              <w:top w:val="single" w:sz="4" w:space="0" w:color="000000"/>
+              <w:left w:val="single" w:sz="4" w:space="0" w:color="000000"/>
+              <w:bottom w:val="single" w:sz="4" w:space="0" w:color="000000"/>
+              <w:right w:val="single" w:sz="4" w:space="0" w:color="000000"/>
+            </w:tcBorders>
+          </w:tcPr>
+          <w:p>
+            <w:pPr>
+              <w:spacing w:before="0" w:after="0" w:lineRule="exact" w:line="320"/>
+              <w:jc w:val="center"/>
+              <w:ind w:firstLine="0" w:firstLineChars="0"/>
+            </w:pPr>
+            <w:r>
+              <w:rPr>
+                <w:rFonts w:ascii="宋体" w:hAnsi="宋体" w:eastAsia="宋体" w:cs="宋体"/>
+                <w:b w:val="0"/>
+                <w:sz w:val="21"/>
+              </w:rPr>
+              <w:t>1</w:t>
+            </w:r>
+          </w:p>
+        </w:tc>
+        <w:tc>
+          <w:tcPr>
+            <w:tcW w:type="dxa" w:w="817"/>
+            <w:vAlign w:val="center"/>
+            <w:tcBorders>
+              <w:top w:val="single" w:sz="4" w:space="0" w:color="000000"/>
+              <w:left w:val="single" w:sz="4" w:space="0" w:color="000000"/>
+              <w:bottom w:val="single" w:sz="4" w:space="0" w:color="000000"/>
+              <w:right w:val="single" w:sz="4" w:space="0" w:color="000000"/>
+            </w:tcBorders>
+          </w:tcPr>
+          <w:p>
+            <w:pPr>
+              <w:spacing w:before="0" w:after="0" w:lineRule="exact" w:line="320"/>
+              <w:jc w:val="center"/>
+              <w:ind w:firstLine="0" w:firstLineChars="0"/>
+            </w:pPr>
+            <w:r>
+              <w:rPr>
+                <w:rFonts w:ascii="宋体" w:hAnsi="宋体" w:eastAsia="宋体" w:cs="宋体"/>
+                <w:b w:val="0"/>
+                <w:sz w:val="21"/>
+              </w:rPr>
+              <w:t>2</w:t>
+            </w:r>
+          </w:p>
+        </w:tc>
+        <w:tc>
+          <w:tcPr>
+            <w:tcW w:type="dxa" w:w="1635"/>
+            <w:vAlign w:val="center"/>
+            <w:tcBorders>
+              <w:top w:val="single" w:sz="4" w:space="0" w:color="000000"/>
+              <w:left w:val="single" w:sz="4" w:space="0" w:color="000000"/>
+              <w:bottom w:val="single" w:sz="4" w:space="0" w:color="000000"/>
+              <w:right w:val="single" w:sz="4" w:space="0" w:color="000000"/>
+            </w:tcBorders>
+          </w:tcPr>
+          <w:p>
+            <w:pPr>
+              <w:spacing w:before="0" w:after="0" w:lineRule="exact" w:line="320"/>
+              <w:jc w:val="center"/>
+              <w:ind w:firstLine="0" w:firstLineChars="0"/>
+            </w:pPr>
+            <w:r>
+              <w:rPr>
+                <w:rFonts w:ascii="宋体" w:hAnsi="宋体" w:eastAsia="宋体" w:cs="宋体"/>
+                <w:b w:val="0"/>
+                <w:sz w:val="21"/>
+              </w:rPr>
+              <w:t>9月22日</w:t>
               <w:br/>
             </w:r>
             <w:r>
@@ -2691,268 +2313,7 @@
                 <w:b w:val="0"/>
                 <w:sz w:val="21"/>
               </w:rPr>
-              <w:t>中心</w:t>
-            </w:r>
-          </w:p>
-        </w:tc>
-        <w:tc>
-          <w:tcPr>
-            <w:tcW w:type="dxa" w:w="580"/>
-            <w:vAlign w:val="center"/>
-            <w:tcBorders>
-              <w:top w:val="single" w:sz="4" w:space="0" w:color="000000"/>
-              <w:left w:val="single" w:sz="4" w:space="0" w:color="000000"/>
-              <w:bottom w:val="single" w:sz="4" w:space="0" w:color="000000"/>
-              <w:right w:val="single" w:sz="4" w:space="0" w:color="000000"/>
-            </w:tcBorders>
-          </w:tcPr>
-          <w:p>
-            <w:pPr>
-              <w:spacing w:before="0" w:after="0" w:lineRule="exact" w:line="320"/>
-              <w:jc w:val="center"/>
-              <w:ind w:firstLine="0" w:firstLineChars="0"/>
-            </w:pPr>
-            <w:r>
-              <w:rPr>
-                <w:rFonts w:ascii="宋体" w:hAnsi="宋体" w:eastAsia="宋体" w:cs="宋体"/>
-                <w:b w:val="0"/>
-                <w:sz w:val="21"/>
-              </w:rPr>
-              <w:t>国网</w:t>
-              <w:br/>
-            </w:r>
-            <w:r>
-              <w:rPr>
-                <w:rFonts w:ascii="宋体" w:hAnsi="宋体" w:eastAsia="宋体" w:cs="宋体"/>
-                <w:b w:val="0"/>
-                <w:sz w:val="21"/>
-              </w:rPr>
-              <w:t>山东</w:t>
-              <w:br/>
-            </w:r>
-            <w:r>
-              <w:rPr>
-                <w:rFonts w:ascii="宋体" w:hAnsi="宋体" w:eastAsia="宋体" w:cs="宋体"/>
-                <w:b w:val="0"/>
-                <w:sz w:val="21"/>
-              </w:rPr>
-              <w:t>青岛</w:t>
-              <w:br/>
-            </w:r>
-            <w:r>
-              <w:rPr>
-                <w:rFonts w:ascii="宋体" w:hAnsi="宋体" w:eastAsia="宋体" w:cs="宋体"/>
-                <w:b w:val="0"/>
-                <w:sz w:val="21"/>
-              </w:rPr>
-              <w:t>供电</w:t>
-              <w:br/>
-            </w:r>
-            <w:r>
-              <w:rPr>
-                <w:rFonts w:ascii="宋体" w:hAnsi="宋体" w:eastAsia="宋体" w:cs="宋体"/>
-                <w:b w:val="0"/>
-                <w:sz w:val="21"/>
-              </w:rPr>
-              <w:t>公司</w:t>
-              <w:br/>
-            </w:r>
-            <w:r>
-              <w:rPr>
-                <w:rFonts w:ascii="宋体" w:hAnsi="宋体" w:eastAsia="宋体" w:cs="宋体"/>
-                <w:b w:val="0"/>
-                <w:sz w:val="21"/>
-              </w:rPr>
-              <w:t>2026</w:t>
-              <w:br/>
-            </w:r>
-            <w:r>
-              <w:rPr>
-                <w:rFonts w:ascii="宋体" w:hAnsi="宋体" w:eastAsia="宋体" w:cs="宋体"/>
-                <w:b w:val="0"/>
-                <w:sz w:val="21"/>
-              </w:rPr>
-              <w:t>年李</w:t>
-              <w:br/>
-            </w:r>
-            <w:r>
-              <w:rPr>
-                <w:rFonts w:ascii="宋体" w:hAnsi="宋体" w:eastAsia="宋体" w:cs="宋体"/>
-                <w:b w:val="0"/>
-                <w:sz w:val="21"/>
-              </w:rPr>
-              <w:t>沧区</w:t>
-              <w:br/>
-            </w:r>
-            <w:r>
-              <w:rPr>
-                <w:rFonts w:ascii="宋体" w:hAnsi="宋体" w:eastAsia="宋体" w:cs="宋体"/>
-                <w:b w:val="0"/>
-                <w:sz w:val="21"/>
-              </w:rPr>
-              <w:t>带电</w:t>
-              <w:br/>
-            </w:r>
-            <w:r>
-              <w:rPr>
-                <w:rFonts w:ascii="宋体" w:hAnsi="宋体" w:eastAsia="宋体" w:cs="宋体"/>
-                <w:b w:val="0"/>
-                <w:sz w:val="21"/>
-              </w:rPr>
-              <w:t>作业</w:t>
-              <w:br/>
-            </w:r>
-            <w:r>
-              <w:rPr>
-                <w:rFonts w:ascii="宋体" w:hAnsi="宋体" w:eastAsia="宋体" w:cs="宋体"/>
-                <w:b w:val="0"/>
-                <w:sz w:val="21"/>
-              </w:rPr>
-              <w:t>服务</w:t>
-            </w:r>
-          </w:p>
-        </w:tc>
-        <w:tc>
-          <w:tcPr>
-            <w:tcW w:type="dxa" w:w="580"/>
-            <w:vAlign w:val="center"/>
-            <w:tcBorders>
-              <w:top w:val="single" w:sz="4" w:space="0" w:color="000000"/>
-              <w:left w:val="single" w:sz="4" w:space="0" w:color="000000"/>
-              <w:bottom w:val="single" w:sz="4" w:space="0" w:color="000000"/>
-              <w:right w:val="single" w:sz="4" w:space="0" w:color="000000"/>
-            </w:tcBorders>
-          </w:tcPr>
-          <w:p>
-            <w:pPr>
-              <w:spacing w:before="0" w:after="0" w:lineRule="exact" w:line="320"/>
-              <w:jc w:val="center"/>
-              <w:ind w:firstLine="0" w:firstLineChars="0"/>
-            </w:pPr>
-            <w:r>
-              <w:rPr>
-                <w:rFonts w:ascii="宋体" w:hAnsi="宋体" w:eastAsia="宋体" w:cs="宋体"/>
-                <w:b w:val="0"/>
-                <w:sz w:val="21"/>
-              </w:rPr>
-              <w:t>三级</w:t>
-            </w:r>
-          </w:p>
-        </w:tc>
-        <w:tc>
-          <w:tcPr>
-            <w:tcW w:type="dxa" w:w="580"/>
-            <w:vAlign w:val="center"/>
-            <w:tcBorders>
-              <w:top w:val="single" w:sz="4" w:space="0" w:color="000000"/>
-              <w:left w:val="single" w:sz="4" w:space="0" w:color="000000"/>
-              <w:bottom w:val="single" w:sz="4" w:space="0" w:color="000000"/>
-              <w:right w:val="single" w:sz="4" w:space="0" w:color="000000"/>
-            </w:tcBorders>
-          </w:tcPr>
-          <w:p>
-            <w:pPr>
-              <w:spacing w:before="0" w:after="0" w:lineRule="exact" w:line="320"/>
-              <w:jc w:val="center"/>
-              <w:ind w:firstLine="0" w:firstLineChars="0"/>
-            </w:pPr>
-            <w:r>
-              <w:rPr>
-                <w:rFonts w:ascii="宋体" w:hAnsi="宋体" w:eastAsia="宋体" w:cs="宋体"/>
-                <w:b w:val="0"/>
-                <w:sz w:val="21"/>
-              </w:rPr>
-              <w:t>1</w:t>
-            </w:r>
-          </w:p>
-        </w:tc>
-        <w:tc>
-          <w:tcPr>
-            <w:tcW w:type="dxa" w:w="580"/>
-            <w:vAlign w:val="center"/>
-            <w:tcBorders>
-              <w:top w:val="single" w:sz="4" w:space="0" w:color="000000"/>
-              <w:left w:val="single" w:sz="4" w:space="0" w:color="000000"/>
-              <w:bottom w:val="single" w:sz="4" w:space="0" w:color="000000"/>
-              <w:right w:val="single" w:sz="4" w:space="0" w:color="000000"/>
-            </w:tcBorders>
-          </w:tcPr>
-          <w:p>
-            <w:pPr>
-              <w:spacing w:before="0" w:after="0" w:lineRule="exact" w:line="320"/>
-              <w:jc w:val="center"/>
-              <w:ind w:firstLine="0" w:firstLineChars="0"/>
-            </w:pPr>
-            <w:r>
-              <w:rPr>
-                <w:rFonts w:ascii="宋体" w:hAnsi="宋体" w:eastAsia="宋体" w:cs="宋体"/>
-                <w:b w:val="0"/>
-                <w:sz w:val="21"/>
-              </w:rPr>
-              <w:t>2</w:t>
-            </w:r>
-          </w:p>
-        </w:tc>
-        <w:tc>
-          <w:tcPr>
-            <w:tcW w:type="dxa" w:w="580"/>
-            <w:vAlign w:val="center"/>
-            <w:tcBorders>
-              <w:top w:val="single" w:sz="4" w:space="0" w:color="000000"/>
-              <w:left w:val="single" w:sz="4" w:space="0" w:color="000000"/>
-              <w:bottom w:val="single" w:sz="4" w:space="0" w:color="000000"/>
-              <w:right w:val="single" w:sz="4" w:space="0" w:color="000000"/>
-            </w:tcBorders>
-          </w:tcPr>
-          <w:p>
-            <w:pPr>
-              <w:spacing w:before="0" w:after="0" w:lineRule="exact" w:line="320"/>
-              <w:jc w:val="center"/>
-              <w:ind w:firstLine="0" w:firstLineChars="0"/>
-            </w:pPr>
-            <w:r>
-              <w:rPr>
-                <w:rFonts w:ascii="宋体" w:hAnsi="宋体" w:eastAsia="宋体" w:cs="宋体"/>
-                <w:b w:val="0"/>
-                <w:sz w:val="21"/>
-              </w:rPr>
-              <w:t>9月</w:t>
-              <w:br/>
-            </w:r>
-            <w:r>
-              <w:rPr>
-                <w:rFonts w:ascii="宋体" w:hAnsi="宋体" w:eastAsia="宋体" w:cs="宋体"/>
-                <w:b w:val="0"/>
-                <w:sz w:val="21"/>
-              </w:rPr>
-              <w:t>22</w:t>
-              <w:br/>
-            </w:r>
-            <w:r>
-              <w:rPr>
-                <w:rFonts w:ascii="宋体" w:hAnsi="宋体" w:eastAsia="宋体" w:cs="宋体"/>
-                <w:b w:val="0"/>
-                <w:sz w:val="21"/>
-              </w:rPr>
-              <w:t>日</w:t>
-              <w:br/>
-            </w:r>
-            <w:r>
-              <w:rPr>
-                <w:rFonts w:ascii="宋体" w:hAnsi="宋体" w:eastAsia="宋体" w:cs="宋体"/>
-                <w:b w:val="0"/>
-                <w:sz w:val="21"/>
-              </w:rPr>
-              <w:t>（1</w:t>
-              <w:br/>
-            </w:r>
-            <w:r>
-              <w:rPr>
-                <w:rFonts w:ascii="宋体" w:hAnsi="宋体" w:eastAsia="宋体" w:cs="宋体"/>
-                <w:b w:val="0"/>
-                <w:sz w:val="21"/>
-              </w:rPr>
-              <w:t>天）</w:t>
+              <w:t>（1天）</w:t>
             </w:r>
           </w:p>
         </w:tc>
@@ -2960,7 +2321,7 @@
       <w:tr>
         <w:tc>
           <w:tcPr>
-            <w:tcW w:type="dxa" w:w="580"/>
+            <w:tcW w:type="dxa" w:w="520"/>
             <w:vAlign w:val="center"/>
             <w:tcBorders>
               <w:top w:val="single" w:sz="4" w:space="0" w:color="000000"/>
@@ -2987,28 +2348,163 @@
         </w:tc>
         <w:tc>
           <w:tcPr>
-            <w:tcW w:type="dxa" w:w="580"/>
-            <w:vAlign w:val="center"/>
-            <w:tcBorders>
-              <w:top w:val="single" w:sz="4" w:space="0" w:color="000000"/>
-              <w:left w:val="single" w:sz="4" w:space="0" w:color="000000"/>
-              <w:bottom w:val="single" w:sz="4" w:space="0" w:color="000000"/>
-              <w:right w:val="single" w:sz="4" w:space="0" w:color="000000"/>
-            </w:tcBorders>
-          </w:tcPr>
-          <w:p>
-            <w:pPr>
-              <w:spacing w:before="0" w:after="0" w:lineRule="exact" w:line="320"/>
-              <w:jc w:val="center"/>
-              <w:ind w:firstLine="0" w:firstLineChars="0"/>
-            </w:pPr>
-            <w:r>
-              <w:rPr>
-                <w:rFonts w:ascii="宋体" w:hAnsi="宋体" w:eastAsia="宋体" w:cs="宋体"/>
-                <w:b w:val="0"/>
-                <w:sz w:val="21"/>
-              </w:rPr>
-              <w:t>变电</w:t>
+            <w:tcW w:type="dxa" w:w="1449"/>
+            <w:vAlign w:val="center"/>
+            <w:tcBorders>
+              <w:top w:val="single" w:sz="4" w:space="0" w:color="000000"/>
+              <w:left w:val="single" w:sz="4" w:space="0" w:color="000000"/>
+              <w:bottom w:val="single" w:sz="4" w:space="0" w:color="000000"/>
+              <w:right w:val="single" w:sz="4" w:space="0" w:color="000000"/>
+            </w:tcBorders>
+          </w:tcPr>
+          <w:p>
+            <w:pPr>
+              <w:spacing w:before="0" w:after="0" w:lineRule="exact" w:line="320"/>
+              <w:jc w:val="center"/>
+              <w:ind w:firstLine="0" w:firstLineChars="0"/>
+            </w:pPr>
+            <w:r>
+              <w:rPr>
+                <w:rFonts w:ascii="宋体" w:hAnsi="宋体" w:eastAsia="宋体" w:cs="宋体"/>
+                <w:b w:val="0"/>
+                <w:sz w:val="21"/>
+              </w:rPr>
+              <w:t>变电检修</w:t>
+            </w:r>
+          </w:p>
+        </w:tc>
+        <w:tc>
+          <w:tcPr>
+            <w:tcW w:type="dxa" w:w="2787"/>
+            <w:vAlign w:val="center"/>
+            <w:tcBorders>
+              <w:top w:val="single" w:sz="4" w:space="0" w:color="000000"/>
+              <w:left w:val="single" w:sz="4" w:space="0" w:color="000000"/>
+              <w:bottom w:val="single" w:sz="4" w:space="0" w:color="000000"/>
+              <w:right w:val="single" w:sz="4" w:space="0" w:color="000000"/>
+            </w:tcBorders>
+          </w:tcPr>
+          <w:p>
+            <w:pPr>
+              <w:spacing w:before="0" w:after="0" w:lineRule="exact" w:line="320"/>
+              <w:jc w:val="center"/>
+              <w:ind w:firstLine="0" w:firstLineChars="0"/>
+            </w:pPr>
+            <w:r>
+              <w:rPr>
+                <w:rFonts w:ascii="宋体" w:hAnsi="宋体" w:eastAsia="宋体" w:cs="宋体"/>
+                <w:b w:val="0"/>
+                <w:sz w:val="21"/>
+              </w:rPr>
+              <w:t>作业计划3942</w:t>
+            </w:r>
+          </w:p>
+        </w:tc>
+        <w:tc>
+          <w:tcPr>
+            <w:tcW w:type="dxa" w:w="668"/>
+            <w:vAlign w:val="center"/>
+            <w:tcBorders>
+              <w:top w:val="single" w:sz="4" w:space="0" w:color="000000"/>
+              <w:left w:val="single" w:sz="4" w:space="0" w:color="000000"/>
+              <w:bottom w:val="single" w:sz="4" w:space="0" w:color="000000"/>
+              <w:right w:val="single" w:sz="4" w:space="0" w:color="000000"/>
+            </w:tcBorders>
+          </w:tcPr>
+          <w:p>
+            <w:pPr>
+              <w:spacing w:before="0" w:after="0" w:lineRule="exact" w:line="320"/>
+              <w:jc w:val="center"/>
+              <w:ind w:firstLine="0" w:firstLineChars="0"/>
+            </w:pPr>
+            <w:r>
+              <w:rPr>
+                <w:rFonts w:ascii="宋体" w:hAnsi="宋体" w:eastAsia="宋体" w:cs="宋体"/>
+                <w:b w:val="0"/>
+                <w:sz w:val="21"/>
+              </w:rPr>
+              <w:t>三级</w:t>
+            </w:r>
+          </w:p>
+        </w:tc>
+        <w:tc>
+          <w:tcPr>
+            <w:tcW w:type="dxa" w:w="966"/>
+            <w:vAlign w:val="center"/>
+            <w:tcBorders>
+              <w:top w:val="single" w:sz="4" w:space="0" w:color="000000"/>
+              <w:left w:val="single" w:sz="4" w:space="0" w:color="000000"/>
+              <w:bottom w:val="single" w:sz="4" w:space="0" w:color="000000"/>
+              <w:right w:val="single" w:sz="4" w:space="0" w:color="000000"/>
+            </w:tcBorders>
+          </w:tcPr>
+          <w:p>
+            <w:pPr>
+              <w:spacing w:before="0" w:after="0" w:lineRule="exact" w:line="320"/>
+              <w:jc w:val="center"/>
+              <w:ind w:firstLine="0" w:firstLineChars="0"/>
+            </w:pPr>
+            <w:r>
+              <w:rPr>
+                <w:rFonts w:ascii="宋体" w:hAnsi="宋体" w:eastAsia="宋体" w:cs="宋体"/>
+                <w:b w:val="0"/>
+                <w:sz w:val="21"/>
+              </w:rPr>
+              <w:t>1</w:t>
+            </w:r>
+          </w:p>
+        </w:tc>
+        <w:tc>
+          <w:tcPr>
+            <w:tcW w:type="dxa" w:w="817"/>
+            <w:vAlign w:val="center"/>
+            <w:tcBorders>
+              <w:top w:val="single" w:sz="4" w:space="0" w:color="000000"/>
+              <w:left w:val="single" w:sz="4" w:space="0" w:color="000000"/>
+              <w:bottom w:val="single" w:sz="4" w:space="0" w:color="000000"/>
+              <w:right w:val="single" w:sz="4" w:space="0" w:color="000000"/>
+            </w:tcBorders>
+          </w:tcPr>
+          <w:p>
+            <w:pPr>
+              <w:spacing w:before="0" w:after="0" w:lineRule="exact" w:line="320"/>
+              <w:jc w:val="center"/>
+              <w:ind w:firstLine="0" w:firstLineChars="0"/>
+            </w:pPr>
+            <w:r>
+              <w:rPr>
+                <w:rFonts w:ascii="宋体" w:hAnsi="宋体" w:eastAsia="宋体" w:cs="宋体"/>
+                <w:b w:val="0"/>
+                <w:sz w:val="21"/>
+              </w:rPr>
+              <w:t>3</w:t>
+            </w:r>
+          </w:p>
+        </w:tc>
+        <w:tc>
+          <w:tcPr>
+            <w:tcW w:type="dxa" w:w="1635"/>
+            <w:vAlign w:val="center"/>
+            <w:tcBorders>
+              <w:top w:val="single" w:sz="4" w:space="0" w:color="000000"/>
+              <w:left w:val="single" w:sz="4" w:space="0" w:color="000000"/>
+              <w:bottom w:val="single" w:sz="4" w:space="0" w:color="000000"/>
+              <w:right w:val="single" w:sz="4" w:space="0" w:color="000000"/>
+            </w:tcBorders>
+          </w:tcPr>
+          <w:p>
+            <w:pPr>
+              <w:spacing w:before="0" w:after="0" w:lineRule="exact" w:line="320"/>
+              <w:jc w:val="center"/>
+              <w:ind w:firstLine="0" w:firstLineChars="0"/>
+            </w:pPr>
+            <w:r>
+              <w:rPr>
+                <w:rFonts w:ascii="宋体" w:hAnsi="宋体" w:eastAsia="宋体" w:cs="宋体"/>
+                <w:b w:val="0"/>
+                <w:sz w:val="21"/>
+              </w:rPr>
+              <w:t>9月13日-22日</w:t>
               <w:br/>
             </w:r>
             <w:r>
@@ -3017,223 +2513,7 @@
                 <w:b w:val="0"/>
                 <w:sz w:val="21"/>
               </w:rPr>
-              <w:t>检修</w:t>
-            </w:r>
-          </w:p>
-        </w:tc>
-        <w:tc>
-          <w:tcPr>
-            <w:tcW w:type="dxa" w:w="580"/>
-            <w:vAlign w:val="center"/>
-            <w:tcBorders>
-              <w:top w:val="single" w:sz="4" w:space="0" w:color="000000"/>
-              <w:left w:val="single" w:sz="4" w:space="0" w:color="000000"/>
-              <w:bottom w:val="single" w:sz="4" w:space="0" w:color="000000"/>
-              <w:right w:val="single" w:sz="4" w:space="0" w:color="000000"/>
-            </w:tcBorders>
-          </w:tcPr>
-          <w:p>
-            <w:pPr>
-              <w:spacing w:before="0" w:after="0" w:lineRule="exact" w:line="320"/>
-              <w:jc w:val="center"/>
-              <w:ind w:firstLine="0" w:firstLineChars="0"/>
-            </w:pPr>
-            <w:r>
-              <w:rPr>
-                <w:rFonts w:ascii="宋体" w:hAnsi="宋体" w:eastAsia="宋体" w:cs="宋体"/>
-                <w:b w:val="0"/>
-                <w:sz w:val="21"/>
-              </w:rPr>
-              <w:t>作业</w:t>
-              <w:br/>
-            </w:r>
-            <w:r>
-              <w:rPr>
-                <w:rFonts w:ascii="宋体" w:hAnsi="宋体" w:eastAsia="宋体" w:cs="宋体"/>
-                <w:b w:val="0"/>
-                <w:sz w:val="21"/>
-              </w:rPr>
-              <w:t>计划</w:t>
-              <w:br/>
-            </w:r>
-            <w:r>
-              <w:rPr>
-                <w:rFonts w:ascii="宋体" w:hAnsi="宋体" w:eastAsia="宋体" w:cs="宋体"/>
-                <w:b w:val="0"/>
-                <w:sz w:val="21"/>
-              </w:rPr>
-              <w:t>3942</w:t>
-            </w:r>
-          </w:p>
-        </w:tc>
-        <w:tc>
-          <w:tcPr>
-            <w:tcW w:type="dxa" w:w="580"/>
-            <w:vAlign w:val="center"/>
-            <w:tcBorders>
-              <w:top w:val="single" w:sz="4" w:space="0" w:color="000000"/>
-              <w:left w:val="single" w:sz="4" w:space="0" w:color="000000"/>
-              <w:bottom w:val="single" w:sz="4" w:space="0" w:color="000000"/>
-              <w:right w:val="single" w:sz="4" w:space="0" w:color="000000"/>
-            </w:tcBorders>
-          </w:tcPr>
-          <w:p>
-            <w:pPr>
-              <w:spacing w:before="0" w:after="0" w:lineRule="exact" w:line="320"/>
-              <w:jc w:val="center"/>
-              <w:ind w:firstLine="0" w:firstLineChars="0"/>
-            </w:pPr>
-            <w:r>
-              <w:rPr>
-                <w:rFonts w:ascii="宋体" w:hAnsi="宋体" w:eastAsia="宋体" w:cs="宋体"/>
-                <w:b w:val="0"/>
-                <w:sz w:val="21"/>
-              </w:rPr>
-              <w:t>三级</w:t>
-            </w:r>
-          </w:p>
-        </w:tc>
-        <w:tc>
-          <w:tcPr>
-            <w:tcW w:type="dxa" w:w="580"/>
-            <w:vAlign w:val="center"/>
-            <w:tcBorders>
-              <w:top w:val="single" w:sz="4" w:space="0" w:color="000000"/>
-              <w:left w:val="single" w:sz="4" w:space="0" w:color="000000"/>
-              <w:bottom w:val="single" w:sz="4" w:space="0" w:color="000000"/>
-              <w:right w:val="single" w:sz="4" w:space="0" w:color="000000"/>
-            </w:tcBorders>
-          </w:tcPr>
-          <w:p>
-            <w:pPr>
-              <w:spacing w:before="0" w:after="0" w:lineRule="exact" w:line="320"/>
-              <w:jc w:val="center"/>
-              <w:ind w:firstLine="0" w:firstLineChars="0"/>
-            </w:pPr>
-            <w:r>
-              <w:rPr>
-                <w:rFonts w:ascii="宋体" w:hAnsi="宋体" w:eastAsia="宋体" w:cs="宋体"/>
-                <w:b w:val="0"/>
-                <w:sz w:val="21"/>
-              </w:rPr>
-              <w:t>1</w:t>
-            </w:r>
-          </w:p>
-        </w:tc>
-        <w:tc>
-          <w:tcPr>
-            <w:tcW w:type="dxa" w:w="580"/>
-            <w:vAlign w:val="center"/>
-            <w:tcBorders>
-              <w:top w:val="single" w:sz="4" w:space="0" w:color="000000"/>
-              <w:left w:val="single" w:sz="4" w:space="0" w:color="000000"/>
-              <w:bottom w:val="single" w:sz="4" w:space="0" w:color="000000"/>
-              <w:right w:val="single" w:sz="4" w:space="0" w:color="000000"/>
-            </w:tcBorders>
-          </w:tcPr>
-          <w:p>
-            <w:pPr>
-              <w:spacing w:before="0" w:after="0" w:lineRule="exact" w:line="320"/>
-              <w:jc w:val="center"/>
-              <w:ind w:firstLine="0" w:firstLineChars="0"/>
-            </w:pPr>
-            <w:r>
-              <w:rPr>
-                <w:rFonts w:ascii="宋体" w:hAnsi="宋体" w:eastAsia="宋体" w:cs="宋体"/>
-                <w:b w:val="0"/>
-                <w:sz w:val="21"/>
-              </w:rPr>
-              <w:t>3</w:t>
-            </w:r>
-          </w:p>
-        </w:tc>
-        <w:tc>
-          <w:tcPr>
-            <w:tcW w:type="dxa" w:w="580"/>
-            <w:vAlign w:val="center"/>
-            <w:tcBorders>
-              <w:top w:val="single" w:sz="4" w:space="0" w:color="000000"/>
-              <w:left w:val="single" w:sz="4" w:space="0" w:color="000000"/>
-              <w:bottom w:val="single" w:sz="4" w:space="0" w:color="000000"/>
-              <w:right w:val="single" w:sz="4" w:space="0" w:color="000000"/>
-            </w:tcBorders>
-          </w:tcPr>
-          <w:p>
-            <w:pPr>
-              <w:spacing w:before="0" w:after="0" w:lineRule="exact" w:line="320"/>
-              <w:jc w:val="center"/>
-              <w:ind w:firstLine="0" w:firstLineChars="0"/>
-            </w:pPr>
-            <w:r>
-              <w:rPr>
-                <w:rFonts w:ascii="宋体" w:hAnsi="宋体" w:eastAsia="宋体" w:cs="宋体"/>
-                <w:b w:val="0"/>
-                <w:sz w:val="21"/>
-              </w:rPr>
-              <w:t>9月</w:t>
-              <w:br/>
-            </w:r>
-            <w:r>
-              <w:rPr>
-                <w:rFonts w:ascii="宋体" w:hAnsi="宋体" w:eastAsia="宋体" w:cs="宋体"/>
-                <w:b w:val="0"/>
-                <w:sz w:val="21"/>
-              </w:rPr>
-              <w:t>13</w:t>
-              <w:br/>
-            </w:r>
-            <w:r>
-              <w:rPr>
-                <w:rFonts w:ascii="宋体" w:hAnsi="宋体" w:eastAsia="宋体" w:cs="宋体"/>
-                <w:b w:val="0"/>
-                <w:sz w:val="21"/>
-              </w:rPr>
-              <w:t>日-</w:t>
-              <w:br/>
-            </w:r>
-            <w:r>
-              <w:rPr>
-                <w:rFonts w:ascii="宋体" w:hAnsi="宋体" w:eastAsia="宋体" w:cs="宋体"/>
-                <w:b w:val="0"/>
-                <w:sz w:val="21"/>
-              </w:rPr>
-              <w:t>22</w:t>
-              <w:br/>
-            </w:r>
-            <w:r>
-              <w:rPr>
-                <w:rFonts w:ascii="宋体" w:hAnsi="宋体" w:eastAsia="宋体" w:cs="宋体"/>
-                <w:b w:val="0"/>
-                <w:sz w:val="21"/>
-              </w:rPr>
-              <w:t>日</w:t>
-              <w:br/>
-            </w:r>
-            <w:r>
-              <w:rPr>
-                <w:rFonts w:ascii="宋体" w:hAnsi="宋体" w:eastAsia="宋体" w:cs="宋体"/>
-                <w:b w:val="0"/>
-                <w:sz w:val="21"/>
-              </w:rPr>
-              <w:t>（</w:t>
-              <w:br/>
-            </w:r>
-            <w:r>
-              <w:rPr>
-                <w:rFonts w:ascii="宋体" w:hAnsi="宋体" w:eastAsia="宋体" w:cs="宋体"/>
-                <w:b w:val="0"/>
-                <w:sz w:val="21"/>
-              </w:rPr>
-              <w:t>10</w:t>
-              <w:br/>
-            </w:r>
-            <w:r>
-              <w:rPr>
-                <w:rFonts w:ascii="宋体" w:hAnsi="宋体" w:eastAsia="宋体" w:cs="宋体"/>
-                <w:b w:val="0"/>
-                <w:sz w:val="21"/>
-              </w:rPr>
-              <w:t>天）</w:t>
+              <w:t>（10天）</w:t>
             </w:r>
           </w:p>
         </w:tc>
@@ -3241,7 +2521,7 @@
       <w:tr>
         <w:tc>
           <w:tcPr>
-            <w:tcW w:type="dxa" w:w="580"/>
+            <w:tcW w:type="dxa" w:w="520"/>
             <w:vAlign w:val="center"/>
             <w:tcBorders>
               <w:top w:val="single" w:sz="4" w:space="0" w:color="000000"/>
@@ -3268,28 +2548,163 @@
         </w:tc>
         <w:tc>
           <w:tcPr>
-            <w:tcW w:type="dxa" w:w="580"/>
-            <w:vAlign w:val="center"/>
-            <w:tcBorders>
-              <w:top w:val="single" w:sz="4" w:space="0" w:color="000000"/>
-              <w:left w:val="single" w:sz="4" w:space="0" w:color="000000"/>
-              <w:bottom w:val="single" w:sz="4" w:space="0" w:color="000000"/>
-              <w:right w:val="single" w:sz="4" w:space="0" w:color="000000"/>
-            </w:tcBorders>
-          </w:tcPr>
-          <w:p>
-            <w:pPr>
-              <w:spacing w:before="0" w:after="0" w:lineRule="exact" w:line="320"/>
-              <w:jc w:val="center"/>
-              <w:ind w:firstLine="0" w:firstLineChars="0"/>
-            </w:pPr>
-            <w:r>
-              <w:rPr>
-                <w:rFonts w:ascii="宋体" w:hAnsi="宋体" w:eastAsia="宋体" w:cs="宋体"/>
-                <w:b w:val="0"/>
-                <w:sz w:val="21"/>
-              </w:rPr>
-              <w:t>安装</w:t>
+            <w:tcW w:type="dxa" w:w="1449"/>
+            <w:vAlign w:val="center"/>
+            <w:tcBorders>
+              <w:top w:val="single" w:sz="4" w:space="0" w:color="000000"/>
+              <w:left w:val="single" w:sz="4" w:space="0" w:color="000000"/>
+              <w:bottom w:val="single" w:sz="4" w:space="0" w:color="000000"/>
+              <w:right w:val="single" w:sz="4" w:space="0" w:color="000000"/>
+            </w:tcBorders>
+          </w:tcPr>
+          <w:p>
+            <w:pPr>
+              <w:spacing w:before="0" w:after="0" w:lineRule="exact" w:line="320"/>
+              <w:jc w:val="center"/>
+              <w:ind w:firstLine="0" w:firstLineChars="0"/>
+            </w:pPr>
+            <w:r>
+              <w:rPr>
+                <w:rFonts w:ascii="宋体" w:hAnsi="宋体" w:eastAsia="宋体" w:cs="宋体"/>
+                <w:b w:val="0"/>
+                <w:sz w:val="21"/>
+              </w:rPr>
+              <w:t>安装公司</w:t>
+            </w:r>
+          </w:p>
+        </w:tc>
+        <w:tc>
+          <w:tcPr>
+            <w:tcW w:type="dxa" w:w="2787"/>
+            <w:vAlign w:val="center"/>
+            <w:tcBorders>
+              <w:top w:val="single" w:sz="4" w:space="0" w:color="000000"/>
+              <w:left w:val="single" w:sz="4" w:space="0" w:color="000000"/>
+              <w:bottom w:val="single" w:sz="4" w:space="0" w:color="000000"/>
+              <w:right w:val="single" w:sz="4" w:space="0" w:color="000000"/>
+            </w:tcBorders>
+          </w:tcPr>
+          <w:p>
+            <w:pPr>
+              <w:spacing w:before="0" w:after="0" w:lineRule="exact" w:line="320"/>
+              <w:jc w:val="center"/>
+              <w:ind w:firstLine="0" w:firstLineChars="0"/>
+            </w:pPr>
+            <w:r>
+              <w:rPr>
+                <w:rFonts w:ascii="宋体" w:hAnsi="宋体" w:eastAsia="宋体" w:cs="宋体"/>
+                <w:b w:val="0"/>
+                <w:sz w:val="21"/>
+              </w:rPr>
+              <w:t>蔚蓝海岸二期35kV输变电工程</w:t>
+            </w:r>
+          </w:p>
+        </w:tc>
+        <w:tc>
+          <w:tcPr>
+            <w:tcW w:type="dxa" w:w="668"/>
+            <w:vAlign w:val="center"/>
+            <w:tcBorders>
+              <w:top w:val="single" w:sz="4" w:space="0" w:color="000000"/>
+              <w:left w:val="single" w:sz="4" w:space="0" w:color="000000"/>
+              <w:bottom w:val="single" w:sz="4" w:space="0" w:color="000000"/>
+              <w:right w:val="single" w:sz="4" w:space="0" w:color="000000"/>
+            </w:tcBorders>
+          </w:tcPr>
+          <w:p>
+            <w:pPr>
+              <w:spacing w:before="0" w:after="0" w:lineRule="exact" w:line="320"/>
+              <w:jc w:val="center"/>
+              <w:ind w:firstLine="0" w:firstLineChars="0"/>
+            </w:pPr>
+            <w:r>
+              <w:rPr>
+                <w:rFonts w:ascii="宋体" w:hAnsi="宋体" w:eastAsia="宋体" w:cs="宋体"/>
+                <w:b w:val="0"/>
+                <w:sz w:val="21"/>
+              </w:rPr>
+              <w:t>三级</w:t>
+            </w:r>
+          </w:p>
+        </w:tc>
+        <w:tc>
+          <w:tcPr>
+            <w:tcW w:type="dxa" w:w="966"/>
+            <w:vAlign w:val="center"/>
+            <w:tcBorders>
+              <w:top w:val="single" w:sz="4" w:space="0" w:color="000000"/>
+              <w:left w:val="single" w:sz="4" w:space="0" w:color="000000"/>
+              <w:bottom w:val="single" w:sz="4" w:space="0" w:color="000000"/>
+              <w:right w:val="single" w:sz="4" w:space="0" w:color="000000"/>
+            </w:tcBorders>
+          </w:tcPr>
+          <w:p>
+            <w:pPr>
+              <w:spacing w:before="0" w:after="0" w:lineRule="exact" w:line="320"/>
+              <w:jc w:val="center"/>
+              <w:ind w:firstLine="0" w:firstLineChars="0"/>
+            </w:pPr>
+            <w:r>
+              <w:rPr>
+                <w:rFonts w:ascii="宋体" w:hAnsi="宋体" w:eastAsia="宋体" w:cs="宋体"/>
+                <w:b w:val="0"/>
+                <w:sz w:val="21"/>
+              </w:rPr>
+              <w:t>1</w:t>
+            </w:r>
+          </w:p>
+        </w:tc>
+        <w:tc>
+          <w:tcPr>
+            <w:tcW w:type="dxa" w:w="817"/>
+            <w:vAlign w:val="center"/>
+            <w:tcBorders>
+              <w:top w:val="single" w:sz="4" w:space="0" w:color="000000"/>
+              <w:left w:val="single" w:sz="4" w:space="0" w:color="000000"/>
+              <w:bottom w:val="single" w:sz="4" w:space="0" w:color="000000"/>
+              <w:right w:val="single" w:sz="4" w:space="0" w:color="000000"/>
+            </w:tcBorders>
+          </w:tcPr>
+          <w:p>
+            <w:pPr>
+              <w:spacing w:before="0" w:after="0" w:lineRule="exact" w:line="320"/>
+              <w:jc w:val="center"/>
+              <w:ind w:firstLine="0" w:firstLineChars="0"/>
+            </w:pPr>
+            <w:r>
+              <w:rPr>
+                <w:rFonts w:ascii="宋体" w:hAnsi="宋体" w:eastAsia="宋体" w:cs="宋体"/>
+                <w:b w:val="0"/>
+                <w:sz w:val="21"/>
+              </w:rPr>
+              <w:t>2</w:t>
+            </w:r>
+          </w:p>
+        </w:tc>
+        <w:tc>
+          <w:tcPr>
+            <w:tcW w:type="dxa" w:w="1635"/>
+            <w:vAlign w:val="center"/>
+            <w:tcBorders>
+              <w:top w:val="single" w:sz="4" w:space="0" w:color="000000"/>
+              <w:left w:val="single" w:sz="4" w:space="0" w:color="000000"/>
+              <w:bottom w:val="single" w:sz="4" w:space="0" w:color="000000"/>
+              <w:right w:val="single" w:sz="4" w:space="0" w:color="000000"/>
+            </w:tcBorders>
+          </w:tcPr>
+          <w:p>
+            <w:pPr>
+              <w:spacing w:before="0" w:after="0" w:lineRule="exact" w:line="320"/>
+              <w:jc w:val="center"/>
+              <w:ind w:firstLine="0" w:firstLineChars="0"/>
+            </w:pPr>
+            <w:r>
+              <w:rPr>
+                <w:rFonts w:ascii="宋体" w:hAnsi="宋体" w:eastAsia="宋体" w:cs="宋体"/>
+                <w:b w:val="0"/>
+                <w:sz w:val="21"/>
+              </w:rPr>
+              <w:t>9月22日-23日</w:t>
               <w:br/>
             </w:r>
             <w:r>
@@ -3298,259 +2713,7 @@
                 <w:b w:val="0"/>
                 <w:sz w:val="21"/>
               </w:rPr>
-              <w:t>公司</w:t>
-            </w:r>
-          </w:p>
-        </w:tc>
-        <w:tc>
-          <w:tcPr>
-            <w:tcW w:type="dxa" w:w="580"/>
-            <w:vAlign w:val="center"/>
-            <w:tcBorders>
-              <w:top w:val="single" w:sz="4" w:space="0" w:color="000000"/>
-              <w:left w:val="single" w:sz="4" w:space="0" w:color="000000"/>
-              <w:bottom w:val="single" w:sz="4" w:space="0" w:color="000000"/>
-              <w:right w:val="single" w:sz="4" w:space="0" w:color="000000"/>
-            </w:tcBorders>
-          </w:tcPr>
-          <w:p>
-            <w:pPr>
-              <w:spacing w:before="0" w:after="0" w:lineRule="exact" w:line="320"/>
-              <w:jc w:val="center"/>
-              <w:ind w:firstLine="0" w:firstLineChars="0"/>
-            </w:pPr>
-            <w:r>
-              <w:rPr>
-                <w:rFonts w:ascii="宋体" w:hAnsi="宋体" w:eastAsia="宋体" w:cs="宋体"/>
-                <w:b w:val="0"/>
-                <w:sz w:val="21"/>
-              </w:rPr>
-              <w:t>蔚蓝</w:t>
-              <w:br/>
-            </w:r>
-            <w:r>
-              <w:rPr>
-                <w:rFonts w:ascii="宋体" w:hAnsi="宋体" w:eastAsia="宋体" w:cs="宋体"/>
-                <w:b w:val="0"/>
-                <w:sz w:val="21"/>
-              </w:rPr>
-              <w:t>海岸</w:t>
-              <w:br/>
-            </w:r>
-            <w:r>
-              <w:rPr>
-                <w:rFonts w:ascii="宋体" w:hAnsi="宋体" w:eastAsia="宋体" w:cs="宋体"/>
-                <w:b w:val="0"/>
-                <w:sz w:val="21"/>
-              </w:rPr>
-              <w:t>二期</w:t>
-              <w:br/>
-            </w:r>
-            <w:r>
-              <w:rPr>
-                <w:rFonts w:ascii="宋体" w:hAnsi="宋体" w:eastAsia="宋体" w:cs="宋体"/>
-                <w:b w:val="0"/>
-                <w:sz w:val="21"/>
-              </w:rPr>
-              <w:t>35</w:t>
-              <w:br/>
-            </w:r>
-            <w:r>
-              <w:rPr>
-                <w:rFonts w:ascii="宋体" w:hAnsi="宋体" w:eastAsia="宋体" w:cs="宋体"/>
-                <w:b w:val="0"/>
-                <w:sz w:val="21"/>
-              </w:rPr>
-              <w:t>kV</w:t>
-              <w:br/>
-            </w:r>
-            <w:r>
-              <w:rPr>
-                <w:rFonts w:ascii="宋体" w:hAnsi="宋体" w:eastAsia="宋体" w:cs="宋体"/>
-                <w:b w:val="0"/>
-                <w:sz w:val="21"/>
-              </w:rPr>
-              <w:t>输变</w:t>
-              <w:br/>
-            </w:r>
-            <w:r>
-              <w:rPr>
-                <w:rFonts w:ascii="宋体" w:hAnsi="宋体" w:eastAsia="宋体" w:cs="宋体"/>
-                <w:b w:val="0"/>
-                <w:sz w:val="21"/>
-              </w:rPr>
-              <w:t>电工</w:t>
-              <w:br/>
-            </w:r>
-            <w:r>
-              <w:rPr>
-                <w:rFonts w:ascii="宋体" w:hAnsi="宋体" w:eastAsia="宋体" w:cs="宋体"/>
-                <w:b w:val="0"/>
-                <w:sz w:val="21"/>
-              </w:rPr>
-              <w:t>程</w:t>
-            </w:r>
-          </w:p>
-        </w:tc>
-        <w:tc>
-          <w:tcPr>
-            <w:tcW w:type="dxa" w:w="580"/>
-            <w:vAlign w:val="center"/>
-            <w:tcBorders>
-              <w:top w:val="single" w:sz="4" w:space="0" w:color="000000"/>
-              <w:left w:val="single" w:sz="4" w:space="0" w:color="000000"/>
-              <w:bottom w:val="single" w:sz="4" w:space="0" w:color="000000"/>
-              <w:right w:val="single" w:sz="4" w:space="0" w:color="000000"/>
-            </w:tcBorders>
-          </w:tcPr>
-          <w:p>
-            <w:pPr>
-              <w:spacing w:before="0" w:after="0" w:lineRule="exact" w:line="320"/>
-              <w:jc w:val="center"/>
-              <w:ind w:firstLine="0" w:firstLineChars="0"/>
-            </w:pPr>
-            <w:r>
-              <w:rPr>
-                <w:rFonts w:ascii="宋体" w:hAnsi="宋体" w:eastAsia="宋体" w:cs="宋体"/>
-                <w:b w:val="0"/>
-                <w:sz w:val="21"/>
-              </w:rPr>
-              <w:t>三级</w:t>
-            </w:r>
-          </w:p>
-        </w:tc>
-        <w:tc>
-          <w:tcPr>
-            <w:tcW w:type="dxa" w:w="580"/>
-            <w:vAlign w:val="center"/>
-            <w:tcBorders>
-              <w:top w:val="single" w:sz="4" w:space="0" w:color="000000"/>
-              <w:left w:val="single" w:sz="4" w:space="0" w:color="000000"/>
-              <w:bottom w:val="single" w:sz="4" w:space="0" w:color="000000"/>
-              <w:right w:val="single" w:sz="4" w:space="0" w:color="000000"/>
-            </w:tcBorders>
-          </w:tcPr>
-          <w:p>
-            <w:pPr>
-              <w:spacing w:before="0" w:after="0" w:lineRule="exact" w:line="320"/>
-              <w:jc w:val="center"/>
-              <w:ind w:firstLine="0" w:firstLineChars="0"/>
-            </w:pPr>
-            <w:r>
-              <w:rPr>
-                <w:rFonts w:ascii="宋体" w:hAnsi="宋体" w:eastAsia="宋体" w:cs="宋体"/>
-                <w:b w:val="0"/>
-                <w:sz w:val="21"/>
-              </w:rPr>
-              <w:t>1</w:t>
-            </w:r>
-          </w:p>
-        </w:tc>
-        <w:tc>
-          <w:tcPr>
-            <w:tcW w:type="dxa" w:w="580"/>
-            <w:vAlign w:val="center"/>
-            <w:tcBorders>
-              <w:top w:val="single" w:sz="4" w:space="0" w:color="000000"/>
-              <w:left w:val="single" w:sz="4" w:space="0" w:color="000000"/>
-              <w:bottom w:val="single" w:sz="4" w:space="0" w:color="000000"/>
-              <w:right w:val="single" w:sz="4" w:space="0" w:color="000000"/>
-            </w:tcBorders>
-          </w:tcPr>
-          <w:p>
-            <w:pPr>
-              <w:spacing w:before="0" w:after="0" w:lineRule="exact" w:line="320"/>
-              <w:jc w:val="center"/>
-              <w:ind w:firstLine="0" w:firstLineChars="0"/>
-            </w:pPr>
-            <w:r>
-              <w:rPr>
-                <w:rFonts w:ascii="宋体" w:hAnsi="宋体" w:eastAsia="宋体" w:cs="宋体"/>
-                <w:b w:val="0"/>
-                <w:sz w:val="21"/>
-              </w:rPr>
-              <w:t>2</w:t>
-            </w:r>
-          </w:p>
-        </w:tc>
-        <w:tc>
-          <w:tcPr>
-            <w:tcW w:type="dxa" w:w="580"/>
-            <w:vAlign w:val="center"/>
-            <w:tcBorders>
-              <w:top w:val="single" w:sz="4" w:space="0" w:color="000000"/>
-              <w:left w:val="single" w:sz="4" w:space="0" w:color="000000"/>
-              <w:bottom w:val="single" w:sz="4" w:space="0" w:color="000000"/>
-              <w:right w:val="single" w:sz="4" w:space="0" w:color="000000"/>
-            </w:tcBorders>
-          </w:tcPr>
-          <w:p>
-            <w:pPr>
-              <w:spacing w:before="0" w:after="0" w:lineRule="exact" w:line="320"/>
-              <w:jc w:val="center"/>
-              <w:ind w:firstLine="0" w:firstLineChars="0"/>
-            </w:pPr>
-            <w:r>
-              <w:rPr>
-                <w:rFonts w:ascii="宋体" w:hAnsi="宋体" w:eastAsia="宋体" w:cs="宋体"/>
-                <w:b w:val="0"/>
-                <w:sz w:val="21"/>
-              </w:rPr>
-              <w:t>9月</w:t>
-              <w:br/>
-            </w:r>
-            <w:r>
-              <w:rPr>
-                <w:rFonts w:ascii="宋体" w:hAnsi="宋体" w:eastAsia="宋体" w:cs="宋体"/>
-                <w:b w:val="0"/>
-                <w:sz w:val="21"/>
-              </w:rPr>
-              <w:t>22</w:t>
-              <w:br/>
-            </w:r>
-            <w:r>
-              <w:rPr>
-                <w:rFonts w:ascii="宋体" w:hAnsi="宋体" w:eastAsia="宋体" w:cs="宋体"/>
-                <w:b w:val="0"/>
-                <w:sz w:val="21"/>
-              </w:rPr>
-              <w:t>日-</w:t>
-              <w:br/>
-            </w:r>
-            <w:r>
-              <w:rPr>
-                <w:rFonts w:ascii="宋体" w:hAnsi="宋体" w:eastAsia="宋体" w:cs="宋体"/>
-                <w:b w:val="0"/>
-                <w:sz w:val="21"/>
-              </w:rPr>
-              <w:t>23</w:t>
-              <w:br/>
-            </w:r>
-            <w:r>
-              <w:rPr>
-                <w:rFonts w:ascii="宋体" w:hAnsi="宋体" w:eastAsia="宋体" w:cs="宋体"/>
-                <w:b w:val="0"/>
-                <w:sz w:val="21"/>
-              </w:rPr>
-              <w:t>日</w:t>
-              <w:br/>
-            </w:r>
-            <w:r>
-              <w:rPr>
-                <w:rFonts w:ascii="宋体" w:hAnsi="宋体" w:eastAsia="宋体" w:cs="宋体"/>
-                <w:b w:val="0"/>
-                <w:sz w:val="21"/>
-              </w:rPr>
-              <w:t>（2</w:t>
-              <w:br/>
-            </w:r>
-            <w:r>
-              <w:rPr>
-                <w:rFonts w:ascii="宋体" w:hAnsi="宋体" w:eastAsia="宋体" w:cs="宋体"/>
-                <w:b w:val="0"/>
-                <w:sz w:val="21"/>
-              </w:rPr>
-              <w:t>天）</w:t>
+              <w:t>（2天）</w:t>
             </w:r>
           </w:p>
         </w:tc>
@@ -3558,7 +2721,7 @@
       <w:tr>
         <w:tc>
           <w:tcPr>
-            <w:tcW w:type="dxa" w:w="580"/>
+            <w:tcW w:type="dxa" w:w="520"/>
             <w:vAlign w:val="center"/>
             <w:tcBorders>
               <w:top w:val="single" w:sz="4" w:space="0" w:color="000000"/>
@@ -3585,28 +2748,163 @@
         </w:tc>
         <w:tc>
           <w:tcPr>
-            <w:tcW w:type="dxa" w:w="580"/>
-            <w:vAlign w:val="center"/>
-            <w:tcBorders>
-              <w:top w:val="single" w:sz="4" w:space="0" w:color="000000"/>
-              <w:left w:val="single" w:sz="4" w:space="0" w:color="000000"/>
-              <w:bottom w:val="single" w:sz="4" w:space="0" w:color="000000"/>
-              <w:right w:val="single" w:sz="4" w:space="0" w:color="000000"/>
-            </w:tcBorders>
-          </w:tcPr>
-          <w:p>
-            <w:pPr>
-              <w:spacing w:before="0" w:after="0" w:lineRule="exact" w:line="320"/>
-              <w:jc w:val="center"/>
-              <w:ind w:firstLine="0" w:firstLineChars="0"/>
-            </w:pPr>
-            <w:r>
-              <w:rPr>
-                <w:rFonts w:ascii="宋体" w:hAnsi="宋体" w:eastAsia="宋体" w:cs="宋体"/>
-                <w:b w:val="0"/>
-                <w:sz w:val="21"/>
-              </w:rPr>
-              <w:t>安装</w:t>
+            <w:tcW w:type="dxa" w:w="1449"/>
+            <w:vAlign w:val="center"/>
+            <w:tcBorders>
+              <w:top w:val="single" w:sz="4" w:space="0" w:color="000000"/>
+              <w:left w:val="single" w:sz="4" w:space="0" w:color="000000"/>
+              <w:bottom w:val="single" w:sz="4" w:space="0" w:color="000000"/>
+              <w:right w:val="single" w:sz="4" w:space="0" w:color="000000"/>
+            </w:tcBorders>
+          </w:tcPr>
+          <w:p>
+            <w:pPr>
+              <w:spacing w:before="0" w:after="0" w:lineRule="exact" w:line="320"/>
+              <w:jc w:val="center"/>
+              <w:ind w:firstLine="0" w:firstLineChars="0"/>
+            </w:pPr>
+            <w:r>
+              <w:rPr>
+                <w:rFonts w:ascii="宋体" w:hAnsi="宋体" w:eastAsia="宋体" w:cs="宋体"/>
+                <w:b w:val="0"/>
+                <w:sz w:val="21"/>
+              </w:rPr>
+              <w:t>安装公司</w:t>
+            </w:r>
+          </w:p>
+        </w:tc>
+        <w:tc>
+          <w:tcPr>
+            <w:tcW w:type="dxa" w:w="2787"/>
+            <w:vAlign w:val="center"/>
+            <w:tcBorders>
+              <w:top w:val="single" w:sz="4" w:space="0" w:color="000000"/>
+              <w:left w:val="single" w:sz="4" w:space="0" w:color="000000"/>
+              <w:bottom w:val="single" w:sz="4" w:space="0" w:color="000000"/>
+              <w:right w:val="single" w:sz="4" w:space="0" w:color="000000"/>
+            </w:tcBorders>
+          </w:tcPr>
+          <w:p>
+            <w:pPr>
+              <w:spacing w:before="0" w:after="0" w:lineRule="exact" w:line="320"/>
+              <w:jc w:val="center"/>
+              <w:ind w:firstLine="0" w:firstLineChars="0"/>
+            </w:pPr>
+            <w:r>
+              <w:rPr>
+                <w:rFonts w:ascii="宋体" w:hAnsi="宋体" w:eastAsia="宋体" w:cs="宋体"/>
+                <w:b w:val="0"/>
+                <w:sz w:val="21"/>
+              </w:rPr>
+              <w:t>青岛临空220千伏输变电工程</w:t>
+            </w:r>
+          </w:p>
+        </w:tc>
+        <w:tc>
+          <w:tcPr>
+            <w:tcW w:type="dxa" w:w="668"/>
+            <w:vAlign w:val="center"/>
+            <w:tcBorders>
+              <w:top w:val="single" w:sz="4" w:space="0" w:color="000000"/>
+              <w:left w:val="single" w:sz="4" w:space="0" w:color="000000"/>
+              <w:bottom w:val="single" w:sz="4" w:space="0" w:color="000000"/>
+              <w:right w:val="single" w:sz="4" w:space="0" w:color="000000"/>
+            </w:tcBorders>
+          </w:tcPr>
+          <w:p>
+            <w:pPr>
+              <w:spacing w:before="0" w:after="0" w:lineRule="exact" w:line="320"/>
+              <w:jc w:val="center"/>
+              <w:ind w:firstLine="0" w:firstLineChars="0"/>
+            </w:pPr>
+            <w:r>
+              <w:rPr>
+                <w:rFonts w:ascii="宋体" w:hAnsi="宋体" w:eastAsia="宋体" w:cs="宋体"/>
+                <w:b w:val="0"/>
+                <w:sz w:val="21"/>
+              </w:rPr>
+              <w:t>三级</w:t>
+            </w:r>
+          </w:p>
+        </w:tc>
+        <w:tc>
+          <w:tcPr>
+            <w:tcW w:type="dxa" w:w="966"/>
+            <w:vAlign w:val="center"/>
+            <w:tcBorders>
+              <w:top w:val="single" w:sz="4" w:space="0" w:color="000000"/>
+              <w:left w:val="single" w:sz="4" w:space="0" w:color="000000"/>
+              <w:bottom w:val="single" w:sz="4" w:space="0" w:color="000000"/>
+              <w:right w:val="single" w:sz="4" w:space="0" w:color="000000"/>
+            </w:tcBorders>
+          </w:tcPr>
+          <w:p>
+            <w:pPr>
+              <w:spacing w:before="0" w:after="0" w:lineRule="exact" w:line="320"/>
+              <w:jc w:val="center"/>
+              <w:ind w:firstLine="0" w:firstLineChars="0"/>
+            </w:pPr>
+            <w:r>
+              <w:rPr>
+                <w:rFonts w:ascii="宋体" w:hAnsi="宋体" w:eastAsia="宋体" w:cs="宋体"/>
+                <w:b w:val="0"/>
+                <w:sz w:val="21"/>
+              </w:rPr>
+              <w:t>1</w:t>
+            </w:r>
+          </w:p>
+        </w:tc>
+        <w:tc>
+          <w:tcPr>
+            <w:tcW w:type="dxa" w:w="817"/>
+            <w:vAlign w:val="center"/>
+            <w:tcBorders>
+              <w:top w:val="single" w:sz="4" w:space="0" w:color="000000"/>
+              <w:left w:val="single" w:sz="4" w:space="0" w:color="000000"/>
+              <w:bottom w:val="single" w:sz="4" w:space="0" w:color="000000"/>
+              <w:right w:val="single" w:sz="4" w:space="0" w:color="000000"/>
+            </w:tcBorders>
+          </w:tcPr>
+          <w:p>
+            <w:pPr>
+              <w:spacing w:before="0" w:after="0" w:lineRule="exact" w:line="320"/>
+              <w:jc w:val="center"/>
+              <w:ind w:firstLine="0" w:firstLineChars="0"/>
+            </w:pPr>
+            <w:r>
+              <w:rPr>
+                <w:rFonts w:ascii="宋体" w:hAnsi="宋体" w:eastAsia="宋体" w:cs="宋体"/>
+                <w:b w:val="0"/>
+                <w:sz w:val="21"/>
+              </w:rPr>
+              <w:t>2</w:t>
+            </w:r>
+          </w:p>
+        </w:tc>
+        <w:tc>
+          <w:tcPr>
+            <w:tcW w:type="dxa" w:w="1635"/>
+            <w:vAlign w:val="center"/>
+            <w:tcBorders>
+              <w:top w:val="single" w:sz="4" w:space="0" w:color="000000"/>
+              <w:left w:val="single" w:sz="4" w:space="0" w:color="000000"/>
+              <w:bottom w:val="single" w:sz="4" w:space="0" w:color="000000"/>
+              <w:right w:val="single" w:sz="4" w:space="0" w:color="000000"/>
+            </w:tcBorders>
+          </w:tcPr>
+          <w:p>
+            <w:pPr>
+              <w:spacing w:before="0" w:after="0" w:lineRule="exact" w:line="320"/>
+              <w:jc w:val="center"/>
+              <w:ind w:firstLine="0" w:firstLineChars="0"/>
+            </w:pPr>
+            <w:r>
+              <w:rPr>
+                <w:rFonts w:ascii="宋体" w:hAnsi="宋体" w:eastAsia="宋体" w:cs="宋体"/>
+                <w:b w:val="0"/>
+                <w:sz w:val="21"/>
+              </w:rPr>
+              <w:t>9月20日-21日</w:t>
               <w:br/>
             </w:r>
             <w:r>
@@ -3615,250 +2913,7 @@
                 <w:b w:val="0"/>
                 <w:sz w:val="21"/>
               </w:rPr>
-              <w:t>公司</w:t>
-            </w:r>
-          </w:p>
-        </w:tc>
-        <w:tc>
-          <w:tcPr>
-            <w:tcW w:type="dxa" w:w="580"/>
-            <w:vAlign w:val="center"/>
-            <w:tcBorders>
-              <w:top w:val="single" w:sz="4" w:space="0" w:color="000000"/>
-              <w:left w:val="single" w:sz="4" w:space="0" w:color="000000"/>
-              <w:bottom w:val="single" w:sz="4" w:space="0" w:color="000000"/>
-              <w:right w:val="single" w:sz="4" w:space="0" w:color="000000"/>
-            </w:tcBorders>
-          </w:tcPr>
-          <w:p>
-            <w:pPr>
-              <w:spacing w:before="0" w:after="0" w:lineRule="exact" w:line="320"/>
-              <w:jc w:val="center"/>
-              <w:ind w:firstLine="0" w:firstLineChars="0"/>
-            </w:pPr>
-            <w:r>
-              <w:rPr>
-                <w:rFonts w:ascii="宋体" w:hAnsi="宋体" w:eastAsia="宋体" w:cs="宋体"/>
-                <w:b w:val="0"/>
-                <w:sz w:val="21"/>
-              </w:rPr>
-              <w:t>青岛</w:t>
-              <w:br/>
-            </w:r>
-            <w:r>
-              <w:rPr>
-                <w:rFonts w:ascii="宋体" w:hAnsi="宋体" w:eastAsia="宋体" w:cs="宋体"/>
-                <w:b w:val="0"/>
-                <w:sz w:val="21"/>
-              </w:rPr>
-              <w:t>临空</w:t>
-              <w:br/>
-            </w:r>
-            <w:r>
-              <w:rPr>
-                <w:rFonts w:ascii="宋体" w:hAnsi="宋体" w:eastAsia="宋体" w:cs="宋体"/>
-                <w:b w:val="0"/>
-                <w:sz w:val="21"/>
-              </w:rPr>
-              <w:t>220</w:t>
-              <w:br/>
-            </w:r>
-            <w:r>
-              <w:rPr>
-                <w:rFonts w:ascii="宋体" w:hAnsi="宋体" w:eastAsia="宋体" w:cs="宋体"/>
-                <w:b w:val="0"/>
-                <w:sz w:val="21"/>
-              </w:rPr>
-              <w:t>千伏</w:t>
-              <w:br/>
-            </w:r>
-            <w:r>
-              <w:rPr>
-                <w:rFonts w:ascii="宋体" w:hAnsi="宋体" w:eastAsia="宋体" w:cs="宋体"/>
-                <w:b w:val="0"/>
-                <w:sz w:val="21"/>
-              </w:rPr>
-              <w:t>输变</w:t>
-              <w:br/>
-            </w:r>
-            <w:r>
-              <w:rPr>
-                <w:rFonts w:ascii="宋体" w:hAnsi="宋体" w:eastAsia="宋体" w:cs="宋体"/>
-                <w:b w:val="0"/>
-                <w:sz w:val="21"/>
-              </w:rPr>
-              <w:t>电工</w:t>
-              <w:br/>
-            </w:r>
-            <w:r>
-              <w:rPr>
-                <w:rFonts w:ascii="宋体" w:hAnsi="宋体" w:eastAsia="宋体" w:cs="宋体"/>
-                <w:b w:val="0"/>
-                <w:sz w:val="21"/>
-              </w:rPr>
-              <w:t>程</w:t>
-            </w:r>
-          </w:p>
-        </w:tc>
-        <w:tc>
-          <w:tcPr>
-            <w:tcW w:type="dxa" w:w="580"/>
-            <w:vAlign w:val="center"/>
-            <w:tcBorders>
-              <w:top w:val="single" w:sz="4" w:space="0" w:color="000000"/>
-              <w:left w:val="single" w:sz="4" w:space="0" w:color="000000"/>
-              <w:bottom w:val="single" w:sz="4" w:space="0" w:color="000000"/>
-              <w:right w:val="single" w:sz="4" w:space="0" w:color="000000"/>
-            </w:tcBorders>
-          </w:tcPr>
-          <w:p>
-            <w:pPr>
-              <w:spacing w:before="0" w:after="0" w:lineRule="exact" w:line="320"/>
-              <w:jc w:val="center"/>
-              <w:ind w:firstLine="0" w:firstLineChars="0"/>
-            </w:pPr>
-            <w:r>
-              <w:rPr>
-                <w:rFonts w:ascii="宋体" w:hAnsi="宋体" w:eastAsia="宋体" w:cs="宋体"/>
-                <w:b w:val="0"/>
-                <w:sz w:val="21"/>
-              </w:rPr>
-              <w:t>三级</w:t>
-            </w:r>
-          </w:p>
-        </w:tc>
-        <w:tc>
-          <w:tcPr>
-            <w:tcW w:type="dxa" w:w="580"/>
-            <w:vAlign w:val="center"/>
-            <w:tcBorders>
-              <w:top w:val="single" w:sz="4" w:space="0" w:color="000000"/>
-              <w:left w:val="single" w:sz="4" w:space="0" w:color="000000"/>
-              <w:bottom w:val="single" w:sz="4" w:space="0" w:color="000000"/>
-              <w:right w:val="single" w:sz="4" w:space="0" w:color="000000"/>
-            </w:tcBorders>
-          </w:tcPr>
-          <w:p>
-            <w:pPr>
-              <w:spacing w:before="0" w:after="0" w:lineRule="exact" w:line="320"/>
-              <w:jc w:val="center"/>
-              <w:ind w:firstLine="0" w:firstLineChars="0"/>
-            </w:pPr>
-            <w:r>
-              <w:rPr>
-                <w:rFonts w:ascii="宋体" w:hAnsi="宋体" w:eastAsia="宋体" w:cs="宋体"/>
-                <w:b w:val="0"/>
-                <w:sz w:val="21"/>
-              </w:rPr>
-              <w:t>1</w:t>
-            </w:r>
-          </w:p>
-        </w:tc>
-        <w:tc>
-          <w:tcPr>
-            <w:tcW w:type="dxa" w:w="580"/>
-            <w:vAlign w:val="center"/>
-            <w:tcBorders>
-              <w:top w:val="single" w:sz="4" w:space="0" w:color="000000"/>
-              <w:left w:val="single" w:sz="4" w:space="0" w:color="000000"/>
-              <w:bottom w:val="single" w:sz="4" w:space="0" w:color="000000"/>
-              <w:right w:val="single" w:sz="4" w:space="0" w:color="000000"/>
-            </w:tcBorders>
-          </w:tcPr>
-          <w:p>
-            <w:pPr>
-              <w:spacing w:before="0" w:after="0" w:lineRule="exact" w:line="320"/>
-              <w:jc w:val="center"/>
-              <w:ind w:firstLine="0" w:firstLineChars="0"/>
-            </w:pPr>
-            <w:r>
-              <w:rPr>
-                <w:rFonts w:ascii="宋体" w:hAnsi="宋体" w:eastAsia="宋体" w:cs="宋体"/>
-                <w:b w:val="0"/>
-                <w:sz w:val="21"/>
-              </w:rPr>
-              <w:t>2</w:t>
-            </w:r>
-          </w:p>
-        </w:tc>
-        <w:tc>
-          <w:tcPr>
-            <w:tcW w:type="dxa" w:w="580"/>
-            <w:vAlign w:val="center"/>
-            <w:tcBorders>
-              <w:top w:val="single" w:sz="4" w:space="0" w:color="000000"/>
-              <w:left w:val="single" w:sz="4" w:space="0" w:color="000000"/>
-              <w:bottom w:val="single" w:sz="4" w:space="0" w:color="000000"/>
-              <w:right w:val="single" w:sz="4" w:space="0" w:color="000000"/>
-            </w:tcBorders>
-          </w:tcPr>
-          <w:p>
-            <w:pPr>
-              <w:spacing w:before="0" w:after="0" w:lineRule="exact" w:line="320"/>
-              <w:jc w:val="center"/>
-              <w:ind w:firstLine="0" w:firstLineChars="0"/>
-            </w:pPr>
-            <w:r>
-              <w:rPr>
-                <w:rFonts w:ascii="宋体" w:hAnsi="宋体" w:eastAsia="宋体" w:cs="宋体"/>
-                <w:b w:val="0"/>
-                <w:sz w:val="21"/>
-              </w:rPr>
-              <w:t>9月</w:t>
-              <w:br/>
-            </w:r>
-            <w:r>
-              <w:rPr>
-                <w:rFonts w:ascii="宋体" w:hAnsi="宋体" w:eastAsia="宋体" w:cs="宋体"/>
-                <w:b w:val="0"/>
-                <w:sz w:val="21"/>
-              </w:rPr>
-              <w:t>20</w:t>
-              <w:br/>
-            </w:r>
-            <w:r>
-              <w:rPr>
-                <w:rFonts w:ascii="宋体" w:hAnsi="宋体" w:eastAsia="宋体" w:cs="宋体"/>
-                <w:b w:val="0"/>
-                <w:sz w:val="21"/>
-              </w:rPr>
-              <w:t>日-</w:t>
-              <w:br/>
-            </w:r>
-            <w:r>
-              <w:rPr>
-                <w:rFonts w:ascii="宋体" w:hAnsi="宋体" w:eastAsia="宋体" w:cs="宋体"/>
-                <w:b w:val="0"/>
-                <w:sz w:val="21"/>
-              </w:rPr>
-              <w:t>21</w:t>
-              <w:br/>
-            </w:r>
-            <w:r>
-              <w:rPr>
-                <w:rFonts w:ascii="宋体" w:hAnsi="宋体" w:eastAsia="宋体" w:cs="宋体"/>
-                <w:b w:val="0"/>
-                <w:sz w:val="21"/>
-              </w:rPr>
-              <w:t>日</w:t>
-              <w:br/>
-            </w:r>
-            <w:r>
-              <w:rPr>
-                <w:rFonts w:ascii="宋体" w:hAnsi="宋体" w:eastAsia="宋体" w:cs="宋体"/>
-                <w:b w:val="0"/>
-                <w:sz w:val="21"/>
-              </w:rPr>
-              <w:t>（2</w:t>
-              <w:br/>
-            </w:r>
-            <w:r>
-              <w:rPr>
-                <w:rFonts w:ascii="宋体" w:hAnsi="宋体" w:eastAsia="宋体" w:cs="宋体"/>
-                <w:b w:val="0"/>
-                <w:sz w:val="21"/>
-              </w:rPr>
-              <w:t>天）</w:t>
+              <w:t>（2天）</w:t>
             </w:r>
           </w:p>
         </w:tc>
@@ -3866,7 +2921,7 @@
       <w:tr>
         <w:tc>
           <w:tcPr>
-            <w:tcW w:type="dxa" w:w="580"/>
+            <w:tcW w:type="dxa" w:w="520"/>
             <w:vAlign w:val="center"/>
             <w:tcBorders>
               <w:top w:val="single" w:sz="4" w:space="0" w:color="000000"/>
@@ -3893,28 +2948,163 @@
         </w:tc>
         <w:tc>
           <w:tcPr>
-            <w:tcW w:type="dxa" w:w="580"/>
-            <w:vAlign w:val="center"/>
-            <w:tcBorders>
-              <w:top w:val="single" w:sz="4" w:space="0" w:color="000000"/>
-              <w:left w:val="single" w:sz="4" w:space="0" w:color="000000"/>
-              <w:bottom w:val="single" w:sz="4" w:space="0" w:color="000000"/>
-              <w:right w:val="single" w:sz="4" w:space="0" w:color="000000"/>
-            </w:tcBorders>
-          </w:tcPr>
-          <w:p>
-            <w:pPr>
-              <w:spacing w:before="0" w:after="0" w:lineRule="exact" w:line="320"/>
-              <w:jc w:val="center"/>
-              <w:ind w:firstLine="0" w:firstLineChars="0"/>
-            </w:pPr>
-            <w:r>
-              <w:rPr>
-                <w:rFonts w:ascii="宋体" w:hAnsi="宋体" w:eastAsia="宋体" w:cs="宋体"/>
-                <w:b w:val="0"/>
-                <w:sz w:val="21"/>
-              </w:rPr>
-              <w:t>安装</w:t>
+            <w:tcW w:type="dxa" w:w="1449"/>
+            <w:vAlign w:val="center"/>
+            <w:tcBorders>
+              <w:top w:val="single" w:sz="4" w:space="0" w:color="000000"/>
+              <w:left w:val="single" w:sz="4" w:space="0" w:color="000000"/>
+              <w:bottom w:val="single" w:sz="4" w:space="0" w:color="000000"/>
+              <w:right w:val="single" w:sz="4" w:space="0" w:color="000000"/>
+            </w:tcBorders>
+          </w:tcPr>
+          <w:p>
+            <w:pPr>
+              <w:spacing w:before="0" w:after="0" w:lineRule="exact" w:line="320"/>
+              <w:jc w:val="center"/>
+              <w:ind w:firstLine="0" w:firstLineChars="0"/>
+            </w:pPr>
+            <w:r>
+              <w:rPr>
+                <w:rFonts w:ascii="宋体" w:hAnsi="宋体" w:eastAsia="宋体" w:cs="宋体"/>
+                <w:b w:val="0"/>
+                <w:sz w:val="21"/>
+              </w:rPr>
+              <w:t>安装公司</w:t>
+            </w:r>
+          </w:p>
+        </w:tc>
+        <w:tc>
+          <w:tcPr>
+            <w:tcW w:type="dxa" w:w="2787"/>
+            <w:vAlign w:val="center"/>
+            <w:tcBorders>
+              <w:top w:val="single" w:sz="4" w:space="0" w:color="000000"/>
+              <w:left w:val="single" w:sz="4" w:space="0" w:color="000000"/>
+              <w:bottom w:val="single" w:sz="4" w:space="0" w:color="000000"/>
+              <w:right w:val="single" w:sz="4" w:space="0" w:color="000000"/>
+            </w:tcBorders>
+          </w:tcPr>
+          <w:p>
+            <w:pPr>
+              <w:spacing w:before="0" w:after="0" w:lineRule="exact" w:line="320"/>
+              <w:jc w:val="center"/>
+              <w:ind w:firstLine="0" w:firstLineChars="0"/>
+            </w:pPr>
+            <w:r>
+              <w:rPr>
+                <w:rFonts w:ascii="宋体" w:hAnsi="宋体" w:eastAsia="宋体" w:cs="宋体"/>
+                <w:b w:val="0"/>
+                <w:sz w:val="21"/>
+              </w:rPr>
+              <w:t>国网山东青岛供电公司220kV德千线#61-#65、上海I线#83-#87杆塔维修</w:t>
+            </w:r>
+          </w:p>
+        </w:tc>
+        <w:tc>
+          <w:tcPr>
+            <w:tcW w:type="dxa" w:w="668"/>
+            <w:vAlign w:val="center"/>
+            <w:tcBorders>
+              <w:top w:val="single" w:sz="4" w:space="0" w:color="000000"/>
+              <w:left w:val="single" w:sz="4" w:space="0" w:color="000000"/>
+              <w:bottom w:val="single" w:sz="4" w:space="0" w:color="000000"/>
+              <w:right w:val="single" w:sz="4" w:space="0" w:color="000000"/>
+            </w:tcBorders>
+          </w:tcPr>
+          <w:p>
+            <w:pPr>
+              <w:spacing w:before="0" w:after="0" w:lineRule="exact" w:line="320"/>
+              <w:jc w:val="center"/>
+              <w:ind w:firstLine="0" w:firstLineChars="0"/>
+            </w:pPr>
+            <w:r>
+              <w:rPr>
+                <w:rFonts w:ascii="宋体" w:hAnsi="宋体" w:eastAsia="宋体" w:cs="宋体"/>
+                <w:b w:val="0"/>
+                <w:sz w:val="21"/>
+              </w:rPr>
+              <w:t>三级</w:t>
+            </w:r>
+          </w:p>
+        </w:tc>
+        <w:tc>
+          <w:tcPr>
+            <w:tcW w:type="dxa" w:w="966"/>
+            <w:vAlign w:val="center"/>
+            <w:tcBorders>
+              <w:top w:val="single" w:sz="4" w:space="0" w:color="000000"/>
+              <w:left w:val="single" w:sz="4" w:space="0" w:color="000000"/>
+              <w:bottom w:val="single" w:sz="4" w:space="0" w:color="000000"/>
+              <w:right w:val="single" w:sz="4" w:space="0" w:color="000000"/>
+            </w:tcBorders>
+          </w:tcPr>
+          <w:p>
+            <w:pPr>
+              <w:spacing w:before="0" w:after="0" w:lineRule="exact" w:line="320"/>
+              <w:jc w:val="center"/>
+              <w:ind w:firstLine="0" w:firstLineChars="0"/>
+            </w:pPr>
+            <w:r>
+              <w:rPr>
+                <w:rFonts w:ascii="宋体" w:hAnsi="宋体" w:eastAsia="宋体" w:cs="宋体"/>
+                <w:b w:val="0"/>
+                <w:sz w:val="21"/>
+              </w:rPr>
+              <w:t>1</w:t>
+            </w:r>
+          </w:p>
+        </w:tc>
+        <w:tc>
+          <w:tcPr>
+            <w:tcW w:type="dxa" w:w="817"/>
+            <w:vAlign w:val="center"/>
+            <w:tcBorders>
+              <w:top w:val="single" w:sz="4" w:space="0" w:color="000000"/>
+              <w:left w:val="single" w:sz="4" w:space="0" w:color="000000"/>
+              <w:bottom w:val="single" w:sz="4" w:space="0" w:color="000000"/>
+              <w:right w:val="single" w:sz="4" w:space="0" w:color="000000"/>
+            </w:tcBorders>
+          </w:tcPr>
+          <w:p>
+            <w:pPr>
+              <w:spacing w:before="0" w:after="0" w:lineRule="exact" w:line="320"/>
+              <w:jc w:val="center"/>
+              <w:ind w:firstLine="0" w:firstLineChars="0"/>
+            </w:pPr>
+            <w:r>
+              <w:rPr>
+                <w:rFonts w:ascii="宋体" w:hAnsi="宋体" w:eastAsia="宋体" w:cs="宋体"/>
+                <w:b w:val="0"/>
+                <w:sz w:val="21"/>
+              </w:rPr>
+              <w:t>3</w:t>
+            </w:r>
+          </w:p>
+        </w:tc>
+        <w:tc>
+          <w:tcPr>
+            <w:tcW w:type="dxa" w:w="1635"/>
+            <w:vAlign w:val="center"/>
+            <w:tcBorders>
+              <w:top w:val="single" w:sz="4" w:space="0" w:color="000000"/>
+              <w:left w:val="single" w:sz="4" w:space="0" w:color="000000"/>
+              <w:bottom w:val="single" w:sz="4" w:space="0" w:color="000000"/>
+              <w:right w:val="single" w:sz="4" w:space="0" w:color="000000"/>
+            </w:tcBorders>
+          </w:tcPr>
+          <w:p>
+            <w:pPr>
+              <w:spacing w:before="0" w:after="0" w:lineRule="exact" w:line="320"/>
+              <w:jc w:val="center"/>
+              <w:ind w:firstLine="0" w:firstLineChars="0"/>
+            </w:pPr>
+            <w:r>
+              <w:rPr>
+                <w:rFonts w:ascii="宋体" w:hAnsi="宋体" w:eastAsia="宋体" w:cs="宋体"/>
+                <w:b w:val="0"/>
+                <w:sz w:val="21"/>
+              </w:rPr>
+              <w:t>9月16日-21日</w:t>
               <w:br/>
             </w:r>
             <w:r>
@@ -3923,367 +3113,7 @@
                 <w:b w:val="0"/>
                 <w:sz w:val="21"/>
               </w:rPr>
-              <w:t>公司</w:t>
-            </w:r>
-          </w:p>
-        </w:tc>
-        <w:tc>
-          <w:tcPr>
-            <w:tcW w:type="dxa" w:w="580"/>
-            <w:vAlign w:val="center"/>
-            <w:tcBorders>
-              <w:top w:val="single" w:sz="4" w:space="0" w:color="000000"/>
-              <w:left w:val="single" w:sz="4" w:space="0" w:color="000000"/>
-              <w:bottom w:val="single" w:sz="4" w:space="0" w:color="000000"/>
-              <w:right w:val="single" w:sz="4" w:space="0" w:color="000000"/>
-            </w:tcBorders>
-          </w:tcPr>
-          <w:p>
-            <w:pPr>
-              <w:spacing w:before="0" w:after="0" w:lineRule="exact" w:line="320"/>
-              <w:jc w:val="center"/>
-              <w:ind w:firstLine="0" w:firstLineChars="0"/>
-            </w:pPr>
-            <w:r>
-              <w:rPr>
-                <w:rFonts w:ascii="宋体" w:hAnsi="宋体" w:eastAsia="宋体" w:cs="宋体"/>
-                <w:b w:val="0"/>
-                <w:sz w:val="21"/>
-              </w:rPr>
-              <w:t>国网</w:t>
-              <w:br/>
-            </w:r>
-            <w:r>
-              <w:rPr>
-                <w:rFonts w:ascii="宋体" w:hAnsi="宋体" w:eastAsia="宋体" w:cs="宋体"/>
-                <w:b w:val="0"/>
-                <w:sz w:val="21"/>
-              </w:rPr>
-              <w:t>山东</w:t>
-              <w:br/>
-            </w:r>
-            <w:r>
-              <w:rPr>
-                <w:rFonts w:ascii="宋体" w:hAnsi="宋体" w:eastAsia="宋体" w:cs="宋体"/>
-                <w:b w:val="0"/>
-                <w:sz w:val="21"/>
-              </w:rPr>
-              <w:t>青岛</w:t>
-              <w:br/>
-            </w:r>
-            <w:r>
-              <w:rPr>
-                <w:rFonts w:ascii="宋体" w:hAnsi="宋体" w:eastAsia="宋体" w:cs="宋体"/>
-                <w:b w:val="0"/>
-                <w:sz w:val="21"/>
-              </w:rPr>
-              <w:t>供电</w:t>
-              <w:br/>
-            </w:r>
-            <w:r>
-              <w:rPr>
-                <w:rFonts w:ascii="宋体" w:hAnsi="宋体" w:eastAsia="宋体" w:cs="宋体"/>
-                <w:b w:val="0"/>
-                <w:sz w:val="21"/>
-              </w:rPr>
-              <w:t>公司</w:t>
-              <w:br/>
-            </w:r>
-            <w:r>
-              <w:rPr>
-                <w:rFonts w:ascii="宋体" w:hAnsi="宋体" w:eastAsia="宋体" w:cs="宋体"/>
-                <w:b w:val="0"/>
-                <w:sz w:val="21"/>
-              </w:rPr>
-              <w:t>220</w:t>
-              <w:br/>
-            </w:r>
-            <w:r>
-              <w:rPr>
-                <w:rFonts w:ascii="宋体" w:hAnsi="宋体" w:eastAsia="宋体" w:cs="宋体"/>
-                <w:b w:val="0"/>
-                <w:sz w:val="21"/>
-              </w:rPr>
-              <w:t>kV</w:t>
-              <w:br/>
-            </w:r>
-            <w:r>
-              <w:rPr>
-                <w:rFonts w:ascii="宋体" w:hAnsi="宋体" w:eastAsia="宋体" w:cs="宋体"/>
-                <w:b w:val="0"/>
-                <w:sz w:val="21"/>
-              </w:rPr>
-              <w:t>德千</w:t>
-              <w:br/>
-            </w:r>
-            <w:r>
-              <w:rPr>
-                <w:rFonts w:ascii="宋体" w:hAnsi="宋体" w:eastAsia="宋体" w:cs="宋体"/>
-                <w:b w:val="0"/>
-                <w:sz w:val="21"/>
-              </w:rPr>
-              <w:t>线#</w:t>
-              <w:br/>
-            </w:r>
-            <w:r>
-              <w:rPr>
-                <w:rFonts w:ascii="宋体" w:hAnsi="宋体" w:eastAsia="宋体" w:cs="宋体"/>
-                <w:b w:val="0"/>
-                <w:sz w:val="21"/>
-              </w:rPr>
-              <w:t>61</w:t>
-              <w:br/>
-            </w:r>
-            <w:r>
-              <w:rPr>
-                <w:rFonts w:ascii="宋体" w:hAnsi="宋体" w:eastAsia="宋体" w:cs="宋体"/>
-                <w:b w:val="0"/>
-                <w:sz w:val="21"/>
-              </w:rPr>
-              <w:t>-#</w:t>
-              <w:br/>
-            </w:r>
-            <w:r>
-              <w:rPr>
-                <w:rFonts w:ascii="宋体" w:hAnsi="宋体" w:eastAsia="宋体" w:cs="宋体"/>
-                <w:b w:val="0"/>
-                <w:sz w:val="21"/>
-              </w:rPr>
-              <w:t>65</w:t>
-              <w:br/>
-            </w:r>
-            <w:r>
-              <w:rPr>
-                <w:rFonts w:ascii="宋体" w:hAnsi="宋体" w:eastAsia="宋体" w:cs="宋体"/>
-                <w:b w:val="0"/>
-                <w:sz w:val="21"/>
-              </w:rPr>
-              <w:t>、上</w:t>
-              <w:br/>
-            </w:r>
-            <w:r>
-              <w:rPr>
-                <w:rFonts w:ascii="宋体" w:hAnsi="宋体" w:eastAsia="宋体" w:cs="宋体"/>
-                <w:b w:val="0"/>
-                <w:sz w:val="21"/>
-              </w:rPr>
-              <w:t>海I</w:t>
-              <w:br/>
-            </w:r>
-            <w:r>
-              <w:rPr>
-                <w:rFonts w:ascii="宋体" w:hAnsi="宋体" w:eastAsia="宋体" w:cs="宋体"/>
-                <w:b w:val="0"/>
-                <w:sz w:val="21"/>
-              </w:rPr>
-              <w:t>线#</w:t>
-              <w:br/>
-            </w:r>
-            <w:r>
-              <w:rPr>
-                <w:rFonts w:ascii="宋体" w:hAnsi="宋体" w:eastAsia="宋体" w:cs="宋体"/>
-                <w:b w:val="0"/>
-                <w:sz w:val="21"/>
-              </w:rPr>
-              <w:t>83</w:t>
-              <w:br/>
-            </w:r>
-            <w:r>
-              <w:rPr>
-                <w:rFonts w:ascii="宋体" w:hAnsi="宋体" w:eastAsia="宋体" w:cs="宋体"/>
-                <w:b w:val="0"/>
-                <w:sz w:val="21"/>
-              </w:rPr>
-              <w:t>-#</w:t>
-              <w:br/>
-            </w:r>
-            <w:r>
-              <w:rPr>
-                <w:rFonts w:ascii="宋体" w:hAnsi="宋体" w:eastAsia="宋体" w:cs="宋体"/>
-                <w:b w:val="0"/>
-                <w:sz w:val="21"/>
-              </w:rPr>
-              <w:t>87</w:t>
-              <w:br/>
-            </w:r>
-            <w:r>
-              <w:rPr>
-                <w:rFonts w:ascii="宋体" w:hAnsi="宋体" w:eastAsia="宋体" w:cs="宋体"/>
-                <w:b w:val="0"/>
-                <w:sz w:val="21"/>
-              </w:rPr>
-              <w:t>杆塔</w:t>
-              <w:br/>
-            </w:r>
-            <w:r>
-              <w:rPr>
-                <w:rFonts w:ascii="宋体" w:hAnsi="宋体" w:eastAsia="宋体" w:cs="宋体"/>
-                <w:b w:val="0"/>
-                <w:sz w:val="21"/>
-              </w:rPr>
-              <w:t>维修</w:t>
-            </w:r>
-          </w:p>
-        </w:tc>
-        <w:tc>
-          <w:tcPr>
-            <w:tcW w:type="dxa" w:w="580"/>
-            <w:vAlign w:val="center"/>
-            <w:tcBorders>
-              <w:top w:val="single" w:sz="4" w:space="0" w:color="000000"/>
-              <w:left w:val="single" w:sz="4" w:space="0" w:color="000000"/>
-              <w:bottom w:val="single" w:sz="4" w:space="0" w:color="000000"/>
-              <w:right w:val="single" w:sz="4" w:space="0" w:color="000000"/>
-            </w:tcBorders>
-          </w:tcPr>
-          <w:p>
-            <w:pPr>
-              <w:spacing w:before="0" w:after="0" w:lineRule="exact" w:line="320"/>
-              <w:jc w:val="center"/>
-              <w:ind w:firstLine="0" w:firstLineChars="0"/>
-            </w:pPr>
-            <w:r>
-              <w:rPr>
-                <w:rFonts w:ascii="宋体" w:hAnsi="宋体" w:eastAsia="宋体" w:cs="宋体"/>
-                <w:b w:val="0"/>
-                <w:sz w:val="21"/>
-              </w:rPr>
-              <w:t>三级</w:t>
-            </w:r>
-          </w:p>
-        </w:tc>
-        <w:tc>
-          <w:tcPr>
-            <w:tcW w:type="dxa" w:w="580"/>
-            <w:vAlign w:val="center"/>
-            <w:tcBorders>
-              <w:top w:val="single" w:sz="4" w:space="0" w:color="000000"/>
-              <w:left w:val="single" w:sz="4" w:space="0" w:color="000000"/>
-              <w:bottom w:val="single" w:sz="4" w:space="0" w:color="000000"/>
-              <w:right w:val="single" w:sz="4" w:space="0" w:color="000000"/>
-            </w:tcBorders>
-          </w:tcPr>
-          <w:p>
-            <w:pPr>
-              <w:spacing w:before="0" w:after="0" w:lineRule="exact" w:line="320"/>
-              <w:jc w:val="center"/>
-              <w:ind w:firstLine="0" w:firstLineChars="0"/>
-            </w:pPr>
-            <w:r>
-              <w:rPr>
-                <w:rFonts w:ascii="宋体" w:hAnsi="宋体" w:eastAsia="宋体" w:cs="宋体"/>
-                <w:b w:val="0"/>
-                <w:sz w:val="21"/>
-              </w:rPr>
-              <w:t>1</w:t>
-            </w:r>
-          </w:p>
-        </w:tc>
-        <w:tc>
-          <w:tcPr>
-            <w:tcW w:type="dxa" w:w="580"/>
-            <w:vAlign w:val="center"/>
-            <w:tcBorders>
-              <w:top w:val="single" w:sz="4" w:space="0" w:color="000000"/>
-              <w:left w:val="single" w:sz="4" w:space="0" w:color="000000"/>
-              <w:bottom w:val="single" w:sz="4" w:space="0" w:color="000000"/>
-              <w:right w:val="single" w:sz="4" w:space="0" w:color="000000"/>
-            </w:tcBorders>
-          </w:tcPr>
-          <w:p>
-            <w:pPr>
-              <w:spacing w:before="0" w:after="0" w:lineRule="exact" w:line="320"/>
-              <w:jc w:val="center"/>
-              <w:ind w:firstLine="0" w:firstLineChars="0"/>
-            </w:pPr>
-            <w:r>
-              <w:rPr>
-                <w:rFonts w:ascii="宋体" w:hAnsi="宋体" w:eastAsia="宋体" w:cs="宋体"/>
-                <w:b w:val="0"/>
-                <w:sz w:val="21"/>
-              </w:rPr>
-              <w:t>3</w:t>
-            </w:r>
-          </w:p>
-        </w:tc>
-        <w:tc>
-          <w:tcPr>
-            <w:tcW w:type="dxa" w:w="580"/>
-            <w:vAlign w:val="center"/>
-            <w:tcBorders>
-              <w:top w:val="single" w:sz="4" w:space="0" w:color="000000"/>
-              <w:left w:val="single" w:sz="4" w:space="0" w:color="000000"/>
-              <w:bottom w:val="single" w:sz="4" w:space="0" w:color="000000"/>
-              <w:right w:val="single" w:sz="4" w:space="0" w:color="000000"/>
-            </w:tcBorders>
-          </w:tcPr>
-          <w:p>
-            <w:pPr>
-              <w:spacing w:before="0" w:after="0" w:lineRule="exact" w:line="320"/>
-              <w:jc w:val="center"/>
-              <w:ind w:firstLine="0" w:firstLineChars="0"/>
-            </w:pPr>
-            <w:r>
-              <w:rPr>
-                <w:rFonts w:ascii="宋体" w:hAnsi="宋体" w:eastAsia="宋体" w:cs="宋体"/>
-                <w:b w:val="0"/>
-                <w:sz w:val="21"/>
-              </w:rPr>
-              <w:t>9月</w:t>
-              <w:br/>
-            </w:r>
-            <w:r>
-              <w:rPr>
-                <w:rFonts w:ascii="宋体" w:hAnsi="宋体" w:eastAsia="宋体" w:cs="宋体"/>
-                <w:b w:val="0"/>
-                <w:sz w:val="21"/>
-              </w:rPr>
-              <w:t>16</w:t>
-              <w:br/>
-            </w:r>
-            <w:r>
-              <w:rPr>
-                <w:rFonts w:ascii="宋体" w:hAnsi="宋体" w:eastAsia="宋体" w:cs="宋体"/>
-                <w:b w:val="0"/>
-                <w:sz w:val="21"/>
-              </w:rPr>
-              <w:t>日-</w:t>
-              <w:br/>
-            </w:r>
-            <w:r>
-              <w:rPr>
-                <w:rFonts w:ascii="宋体" w:hAnsi="宋体" w:eastAsia="宋体" w:cs="宋体"/>
-                <w:b w:val="0"/>
-                <w:sz w:val="21"/>
-              </w:rPr>
-              <w:t>21</w:t>
-              <w:br/>
-            </w:r>
-            <w:r>
-              <w:rPr>
-                <w:rFonts w:ascii="宋体" w:hAnsi="宋体" w:eastAsia="宋体" w:cs="宋体"/>
-                <w:b w:val="0"/>
-                <w:sz w:val="21"/>
-              </w:rPr>
-              <w:t>日</w:t>
-              <w:br/>
-            </w:r>
-            <w:r>
-              <w:rPr>
-                <w:rFonts w:ascii="宋体" w:hAnsi="宋体" w:eastAsia="宋体" w:cs="宋体"/>
-                <w:b w:val="0"/>
-                <w:sz w:val="21"/>
-              </w:rPr>
-              <w:t>（6</w:t>
-              <w:br/>
-            </w:r>
-            <w:r>
-              <w:rPr>
-                <w:rFonts w:ascii="宋体" w:hAnsi="宋体" w:eastAsia="宋体" w:cs="宋体"/>
-                <w:b w:val="0"/>
-                <w:sz w:val="21"/>
-              </w:rPr>
-              <w:t>天）</w:t>
+              <w:t>（6天）</w:t>
             </w:r>
           </w:p>
         </w:tc>
@@ -4291,7 +3121,7 @@
       <w:tr>
         <w:tc>
           <w:tcPr>
-            <w:tcW w:type="dxa" w:w="580"/>
+            <w:tcW w:type="dxa" w:w="520"/>
             <w:vAlign w:val="center"/>
             <w:tcBorders>
               <w:top w:val="single" w:sz="4" w:space="0" w:color="000000"/>
@@ -4318,28 +3148,163 @@
         </w:tc>
         <w:tc>
           <w:tcPr>
-            <w:tcW w:type="dxa" w:w="580"/>
-            <w:vAlign w:val="center"/>
-            <w:tcBorders>
-              <w:top w:val="single" w:sz="4" w:space="0" w:color="000000"/>
-              <w:left w:val="single" w:sz="4" w:space="0" w:color="000000"/>
-              <w:bottom w:val="single" w:sz="4" w:space="0" w:color="000000"/>
-              <w:right w:val="single" w:sz="4" w:space="0" w:color="000000"/>
-            </w:tcBorders>
-          </w:tcPr>
-          <w:p>
-            <w:pPr>
-              <w:spacing w:before="0" w:after="0" w:lineRule="exact" w:line="320"/>
-              <w:jc w:val="center"/>
-              <w:ind w:firstLine="0" w:firstLineChars="0"/>
-            </w:pPr>
-            <w:r>
-              <w:rPr>
-                <w:rFonts w:ascii="宋体" w:hAnsi="宋体" w:eastAsia="宋体" w:cs="宋体"/>
-                <w:b w:val="0"/>
-                <w:sz w:val="21"/>
-              </w:rPr>
-              <w:t>安装</w:t>
+            <w:tcW w:type="dxa" w:w="1449"/>
+            <w:vAlign w:val="center"/>
+            <w:tcBorders>
+              <w:top w:val="single" w:sz="4" w:space="0" w:color="000000"/>
+              <w:left w:val="single" w:sz="4" w:space="0" w:color="000000"/>
+              <w:bottom w:val="single" w:sz="4" w:space="0" w:color="000000"/>
+              <w:right w:val="single" w:sz="4" w:space="0" w:color="000000"/>
+            </w:tcBorders>
+          </w:tcPr>
+          <w:p>
+            <w:pPr>
+              <w:spacing w:before="0" w:after="0" w:lineRule="exact" w:line="320"/>
+              <w:jc w:val="center"/>
+              <w:ind w:firstLine="0" w:firstLineChars="0"/>
+            </w:pPr>
+            <w:r>
+              <w:rPr>
+                <w:rFonts w:ascii="宋体" w:hAnsi="宋体" w:eastAsia="宋体" w:cs="宋体"/>
+                <w:b w:val="0"/>
+                <w:sz w:val="21"/>
+              </w:rPr>
+              <w:t>安装公司</w:t>
+            </w:r>
+          </w:p>
+        </w:tc>
+        <w:tc>
+          <w:tcPr>
+            <w:tcW w:type="dxa" w:w="2787"/>
+            <w:vAlign w:val="center"/>
+            <w:tcBorders>
+              <w:top w:val="single" w:sz="4" w:space="0" w:color="000000"/>
+              <w:left w:val="single" w:sz="4" w:space="0" w:color="000000"/>
+              <w:bottom w:val="single" w:sz="4" w:space="0" w:color="000000"/>
+              <w:right w:val="single" w:sz="4" w:space="0" w:color="000000"/>
+            </w:tcBorders>
+          </w:tcPr>
+          <w:p>
+            <w:pPr>
+              <w:spacing w:before="0" w:after="0" w:lineRule="exact" w:line="320"/>
+              <w:jc w:val="center"/>
+              <w:ind w:firstLine="0" w:firstLineChars="0"/>
+            </w:pPr>
+            <w:r>
+              <w:rPr>
+                <w:rFonts w:ascii="宋体" w:hAnsi="宋体" w:eastAsia="宋体" w:cs="宋体"/>
+                <w:b w:val="0"/>
+                <w:sz w:val="21"/>
+              </w:rPr>
+              <w:t>青岛城阳映月（红岛）220千伏输变电工程</w:t>
+            </w:r>
+          </w:p>
+        </w:tc>
+        <w:tc>
+          <w:tcPr>
+            <w:tcW w:type="dxa" w:w="668"/>
+            <w:vAlign w:val="center"/>
+            <w:tcBorders>
+              <w:top w:val="single" w:sz="4" w:space="0" w:color="000000"/>
+              <w:left w:val="single" w:sz="4" w:space="0" w:color="000000"/>
+              <w:bottom w:val="single" w:sz="4" w:space="0" w:color="000000"/>
+              <w:right w:val="single" w:sz="4" w:space="0" w:color="000000"/>
+            </w:tcBorders>
+          </w:tcPr>
+          <w:p>
+            <w:pPr>
+              <w:spacing w:before="0" w:after="0" w:lineRule="exact" w:line="320"/>
+              <w:jc w:val="center"/>
+              <w:ind w:firstLine="0" w:firstLineChars="0"/>
+            </w:pPr>
+            <w:r>
+              <w:rPr>
+                <w:rFonts w:ascii="宋体" w:hAnsi="宋体" w:eastAsia="宋体" w:cs="宋体"/>
+                <w:b w:val="0"/>
+                <w:sz w:val="21"/>
+              </w:rPr>
+              <w:t>三级</w:t>
+            </w:r>
+          </w:p>
+        </w:tc>
+        <w:tc>
+          <w:tcPr>
+            <w:tcW w:type="dxa" w:w="966"/>
+            <w:vAlign w:val="center"/>
+            <w:tcBorders>
+              <w:top w:val="single" w:sz="4" w:space="0" w:color="000000"/>
+              <w:left w:val="single" w:sz="4" w:space="0" w:color="000000"/>
+              <w:bottom w:val="single" w:sz="4" w:space="0" w:color="000000"/>
+              <w:right w:val="single" w:sz="4" w:space="0" w:color="000000"/>
+            </w:tcBorders>
+          </w:tcPr>
+          <w:p>
+            <w:pPr>
+              <w:spacing w:before="0" w:after="0" w:lineRule="exact" w:line="320"/>
+              <w:jc w:val="center"/>
+              <w:ind w:firstLine="0" w:firstLineChars="0"/>
+            </w:pPr>
+            <w:r>
+              <w:rPr>
+                <w:rFonts w:ascii="宋体" w:hAnsi="宋体" w:eastAsia="宋体" w:cs="宋体"/>
+                <w:b w:val="0"/>
+                <w:sz w:val="21"/>
+              </w:rPr>
+              <w:t>1</w:t>
+            </w:r>
+          </w:p>
+        </w:tc>
+        <w:tc>
+          <w:tcPr>
+            <w:tcW w:type="dxa" w:w="817"/>
+            <w:vAlign w:val="center"/>
+            <w:tcBorders>
+              <w:top w:val="single" w:sz="4" w:space="0" w:color="000000"/>
+              <w:left w:val="single" w:sz="4" w:space="0" w:color="000000"/>
+              <w:bottom w:val="single" w:sz="4" w:space="0" w:color="000000"/>
+              <w:right w:val="single" w:sz="4" w:space="0" w:color="000000"/>
+            </w:tcBorders>
+          </w:tcPr>
+          <w:p>
+            <w:pPr>
+              <w:spacing w:before="0" w:after="0" w:lineRule="exact" w:line="320"/>
+              <w:jc w:val="center"/>
+              <w:ind w:firstLine="0" w:firstLineChars="0"/>
+            </w:pPr>
+            <w:r>
+              <w:rPr>
+                <w:rFonts w:ascii="宋体" w:hAnsi="宋体" w:eastAsia="宋体" w:cs="宋体"/>
+                <w:b w:val="0"/>
+                <w:sz w:val="21"/>
+              </w:rPr>
+              <w:t>1</w:t>
+            </w:r>
+          </w:p>
+        </w:tc>
+        <w:tc>
+          <w:tcPr>
+            <w:tcW w:type="dxa" w:w="1635"/>
+            <w:vAlign w:val="center"/>
+            <w:tcBorders>
+              <w:top w:val="single" w:sz="4" w:space="0" w:color="000000"/>
+              <w:left w:val="single" w:sz="4" w:space="0" w:color="000000"/>
+              <w:bottom w:val="single" w:sz="4" w:space="0" w:color="000000"/>
+              <w:right w:val="single" w:sz="4" w:space="0" w:color="000000"/>
+            </w:tcBorders>
+          </w:tcPr>
+          <w:p>
+            <w:pPr>
+              <w:spacing w:before="0" w:after="0" w:lineRule="exact" w:line="320"/>
+              <w:jc w:val="center"/>
+              <w:ind w:firstLine="0" w:firstLineChars="0"/>
+            </w:pPr>
+            <w:r>
+              <w:rPr>
+                <w:rFonts w:ascii="宋体" w:hAnsi="宋体" w:eastAsia="宋体" w:cs="宋体"/>
+                <w:b w:val="0"/>
+                <w:sz w:val="21"/>
+              </w:rPr>
+              <w:t>9月22日-23日</w:t>
               <w:br/>
             </w:r>
             <w:r>
@@ -4348,277 +3313,7 @@
                 <w:b w:val="0"/>
                 <w:sz w:val="21"/>
               </w:rPr>
-              <w:t>公司</w:t>
-            </w:r>
-          </w:p>
-        </w:tc>
-        <w:tc>
-          <w:tcPr>
-            <w:tcW w:type="dxa" w:w="580"/>
-            <w:vAlign w:val="center"/>
-            <w:tcBorders>
-              <w:top w:val="single" w:sz="4" w:space="0" w:color="000000"/>
-              <w:left w:val="single" w:sz="4" w:space="0" w:color="000000"/>
-              <w:bottom w:val="single" w:sz="4" w:space="0" w:color="000000"/>
-              <w:right w:val="single" w:sz="4" w:space="0" w:color="000000"/>
-            </w:tcBorders>
-          </w:tcPr>
-          <w:p>
-            <w:pPr>
-              <w:spacing w:before="0" w:after="0" w:lineRule="exact" w:line="320"/>
-              <w:jc w:val="center"/>
-              <w:ind w:firstLine="0" w:firstLineChars="0"/>
-            </w:pPr>
-            <w:r>
-              <w:rPr>
-                <w:rFonts w:ascii="宋体" w:hAnsi="宋体" w:eastAsia="宋体" w:cs="宋体"/>
-                <w:b w:val="0"/>
-                <w:sz w:val="21"/>
-              </w:rPr>
-              <w:t>青岛</w:t>
-              <w:br/>
-            </w:r>
-            <w:r>
-              <w:rPr>
-                <w:rFonts w:ascii="宋体" w:hAnsi="宋体" w:eastAsia="宋体" w:cs="宋体"/>
-                <w:b w:val="0"/>
-                <w:sz w:val="21"/>
-              </w:rPr>
-              <w:t>城阳</w:t>
-              <w:br/>
-            </w:r>
-            <w:r>
-              <w:rPr>
-                <w:rFonts w:ascii="宋体" w:hAnsi="宋体" w:eastAsia="宋体" w:cs="宋体"/>
-                <w:b w:val="0"/>
-                <w:sz w:val="21"/>
-              </w:rPr>
-              <w:t>映月</w:t>
-              <w:br/>
-            </w:r>
-            <w:r>
-              <w:rPr>
-                <w:rFonts w:ascii="宋体" w:hAnsi="宋体" w:eastAsia="宋体" w:cs="宋体"/>
-                <w:b w:val="0"/>
-                <w:sz w:val="21"/>
-              </w:rPr>
-              <w:t>（红</w:t>
-              <w:br/>
-            </w:r>
-            <w:r>
-              <w:rPr>
-                <w:rFonts w:ascii="宋体" w:hAnsi="宋体" w:eastAsia="宋体" w:cs="宋体"/>
-                <w:b w:val="0"/>
-                <w:sz w:val="21"/>
-              </w:rPr>
-              <w:t>岛）</w:t>
-              <w:br/>
-            </w:r>
-            <w:r>
-              <w:rPr>
-                <w:rFonts w:ascii="宋体" w:hAnsi="宋体" w:eastAsia="宋体" w:cs="宋体"/>
-                <w:b w:val="0"/>
-                <w:sz w:val="21"/>
-              </w:rPr>
-              <w:t>220</w:t>
-              <w:br/>
-            </w:r>
-            <w:r>
-              <w:rPr>
-                <w:rFonts w:ascii="宋体" w:hAnsi="宋体" w:eastAsia="宋体" w:cs="宋体"/>
-                <w:b w:val="0"/>
-                <w:sz w:val="21"/>
-              </w:rPr>
-              <w:t>千伏</w:t>
-              <w:br/>
-            </w:r>
-            <w:r>
-              <w:rPr>
-                <w:rFonts w:ascii="宋体" w:hAnsi="宋体" w:eastAsia="宋体" w:cs="宋体"/>
-                <w:b w:val="0"/>
-                <w:sz w:val="21"/>
-              </w:rPr>
-              <w:t>输变</w:t>
-              <w:br/>
-            </w:r>
-            <w:r>
-              <w:rPr>
-                <w:rFonts w:ascii="宋体" w:hAnsi="宋体" w:eastAsia="宋体" w:cs="宋体"/>
-                <w:b w:val="0"/>
-                <w:sz w:val="21"/>
-              </w:rPr>
-              <w:t>电工</w:t>
-              <w:br/>
-            </w:r>
-            <w:r>
-              <w:rPr>
-                <w:rFonts w:ascii="宋体" w:hAnsi="宋体" w:eastAsia="宋体" w:cs="宋体"/>
-                <w:b w:val="0"/>
-                <w:sz w:val="21"/>
-              </w:rPr>
-              <w:t>程</w:t>
-            </w:r>
-          </w:p>
-        </w:tc>
-        <w:tc>
-          <w:tcPr>
-            <w:tcW w:type="dxa" w:w="580"/>
-            <w:vAlign w:val="center"/>
-            <w:tcBorders>
-              <w:top w:val="single" w:sz="4" w:space="0" w:color="000000"/>
-              <w:left w:val="single" w:sz="4" w:space="0" w:color="000000"/>
-              <w:bottom w:val="single" w:sz="4" w:space="0" w:color="000000"/>
-              <w:right w:val="single" w:sz="4" w:space="0" w:color="000000"/>
-            </w:tcBorders>
-          </w:tcPr>
-          <w:p>
-            <w:pPr>
-              <w:spacing w:before="0" w:after="0" w:lineRule="exact" w:line="320"/>
-              <w:jc w:val="center"/>
-              <w:ind w:firstLine="0" w:firstLineChars="0"/>
-            </w:pPr>
-            <w:r>
-              <w:rPr>
-                <w:rFonts w:ascii="宋体" w:hAnsi="宋体" w:eastAsia="宋体" w:cs="宋体"/>
-                <w:b w:val="0"/>
-                <w:sz w:val="21"/>
-              </w:rPr>
-              <w:t>三级</w:t>
-            </w:r>
-          </w:p>
-        </w:tc>
-        <w:tc>
-          <w:tcPr>
-            <w:tcW w:type="dxa" w:w="580"/>
-            <w:vAlign w:val="center"/>
-            <w:tcBorders>
-              <w:top w:val="single" w:sz="4" w:space="0" w:color="000000"/>
-              <w:left w:val="single" w:sz="4" w:space="0" w:color="000000"/>
-              <w:bottom w:val="single" w:sz="4" w:space="0" w:color="000000"/>
-              <w:right w:val="single" w:sz="4" w:space="0" w:color="000000"/>
-            </w:tcBorders>
-          </w:tcPr>
-          <w:p>
-            <w:pPr>
-              <w:spacing w:before="0" w:after="0" w:lineRule="exact" w:line="320"/>
-              <w:jc w:val="center"/>
-              <w:ind w:firstLine="0" w:firstLineChars="0"/>
-            </w:pPr>
-            <w:r>
-              <w:rPr>
-                <w:rFonts w:ascii="宋体" w:hAnsi="宋体" w:eastAsia="宋体" w:cs="宋体"/>
-                <w:b w:val="0"/>
-                <w:sz w:val="21"/>
-              </w:rPr>
-              <w:t>1</w:t>
-            </w:r>
-          </w:p>
-        </w:tc>
-        <w:tc>
-          <w:tcPr>
-            <w:tcW w:type="dxa" w:w="580"/>
-            <w:vAlign w:val="center"/>
-            <w:tcBorders>
-              <w:top w:val="single" w:sz="4" w:space="0" w:color="000000"/>
-              <w:left w:val="single" w:sz="4" w:space="0" w:color="000000"/>
-              <w:bottom w:val="single" w:sz="4" w:space="0" w:color="000000"/>
-              <w:right w:val="single" w:sz="4" w:space="0" w:color="000000"/>
-            </w:tcBorders>
-          </w:tcPr>
-          <w:p>
-            <w:pPr>
-              <w:spacing w:before="0" w:after="0" w:lineRule="exact" w:line="320"/>
-              <w:jc w:val="center"/>
-              <w:ind w:firstLine="0" w:firstLineChars="0"/>
-            </w:pPr>
-            <w:r>
-              <w:rPr>
-                <w:rFonts w:ascii="宋体" w:hAnsi="宋体" w:eastAsia="宋体" w:cs="宋体"/>
-                <w:b w:val="0"/>
-                <w:sz w:val="21"/>
-              </w:rPr>
-              <w:t>1</w:t>
-            </w:r>
-          </w:p>
-        </w:tc>
-        <w:tc>
-          <w:tcPr>
-            <w:tcW w:type="dxa" w:w="580"/>
-            <w:vAlign w:val="center"/>
-            <w:tcBorders>
-              <w:top w:val="single" w:sz="4" w:space="0" w:color="000000"/>
-              <w:left w:val="single" w:sz="4" w:space="0" w:color="000000"/>
-              <w:bottom w:val="single" w:sz="4" w:space="0" w:color="000000"/>
-              <w:right w:val="single" w:sz="4" w:space="0" w:color="000000"/>
-            </w:tcBorders>
-          </w:tcPr>
-          <w:p>
-            <w:pPr>
-              <w:spacing w:before="0" w:after="0" w:lineRule="exact" w:line="320"/>
-              <w:jc w:val="center"/>
-              <w:ind w:firstLine="0" w:firstLineChars="0"/>
-            </w:pPr>
-            <w:r>
-              <w:rPr>
-                <w:rFonts w:ascii="宋体" w:hAnsi="宋体" w:eastAsia="宋体" w:cs="宋体"/>
-                <w:b w:val="0"/>
-                <w:sz w:val="21"/>
-              </w:rPr>
-              <w:t>9月</w:t>
-              <w:br/>
-            </w:r>
-            <w:r>
-              <w:rPr>
-                <w:rFonts w:ascii="宋体" w:hAnsi="宋体" w:eastAsia="宋体" w:cs="宋体"/>
-                <w:b w:val="0"/>
-                <w:sz w:val="21"/>
-              </w:rPr>
-              <w:t>22</w:t>
-              <w:br/>
-            </w:r>
-            <w:r>
-              <w:rPr>
-                <w:rFonts w:ascii="宋体" w:hAnsi="宋体" w:eastAsia="宋体" w:cs="宋体"/>
-                <w:b w:val="0"/>
-                <w:sz w:val="21"/>
-              </w:rPr>
-              <w:t>日-</w:t>
-              <w:br/>
-            </w:r>
-            <w:r>
-              <w:rPr>
-                <w:rFonts w:ascii="宋体" w:hAnsi="宋体" w:eastAsia="宋体" w:cs="宋体"/>
-                <w:b w:val="0"/>
-                <w:sz w:val="21"/>
-              </w:rPr>
-              <w:t>23</w:t>
-              <w:br/>
-            </w:r>
-            <w:r>
-              <w:rPr>
-                <w:rFonts w:ascii="宋体" w:hAnsi="宋体" w:eastAsia="宋体" w:cs="宋体"/>
-                <w:b w:val="0"/>
-                <w:sz w:val="21"/>
-              </w:rPr>
-              <w:t>日</w:t>
-              <w:br/>
-            </w:r>
-            <w:r>
-              <w:rPr>
-                <w:rFonts w:ascii="宋体" w:hAnsi="宋体" w:eastAsia="宋体" w:cs="宋体"/>
-                <w:b w:val="0"/>
-                <w:sz w:val="21"/>
-              </w:rPr>
-              <w:t>（2</w:t>
-              <w:br/>
-            </w:r>
-            <w:r>
-              <w:rPr>
-                <w:rFonts w:ascii="宋体" w:hAnsi="宋体" w:eastAsia="宋体" w:cs="宋体"/>
-                <w:b w:val="0"/>
-                <w:sz w:val="21"/>
-              </w:rPr>
-              <w:t>天）</w:t>
+              <w:t>（2天）</w:t>
             </w:r>
           </w:p>
         </w:tc>
@@ -4626,7 +3321,7 @@
       <w:tr>
         <w:tc>
           <w:tcPr>
-            <w:tcW w:type="dxa" w:w="580"/>
+            <w:tcW w:type="dxa" w:w="520"/>
             <w:vAlign w:val="center"/>
             <w:tcBorders>
               <w:top w:val="single" w:sz="4" w:space="0" w:color="000000"/>
@@ -4653,28 +3348,163 @@
         </w:tc>
         <w:tc>
           <w:tcPr>
-            <w:tcW w:type="dxa" w:w="580"/>
-            <w:vAlign w:val="center"/>
-            <w:tcBorders>
-              <w:top w:val="single" w:sz="4" w:space="0" w:color="000000"/>
-              <w:left w:val="single" w:sz="4" w:space="0" w:color="000000"/>
-              <w:bottom w:val="single" w:sz="4" w:space="0" w:color="000000"/>
-              <w:right w:val="single" w:sz="4" w:space="0" w:color="000000"/>
-            </w:tcBorders>
-          </w:tcPr>
-          <w:p>
-            <w:pPr>
-              <w:spacing w:before="0" w:after="0" w:lineRule="exact" w:line="320"/>
-              <w:jc w:val="center"/>
-              <w:ind w:firstLine="0" w:firstLineChars="0"/>
-            </w:pPr>
-            <w:r>
-              <w:rPr>
-                <w:rFonts w:ascii="宋体" w:hAnsi="宋体" w:eastAsia="宋体" w:cs="宋体"/>
-                <w:b w:val="0"/>
-                <w:sz w:val="21"/>
-              </w:rPr>
-              <w:t>安装</w:t>
+            <w:tcW w:type="dxa" w:w="1449"/>
+            <w:vAlign w:val="center"/>
+            <w:tcBorders>
+              <w:top w:val="single" w:sz="4" w:space="0" w:color="000000"/>
+              <w:left w:val="single" w:sz="4" w:space="0" w:color="000000"/>
+              <w:bottom w:val="single" w:sz="4" w:space="0" w:color="000000"/>
+              <w:right w:val="single" w:sz="4" w:space="0" w:color="000000"/>
+            </w:tcBorders>
+          </w:tcPr>
+          <w:p>
+            <w:pPr>
+              <w:spacing w:before="0" w:after="0" w:lineRule="exact" w:line="320"/>
+              <w:jc w:val="center"/>
+              <w:ind w:firstLine="0" w:firstLineChars="0"/>
+            </w:pPr>
+            <w:r>
+              <w:rPr>
+                <w:rFonts w:ascii="宋体" w:hAnsi="宋体" w:eastAsia="宋体" w:cs="宋体"/>
+                <w:b w:val="0"/>
+                <w:sz w:val="21"/>
+              </w:rPr>
+              <w:t>安装公司</w:t>
+            </w:r>
+          </w:p>
+        </w:tc>
+        <w:tc>
+          <w:tcPr>
+            <w:tcW w:type="dxa" w:w="2787"/>
+            <w:vAlign w:val="center"/>
+            <w:tcBorders>
+              <w:top w:val="single" w:sz="4" w:space="0" w:color="000000"/>
+              <w:left w:val="single" w:sz="4" w:space="0" w:color="000000"/>
+              <w:bottom w:val="single" w:sz="4" w:space="0" w:color="000000"/>
+              <w:right w:val="single" w:sz="4" w:space="0" w:color="000000"/>
+            </w:tcBorders>
+          </w:tcPr>
+          <w:p>
+            <w:pPr>
+              <w:spacing w:before="0" w:after="0" w:lineRule="exact" w:line="320"/>
+              <w:jc w:val="center"/>
+              <w:ind w:firstLine="0" w:firstLineChars="0"/>
+            </w:pPr>
+            <w:r>
+              <w:rPr>
+                <w:rFonts w:ascii="宋体" w:hAnsi="宋体" w:eastAsia="宋体" w:cs="宋体"/>
+                <w:b w:val="0"/>
+                <w:sz w:val="21"/>
+              </w:rPr>
+              <w:t>青岛浦里220千伏输变电工程</w:t>
+            </w:r>
+          </w:p>
+        </w:tc>
+        <w:tc>
+          <w:tcPr>
+            <w:tcW w:type="dxa" w:w="668"/>
+            <w:vAlign w:val="center"/>
+            <w:tcBorders>
+              <w:top w:val="single" w:sz="4" w:space="0" w:color="000000"/>
+              <w:left w:val="single" w:sz="4" w:space="0" w:color="000000"/>
+              <w:bottom w:val="single" w:sz="4" w:space="0" w:color="000000"/>
+              <w:right w:val="single" w:sz="4" w:space="0" w:color="000000"/>
+            </w:tcBorders>
+          </w:tcPr>
+          <w:p>
+            <w:pPr>
+              <w:spacing w:before="0" w:after="0" w:lineRule="exact" w:line="320"/>
+              <w:jc w:val="center"/>
+              <w:ind w:firstLine="0" w:firstLineChars="0"/>
+            </w:pPr>
+            <w:r>
+              <w:rPr>
+                <w:rFonts w:ascii="宋体" w:hAnsi="宋体" w:eastAsia="宋体" w:cs="宋体"/>
+                <w:b w:val="0"/>
+                <w:sz w:val="21"/>
+              </w:rPr>
+              <w:t>三级</w:t>
+            </w:r>
+          </w:p>
+        </w:tc>
+        <w:tc>
+          <w:tcPr>
+            <w:tcW w:type="dxa" w:w="966"/>
+            <w:vAlign w:val="center"/>
+            <w:tcBorders>
+              <w:top w:val="single" w:sz="4" w:space="0" w:color="000000"/>
+              <w:left w:val="single" w:sz="4" w:space="0" w:color="000000"/>
+              <w:bottom w:val="single" w:sz="4" w:space="0" w:color="000000"/>
+              <w:right w:val="single" w:sz="4" w:space="0" w:color="000000"/>
+            </w:tcBorders>
+          </w:tcPr>
+          <w:p>
+            <w:pPr>
+              <w:spacing w:before="0" w:after="0" w:lineRule="exact" w:line="320"/>
+              <w:jc w:val="center"/>
+              <w:ind w:firstLine="0" w:firstLineChars="0"/>
+            </w:pPr>
+            <w:r>
+              <w:rPr>
+                <w:rFonts w:ascii="宋体" w:hAnsi="宋体" w:eastAsia="宋体" w:cs="宋体"/>
+                <w:b w:val="0"/>
+                <w:sz w:val="21"/>
+              </w:rPr>
+              <w:t>0</w:t>
+            </w:r>
+          </w:p>
+        </w:tc>
+        <w:tc>
+          <w:tcPr>
+            <w:tcW w:type="dxa" w:w="817"/>
+            <w:vAlign w:val="center"/>
+            <w:tcBorders>
+              <w:top w:val="single" w:sz="4" w:space="0" w:color="000000"/>
+              <w:left w:val="single" w:sz="4" w:space="0" w:color="000000"/>
+              <w:bottom w:val="single" w:sz="4" w:space="0" w:color="000000"/>
+              <w:right w:val="single" w:sz="4" w:space="0" w:color="000000"/>
+            </w:tcBorders>
+          </w:tcPr>
+          <w:p>
+            <w:pPr>
+              <w:spacing w:before="0" w:after="0" w:lineRule="exact" w:line="320"/>
+              <w:jc w:val="center"/>
+              <w:ind w:firstLine="0" w:firstLineChars="0"/>
+            </w:pPr>
+            <w:r>
+              <w:rPr>
+                <w:rFonts w:ascii="宋体" w:hAnsi="宋体" w:eastAsia="宋体" w:cs="宋体"/>
+                <w:b w:val="0"/>
+                <w:sz w:val="21"/>
+              </w:rPr>
+              <w:t>1</w:t>
+            </w:r>
+          </w:p>
+        </w:tc>
+        <w:tc>
+          <w:tcPr>
+            <w:tcW w:type="dxa" w:w="1635"/>
+            <w:vAlign w:val="center"/>
+            <w:tcBorders>
+              <w:top w:val="single" w:sz="4" w:space="0" w:color="000000"/>
+              <w:left w:val="single" w:sz="4" w:space="0" w:color="000000"/>
+              <w:bottom w:val="single" w:sz="4" w:space="0" w:color="000000"/>
+              <w:right w:val="single" w:sz="4" w:space="0" w:color="000000"/>
+            </w:tcBorders>
+          </w:tcPr>
+          <w:p>
+            <w:pPr>
+              <w:spacing w:before="0" w:after="0" w:lineRule="exact" w:line="320"/>
+              <w:jc w:val="center"/>
+              <w:ind w:firstLine="0" w:firstLineChars="0"/>
+            </w:pPr>
+            <w:r>
+              <w:rPr>
+                <w:rFonts w:ascii="宋体" w:hAnsi="宋体" w:eastAsia="宋体" w:cs="宋体"/>
+                <w:b w:val="0"/>
+                <w:sz w:val="21"/>
+              </w:rPr>
+              <w:t>9月24日</w:t>
               <w:br/>
             </w:r>
             <w:r>
@@ -4683,232 +3513,7 @@
                 <w:b w:val="0"/>
                 <w:sz w:val="21"/>
               </w:rPr>
-              <w:t>公司</w:t>
-            </w:r>
-          </w:p>
-        </w:tc>
-        <w:tc>
-          <w:tcPr>
-            <w:tcW w:type="dxa" w:w="580"/>
-            <w:vAlign w:val="center"/>
-            <w:tcBorders>
-              <w:top w:val="single" w:sz="4" w:space="0" w:color="000000"/>
-              <w:left w:val="single" w:sz="4" w:space="0" w:color="000000"/>
-              <w:bottom w:val="single" w:sz="4" w:space="0" w:color="000000"/>
-              <w:right w:val="single" w:sz="4" w:space="0" w:color="000000"/>
-            </w:tcBorders>
-          </w:tcPr>
-          <w:p>
-            <w:pPr>
-              <w:spacing w:before="0" w:after="0" w:lineRule="exact" w:line="320"/>
-              <w:jc w:val="center"/>
-              <w:ind w:firstLine="0" w:firstLineChars="0"/>
-            </w:pPr>
-            <w:r>
-              <w:rPr>
-                <w:rFonts w:ascii="宋体" w:hAnsi="宋体" w:eastAsia="宋体" w:cs="宋体"/>
-                <w:b w:val="0"/>
-                <w:sz w:val="21"/>
-              </w:rPr>
-              <w:t>青岛</w:t>
-              <w:br/>
-            </w:r>
-            <w:r>
-              <w:rPr>
-                <w:rFonts w:ascii="宋体" w:hAnsi="宋体" w:eastAsia="宋体" w:cs="宋体"/>
-                <w:b w:val="0"/>
-                <w:sz w:val="21"/>
-              </w:rPr>
-              <w:t>浦里</w:t>
-              <w:br/>
-            </w:r>
-            <w:r>
-              <w:rPr>
-                <w:rFonts w:ascii="宋体" w:hAnsi="宋体" w:eastAsia="宋体" w:cs="宋体"/>
-                <w:b w:val="0"/>
-                <w:sz w:val="21"/>
-              </w:rPr>
-              <w:t>220</w:t>
-              <w:br/>
-            </w:r>
-            <w:r>
-              <w:rPr>
-                <w:rFonts w:ascii="宋体" w:hAnsi="宋体" w:eastAsia="宋体" w:cs="宋体"/>
-                <w:b w:val="0"/>
-                <w:sz w:val="21"/>
-              </w:rPr>
-              <w:t>千伏</w:t>
-              <w:br/>
-            </w:r>
-            <w:r>
-              <w:rPr>
-                <w:rFonts w:ascii="宋体" w:hAnsi="宋体" w:eastAsia="宋体" w:cs="宋体"/>
-                <w:b w:val="0"/>
-                <w:sz w:val="21"/>
-              </w:rPr>
-              <w:t>输变</w:t>
-              <w:br/>
-            </w:r>
-            <w:r>
-              <w:rPr>
-                <w:rFonts w:ascii="宋体" w:hAnsi="宋体" w:eastAsia="宋体" w:cs="宋体"/>
-                <w:b w:val="0"/>
-                <w:sz w:val="21"/>
-              </w:rPr>
-              <w:t>电工</w:t>
-              <w:br/>
-            </w:r>
-            <w:r>
-              <w:rPr>
-                <w:rFonts w:ascii="宋体" w:hAnsi="宋体" w:eastAsia="宋体" w:cs="宋体"/>
-                <w:b w:val="0"/>
-                <w:sz w:val="21"/>
-              </w:rPr>
-              <w:t>程</w:t>
-            </w:r>
-          </w:p>
-        </w:tc>
-        <w:tc>
-          <w:tcPr>
-            <w:tcW w:type="dxa" w:w="580"/>
-            <w:vAlign w:val="center"/>
-            <w:tcBorders>
-              <w:top w:val="single" w:sz="4" w:space="0" w:color="000000"/>
-              <w:left w:val="single" w:sz="4" w:space="0" w:color="000000"/>
-              <w:bottom w:val="single" w:sz="4" w:space="0" w:color="000000"/>
-              <w:right w:val="single" w:sz="4" w:space="0" w:color="000000"/>
-            </w:tcBorders>
-          </w:tcPr>
-          <w:p>
-            <w:pPr>
-              <w:spacing w:before="0" w:after="0" w:lineRule="exact" w:line="320"/>
-              <w:jc w:val="center"/>
-              <w:ind w:firstLine="0" w:firstLineChars="0"/>
-            </w:pPr>
-            <w:r>
-              <w:rPr>
-                <w:rFonts w:ascii="宋体" w:hAnsi="宋体" w:eastAsia="宋体" w:cs="宋体"/>
-                <w:b w:val="0"/>
-                <w:sz w:val="21"/>
-              </w:rPr>
-              <w:t>三级</w:t>
-            </w:r>
-          </w:p>
-        </w:tc>
-        <w:tc>
-          <w:tcPr>
-            <w:tcW w:type="dxa" w:w="580"/>
-            <w:vAlign w:val="center"/>
-            <w:tcBorders>
-              <w:top w:val="single" w:sz="4" w:space="0" w:color="000000"/>
-              <w:left w:val="single" w:sz="4" w:space="0" w:color="000000"/>
-              <w:bottom w:val="single" w:sz="4" w:space="0" w:color="000000"/>
-              <w:right w:val="single" w:sz="4" w:space="0" w:color="000000"/>
-            </w:tcBorders>
-          </w:tcPr>
-          <w:p>
-            <w:pPr>
-              <w:spacing w:before="0" w:after="0" w:lineRule="exact" w:line="320"/>
-              <w:jc w:val="center"/>
-              <w:ind w:firstLine="0" w:firstLineChars="0"/>
-            </w:pPr>
-            <w:r>
-              <w:rPr>
-                <w:rFonts w:ascii="宋体" w:hAnsi="宋体" w:eastAsia="宋体" w:cs="宋体"/>
-                <w:b w:val="0"/>
-                <w:sz w:val="21"/>
-              </w:rPr>
-              <w:t>0</w:t>
-            </w:r>
-          </w:p>
-        </w:tc>
-        <w:tc>
-          <w:tcPr>
-            <w:tcW w:type="dxa" w:w="580"/>
-            <w:vAlign w:val="center"/>
-            <w:tcBorders>
-              <w:top w:val="single" w:sz="4" w:space="0" w:color="000000"/>
-              <w:left w:val="single" w:sz="4" w:space="0" w:color="000000"/>
-              <w:bottom w:val="single" w:sz="4" w:space="0" w:color="000000"/>
-              <w:right w:val="single" w:sz="4" w:space="0" w:color="000000"/>
-            </w:tcBorders>
-          </w:tcPr>
-          <w:p>
-            <w:pPr>
-              <w:spacing w:before="0" w:after="0" w:lineRule="exact" w:line="320"/>
-              <w:jc w:val="center"/>
-              <w:ind w:firstLine="0" w:firstLineChars="0"/>
-            </w:pPr>
-            <w:r>
-              <w:rPr>
-                <w:rFonts w:ascii="宋体" w:hAnsi="宋体" w:eastAsia="宋体" w:cs="宋体"/>
-                <w:b w:val="0"/>
-                <w:sz w:val="21"/>
-              </w:rPr>
-              <w:t>1</w:t>
-            </w:r>
-          </w:p>
-        </w:tc>
-        <w:tc>
-          <w:tcPr>
-            <w:tcW w:type="dxa" w:w="580"/>
-            <w:vAlign w:val="center"/>
-            <w:tcBorders>
-              <w:top w:val="single" w:sz="4" w:space="0" w:color="000000"/>
-              <w:left w:val="single" w:sz="4" w:space="0" w:color="000000"/>
-              <w:bottom w:val="single" w:sz="4" w:space="0" w:color="000000"/>
-              <w:right w:val="single" w:sz="4" w:space="0" w:color="000000"/>
-            </w:tcBorders>
-          </w:tcPr>
-          <w:p>
-            <w:pPr>
-              <w:spacing w:before="0" w:after="0" w:lineRule="exact" w:line="320"/>
-              <w:jc w:val="center"/>
-              <w:ind w:firstLine="0" w:firstLineChars="0"/>
-            </w:pPr>
-            <w:r>
-              <w:rPr>
-                <w:rFonts w:ascii="宋体" w:hAnsi="宋体" w:eastAsia="宋体" w:cs="宋体"/>
-                <w:b w:val="0"/>
-                <w:sz w:val="21"/>
-              </w:rPr>
-              <w:t>9月</w:t>
-              <w:br/>
-            </w:r>
-            <w:r>
-              <w:rPr>
-                <w:rFonts w:ascii="宋体" w:hAnsi="宋体" w:eastAsia="宋体" w:cs="宋体"/>
-                <w:b w:val="0"/>
-                <w:sz w:val="21"/>
-              </w:rPr>
-              <w:t>24</w:t>
-              <w:br/>
-            </w:r>
-            <w:r>
-              <w:rPr>
-                <w:rFonts w:ascii="宋体" w:hAnsi="宋体" w:eastAsia="宋体" w:cs="宋体"/>
-                <w:b w:val="0"/>
-                <w:sz w:val="21"/>
-              </w:rPr>
-              <w:t>日</w:t>
-              <w:br/>
-            </w:r>
-            <w:r>
-              <w:rPr>
-                <w:rFonts w:ascii="宋体" w:hAnsi="宋体" w:eastAsia="宋体" w:cs="宋体"/>
-                <w:b w:val="0"/>
-                <w:sz w:val="21"/>
-              </w:rPr>
-              <w:t>（1</w:t>
-              <w:br/>
-            </w:r>
-            <w:r>
-              <w:rPr>
-                <w:rFonts w:ascii="宋体" w:hAnsi="宋体" w:eastAsia="宋体" w:cs="宋体"/>
-                <w:b w:val="0"/>
-                <w:sz w:val="21"/>
-              </w:rPr>
-              <w:t>天）</w:t>
+              <w:t>（1天）</w:t>
             </w:r>
           </w:p>
         </w:tc>
@@ -4916,7 +3521,7 @@
       <w:tr>
         <w:tc>
           <w:tcPr>
-            <w:tcW w:type="dxa" w:w="580"/>
+            <w:tcW w:type="dxa" w:w="520"/>
             <w:vAlign w:val="center"/>
             <w:tcBorders>
               <w:top w:val="single" w:sz="4" w:space="0" w:color="000000"/>
@@ -4943,28 +3548,163 @@
         </w:tc>
         <w:tc>
           <w:tcPr>
-            <w:tcW w:type="dxa" w:w="580"/>
-            <w:vAlign w:val="center"/>
-            <w:tcBorders>
-              <w:top w:val="single" w:sz="4" w:space="0" w:color="000000"/>
-              <w:left w:val="single" w:sz="4" w:space="0" w:color="000000"/>
-              <w:bottom w:val="single" w:sz="4" w:space="0" w:color="000000"/>
-              <w:right w:val="single" w:sz="4" w:space="0" w:color="000000"/>
-            </w:tcBorders>
-          </w:tcPr>
-          <w:p>
-            <w:pPr>
-              <w:spacing w:before="0" w:after="0" w:lineRule="exact" w:line="320"/>
-              <w:jc w:val="center"/>
-              <w:ind w:firstLine="0" w:firstLineChars="0"/>
-            </w:pPr>
-            <w:r>
-              <w:rPr>
-                <w:rFonts w:ascii="宋体" w:hAnsi="宋体" w:eastAsia="宋体" w:cs="宋体"/>
-                <w:b w:val="0"/>
-                <w:sz w:val="21"/>
-              </w:rPr>
-              <w:t>安装</w:t>
+            <w:tcW w:type="dxa" w:w="1449"/>
+            <w:vAlign w:val="center"/>
+            <w:tcBorders>
+              <w:top w:val="single" w:sz="4" w:space="0" w:color="000000"/>
+              <w:left w:val="single" w:sz="4" w:space="0" w:color="000000"/>
+              <w:bottom w:val="single" w:sz="4" w:space="0" w:color="000000"/>
+              <w:right w:val="single" w:sz="4" w:space="0" w:color="000000"/>
+            </w:tcBorders>
+          </w:tcPr>
+          <w:p>
+            <w:pPr>
+              <w:spacing w:before="0" w:after="0" w:lineRule="exact" w:line="320"/>
+              <w:jc w:val="center"/>
+              <w:ind w:firstLine="0" w:firstLineChars="0"/>
+            </w:pPr>
+            <w:r>
+              <w:rPr>
+                <w:rFonts w:ascii="宋体" w:hAnsi="宋体" w:eastAsia="宋体" w:cs="宋体"/>
+                <w:b w:val="0"/>
+                <w:sz w:val="21"/>
+              </w:rPr>
+              <w:t>安装公司</w:t>
+            </w:r>
+          </w:p>
+        </w:tc>
+        <w:tc>
+          <w:tcPr>
+            <w:tcW w:type="dxa" w:w="2787"/>
+            <w:vAlign w:val="center"/>
+            <w:tcBorders>
+              <w:top w:val="single" w:sz="4" w:space="0" w:color="000000"/>
+              <w:left w:val="single" w:sz="4" w:space="0" w:color="000000"/>
+              <w:bottom w:val="single" w:sz="4" w:space="0" w:color="000000"/>
+              <w:right w:val="single" w:sz="4" w:space="0" w:color="000000"/>
+            </w:tcBorders>
+          </w:tcPr>
+          <w:p>
+            <w:pPr>
+              <w:spacing w:before="0" w:after="0" w:lineRule="exact" w:line="320"/>
+              <w:jc w:val="center"/>
+              <w:ind w:firstLine="0" w:firstLineChars="0"/>
+            </w:pPr>
+            <w:r>
+              <w:rPr>
+                <w:rFonts w:ascii="宋体" w:hAnsi="宋体" w:eastAsia="宋体" w:cs="宋体"/>
+                <w:b w:val="0"/>
+                <w:sz w:val="21"/>
+              </w:rPr>
+              <w:t>青兰高速公路河套至黄岛段改扩建工程220kV德千线、上海I线电力迁改</w:t>
+            </w:r>
+          </w:p>
+        </w:tc>
+        <w:tc>
+          <w:tcPr>
+            <w:tcW w:type="dxa" w:w="668"/>
+            <w:vAlign w:val="center"/>
+            <w:tcBorders>
+              <w:top w:val="single" w:sz="4" w:space="0" w:color="000000"/>
+              <w:left w:val="single" w:sz="4" w:space="0" w:color="000000"/>
+              <w:bottom w:val="single" w:sz="4" w:space="0" w:color="000000"/>
+              <w:right w:val="single" w:sz="4" w:space="0" w:color="000000"/>
+            </w:tcBorders>
+          </w:tcPr>
+          <w:p>
+            <w:pPr>
+              <w:spacing w:before="0" w:after="0" w:lineRule="exact" w:line="320"/>
+              <w:jc w:val="center"/>
+              <w:ind w:firstLine="0" w:firstLineChars="0"/>
+            </w:pPr>
+            <w:r>
+              <w:rPr>
+                <w:rFonts w:ascii="宋体" w:hAnsi="宋体" w:eastAsia="宋体" w:cs="宋体"/>
+                <w:b w:val="0"/>
+                <w:sz w:val="21"/>
+              </w:rPr>
+              <w:t>三级</w:t>
+            </w:r>
+          </w:p>
+        </w:tc>
+        <w:tc>
+          <w:tcPr>
+            <w:tcW w:type="dxa" w:w="966"/>
+            <w:vAlign w:val="center"/>
+            <w:tcBorders>
+              <w:top w:val="single" w:sz="4" w:space="0" w:color="000000"/>
+              <w:left w:val="single" w:sz="4" w:space="0" w:color="000000"/>
+              <w:bottom w:val="single" w:sz="4" w:space="0" w:color="000000"/>
+              <w:right w:val="single" w:sz="4" w:space="0" w:color="000000"/>
+            </w:tcBorders>
+          </w:tcPr>
+          <w:p>
+            <w:pPr>
+              <w:spacing w:before="0" w:after="0" w:lineRule="exact" w:line="320"/>
+              <w:jc w:val="center"/>
+              <w:ind w:firstLine="0" w:firstLineChars="0"/>
+            </w:pPr>
+            <w:r>
+              <w:rPr>
+                <w:rFonts w:ascii="宋体" w:hAnsi="宋体" w:eastAsia="宋体" w:cs="宋体"/>
+                <w:b w:val="0"/>
+                <w:sz w:val="21"/>
+              </w:rPr>
+              <w:t>1</w:t>
+            </w:r>
+          </w:p>
+        </w:tc>
+        <w:tc>
+          <w:tcPr>
+            <w:tcW w:type="dxa" w:w="817"/>
+            <w:vAlign w:val="center"/>
+            <w:tcBorders>
+              <w:top w:val="single" w:sz="4" w:space="0" w:color="000000"/>
+              <w:left w:val="single" w:sz="4" w:space="0" w:color="000000"/>
+              <w:bottom w:val="single" w:sz="4" w:space="0" w:color="000000"/>
+              <w:right w:val="single" w:sz="4" w:space="0" w:color="000000"/>
+            </w:tcBorders>
+          </w:tcPr>
+          <w:p>
+            <w:pPr>
+              <w:spacing w:before="0" w:after="0" w:lineRule="exact" w:line="320"/>
+              <w:jc w:val="center"/>
+              <w:ind w:firstLine="0" w:firstLineChars="0"/>
+            </w:pPr>
+            <w:r>
+              <w:rPr>
+                <w:rFonts w:ascii="宋体" w:hAnsi="宋体" w:eastAsia="宋体" w:cs="宋体"/>
+                <w:b w:val="0"/>
+                <w:sz w:val="21"/>
+              </w:rPr>
+              <w:t>3</w:t>
+            </w:r>
+          </w:p>
+        </w:tc>
+        <w:tc>
+          <w:tcPr>
+            <w:tcW w:type="dxa" w:w="1635"/>
+            <w:vAlign w:val="center"/>
+            <w:tcBorders>
+              <w:top w:val="single" w:sz="4" w:space="0" w:color="000000"/>
+              <w:left w:val="single" w:sz="4" w:space="0" w:color="000000"/>
+              <w:bottom w:val="single" w:sz="4" w:space="0" w:color="000000"/>
+              <w:right w:val="single" w:sz="4" w:space="0" w:color="000000"/>
+            </w:tcBorders>
+          </w:tcPr>
+          <w:p>
+            <w:pPr>
+              <w:spacing w:before="0" w:after="0" w:lineRule="exact" w:line="320"/>
+              <w:jc w:val="center"/>
+              <w:ind w:firstLine="0" w:firstLineChars="0"/>
+            </w:pPr>
+            <w:r>
+              <w:rPr>
+                <w:rFonts w:ascii="宋体" w:hAnsi="宋体" w:eastAsia="宋体" w:cs="宋体"/>
+                <w:b w:val="0"/>
+                <w:sz w:val="21"/>
+              </w:rPr>
+              <w:t>9月16日-21日</w:t>
               <w:br/>
             </w:r>
             <w:r>
@@ -4973,340 +3713,7 @@
                 <w:b w:val="0"/>
                 <w:sz w:val="21"/>
               </w:rPr>
-              <w:t>公司</w:t>
-            </w:r>
-          </w:p>
-        </w:tc>
-        <w:tc>
-          <w:tcPr>
-            <w:tcW w:type="dxa" w:w="580"/>
-            <w:vAlign w:val="center"/>
-            <w:tcBorders>
-              <w:top w:val="single" w:sz="4" w:space="0" w:color="000000"/>
-              <w:left w:val="single" w:sz="4" w:space="0" w:color="000000"/>
-              <w:bottom w:val="single" w:sz="4" w:space="0" w:color="000000"/>
-              <w:right w:val="single" w:sz="4" w:space="0" w:color="000000"/>
-            </w:tcBorders>
-          </w:tcPr>
-          <w:p>
-            <w:pPr>
-              <w:spacing w:before="0" w:after="0" w:lineRule="exact" w:line="320"/>
-              <w:jc w:val="center"/>
-              <w:ind w:firstLine="0" w:firstLineChars="0"/>
-            </w:pPr>
-            <w:r>
-              <w:rPr>
-                <w:rFonts w:ascii="宋体" w:hAnsi="宋体" w:eastAsia="宋体" w:cs="宋体"/>
-                <w:b w:val="0"/>
-                <w:sz w:val="21"/>
-              </w:rPr>
-              <w:t>青兰</w:t>
-              <w:br/>
-            </w:r>
-            <w:r>
-              <w:rPr>
-                <w:rFonts w:ascii="宋体" w:hAnsi="宋体" w:eastAsia="宋体" w:cs="宋体"/>
-                <w:b w:val="0"/>
-                <w:sz w:val="21"/>
-              </w:rPr>
-              <w:t>高速</w:t>
-              <w:br/>
-            </w:r>
-            <w:r>
-              <w:rPr>
-                <w:rFonts w:ascii="宋体" w:hAnsi="宋体" w:eastAsia="宋体" w:cs="宋体"/>
-                <w:b w:val="0"/>
-                <w:sz w:val="21"/>
-              </w:rPr>
-              <w:t>公路</w:t>
-              <w:br/>
-            </w:r>
-            <w:r>
-              <w:rPr>
-                <w:rFonts w:ascii="宋体" w:hAnsi="宋体" w:eastAsia="宋体" w:cs="宋体"/>
-                <w:b w:val="0"/>
-                <w:sz w:val="21"/>
-              </w:rPr>
-              <w:t>河套</w:t>
-              <w:br/>
-            </w:r>
-            <w:r>
-              <w:rPr>
-                <w:rFonts w:ascii="宋体" w:hAnsi="宋体" w:eastAsia="宋体" w:cs="宋体"/>
-                <w:b w:val="0"/>
-                <w:sz w:val="21"/>
-              </w:rPr>
-              <w:t>至黄</w:t>
-              <w:br/>
-            </w:r>
-            <w:r>
-              <w:rPr>
-                <w:rFonts w:ascii="宋体" w:hAnsi="宋体" w:eastAsia="宋体" w:cs="宋体"/>
-                <w:b w:val="0"/>
-                <w:sz w:val="21"/>
-              </w:rPr>
-              <w:t>岛段</w:t>
-              <w:br/>
-            </w:r>
-            <w:r>
-              <w:rPr>
-                <w:rFonts w:ascii="宋体" w:hAnsi="宋体" w:eastAsia="宋体" w:cs="宋体"/>
-                <w:b w:val="0"/>
-                <w:sz w:val="21"/>
-              </w:rPr>
-              <w:t>改扩</w:t>
-              <w:br/>
-            </w:r>
-            <w:r>
-              <w:rPr>
-                <w:rFonts w:ascii="宋体" w:hAnsi="宋体" w:eastAsia="宋体" w:cs="宋体"/>
-                <w:b w:val="0"/>
-                <w:sz w:val="21"/>
-              </w:rPr>
-              <w:t>建工</w:t>
-              <w:br/>
-            </w:r>
-            <w:r>
-              <w:rPr>
-                <w:rFonts w:ascii="宋体" w:hAnsi="宋体" w:eastAsia="宋体" w:cs="宋体"/>
-                <w:b w:val="0"/>
-                <w:sz w:val="21"/>
-              </w:rPr>
-              <w:t>程</w:t>
-              <w:br/>
-            </w:r>
-            <w:r>
-              <w:rPr>
-                <w:rFonts w:ascii="宋体" w:hAnsi="宋体" w:eastAsia="宋体" w:cs="宋体"/>
-                <w:b w:val="0"/>
-                <w:sz w:val="21"/>
-              </w:rPr>
-              <w:t>220</w:t>
-              <w:br/>
-            </w:r>
-            <w:r>
-              <w:rPr>
-                <w:rFonts w:ascii="宋体" w:hAnsi="宋体" w:eastAsia="宋体" w:cs="宋体"/>
-                <w:b w:val="0"/>
-                <w:sz w:val="21"/>
-              </w:rPr>
-              <w:t>kV</w:t>
-              <w:br/>
-            </w:r>
-            <w:r>
-              <w:rPr>
-                <w:rFonts w:ascii="宋体" w:hAnsi="宋体" w:eastAsia="宋体" w:cs="宋体"/>
-                <w:b w:val="0"/>
-                <w:sz w:val="21"/>
-              </w:rPr>
-              <w:t>德千</w:t>
-              <w:br/>
-            </w:r>
-            <w:r>
-              <w:rPr>
-                <w:rFonts w:ascii="宋体" w:hAnsi="宋体" w:eastAsia="宋体" w:cs="宋体"/>
-                <w:b w:val="0"/>
-                <w:sz w:val="21"/>
-              </w:rPr>
-              <w:t>线、</w:t>
-              <w:br/>
-            </w:r>
-            <w:r>
-              <w:rPr>
-                <w:rFonts w:ascii="宋体" w:hAnsi="宋体" w:eastAsia="宋体" w:cs="宋体"/>
-                <w:b w:val="0"/>
-                <w:sz w:val="21"/>
-              </w:rPr>
-              <w:t>上海</w:t>
-              <w:br/>
-            </w:r>
-            <w:r>
-              <w:rPr>
-                <w:rFonts w:ascii="宋体" w:hAnsi="宋体" w:eastAsia="宋体" w:cs="宋体"/>
-                <w:b w:val="0"/>
-                <w:sz w:val="21"/>
-              </w:rPr>
-              <w:t>I线</w:t>
-              <w:br/>
-            </w:r>
-            <w:r>
-              <w:rPr>
-                <w:rFonts w:ascii="宋体" w:hAnsi="宋体" w:eastAsia="宋体" w:cs="宋体"/>
-                <w:b w:val="0"/>
-                <w:sz w:val="21"/>
-              </w:rPr>
-              <w:t>电力</w:t>
-              <w:br/>
-            </w:r>
-            <w:r>
-              <w:rPr>
-                <w:rFonts w:ascii="宋体" w:hAnsi="宋体" w:eastAsia="宋体" w:cs="宋体"/>
-                <w:b w:val="0"/>
-                <w:sz w:val="21"/>
-              </w:rPr>
-              <w:t>迁改</w:t>
-            </w:r>
-          </w:p>
-        </w:tc>
-        <w:tc>
-          <w:tcPr>
-            <w:tcW w:type="dxa" w:w="580"/>
-            <w:vAlign w:val="center"/>
-            <w:tcBorders>
-              <w:top w:val="single" w:sz="4" w:space="0" w:color="000000"/>
-              <w:left w:val="single" w:sz="4" w:space="0" w:color="000000"/>
-              <w:bottom w:val="single" w:sz="4" w:space="0" w:color="000000"/>
-              <w:right w:val="single" w:sz="4" w:space="0" w:color="000000"/>
-            </w:tcBorders>
-          </w:tcPr>
-          <w:p>
-            <w:pPr>
-              <w:spacing w:before="0" w:after="0" w:lineRule="exact" w:line="320"/>
-              <w:jc w:val="center"/>
-              <w:ind w:firstLine="0" w:firstLineChars="0"/>
-            </w:pPr>
-            <w:r>
-              <w:rPr>
-                <w:rFonts w:ascii="宋体" w:hAnsi="宋体" w:eastAsia="宋体" w:cs="宋体"/>
-                <w:b w:val="0"/>
-                <w:sz w:val="21"/>
-              </w:rPr>
-              <w:t>三级</w:t>
-            </w:r>
-          </w:p>
-        </w:tc>
-        <w:tc>
-          <w:tcPr>
-            <w:tcW w:type="dxa" w:w="580"/>
-            <w:vAlign w:val="center"/>
-            <w:tcBorders>
-              <w:top w:val="single" w:sz="4" w:space="0" w:color="000000"/>
-              <w:left w:val="single" w:sz="4" w:space="0" w:color="000000"/>
-              <w:bottom w:val="single" w:sz="4" w:space="0" w:color="000000"/>
-              <w:right w:val="single" w:sz="4" w:space="0" w:color="000000"/>
-            </w:tcBorders>
-          </w:tcPr>
-          <w:p>
-            <w:pPr>
-              <w:spacing w:before="0" w:after="0" w:lineRule="exact" w:line="320"/>
-              <w:jc w:val="center"/>
-              <w:ind w:firstLine="0" w:firstLineChars="0"/>
-            </w:pPr>
-            <w:r>
-              <w:rPr>
-                <w:rFonts w:ascii="宋体" w:hAnsi="宋体" w:eastAsia="宋体" w:cs="宋体"/>
-                <w:b w:val="0"/>
-                <w:sz w:val="21"/>
-              </w:rPr>
-              <w:t>1</w:t>
-            </w:r>
-          </w:p>
-        </w:tc>
-        <w:tc>
-          <w:tcPr>
-            <w:tcW w:type="dxa" w:w="580"/>
-            <w:vAlign w:val="center"/>
-            <w:tcBorders>
-              <w:top w:val="single" w:sz="4" w:space="0" w:color="000000"/>
-              <w:left w:val="single" w:sz="4" w:space="0" w:color="000000"/>
-              <w:bottom w:val="single" w:sz="4" w:space="0" w:color="000000"/>
-              <w:right w:val="single" w:sz="4" w:space="0" w:color="000000"/>
-            </w:tcBorders>
-          </w:tcPr>
-          <w:p>
-            <w:pPr>
-              <w:spacing w:before="0" w:after="0" w:lineRule="exact" w:line="320"/>
-              <w:jc w:val="center"/>
-              <w:ind w:firstLine="0" w:firstLineChars="0"/>
-            </w:pPr>
-            <w:r>
-              <w:rPr>
-                <w:rFonts w:ascii="宋体" w:hAnsi="宋体" w:eastAsia="宋体" w:cs="宋体"/>
-                <w:b w:val="0"/>
-                <w:sz w:val="21"/>
-              </w:rPr>
-              <w:t>3</w:t>
-            </w:r>
-          </w:p>
-        </w:tc>
-        <w:tc>
-          <w:tcPr>
-            <w:tcW w:type="dxa" w:w="580"/>
-            <w:vAlign w:val="center"/>
-            <w:tcBorders>
-              <w:top w:val="single" w:sz="4" w:space="0" w:color="000000"/>
-              <w:left w:val="single" w:sz="4" w:space="0" w:color="000000"/>
-              <w:bottom w:val="single" w:sz="4" w:space="0" w:color="000000"/>
-              <w:right w:val="single" w:sz="4" w:space="0" w:color="000000"/>
-            </w:tcBorders>
-          </w:tcPr>
-          <w:p>
-            <w:pPr>
-              <w:spacing w:before="0" w:after="0" w:lineRule="exact" w:line="320"/>
-              <w:jc w:val="center"/>
-              <w:ind w:firstLine="0" w:firstLineChars="0"/>
-            </w:pPr>
-            <w:r>
-              <w:rPr>
-                <w:rFonts w:ascii="宋体" w:hAnsi="宋体" w:eastAsia="宋体" w:cs="宋体"/>
-                <w:b w:val="0"/>
-                <w:sz w:val="21"/>
-              </w:rPr>
-              <w:t>9月</w:t>
-              <w:br/>
-            </w:r>
-            <w:r>
-              <w:rPr>
-                <w:rFonts w:ascii="宋体" w:hAnsi="宋体" w:eastAsia="宋体" w:cs="宋体"/>
-                <w:b w:val="0"/>
-                <w:sz w:val="21"/>
-              </w:rPr>
-              <w:t>16</w:t>
-              <w:br/>
-            </w:r>
-            <w:r>
-              <w:rPr>
-                <w:rFonts w:ascii="宋体" w:hAnsi="宋体" w:eastAsia="宋体" w:cs="宋体"/>
-                <w:b w:val="0"/>
-                <w:sz w:val="21"/>
-              </w:rPr>
-              <w:t>日-</w:t>
-              <w:br/>
-            </w:r>
-            <w:r>
-              <w:rPr>
-                <w:rFonts w:ascii="宋体" w:hAnsi="宋体" w:eastAsia="宋体" w:cs="宋体"/>
-                <w:b w:val="0"/>
-                <w:sz w:val="21"/>
-              </w:rPr>
-              <w:t>21</w:t>
-              <w:br/>
-            </w:r>
-            <w:r>
-              <w:rPr>
-                <w:rFonts w:ascii="宋体" w:hAnsi="宋体" w:eastAsia="宋体" w:cs="宋体"/>
-                <w:b w:val="0"/>
-                <w:sz w:val="21"/>
-              </w:rPr>
-              <w:t>日</w:t>
-              <w:br/>
-            </w:r>
-            <w:r>
-              <w:rPr>
-                <w:rFonts w:ascii="宋体" w:hAnsi="宋体" w:eastAsia="宋体" w:cs="宋体"/>
-                <w:b w:val="0"/>
-                <w:sz w:val="21"/>
-              </w:rPr>
-              <w:t>（6</w:t>
-              <w:br/>
-            </w:r>
-            <w:r>
-              <w:rPr>
-                <w:rFonts w:ascii="宋体" w:hAnsi="宋体" w:eastAsia="宋体" w:cs="宋体"/>
-                <w:b w:val="0"/>
-                <w:sz w:val="21"/>
-              </w:rPr>
-              <w:t>天）</w:t>
+              <w:t>（6天）</w:t>
             </w:r>
           </w:p>
         </w:tc>
@@ -5314,7 +3721,7 @@
       <w:tr>
         <w:tc>
           <w:tcPr>
-            <w:tcW w:type="dxa" w:w="580"/>
+            <w:tcW w:type="dxa" w:w="520"/>
             <w:vAlign w:val="center"/>
             <w:tcBorders>
               <w:top w:val="single" w:sz="4" w:space="0" w:color="000000"/>
@@ -5341,28 +3748,163 @@
         </w:tc>
         <w:tc>
           <w:tcPr>
-            <w:tcW w:type="dxa" w:w="580"/>
-            <w:vAlign w:val="center"/>
-            <w:tcBorders>
-              <w:top w:val="single" w:sz="4" w:space="0" w:color="000000"/>
-              <w:left w:val="single" w:sz="4" w:space="0" w:color="000000"/>
-              <w:bottom w:val="single" w:sz="4" w:space="0" w:color="000000"/>
-              <w:right w:val="single" w:sz="4" w:space="0" w:color="000000"/>
-            </w:tcBorders>
-          </w:tcPr>
-          <w:p>
-            <w:pPr>
-              <w:spacing w:before="0" w:after="0" w:lineRule="exact" w:line="320"/>
-              <w:jc w:val="center"/>
-              <w:ind w:firstLine="0" w:firstLineChars="0"/>
-            </w:pPr>
-            <w:r>
-              <w:rPr>
-                <w:rFonts w:ascii="宋体" w:hAnsi="宋体" w:eastAsia="宋体" w:cs="宋体"/>
-                <w:b w:val="0"/>
-                <w:sz w:val="21"/>
-              </w:rPr>
-              <w:t>安装</w:t>
+            <w:tcW w:type="dxa" w:w="1449"/>
+            <w:vAlign w:val="center"/>
+            <w:tcBorders>
+              <w:top w:val="single" w:sz="4" w:space="0" w:color="000000"/>
+              <w:left w:val="single" w:sz="4" w:space="0" w:color="000000"/>
+              <w:bottom w:val="single" w:sz="4" w:space="0" w:color="000000"/>
+              <w:right w:val="single" w:sz="4" w:space="0" w:color="000000"/>
+            </w:tcBorders>
+          </w:tcPr>
+          <w:p>
+            <w:pPr>
+              <w:spacing w:before="0" w:after="0" w:lineRule="exact" w:line="320"/>
+              <w:jc w:val="center"/>
+              <w:ind w:firstLine="0" w:firstLineChars="0"/>
+            </w:pPr>
+            <w:r>
+              <w:rPr>
+                <w:rFonts w:ascii="宋体" w:hAnsi="宋体" w:eastAsia="宋体" w:cs="宋体"/>
+                <w:b w:val="0"/>
+                <w:sz w:val="21"/>
+              </w:rPr>
+              <w:t>安装公司</w:t>
+            </w:r>
+          </w:p>
+        </w:tc>
+        <w:tc>
+          <w:tcPr>
+            <w:tcW w:type="dxa" w:w="2787"/>
+            <w:vAlign w:val="center"/>
+            <w:tcBorders>
+              <w:top w:val="single" w:sz="4" w:space="0" w:color="000000"/>
+              <w:left w:val="single" w:sz="4" w:space="0" w:color="000000"/>
+              <w:bottom w:val="single" w:sz="4" w:space="0" w:color="000000"/>
+              <w:right w:val="single" w:sz="4" w:space="0" w:color="000000"/>
+            </w:tcBorders>
+          </w:tcPr>
+          <w:p>
+            <w:pPr>
+              <w:spacing w:before="0" w:after="0" w:lineRule="exact" w:line="320"/>
+              <w:jc w:val="center"/>
+              <w:ind w:firstLine="0" w:firstLineChars="0"/>
+            </w:pPr>
+            <w:r>
+              <w:rPr>
+                <w:rFonts w:ascii="宋体" w:hAnsi="宋体" w:eastAsia="宋体" w:cs="宋体"/>
+                <w:b w:val="0"/>
+                <w:sz w:val="21"/>
+              </w:rPr>
+              <w:t>青岛电子信息产业园配套项目电力配套工程二期</w:t>
+            </w:r>
+          </w:p>
+        </w:tc>
+        <w:tc>
+          <w:tcPr>
+            <w:tcW w:type="dxa" w:w="668"/>
+            <w:vAlign w:val="center"/>
+            <w:tcBorders>
+              <w:top w:val="single" w:sz="4" w:space="0" w:color="000000"/>
+              <w:left w:val="single" w:sz="4" w:space="0" w:color="000000"/>
+              <w:bottom w:val="single" w:sz="4" w:space="0" w:color="000000"/>
+              <w:right w:val="single" w:sz="4" w:space="0" w:color="000000"/>
+            </w:tcBorders>
+          </w:tcPr>
+          <w:p>
+            <w:pPr>
+              <w:spacing w:before="0" w:after="0" w:lineRule="exact" w:line="320"/>
+              <w:jc w:val="center"/>
+              <w:ind w:firstLine="0" w:firstLineChars="0"/>
+            </w:pPr>
+            <w:r>
+              <w:rPr>
+                <w:rFonts w:ascii="宋体" w:hAnsi="宋体" w:eastAsia="宋体" w:cs="宋体"/>
+                <w:b w:val="0"/>
+                <w:sz w:val="21"/>
+              </w:rPr>
+              <w:t>三级</w:t>
+            </w:r>
+          </w:p>
+        </w:tc>
+        <w:tc>
+          <w:tcPr>
+            <w:tcW w:type="dxa" w:w="966"/>
+            <w:vAlign w:val="center"/>
+            <w:tcBorders>
+              <w:top w:val="single" w:sz="4" w:space="0" w:color="000000"/>
+              <w:left w:val="single" w:sz="4" w:space="0" w:color="000000"/>
+              <w:bottom w:val="single" w:sz="4" w:space="0" w:color="000000"/>
+              <w:right w:val="single" w:sz="4" w:space="0" w:color="000000"/>
+            </w:tcBorders>
+          </w:tcPr>
+          <w:p>
+            <w:pPr>
+              <w:spacing w:before="0" w:after="0" w:lineRule="exact" w:line="320"/>
+              <w:jc w:val="center"/>
+              <w:ind w:firstLine="0" w:firstLineChars="0"/>
+            </w:pPr>
+            <w:r>
+              <w:rPr>
+                <w:rFonts w:ascii="宋体" w:hAnsi="宋体" w:eastAsia="宋体" w:cs="宋体"/>
+                <w:b w:val="0"/>
+                <w:sz w:val="21"/>
+              </w:rPr>
+              <w:t>1</w:t>
+            </w:r>
+          </w:p>
+        </w:tc>
+        <w:tc>
+          <w:tcPr>
+            <w:tcW w:type="dxa" w:w="817"/>
+            <w:vAlign w:val="center"/>
+            <w:tcBorders>
+              <w:top w:val="single" w:sz="4" w:space="0" w:color="000000"/>
+              <w:left w:val="single" w:sz="4" w:space="0" w:color="000000"/>
+              <w:bottom w:val="single" w:sz="4" w:space="0" w:color="000000"/>
+              <w:right w:val="single" w:sz="4" w:space="0" w:color="000000"/>
+            </w:tcBorders>
+          </w:tcPr>
+          <w:p>
+            <w:pPr>
+              <w:spacing w:before="0" w:after="0" w:lineRule="exact" w:line="320"/>
+              <w:jc w:val="center"/>
+              <w:ind w:firstLine="0" w:firstLineChars="0"/>
+            </w:pPr>
+            <w:r>
+              <w:rPr>
+                <w:rFonts w:ascii="宋体" w:hAnsi="宋体" w:eastAsia="宋体" w:cs="宋体"/>
+                <w:b w:val="0"/>
+                <w:sz w:val="21"/>
+              </w:rPr>
+              <w:t>1</w:t>
+            </w:r>
+          </w:p>
+        </w:tc>
+        <w:tc>
+          <w:tcPr>
+            <w:tcW w:type="dxa" w:w="1635"/>
+            <w:vAlign w:val="center"/>
+            <w:tcBorders>
+              <w:top w:val="single" w:sz="4" w:space="0" w:color="000000"/>
+              <w:left w:val="single" w:sz="4" w:space="0" w:color="000000"/>
+              <w:bottom w:val="single" w:sz="4" w:space="0" w:color="000000"/>
+              <w:right w:val="single" w:sz="4" w:space="0" w:color="000000"/>
+            </w:tcBorders>
+          </w:tcPr>
+          <w:p>
+            <w:pPr>
+              <w:spacing w:before="0" w:after="0" w:lineRule="exact" w:line="320"/>
+              <w:jc w:val="center"/>
+              <w:ind w:firstLine="0" w:firstLineChars="0"/>
+            </w:pPr>
+            <w:r>
+              <w:rPr>
+                <w:rFonts w:ascii="宋体" w:hAnsi="宋体" w:eastAsia="宋体" w:cs="宋体"/>
+                <w:b w:val="0"/>
+                <w:sz w:val="21"/>
+              </w:rPr>
+              <w:t>9月24日-30日</w:t>
               <w:br/>
             </w:r>
             <w:r>
@@ -5371,286 +3913,7 @@
                 <w:b w:val="0"/>
                 <w:sz w:val="21"/>
               </w:rPr>
-              <w:t>公司</w:t>
-            </w:r>
-          </w:p>
-        </w:tc>
-        <w:tc>
-          <w:tcPr>
-            <w:tcW w:type="dxa" w:w="580"/>
-            <w:vAlign w:val="center"/>
-            <w:tcBorders>
-              <w:top w:val="single" w:sz="4" w:space="0" w:color="000000"/>
-              <w:left w:val="single" w:sz="4" w:space="0" w:color="000000"/>
-              <w:bottom w:val="single" w:sz="4" w:space="0" w:color="000000"/>
-              <w:right w:val="single" w:sz="4" w:space="0" w:color="000000"/>
-            </w:tcBorders>
-          </w:tcPr>
-          <w:p>
-            <w:pPr>
-              <w:spacing w:before="0" w:after="0" w:lineRule="exact" w:line="320"/>
-              <w:jc w:val="center"/>
-              <w:ind w:firstLine="0" w:firstLineChars="0"/>
-            </w:pPr>
-            <w:r>
-              <w:rPr>
-                <w:rFonts w:ascii="宋体" w:hAnsi="宋体" w:eastAsia="宋体" w:cs="宋体"/>
-                <w:b w:val="0"/>
-                <w:sz w:val="21"/>
-              </w:rPr>
-              <w:t>青岛</w:t>
-              <w:br/>
-            </w:r>
-            <w:r>
-              <w:rPr>
-                <w:rFonts w:ascii="宋体" w:hAnsi="宋体" w:eastAsia="宋体" w:cs="宋体"/>
-                <w:b w:val="0"/>
-                <w:sz w:val="21"/>
-              </w:rPr>
-              <w:t>电子</w:t>
-              <w:br/>
-            </w:r>
-            <w:r>
-              <w:rPr>
-                <w:rFonts w:ascii="宋体" w:hAnsi="宋体" w:eastAsia="宋体" w:cs="宋体"/>
-                <w:b w:val="0"/>
-                <w:sz w:val="21"/>
-              </w:rPr>
-              <w:t>信息</w:t>
-              <w:br/>
-            </w:r>
-            <w:r>
-              <w:rPr>
-                <w:rFonts w:ascii="宋体" w:hAnsi="宋体" w:eastAsia="宋体" w:cs="宋体"/>
-                <w:b w:val="0"/>
-                <w:sz w:val="21"/>
-              </w:rPr>
-              <w:t>产业</w:t>
-              <w:br/>
-            </w:r>
-            <w:r>
-              <w:rPr>
-                <w:rFonts w:ascii="宋体" w:hAnsi="宋体" w:eastAsia="宋体" w:cs="宋体"/>
-                <w:b w:val="0"/>
-                <w:sz w:val="21"/>
-              </w:rPr>
-              <w:t>园配</w:t>
-              <w:br/>
-            </w:r>
-            <w:r>
-              <w:rPr>
-                <w:rFonts w:ascii="宋体" w:hAnsi="宋体" w:eastAsia="宋体" w:cs="宋体"/>
-                <w:b w:val="0"/>
-                <w:sz w:val="21"/>
-              </w:rPr>
-              <w:t>套项</w:t>
-              <w:br/>
-            </w:r>
-            <w:r>
-              <w:rPr>
-                <w:rFonts w:ascii="宋体" w:hAnsi="宋体" w:eastAsia="宋体" w:cs="宋体"/>
-                <w:b w:val="0"/>
-                <w:sz w:val="21"/>
-              </w:rPr>
-              <w:t>目电</w:t>
-              <w:br/>
-            </w:r>
-            <w:r>
-              <w:rPr>
-                <w:rFonts w:ascii="宋体" w:hAnsi="宋体" w:eastAsia="宋体" w:cs="宋体"/>
-                <w:b w:val="0"/>
-                <w:sz w:val="21"/>
-              </w:rPr>
-              <w:t>力配</w:t>
-              <w:br/>
-            </w:r>
-            <w:r>
-              <w:rPr>
-                <w:rFonts w:ascii="宋体" w:hAnsi="宋体" w:eastAsia="宋体" w:cs="宋体"/>
-                <w:b w:val="0"/>
-                <w:sz w:val="21"/>
-              </w:rPr>
-              <w:t>套工</w:t>
-              <w:br/>
-            </w:r>
-            <w:r>
-              <w:rPr>
-                <w:rFonts w:ascii="宋体" w:hAnsi="宋体" w:eastAsia="宋体" w:cs="宋体"/>
-                <w:b w:val="0"/>
-                <w:sz w:val="21"/>
-              </w:rPr>
-              <w:t>程二</w:t>
-              <w:br/>
-            </w:r>
-            <w:r>
-              <w:rPr>
-                <w:rFonts w:ascii="宋体" w:hAnsi="宋体" w:eastAsia="宋体" w:cs="宋体"/>
-                <w:b w:val="0"/>
-                <w:sz w:val="21"/>
-              </w:rPr>
-              <w:t>期</w:t>
-            </w:r>
-          </w:p>
-        </w:tc>
-        <w:tc>
-          <w:tcPr>
-            <w:tcW w:type="dxa" w:w="580"/>
-            <w:vAlign w:val="center"/>
-            <w:tcBorders>
-              <w:top w:val="single" w:sz="4" w:space="0" w:color="000000"/>
-              <w:left w:val="single" w:sz="4" w:space="0" w:color="000000"/>
-              <w:bottom w:val="single" w:sz="4" w:space="0" w:color="000000"/>
-              <w:right w:val="single" w:sz="4" w:space="0" w:color="000000"/>
-            </w:tcBorders>
-          </w:tcPr>
-          <w:p>
-            <w:pPr>
-              <w:spacing w:before="0" w:after="0" w:lineRule="exact" w:line="320"/>
-              <w:jc w:val="center"/>
-              <w:ind w:firstLine="0" w:firstLineChars="0"/>
-            </w:pPr>
-            <w:r>
-              <w:rPr>
-                <w:rFonts w:ascii="宋体" w:hAnsi="宋体" w:eastAsia="宋体" w:cs="宋体"/>
-                <w:b w:val="0"/>
-                <w:sz w:val="21"/>
-              </w:rPr>
-              <w:t>三级</w:t>
-            </w:r>
-          </w:p>
-        </w:tc>
-        <w:tc>
-          <w:tcPr>
-            <w:tcW w:type="dxa" w:w="580"/>
-            <w:vAlign w:val="center"/>
-            <w:tcBorders>
-              <w:top w:val="single" w:sz="4" w:space="0" w:color="000000"/>
-              <w:left w:val="single" w:sz="4" w:space="0" w:color="000000"/>
-              <w:bottom w:val="single" w:sz="4" w:space="0" w:color="000000"/>
-              <w:right w:val="single" w:sz="4" w:space="0" w:color="000000"/>
-            </w:tcBorders>
-          </w:tcPr>
-          <w:p>
-            <w:pPr>
-              <w:spacing w:before="0" w:after="0" w:lineRule="exact" w:line="320"/>
-              <w:jc w:val="center"/>
-              <w:ind w:firstLine="0" w:firstLineChars="0"/>
-            </w:pPr>
-            <w:r>
-              <w:rPr>
-                <w:rFonts w:ascii="宋体" w:hAnsi="宋体" w:eastAsia="宋体" w:cs="宋体"/>
-                <w:b w:val="0"/>
-                <w:sz w:val="21"/>
-              </w:rPr>
-              <w:t>1</w:t>
-            </w:r>
-          </w:p>
-        </w:tc>
-        <w:tc>
-          <w:tcPr>
-            <w:tcW w:type="dxa" w:w="580"/>
-            <w:vAlign w:val="center"/>
-            <w:tcBorders>
-              <w:top w:val="single" w:sz="4" w:space="0" w:color="000000"/>
-              <w:left w:val="single" w:sz="4" w:space="0" w:color="000000"/>
-              <w:bottom w:val="single" w:sz="4" w:space="0" w:color="000000"/>
-              <w:right w:val="single" w:sz="4" w:space="0" w:color="000000"/>
-            </w:tcBorders>
-          </w:tcPr>
-          <w:p>
-            <w:pPr>
-              <w:spacing w:before="0" w:after="0" w:lineRule="exact" w:line="320"/>
-              <w:jc w:val="center"/>
-              <w:ind w:firstLine="0" w:firstLineChars="0"/>
-            </w:pPr>
-            <w:r>
-              <w:rPr>
-                <w:rFonts w:ascii="宋体" w:hAnsi="宋体" w:eastAsia="宋体" w:cs="宋体"/>
-                <w:b w:val="0"/>
-                <w:sz w:val="21"/>
-              </w:rPr>
-              <w:t>1</w:t>
-            </w:r>
-          </w:p>
-        </w:tc>
-        <w:tc>
-          <w:tcPr>
-            <w:tcW w:type="dxa" w:w="580"/>
-            <w:vAlign w:val="center"/>
-            <w:tcBorders>
-              <w:top w:val="single" w:sz="4" w:space="0" w:color="000000"/>
-              <w:left w:val="single" w:sz="4" w:space="0" w:color="000000"/>
-              <w:bottom w:val="single" w:sz="4" w:space="0" w:color="000000"/>
-              <w:right w:val="single" w:sz="4" w:space="0" w:color="000000"/>
-            </w:tcBorders>
-          </w:tcPr>
-          <w:p>
-            <w:pPr>
-              <w:spacing w:before="0" w:after="0" w:lineRule="exact" w:line="320"/>
-              <w:jc w:val="center"/>
-              <w:ind w:firstLine="0" w:firstLineChars="0"/>
-            </w:pPr>
-            <w:r>
-              <w:rPr>
-                <w:rFonts w:ascii="宋体" w:hAnsi="宋体" w:eastAsia="宋体" w:cs="宋体"/>
-                <w:b w:val="0"/>
-                <w:sz w:val="21"/>
-              </w:rPr>
-              <w:t>9月</w:t>
-              <w:br/>
-            </w:r>
-            <w:r>
-              <w:rPr>
-                <w:rFonts w:ascii="宋体" w:hAnsi="宋体" w:eastAsia="宋体" w:cs="宋体"/>
-                <w:b w:val="0"/>
-                <w:sz w:val="21"/>
-              </w:rPr>
-              <w:t>24</w:t>
-              <w:br/>
-            </w:r>
-            <w:r>
-              <w:rPr>
-                <w:rFonts w:ascii="宋体" w:hAnsi="宋体" w:eastAsia="宋体" w:cs="宋体"/>
-                <w:b w:val="0"/>
-                <w:sz w:val="21"/>
-              </w:rPr>
-              <w:t>日-</w:t>
-              <w:br/>
-            </w:r>
-            <w:r>
-              <w:rPr>
-                <w:rFonts w:ascii="宋体" w:hAnsi="宋体" w:eastAsia="宋体" w:cs="宋体"/>
-                <w:b w:val="0"/>
-                <w:sz w:val="21"/>
-              </w:rPr>
-              <w:t>30</w:t>
-              <w:br/>
-            </w:r>
-            <w:r>
-              <w:rPr>
-                <w:rFonts w:ascii="宋体" w:hAnsi="宋体" w:eastAsia="宋体" w:cs="宋体"/>
-                <w:b w:val="0"/>
-                <w:sz w:val="21"/>
-              </w:rPr>
-              <w:t>日</w:t>
-              <w:br/>
-            </w:r>
-            <w:r>
-              <w:rPr>
-                <w:rFonts w:ascii="宋体" w:hAnsi="宋体" w:eastAsia="宋体" w:cs="宋体"/>
-                <w:b w:val="0"/>
-                <w:sz w:val="21"/>
-              </w:rPr>
-              <w:t>（7</w:t>
-              <w:br/>
-            </w:r>
-            <w:r>
-              <w:rPr>
-                <w:rFonts w:ascii="宋体" w:hAnsi="宋体" w:eastAsia="宋体" w:cs="宋体"/>
-                <w:b w:val="0"/>
-                <w:sz w:val="21"/>
-              </w:rPr>
-              <w:t>天）</w:t>
+              <w:t>（7天）</w:t>
             </w:r>
           </w:p>
         </w:tc>

--- a/安全作业承载力分析/承载力报告/承载力报告20260923/国网青岛供电公司2026年9月份第4周安全承载力分析报告.docx
+++ b/安全作业承载力分析/承载力报告/承载力报告20260923/国网青岛供电公司2026年9月份第4周安全承载力分析报告.docx
@@ -9,9 +9,7 @@
         <w:keepLines w:val="false"/>
         <w:pageBreakBefore w:val="false"/>
         <w:widowControl w:val="false"/>
-        <w:kinsoku w:val="true"/>
-        <w:overflowPunct w:val="true"/>
-        <w:autoSpaceDE w:val="true"/>
+        <w:overflowPunct w:val="false"/>
         <w:bidi w:val="0"/>
         <w:snapToGrid w:val="true"/>
         <w:spacing w:lineRule="exact" w:line="580"/>
@@ -40,9 +38,7 @@
         <w:keepLines w:val="false"/>
         <w:pageBreakBefore w:val="false"/>
         <w:widowControl w:val="false"/>
-        <w:kinsoku w:val="true"/>
-        <w:overflowPunct w:val="true"/>
-        <w:autoSpaceDE w:val="true"/>
+        <w:overflowPunct w:val="false"/>
         <w:bidi w:val="0"/>
         <w:snapToGrid w:val="true"/>
         <w:spacing w:lineRule="exact" w:line="580"/>
@@ -50,9 +46,11 @@
         <w:jc w:val="center"/>
         <w:textAlignment w:val="auto"/>
         <w:rPr>
-          <w:rFonts w:ascii="方正小标宋_GBK" w:hAnsi="方正小标宋_GBK" w:eastAsia="方正小标宋_GBK" w:cs="方正小标宋_GBK"/>
-          <w:sz w:val="44"/>
-          <w:szCs w:val="44"/>
+          <w:rFonts w:ascii="方正仿宋_GBK" w:hAnsi="方正仿宋_GBK" w:eastAsia="方正仿宋_GBK" w:cs="方正仿宋_GBK"/>
+          <w:color w:val="000000"/>
+          <w:sz w:val="32"/>
+          <w:szCs w:val="32"/>
+          <w:lang w:val="en-US" w:eastAsia="zh-CN"/>
         </w:rPr>
       </w:pPr>
       <w:r>
@@ -71,9 +69,7 @@
         <w:keepLines w:val="false"/>
         <w:pageBreakBefore w:val="false"/>
         <w:widowControl w:val="false"/>
-        <w:kinsoku w:val="true"/>
-        <w:overflowPunct w:val="true"/>
-        <w:autoSpaceDE w:val="true"/>
+        <w:overflowPunct w:val="false"/>
         <w:bidi w:val="0"/>
         <w:snapToGrid w:val="false"/>
         <w:spacing w:lineRule="exact" w:line="580"/>
@@ -84,7 +80,6 @@
           <w:color w:val="000000"/>
           <w:sz w:val="32"/>
           <w:szCs w:val="32"/>
-          <w:highlight w:val="none"/>
           <w:lang w:val="en-US" w:eastAsia="zh-CN"/>
         </w:rPr>
       </w:pPr>
@@ -105,21 +100,20 @@
         <w:keepLines w:val="false"/>
         <w:pageBreakBefore w:val="false"/>
         <w:widowControl w:val="false"/>
-        <w:kinsoku w:val="true"/>
-        <w:overflowPunct w:val="true"/>
-        <w:autoSpaceDE w:val="true"/>
+        <w:overflowPunct w:val="false"/>
         <w:bidi w:val="0"/>
         <w:snapToGrid w:val="true"/>
         <w:spacing w:lineRule="exact" w:line="580"/>
         <w:ind w:firstLine="640" w:end="0"/>
         <w:textAlignment w:val="auto"/>
         <w:rPr>
-          <w:rFonts w:ascii="方正黑体_GBK" w:hAnsi="方正黑体_GBK" w:eastAsia="方正黑体_GBK" w:cs="方正黑体_GBK"/>
-          <w:b w:val="false"/>
-          <w:bCs w:val="false"/>
+          <w:rFonts w:cs="方正仿宋_GBK"/>
+          <w:color w:val="000000"/>
+          <w:spacing w:val="0"/>
+          <w:kern w:val="2"/>
           <w:sz w:val="32"/>
           <w:szCs w:val="32"/>
-          <w:lang w:val="en-US" w:eastAsia="zh-CN"/>
+          <w:lang w:val="en-US" w:eastAsia="zh-CN" w:bidi="ar-SA"/>
         </w:rPr>
       </w:pPr>
       <w:r>
@@ -141,23 +135,17 @@
         <w:keepLines w:val="false"/>
         <w:pageBreakBefore w:val="false"/>
         <w:widowControl w:val="false"/>
-        <w:kinsoku w:val="true"/>
-        <w:overflowPunct w:val="true"/>
-        <w:autoSpaceDE w:val="true"/>
+        <w:overflowPunct w:val="false"/>
         <w:bidi w:val="0"/>
         <w:snapToGrid w:val="false"/>
         <w:spacing w:lineRule="exact" w:line="580"/>
         <w:ind w:firstLine="640" w:end="0"/>
         <w:textAlignment w:val="auto"/>
         <w:rPr>
-          <w:rFonts w:cs="方正仿宋_GBK"/>
-          <w:color w:val="000000"/>
-          <w:spacing w:val="0"/>
-          <w:kern w:val="2"/>
-          <w:sz w:val="32"/>
-          <w:szCs w:val="32"/>
-          <w:highlight w:val="none"/>
-          <w:lang w:val="en-US" w:eastAsia="zh-CN" w:bidi="ar"/>
+          <w:rFonts w:ascii="方正仿宋_GBK" w:hAnsi="方正仿宋_GBK" w:cs="方正仿宋_GBK"/>
+          <w:sz w:val="24"/>
+          <w:szCs w:val="24"/>
+          <w:lang w:eastAsia="zh-CN"/>
         </w:rPr>
       </w:pPr>
       <w:r>
@@ -168,9 +156,9 @@
           <w:kern w:val="2"/>
           <w:sz w:val="32"/>
           <w:szCs w:val="32"/>
-          <w:lang w:val="en-US" w:eastAsia="zh-CN" w:bidi="ar"/>
+          <w:lang w:val="en-US" w:eastAsia="zh-CN" w:bidi="ar-SA"/>
         </w:rPr>
-        <w:t>9月份第4周9月21日至9月27日，公司各单位共安排日计划3259项，其中二级风险作业0项、三级风险作业17项。三级及以上风险工作明细表如下：</w:t>
+        <w:t>9月份第4周9月21日至9月27日，公司各单位共安排日计划3259项，其中三级风险作业17项、四级风险作业712项、五级风险作业2530项。三级风险工作明细表如下：</w:t>
       </w:r>
     </w:p>
     <w:tbl>
@@ -221,9 +209,7 @@
               <w:keepNext w:val="false"/>
               <w:keepLines w:val="false"/>
               <w:widowControl w:val="false"/>
-              <w:kinsoku w:val="true"/>
-              <w:overflowPunct w:val="true"/>
-              <w:autoSpaceDE w:val="true"/>
+              <w:overflowPunct w:val="false"/>
               <w:bidi w:val="0"/>
               <w:snapToGrid w:val="false"/>
               <w:spacing w:lineRule="exact" w:line="320" w:before="0" w:after="0"/>
@@ -231,7 +217,7 @@
               <w:jc w:val="center"/>
               <w:textAlignment w:val="auto"/>
               <w:rPr>
-                <w:rFonts w:ascii="方正仿宋_GBK" w:hAnsi="方正仿宋_GBK" w:eastAsia="方正仿宋_GBK" w:cs="方正仿宋_GBK"/>
+                <w:rFonts w:ascii="方正仿宋_GBK" w:hAnsi="方正仿宋_GBK" w:cs="方正仿宋_GBK"/>
                 <w:sz w:val="24"/>
                 <w:szCs w:val="24"/>
                 <w:lang w:eastAsia="zh-CN"/>
@@ -266,9 +252,7 @@
               <w:keepNext w:val="false"/>
               <w:keepLines w:val="false"/>
               <w:widowControl w:val="false"/>
-              <w:kinsoku w:val="true"/>
-              <w:overflowPunct w:val="true"/>
-              <w:autoSpaceDE w:val="true"/>
+              <w:overflowPunct w:val="false"/>
               <w:bidi w:val="0"/>
               <w:snapToGrid w:val="false"/>
               <w:spacing w:lineRule="exact" w:line="320" w:before="0" w:after="0"/>
@@ -276,7 +260,7 @@
               <w:jc w:val="center"/>
               <w:textAlignment w:val="auto"/>
               <w:rPr>
-                <w:rFonts w:ascii="方正仿宋_GBK" w:hAnsi="方正仿宋_GBK" w:eastAsia="方正仿宋_GBK" w:cs="方正仿宋_GBK"/>
+                <w:rFonts w:ascii="方正仿宋_GBK" w:hAnsi="方正仿宋_GBK" w:cs="方正仿宋_GBK"/>
                 <w:sz w:val="24"/>
                 <w:szCs w:val="24"/>
                 <w:lang w:eastAsia="zh-CN"/>
@@ -311,9 +295,7 @@
               <w:keepNext w:val="false"/>
               <w:keepLines w:val="false"/>
               <w:widowControl w:val="false"/>
-              <w:kinsoku w:val="true"/>
-              <w:overflowPunct w:val="true"/>
-              <w:autoSpaceDE w:val="true"/>
+              <w:overflowPunct w:val="false"/>
               <w:bidi w:val="0"/>
               <w:snapToGrid w:val="false"/>
               <w:spacing w:lineRule="exact" w:line="320" w:before="0" w:after="0"/>
@@ -321,7 +303,7 @@
               <w:jc w:val="center"/>
               <w:textAlignment w:val="auto"/>
               <w:rPr>
-                <w:rFonts w:ascii="方正仿宋_GBK" w:hAnsi="方正仿宋_GBK" w:eastAsia="方正仿宋_GBK" w:cs="方正仿宋_GBK"/>
+                <w:rFonts w:ascii="方正仿宋_GBK" w:hAnsi="方正仿宋_GBK" w:cs="方正仿宋_GBK"/>
                 <w:sz w:val="24"/>
                 <w:szCs w:val="24"/>
                 <w:lang w:eastAsia="zh-CN"/>
@@ -356,9 +338,7 @@
               <w:keepNext w:val="false"/>
               <w:keepLines w:val="false"/>
               <w:widowControl w:val="false"/>
-              <w:kinsoku w:val="true"/>
-              <w:overflowPunct w:val="true"/>
-              <w:autoSpaceDE w:val="true"/>
+              <w:overflowPunct w:val="false"/>
               <w:bidi w:val="0"/>
               <w:snapToGrid w:val="false"/>
               <w:spacing w:lineRule="exact" w:line="320" w:before="0" w:after="0"/>
@@ -366,7 +346,7 @@
               <w:jc w:val="center"/>
               <w:textAlignment w:val="auto"/>
               <w:rPr>
-                <w:rFonts w:ascii="方正仿宋_GBK" w:hAnsi="方正仿宋_GBK" w:eastAsia="方正仿宋_GBK" w:cs="方正仿宋_GBK"/>
+                <w:rFonts w:ascii="方正仿宋_GBK" w:hAnsi="方正仿宋_GBK" w:cs="方正仿宋_GBK"/>
                 <w:sz w:val="24"/>
                 <w:szCs w:val="24"/>
                 <w:lang w:eastAsia="zh-CN"/>
@@ -401,9 +381,7 @@
               <w:keepNext w:val="false"/>
               <w:keepLines w:val="false"/>
               <w:widowControl w:val="false"/>
-              <w:kinsoku w:val="true"/>
-              <w:overflowPunct w:val="true"/>
-              <w:autoSpaceDE w:val="true"/>
+              <w:overflowPunct w:val="false"/>
               <w:bidi w:val="0"/>
               <w:snapToGrid w:val="false"/>
               <w:spacing w:lineRule="exact" w:line="320" w:before="0" w:after="0"/>
@@ -411,7 +389,7 @@
               <w:jc w:val="center"/>
               <w:textAlignment w:val="auto"/>
               <w:rPr>
-                <w:rFonts w:ascii="方正仿宋_GBK" w:hAnsi="方正仿宋_GBK" w:eastAsia="方正仿宋_GBK" w:cs="方正仿宋_GBK"/>
+                <w:rFonts w:cs="方正仿宋_GBK"/>
                 <w:sz w:val="24"/>
                 <w:szCs w:val="24"/>
                 <w:lang w:eastAsia="zh-CN"/>
@@ -446,9 +424,7 @@
               <w:keepNext w:val="false"/>
               <w:keepLines w:val="false"/>
               <w:widowControl w:val="false"/>
-              <w:kinsoku w:val="true"/>
-              <w:overflowPunct w:val="true"/>
-              <w:autoSpaceDE w:val="true"/>
+              <w:overflowPunct w:val="false"/>
               <w:bidi w:val="0"/>
               <w:snapToGrid w:val="false"/>
               <w:spacing w:lineRule="exact" w:line="320" w:before="0" w:after="0"/>
@@ -456,7 +432,7 @@
               <w:jc w:val="center"/>
               <w:textAlignment w:val="auto"/>
               <w:rPr>
-                <w:rFonts w:ascii="方正仿宋_GBK" w:hAnsi="方正仿宋_GBK" w:eastAsia="方正仿宋_GBK" w:cs="方正仿宋_GBK"/>
+                <w:rFonts w:cs="方正仿宋_GBK"/>
                 <w:sz w:val="24"/>
                 <w:szCs w:val="24"/>
                 <w:lang w:eastAsia="zh-CN"/>
@@ -491,9 +467,7 @@
               <w:keepNext w:val="false"/>
               <w:keepLines w:val="false"/>
               <w:widowControl w:val="false"/>
-              <w:kinsoku w:val="true"/>
-              <w:overflowPunct w:val="true"/>
-              <w:autoSpaceDE w:val="true"/>
+              <w:overflowPunct w:val="false"/>
               <w:bidi w:val="0"/>
               <w:snapToGrid w:val="false"/>
               <w:spacing w:lineRule="exact" w:line="320" w:before="0" w:after="0"/>
@@ -501,7 +475,7 @@
               <w:jc w:val="center"/>
               <w:textAlignment w:val="auto"/>
               <w:rPr>
-                <w:rFonts w:ascii="方正仿宋_GBK" w:hAnsi="方正仿宋_GBK" w:eastAsia="方正仿宋_GBK" w:cs="方正仿宋_GBK"/>
+                <w:rFonts w:ascii="方正仿宋_GBK" w:hAnsi="方正仿宋_GBK" w:cs="方正仿宋_GBK"/>
                 <w:sz w:val="24"/>
                 <w:szCs w:val="24"/>
                 <w:lang w:eastAsia="zh-CN"/>
@@ -3926,23 +3900,19 @@
         <w:keepLines w:val="false"/>
         <w:pageBreakBefore w:val="false"/>
         <w:widowControl w:val="false"/>
-        <w:kinsoku w:val="true"/>
-        <w:overflowPunct w:val="true"/>
-        <w:autoSpaceDE w:val="true"/>
+        <w:overflowPunct w:val="false"/>
         <w:bidi w:val="0"/>
         <w:snapToGrid w:val="false"/>
         <w:spacing w:lineRule="exact" w:line="580"/>
         <w:ind w:firstLine="640" w:end="0"/>
         <w:textAlignment w:val="auto"/>
         <w:rPr>
-          <w:rFonts w:cs="方正仿宋_GBK"/>
-          <w:color w:val="000000"/>
-          <w:kern w:val="2"/>
+          <w:rFonts w:ascii="方正黑体_GBK" w:hAnsi="方正黑体_GBK" w:eastAsia="方正黑体_GBK" w:cs="方正黑体_GBK"/>
+          <w:b w:val="false"/>
+          <w:bCs w:val="false"/>
           <w:sz w:val="32"/>
           <w:szCs w:val="32"/>
-          <w:highlight w:val="none"/>
-          <w:u w:val="none"/>
-          <w:lang w:val="en-US" w:eastAsia="zh-CN" w:bidi="ar-SA"/>
+          <w:lang w:val="en-US" w:eastAsia="zh-CN"/>
         </w:rPr>
       </w:pPr>
       <w:r>
@@ -3992,21 +3962,20 @@
         <w:keepLines w:val="false"/>
         <w:pageBreakBefore w:val="false"/>
         <w:widowControl w:val="false"/>
-        <w:kinsoku w:val="true"/>
-        <w:overflowPunct w:val="true"/>
-        <w:autoSpaceDE w:val="true"/>
+        <w:overflowPunct w:val="false"/>
         <w:bidi w:val="0"/>
         <w:snapToGrid w:val="true"/>
         <w:spacing w:lineRule="exact" w:line="580"/>
         <w:ind w:firstLine="640" w:end="0"/>
         <w:textAlignment w:val="auto"/>
         <w:rPr>
-          <w:rFonts w:ascii="方正黑体_GBK" w:hAnsi="方正黑体_GBK" w:eastAsia="方正黑体_GBK" w:cs="方正黑体_GBK"/>
-          <w:b w:val="false"/>
-          <w:bCs w:val="false"/>
+          <w:rFonts w:ascii="方正楷体_GBK" w:hAnsi="方正楷体_GBK" w:eastAsia="方正楷体_GBK" w:cs="方正楷体_GBK"/>
+          <w:b/>
+          <w:bCs/>
+          <w:color w:val="000000"/>
           <w:sz w:val="32"/>
           <w:szCs w:val="32"/>
-          <w:highlight w:val="none"/>
+          <w:u w:val="none"/>
           <w:lang w:val="en-US" w:eastAsia="zh-CN"/>
         </w:rPr>
       </w:pPr>
@@ -4032,14 +4001,8 @@
         <w:ind w:firstLine="0" w:firstLineChars="0"/>
         <w:pStyle w:val="Normal"/>
         <w:rPr>
-          <w:rFonts w:ascii="方正楷体_GBK" w:hAnsi="方正楷体_GBK" w:eastAsia="方正楷体_GBK" w:cs="方正楷体_GBK"/>
           <w:b/>
           <w:bCs/>
-          <w:color w:val="000000"/>
-          <w:sz w:val="32"/>
-          <w:szCs w:val="32"/>
-          <w:highlight w:val="none"/>
-          <w:u w:val="none"/>
           <w:lang w:val="en-US" w:eastAsia="zh-CN"/>
         </w:rPr>
       </w:pPr>
@@ -4066,16 +4029,7 @@
         <w:spacing w:before="0" w:after="0" w:line="580" w:lineRule="exact"/>
         <w:ind w:firstLine="0" w:firstLineChars="0"/>
         <w:pStyle w:val="Normal"/>
-        <w:rPr>
-          <w:rFonts w:ascii="方正仿宋_GBK" w:hAnsi="方正仿宋_GBK" w:eastAsia="方正仿宋_GBK" w:cs="方正仿宋_GBK"/>
-          <w:color w:val="000000"/>
-          <w:kern w:val="2"/>
-          <w:sz w:val="32"/>
-          <w:szCs w:val="32"/>
-          <w:highlight w:val="none"/>
-          <w:u w:val="none"/>
-          <w:lang w:val="en-US" w:eastAsia="zh-CN" w:bidi="ar-SA"/>
-        </w:rPr>
+        <w:rPr/>
       </w:pPr>
       <w:r>
         <w:rPr>
@@ -4152,19 +4106,18 @@
         <w:ind w:firstLine="0" w:firstLineChars="0"/>
         <w:jc w:val="center"/>
         <w:pStyle w:val="Normal"/>
-        <w:kinsoku w:val="true"/>
-        <w:overflowPunct w:val="true"/>
-        <w:autoSpaceDE w:val="true"/>
+        <w:overflowPunct w:val="false"/>
         <w:bidi w:val="0"/>
         <w:snapToGrid w:val="true"/>
         <w:textAlignment w:val="auto"/>
         <w:rPr>
-          <w:rFonts w:ascii="方正黑体_GBK" w:hAnsi="方正黑体_GBK" w:eastAsia="方正黑体_GBK" w:cs="方正黑体_GBK"/>
-          <w:b w:val="false"/>
-          <w:bCs w:val="false"/>
+          <w:rFonts w:cs="方正仿宋_GBK"/>
+          <w:color w:val="000000"/>
+          <w:kern w:val="2"/>
           <w:sz w:val="32"/>
           <w:szCs w:val="32"/>
-          <w:lang w:val="en-US" w:eastAsia="zh-CN"/>
+          <w:u w:val="none"/>
+          <w:lang w:val="en-US" w:eastAsia="zh-CN" w:bidi="ar-SA"/>
         </w:rPr>
       </w:pPr>
       <w:r>
@@ -4192,13 +4145,11 @@
         <w:spacing w:lineRule="exact" w:line="580"/>
         <w:ind w:firstLine="640" w:end="0"/>
         <w:rPr>
-          <w:rFonts w:ascii="方正仿宋_GBK" w:hAnsi="方正仿宋_GBK" w:eastAsia="方正仿宋_GBK" w:cs="方正仿宋_GBK"/>
+          <w:rFonts w:cs="方正仿宋_GBK"/>
           <w:color w:val="000000"/>
-          <w:kern w:val="2"/>
-          <w:sz w:val="32"/>
-          <w:szCs w:val="32"/>
-          <w:highlight w:val="none"/>
-          <w:u w:val="none"/>
+          <w:kern w:val="0"/>
+          <w:sz w:val="31"/>
+          <w:szCs w:val="31"/>
           <w:lang w:val="en-US" w:eastAsia="zh-CN" w:bidi="ar-SA"/>
         </w:rPr>
       </w:pPr>
@@ -4226,7 +4177,7 @@
           <w:kern w:val="0"/>
           <w:sz w:val="31"/>
           <w:szCs w:val="31"/>
-          <w:lang w:val="en-US" w:eastAsia="zh-CN" w:bidi="ar"/>
+          <w:lang w:val="en-US" w:eastAsia="zh-CN" w:bidi="ar-SA"/>
         </w:rPr>
       </w:pPr>
       <w:r>
@@ -4236,7 +4187,7 @@
           <w:kern w:val="0"/>
           <w:sz w:val="31"/>
           <w:szCs w:val="31"/>
-          <w:lang w:val="en-US" w:eastAsia="zh-CN" w:bidi="ar"/>
+          <w:lang w:val="en-US" w:eastAsia="zh-CN" w:bidi="ar-SA"/>
         </w:rPr>
         <w:t>2.本周管理承载力为24%，其中市北中心达81%，现场管理人员满足作业管控需求。</w:t>
       </w:r>
@@ -4277,7 +4228,7 @@
           <w:kern w:val="0"/>
           <w:sz w:val="31"/>
           <w:szCs w:val="31"/>
-          <w:lang w:val="en-US" w:eastAsia="zh-CN" w:bidi="ar"/>
+          <w:lang w:val="en-US" w:eastAsia="zh-CN" w:bidi="ar-SA"/>
         </w:rPr>
       </w:pPr>
       <w:r>
@@ -4287,7 +4238,38 @@
           <w:kern w:val="0"/>
           <w:sz w:val="31"/>
           <w:szCs w:val="31"/>
-          <w:lang w:val="en-US" w:eastAsia="zh-CN" w:bidi="ar"/>
+          <w:lang w:val="en-US" w:eastAsia="zh-CN" w:bidi="ar-SA"/>
+        </w:rPr>
+      </w:r>
+    </w:p>
+    <w:p>
+      <w:pPr>
+        <w:pStyle w:val="Normal"/>
+        <w:spacing w:lineRule="exact" w:line="580"/>
+        <w:ind w:firstLine="643" w:end="0"/>
+        <w:rPr>
+          <w:rFonts w:ascii="方正楷体_GBK" w:hAnsi="方正楷体_GBK" w:eastAsia="方正楷体_GBK" w:cs="方正楷体_GBK"/>
+          <w:b/>
+          <w:bCs/>
+          <w:color w:val="000000"/>
+          <w:kern w:val="0"/>
+          <w:sz w:val="32"/>
+          <w:szCs w:val="32"/>
+          <w:u w:val="none"/>
+          <w:lang w:val="en-US" w:eastAsia="zh-CN" w:bidi="ar-SA"/>
+        </w:rPr>
+      </w:pPr>
+      <w:r>
+        <w:rPr>
+          <w:rFonts w:eastAsia="方正楷体_GBK" w:cs="方正楷体_GBK" w:ascii="方正楷体_GBK" w:hAnsi="方正楷体_GBK"/>
+          <w:b/>
+          <w:bCs/>
+          <w:color w:val="000000"/>
+          <w:kern w:val="0"/>
+          <w:sz w:val="32"/>
+          <w:szCs w:val="32"/>
+          <w:u w:val="none"/>
+          <w:lang w:val="en-US" w:eastAsia="zh-CN" w:bidi="ar-SA"/>
         </w:rPr>
       </w:r>
     </w:p>
@@ -4303,7 +4285,6 @@
           <w:color w:val="000000"/>
           <w:sz w:val="32"/>
           <w:szCs w:val="32"/>
-          <w:highlight w:val="none"/>
           <w:u w:val="none"/>
           <w:lang w:val="en-US" w:eastAsia="zh-CN"/>
         </w:rPr>
@@ -4327,44 +4308,6 @@
         <w:spacing w:lineRule="exact" w:line="580"/>
         <w:ind w:firstLine="643" w:end="0"/>
         <w:rPr>
-          <w:rFonts w:ascii="方正楷体_GBK" w:hAnsi="方正楷体_GBK" w:eastAsia="方正楷体_GBK" w:cs="方正楷体_GBK"/>
-          <w:b/>
-          <w:bCs/>
-          <w:color w:val="000000"/>
-          <w:sz w:val="32"/>
-          <w:szCs w:val="32"/>
-          <w:highlight w:val="none"/>
-          <w:u w:val="none"/>
-          <w:lang w:val="en-US" w:eastAsia="zh-CN"/>
-        </w:rPr>
-      </w:pPr>
-      <w:r>
-        <w:rPr>
-          <w:rFonts w:eastAsia="方正楷体_GBK" w:cs="方正楷体_GBK" w:ascii="方正楷体_GBK" w:hAnsi="方正楷体_GBK"/>
-          <w:b/>
-          <w:bCs/>
-          <w:color w:val="000000"/>
-          <w:sz w:val="32"/>
-          <w:szCs w:val="32"/>
-          <w:u w:val="none"/>
-          <w:lang w:val="en-US" w:eastAsia="zh-CN"/>
-        </w:rPr>
-      </w:r>
-    </w:p>
-    <w:p>
-      <w:pPr>
-        <w:pStyle w:val="Normal"/>
-        <w:spacing w:lineRule="exact" w:line="580"/>
-        <w:ind w:firstLine="643" w:end="0"/>
-        <w:rPr>
-          <w:rFonts w:ascii="方正楷体_GBK" w:hAnsi="方正楷体_GBK" w:eastAsia="方正楷体_GBK" w:cs="方正楷体_GBK"/>
-          <w:b/>
-          <w:bCs/>
-          <w:color w:val="000000"/>
-          <w:sz w:val="32"/>
-          <w:szCs w:val="32"/>
-          <w:highlight w:val="none"/>
-          <w:u w:val="none"/>
           <w:lang w:val="en-US" w:eastAsia="zh-CN"/>
         </w:rPr>
       </w:pPr>
@@ -4386,7 +4329,18 @@
       <w:pPr>
         <w:pStyle w:val="Normal"/>
         <w:rPr>
-          <w:lang w:val="en-US" w:eastAsia="zh-CN"/>
+          <w:rFonts w:ascii="宋体" w:hAnsi="宋体" w:eastAsia="宋体" w:cs="宋体"/>
+          <w:b/>
+          <w:bCs/>
+          <w:i w:val="false"/>
+          <w:i w:val="false"/>
+          <w:iCs w:val="false"/>
+          <w:color w:val="000000"/>
+          <w:kern w:val="0"/>
+          <w:sz w:val="21"/>
+          <w:szCs w:val="24"/>
+          <w:u w:val="none"/>
+          <w:lang w:val="en-US" w:eastAsia="zh-CN" w:bidi="ar-SA"/>
         </w:rPr>
       </w:pPr>
       <w:r>
@@ -4454,9 +4408,7 @@
               <w:keepLines w:val="false"/>
               <w:widowControl/>
               <w:suppressLineNumbers w:val="0"/>
-              <w:kinsoku w:val="true"/>
-              <w:overflowPunct w:val="true"/>
-              <w:autoSpaceDE w:val="true"/>
+              <w:overflowPunct w:val="false"/>
               <w:bidi w:val="0"/>
               <w:snapToGrid w:val="false"/>
               <w:spacing w:lineRule="auto" w:line="240" w:before="0" w:after="0"/>
@@ -4471,9 +4423,11 @@
                 <w:i w:val="false"/>
                 <w:iCs w:val="false"/>
                 <w:color w:val="000000"/>
+                <w:kern w:val="0"/>
                 <w:sz w:val="21"/>
                 <w:szCs w:val="24"/>
                 <w:u w:val="none"/>
+                <w:lang w:val="en-US" w:eastAsia="zh-CN" w:bidi="ar-SA"/>
               </w:rPr>
             </w:pPr>
             <w:r>
@@ -4506,27 +4460,14 @@
               <w:keepLines w:val="false"/>
               <w:widowControl/>
               <w:suppressLineNumbers w:val="0"/>
-              <w:kinsoku w:val="true"/>
-              <w:overflowPunct w:val="true"/>
-              <w:autoSpaceDE w:val="true"/>
+              <w:overflowPunct w:val="false"/>
               <w:bidi w:val="0"/>
               <w:snapToGrid w:val="false"/>
               <w:spacing w:lineRule="auto" w:line="240" w:before="0" w:after="0"/>
               <w:ind w:hanging="0" w:end="0" w:firstLine="0" w:firstLineChars="0"/>
               <w:jc w:val="center"/>
               <w:textAlignment w:val="center"/>
-              <w:rPr>
-                <w:rFonts w:ascii="宋体" w:hAnsi="宋体" w:eastAsia="宋体" w:cs="宋体"/>
-                <w:b/>
-                <w:bCs/>
-                <w:i w:val="false"/>
-                <w:i w:val="false"/>
-                <w:iCs w:val="false"/>
-                <w:color w:val="000000"/>
-                <w:sz w:val="21"/>
-                <w:szCs w:val="24"/>
-                <w:u w:val="none"/>
-              </w:rPr>
+              <w:rPr/>
             </w:pPr>
             <w:r>
               <w:rPr>
@@ -4567,27 +4508,14 @@
               <w:keepLines w:val="false"/>
               <w:widowControl/>
               <w:suppressLineNumbers w:val="0"/>
-              <w:kinsoku w:val="true"/>
-              <w:overflowPunct w:val="true"/>
-              <w:autoSpaceDE w:val="true"/>
+              <w:overflowPunct w:val="false"/>
               <w:bidi w:val="0"/>
               <w:snapToGrid w:val="false"/>
               <w:spacing w:lineRule="auto" w:line="240" w:before="0" w:after="0"/>
               <w:ind w:hanging="0" w:end="0" w:firstLine="0" w:firstLineChars="0"/>
               <w:jc w:val="center"/>
               <w:textAlignment w:val="center"/>
-              <w:rPr>
-                <w:rFonts w:ascii="宋体" w:hAnsi="宋体" w:eastAsia="宋体" w:cs="宋体"/>
-                <w:b/>
-                <w:bCs/>
-                <w:i w:val="false"/>
-                <w:i w:val="false"/>
-                <w:iCs w:val="false"/>
-                <w:color w:val="000000"/>
-                <w:sz w:val="21"/>
-                <w:szCs w:val="24"/>
-                <w:u w:val="none"/>
-              </w:rPr>
+              <w:rPr/>
             </w:pPr>
             <w:r>
               <w:rPr>
@@ -4628,27 +4556,14 @@
               <w:keepLines w:val="false"/>
               <w:widowControl/>
               <w:suppressLineNumbers w:val="0"/>
-              <w:kinsoku w:val="true"/>
-              <w:overflowPunct w:val="true"/>
-              <w:autoSpaceDE w:val="true"/>
+              <w:overflowPunct w:val="false"/>
               <w:bidi w:val="0"/>
               <w:snapToGrid w:val="false"/>
               <w:spacing w:lineRule="auto" w:line="240" w:before="0" w:after="0"/>
               <w:ind w:hanging="0" w:end="0" w:firstLine="0" w:firstLineChars="0"/>
               <w:jc w:val="center"/>
               <w:textAlignment w:val="center"/>
-              <w:rPr>
-                <w:rFonts w:ascii="宋体" w:hAnsi="宋体" w:eastAsia="宋体" w:cs="宋体"/>
-                <w:b/>
-                <w:bCs/>
-                <w:i w:val="false"/>
-                <w:i w:val="false"/>
-                <w:iCs w:val="false"/>
-                <w:color w:val="000000"/>
-                <w:sz w:val="21"/>
-                <w:szCs w:val="24"/>
-                <w:u w:val="none"/>
-              </w:rPr>
+              <w:rPr/>
             </w:pPr>
             <w:r>
               <w:rPr>
@@ -4689,27 +4604,14 @@
               <w:keepLines w:val="false"/>
               <w:widowControl/>
               <w:suppressLineNumbers w:val="0"/>
-              <w:kinsoku w:val="true"/>
-              <w:overflowPunct w:val="true"/>
-              <w:autoSpaceDE w:val="true"/>
+              <w:overflowPunct w:val="false"/>
               <w:bidi w:val="0"/>
               <w:snapToGrid w:val="false"/>
               <w:spacing w:lineRule="auto" w:line="240" w:before="0" w:after="0"/>
               <w:ind w:hanging="0" w:end="0" w:firstLine="0" w:firstLineChars="0"/>
               <w:jc w:val="center"/>
               <w:textAlignment w:val="center"/>
-              <w:rPr>
-                <w:rFonts w:ascii="宋体" w:hAnsi="宋体" w:eastAsia="宋体" w:cs="宋体"/>
-                <w:b/>
-                <w:bCs/>
-                <w:i w:val="false"/>
-                <w:i w:val="false"/>
-                <w:iCs w:val="false"/>
-                <w:color w:val="000000"/>
-                <w:sz w:val="21"/>
-                <w:szCs w:val="24"/>
-                <w:u w:val="none"/>
-              </w:rPr>
+              <w:rPr/>
             </w:pPr>
             <w:r>
               <w:rPr>
@@ -4750,27 +4652,14 @@
               <w:keepLines w:val="false"/>
               <w:widowControl/>
               <w:suppressLineNumbers w:val="0"/>
-              <w:kinsoku w:val="true"/>
-              <w:overflowPunct w:val="true"/>
-              <w:autoSpaceDE w:val="true"/>
+              <w:overflowPunct w:val="false"/>
               <w:bidi w:val="0"/>
               <w:snapToGrid w:val="false"/>
               <w:spacing w:lineRule="auto" w:line="240" w:before="0" w:after="0"/>
               <w:ind w:hanging="0" w:end="0" w:firstLine="0" w:firstLineChars="0"/>
               <w:jc w:val="center"/>
               <w:textAlignment w:val="center"/>
-              <w:rPr>
-                <w:rFonts w:ascii="宋体" w:hAnsi="宋体" w:eastAsia="宋体" w:cs="宋体"/>
-                <w:b/>
-                <w:bCs/>
-                <w:i w:val="false"/>
-                <w:i w:val="false"/>
-                <w:iCs w:val="false"/>
-                <w:color w:val="000000"/>
-                <w:sz w:val="21"/>
-                <w:szCs w:val="24"/>
-                <w:u w:val="none"/>
-              </w:rPr>
+              <w:rPr/>
             </w:pPr>
             <w:r>
               <w:rPr>
@@ -4811,27 +4700,14 @@
               <w:keepLines w:val="false"/>
               <w:widowControl/>
               <w:suppressLineNumbers w:val="0"/>
-              <w:kinsoku w:val="true"/>
-              <w:overflowPunct w:val="true"/>
-              <w:autoSpaceDE w:val="true"/>
+              <w:overflowPunct w:val="false"/>
               <w:bidi w:val="0"/>
               <w:snapToGrid w:val="false"/>
               <w:spacing w:lineRule="auto" w:line="240" w:before="0" w:after="0"/>
               <w:ind w:hanging="0" w:end="0" w:firstLine="0" w:firstLineChars="0"/>
               <w:jc w:val="center"/>
               <w:textAlignment w:val="center"/>
-              <w:rPr>
-                <w:rFonts w:ascii="宋体" w:hAnsi="宋体" w:eastAsia="宋体" w:cs="宋体"/>
-                <w:b/>
-                <w:bCs/>
-                <w:i w:val="false"/>
-                <w:i w:val="false"/>
-                <w:iCs w:val="false"/>
-                <w:color w:val="000000"/>
-                <w:sz w:val="21"/>
-                <w:szCs w:val="24"/>
-                <w:u w:val="none"/>
-              </w:rPr>
+              <w:rPr/>
             </w:pPr>
             <w:r>
               <w:rPr>
@@ -4872,27 +4748,14 @@
               <w:keepLines w:val="false"/>
               <w:widowControl/>
               <w:suppressLineNumbers w:val="0"/>
-              <w:kinsoku w:val="true"/>
-              <w:overflowPunct w:val="true"/>
-              <w:autoSpaceDE w:val="true"/>
+              <w:overflowPunct w:val="false"/>
               <w:bidi w:val="0"/>
               <w:snapToGrid w:val="false"/>
               <w:spacing w:lineRule="auto" w:line="240" w:before="0" w:after="0"/>
               <w:ind w:hanging="0" w:end="0" w:firstLine="0" w:firstLineChars="0"/>
               <w:jc w:val="center"/>
               <w:textAlignment w:val="center"/>
-              <w:rPr>
-                <w:rFonts w:ascii="宋体" w:hAnsi="宋体" w:eastAsia="宋体" w:cs="宋体"/>
-                <w:b/>
-                <w:bCs/>
-                <w:i w:val="false"/>
-                <w:i w:val="false"/>
-                <w:iCs w:val="false"/>
-                <w:color w:val="000000"/>
-                <w:sz w:val="21"/>
-                <w:szCs w:val="24"/>
-                <w:u w:val="none"/>
-              </w:rPr>
+              <w:rPr/>
             </w:pPr>
             <w:r>
               <w:rPr>
@@ -4933,27 +4796,14 @@
               <w:keepLines w:val="false"/>
               <w:widowControl/>
               <w:suppressLineNumbers w:val="0"/>
-              <w:kinsoku w:val="true"/>
-              <w:overflowPunct w:val="true"/>
-              <w:autoSpaceDE w:val="true"/>
+              <w:overflowPunct w:val="false"/>
               <w:bidi w:val="0"/>
               <w:snapToGrid w:val="false"/>
               <w:spacing w:lineRule="auto" w:line="240" w:before="0" w:after="0"/>
               <w:ind w:hanging="0" w:end="0" w:firstLine="0" w:firstLineChars="0"/>
               <w:jc w:val="center"/>
               <w:textAlignment w:val="center"/>
-              <w:rPr>
-                <w:rFonts w:ascii="宋体" w:hAnsi="宋体" w:eastAsia="宋体" w:cs="宋体"/>
-                <w:b/>
-                <w:bCs/>
-                <w:i w:val="false"/>
-                <w:i w:val="false"/>
-                <w:iCs w:val="false"/>
-                <w:color w:val="000000"/>
-                <w:sz w:val="21"/>
-                <w:szCs w:val="24"/>
-                <w:u w:val="none"/>
-              </w:rPr>
+              <w:rPr/>
             </w:pPr>
             <w:r>
               <w:rPr>
@@ -4994,27 +4844,14 @@
               <w:keepLines w:val="false"/>
               <w:widowControl/>
               <w:suppressLineNumbers w:val="0"/>
-              <w:kinsoku w:val="true"/>
-              <w:overflowPunct w:val="true"/>
-              <w:autoSpaceDE w:val="true"/>
+              <w:overflowPunct w:val="false"/>
               <w:bidi w:val="0"/>
               <w:snapToGrid w:val="false"/>
               <w:spacing w:lineRule="auto" w:line="240" w:before="0" w:after="0"/>
               <w:ind w:hanging="0" w:end="0" w:firstLine="0" w:firstLineChars="0"/>
               <w:jc w:val="center"/>
               <w:textAlignment w:val="center"/>
-              <w:rPr>
-                <w:rFonts w:ascii="宋体" w:hAnsi="宋体" w:eastAsia="宋体" w:cs="宋体"/>
-                <w:b/>
-                <w:bCs/>
-                <w:i w:val="false"/>
-                <w:i w:val="false"/>
-                <w:iCs w:val="false"/>
-                <w:color w:val="000000"/>
-                <w:sz w:val="21"/>
-                <w:szCs w:val="24"/>
-                <w:u w:val="none"/>
-              </w:rPr>
+              <w:rPr/>
             </w:pPr>
             <w:r>
               <w:rPr>
@@ -5055,27 +4892,14 @@
               <w:keepLines w:val="false"/>
               <w:widowControl/>
               <w:suppressLineNumbers w:val="0"/>
-              <w:kinsoku w:val="true"/>
-              <w:overflowPunct w:val="true"/>
-              <w:autoSpaceDE w:val="true"/>
+              <w:overflowPunct w:val="false"/>
               <w:bidi w:val="0"/>
               <w:snapToGrid w:val="false"/>
               <w:spacing w:lineRule="auto" w:line="240" w:before="0" w:after="0"/>
               <w:ind w:hanging="0" w:end="0" w:firstLine="0" w:firstLineChars="0"/>
               <w:jc w:val="center"/>
               <w:textAlignment w:val="center"/>
-              <w:rPr>
-                <w:rFonts w:ascii="宋体" w:hAnsi="宋体" w:eastAsia="宋体" w:cs="宋体"/>
-                <w:b/>
-                <w:bCs/>
-                <w:i w:val="false"/>
-                <w:i w:val="false"/>
-                <w:iCs w:val="false"/>
-                <w:color w:val="000000"/>
-                <w:sz w:val="21"/>
-                <w:szCs w:val="24"/>
-                <w:u w:val="none"/>
-              </w:rPr>
+              <w:rPr/>
             </w:pPr>
             <w:r>
               <w:rPr>
@@ -5116,27 +4940,14 @@
               <w:keepLines w:val="false"/>
               <w:widowControl/>
               <w:suppressLineNumbers w:val="0"/>
-              <w:kinsoku w:val="true"/>
-              <w:overflowPunct w:val="true"/>
-              <w:autoSpaceDE w:val="true"/>
+              <w:overflowPunct w:val="false"/>
               <w:bidi w:val="0"/>
               <w:snapToGrid w:val="false"/>
               <w:spacing w:lineRule="auto" w:line="240" w:before="0" w:after="0"/>
               <w:ind w:hanging="0" w:end="0" w:firstLine="0" w:firstLineChars="0"/>
               <w:jc w:val="center"/>
               <w:textAlignment w:val="center"/>
-              <w:rPr>
-                <w:rFonts w:ascii="宋体" w:hAnsi="宋体" w:eastAsia="宋体" w:cs="宋体"/>
-                <w:b/>
-                <w:bCs/>
-                <w:i w:val="false"/>
-                <w:i w:val="false"/>
-                <w:iCs w:val="false"/>
-                <w:color w:val="000000"/>
-                <w:sz w:val="21"/>
-                <w:szCs w:val="24"/>
-                <w:u w:val="none"/>
-              </w:rPr>
+              <w:rPr/>
             </w:pPr>
             <w:r>
               <w:rPr>
@@ -5177,27 +4988,14 @@
               <w:keepLines w:val="false"/>
               <w:widowControl/>
               <w:suppressLineNumbers w:val="0"/>
-              <w:kinsoku w:val="true"/>
-              <w:overflowPunct w:val="true"/>
-              <w:autoSpaceDE w:val="true"/>
+              <w:overflowPunct w:val="false"/>
               <w:bidi w:val="0"/>
               <w:snapToGrid w:val="false"/>
               <w:spacing w:lineRule="auto" w:line="240" w:before="0" w:after="0"/>
               <w:ind w:hanging="0" w:end="0" w:firstLine="0" w:firstLineChars="0"/>
               <w:jc w:val="center"/>
               <w:textAlignment w:val="center"/>
-              <w:rPr>
-                <w:rFonts w:ascii="宋体" w:hAnsi="宋体" w:eastAsia="宋体" w:cs="宋体"/>
-                <w:b/>
-                <w:bCs/>
-                <w:i w:val="false"/>
-                <w:i w:val="false"/>
-                <w:iCs w:val="false"/>
-                <w:color w:val="000000"/>
-                <w:sz w:val="21"/>
-                <w:szCs w:val="24"/>
-                <w:u w:val="none"/>
-              </w:rPr>
+              <w:rPr/>
             </w:pPr>
             <w:r>
               <w:rPr>
@@ -5238,27 +5036,14 @@
               <w:keepLines w:val="false"/>
               <w:widowControl/>
               <w:suppressLineNumbers w:val="0"/>
-              <w:kinsoku w:val="true"/>
-              <w:overflowPunct w:val="true"/>
-              <w:autoSpaceDE w:val="true"/>
+              <w:overflowPunct w:val="false"/>
               <w:bidi w:val="0"/>
               <w:snapToGrid w:val="false"/>
               <w:spacing w:lineRule="auto" w:line="240" w:before="0" w:after="0"/>
               <w:ind w:hanging="0" w:end="0" w:firstLine="0" w:firstLineChars="0"/>
               <w:jc w:val="center"/>
               <w:textAlignment w:val="center"/>
-              <w:rPr>
-                <w:rFonts w:ascii="宋体" w:hAnsi="宋体" w:eastAsia="宋体" w:cs="宋体"/>
-                <w:b/>
-                <w:bCs/>
-                <w:i w:val="false"/>
-                <w:i w:val="false"/>
-                <w:iCs w:val="false"/>
-                <w:color w:val="000000"/>
-                <w:sz w:val="21"/>
-                <w:szCs w:val="24"/>
-                <w:u w:val="none"/>
-              </w:rPr>
+              <w:rPr/>
             </w:pPr>
             <w:r>
               <w:rPr>
@@ -5299,27 +5084,14 @@
               <w:keepLines w:val="false"/>
               <w:widowControl/>
               <w:suppressLineNumbers w:val="0"/>
-              <w:kinsoku w:val="true"/>
-              <w:overflowPunct w:val="true"/>
-              <w:autoSpaceDE w:val="true"/>
+              <w:overflowPunct w:val="false"/>
               <w:bidi w:val="0"/>
               <w:snapToGrid w:val="false"/>
               <w:spacing w:lineRule="auto" w:line="240" w:before="0" w:after="0"/>
               <w:ind w:hanging="0" w:end="0" w:firstLine="0" w:firstLineChars="0"/>
               <w:jc w:val="center"/>
               <w:textAlignment w:val="center"/>
-              <w:rPr>
-                <w:rFonts w:ascii="宋体" w:hAnsi="宋体" w:eastAsia="宋体" w:cs="宋体"/>
-                <w:b/>
-                <w:bCs/>
-                <w:i w:val="false"/>
-                <w:i w:val="false"/>
-                <w:iCs w:val="false"/>
-                <w:color w:val="000000"/>
-                <w:sz w:val="21"/>
-                <w:szCs w:val="24"/>
-                <w:u w:val="none"/>
-              </w:rPr>
+              <w:rPr/>
             </w:pPr>
             <w:r>
               <w:rPr>
@@ -5360,27 +5132,14 @@
               <w:keepLines w:val="false"/>
               <w:widowControl/>
               <w:suppressLineNumbers w:val="0"/>
-              <w:kinsoku w:val="true"/>
-              <w:overflowPunct w:val="true"/>
-              <w:autoSpaceDE w:val="true"/>
+              <w:overflowPunct w:val="false"/>
               <w:bidi w:val="0"/>
               <w:snapToGrid w:val="false"/>
               <w:spacing w:lineRule="auto" w:line="240" w:before="0" w:after="0"/>
               <w:ind w:hanging="0" w:end="0" w:firstLine="0" w:firstLineChars="0"/>
               <w:jc w:val="center"/>
               <w:textAlignment w:val="center"/>
-              <w:rPr>
-                <w:rFonts w:ascii="宋体" w:hAnsi="宋体" w:eastAsia="宋体" w:cs="宋体"/>
-                <w:b/>
-                <w:bCs/>
-                <w:i w:val="false"/>
-                <w:i w:val="false"/>
-                <w:iCs w:val="false"/>
-                <w:color w:val="000000"/>
-                <w:sz w:val="21"/>
-                <w:szCs w:val="24"/>
-                <w:u w:val="none"/>
-              </w:rPr>
+              <w:rPr/>
             </w:pPr>
             <w:r>
               <w:rPr>
@@ -5421,27 +5180,14 @@
               <w:keepLines w:val="false"/>
               <w:widowControl/>
               <w:suppressLineNumbers w:val="0"/>
-              <w:kinsoku w:val="true"/>
-              <w:overflowPunct w:val="true"/>
-              <w:autoSpaceDE w:val="true"/>
+              <w:overflowPunct w:val="false"/>
               <w:bidi w:val="0"/>
               <w:snapToGrid w:val="false"/>
               <w:spacing w:lineRule="auto" w:line="240" w:before="0" w:after="0"/>
               <w:ind w:hanging="0" w:end="0" w:firstLine="0" w:firstLineChars="0"/>
               <w:jc w:val="center"/>
               <w:textAlignment w:val="center"/>
-              <w:rPr>
-                <w:rFonts w:ascii="宋体" w:hAnsi="宋体" w:eastAsia="宋体" w:cs="宋体"/>
-                <w:b/>
-                <w:bCs/>
-                <w:i w:val="false"/>
-                <w:i w:val="false"/>
-                <w:iCs w:val="false"/>
-                <w:color w:val="000000"/>
-                <w:sz w:val="21"/>
-                <w:szCs w:val="24"/>
-                <w:u w:val="none"/>
-              </w:rPr>
+              <w:rPr/>
             </w:pPr>
             <w:r>
               <w:rPr>
@@ -8773,15 +8519,13 @@
       <w:pPr>
         <w:pStyle w:val="HY-"/>
         <w:bidi w:val="0"/>
-        <w:rPr>
-          <w:lang w:val="en-US" w:eastAsia="zh-CN"/>
-        </w:rPr>
+        <w:rPr/>
       </w:pPr>
       <w:r>
         <w:rPr>
           <w:lang w:val="en-US" w:eastAsia="zh-CN"/>
         </w:rPr>
-        <w:t>本周日计划3259项，三级风险17项。单位承载力居前的是电缆中心149.9%、平度公司136.6%、变电运维77.7%。峰值单位电缆中心为149.9%，已达满载，请压缩该单位同期作业。管理承载力为24%。请各单位按实际承载力安排现场作业。</w:t>
+        <w:t>本周日计划3259项，三级风险17项，四级风险712项，五级风险2530项。单位承载力居前的是电缆中心149.9%、平度公司136.6%、变电运维77.7%。峰值单位电缆中心为149.9%，已达满载，请压缩该单位同期作业。管理承载力为24%。请各单位按实际承载力安排现场作业。</w:t>
       </w:r>
     </w:p>
     <w:sectPr>
@@ -8811,12 +8555,10 @@
       <w:rPr>
         <w:sz w:val="18"/>
       </w:rPr>
-    </w:r>
-    <w:r>
       <mc:AlternateContent>
         <mc:Choice Requires="wps">
           <w:drawing>
-            <wp:anchor behindDoc="1" distT="0" distB="0" distL="114935" distR="114935" simplePos="0" locked="0" layoutInCell="0" allowOverlap="1" relativeHeight="5">
+            <wp:anchor behindDoc="1" distT="0" distB="0" distL="114935" distR="0" simplePos="0" locked="0" layoutInCell="0" allowOverlap="1" relativeHeight="5">
               <wp:simplePos x="0" y="0"/>
               <wp:positionH relativeFrom="margin">
                 <wp:align>center</wp:align>
@@ -8824,10 +8566,10 @@
               <wp:positionV relativeFrom="paragraph">
                 <wp:posOffset>635</wp:posOffset>
               </wp:positionV>
-              <wp:extent cx="1031240" cy="369570"/>
-              <wp:effectExtent l="0" t="0" r="0" b="0"/>
+              <wp:extent cx="1031240" cy="368300"/>
+              <wp:effectExtent l="2292350" t="635" r="0" b="0"/>
               <wp:wrapNone/>
-              <wp:docPr id="2" name="Frame1"/>
+              <wp:docPr id="2" name=""/>
               <a:graphic xmlns:a="http://schemas.openxmlformats.org/drawingml/2006/main">
                 <a:graphicData uri="http://schemas.microsoft.com/office/word/2010/wordprocessingShape">
                   <wps:wsp>
@@ -8835,7 +8577,81 @@
                     <wps:spPr>
                       <a:xfrm>
                         <a:off x="0" y="0"/>
-                        <a:ext cx="1031240" cy="369570"/>
+                        <a:ext cx="1031400" cy="368280"/>
+                      </a:xfrm>
+                      <a:prstGeom prst="rect">
+                        <a:avLst/>
+                      </a:prstGeom>
+                      <a:noFill/>
+                      <a:ln w="0">
+                        <a:noFill/>
+                      </a:ln>
+                    </wps:spPr>
+                    <wps:bodyPr/>
+                  </wps:wsp>
+                </a:graphicData>
+              </a:graphic>
+            </wp:anchor>
+          </w:drawing>
+        </mc:Choice>
+        <mc:Fallback>
+          <w:pict>
+            <v:shapetype id="_x0000_t202" coordsize="21600,21600" o:spt="202" path="m,l,21600l21600,21600l21600,xe">
+              <v:stroke joinstyle="miter"/>
+              <v:path gradientshapeok="t" o:connecttype="rect"/>
+            </v:shapetype>
+            <v:shape id="shape_0" fillcolor="white" stroked="f" o:allowincell="f" style="position:absolute;margin-left:180.5pt;margin-top:0.05pt;width:81.15pt;height:28.95pt;mso-wrap-style:none;v-text-anchor:middle;mso-position-horizontal:center;mso-position-horizontal-relative:margin" type="_x0000_t202">
+              <v:textbox>
+                <w:txbxContent>
+                  <w:p>
+                    <w:pPr>
+                      <w:overflowPunct w:val="false"/>
+                      <w:spacing w:lineRule="auto" w:line="240"/>
+                      <w:jc w:val="start"/>
+                      <w:rPr/>
+                    </w:pPr>
+                    <w:r>
+                      <w:rPr>
+                        <w:sz w:val="24"/>
+                        <w:rFonts w:ascii="Liberation Serif" w:hAnsi="Liberation Serif" w:eastAsia="WenQuanYi Micro Hei" w:cs="Noto Sans Devanagari"/>
+                        <w:lang w:bidi="hi-IN"/>
+                      </w:rPr>
+                    </w:r>
+                  </w:p>
+                </w:txbxContent>
+              </v:textbox>
+              <v:fill o:detectmouseclick="t" type="solid" color2="black" opacity="0"/>
+              <v:stroke color="#3465a4" joinstyle="round" endcap="flat"/>
+              <w10:wrap type="none"/>
+            </v:shape>
+          </w:pict>
+        </mc:Fallback>
+      </mc:AlternateContent>
+    </w:r>
+    <w:r>
+      <mc:AlternateContent>
+        <mc:Choice Requires="wps">
+          <w:drawing>
+            <wp:anchor behindDoc="1" distT="72390" distB="72390" distL="0" distR="0" simplePos="0" locked="0" layoutInCell="0" allowOverlap="1" relativeHeight="8">
+              <wp:simplePos x="0" y="0"/>
+              <wp:positionH relativeFrom="margin">
+                <wp:align>center</wp:align>
+              </wp:positionH>
+              <wp:positionV relativeFrom="paragraph">
+                <wp:posOffset>635</wp:posOffset>
+              </wp:positionV>
+              <wp:extent cx="1031875" cy="368935"/>
+              <wp:effectExtent l="0" t="0" r="0" b="0"/>
+              <wp:wrapNone/>
+              <wp:docPr id="3" name="Frame2"/>
+              <a:graphic xmlns:a="http://schemas.openxmlformats.org/drawingml/2006/main">
+                <a:graphicData uri="http://schemas.microsoft.com/office/word/2010/wordprocessingShape">
+                  <wps:wsp>
+                    <wps:cNvSpPr txBox="1"/>
+                    <wps:spPr>
+                      <a:xfrm>
+                        <a:off x="0" y="0"/>
+                        <a:ext cx="1031875" cy="368935"/>
                       </a:xfrm>
                       <a:prstGeom prst="rect"/>
                       <a:solidFill>
@@ -8857,7 +8673,15 @@
                               <w:sz w:val="24"/>
                               <w:szCs w:val="24"/>
                             </w:rPr>
-                            <w:t xml:space="preserve">— </w:t>
+                            <w:t>—</w:t>
+                          </w:r>
+                          <w:r>
+                            <w:rPr>
+                              <w:rFonts w:eastAsia="方正仿宋_GBK" w:cs="方正仿宋_GBK"/>
+                              <w:sz w:val="24"/>
+                              <w:szCs w:val="24"/>
+                            </w:rPr>
+                            <w:t xml:space="preserve"> </w:t>
                           </w:r>
                           <w:r>
                             <w:rPr>
@@ -8905,13 +8729,21 @@
                               <w:sz w:val="24"/>
                               <w:szCs w:val="24"/>
                             </w:rPr>
-                            <w:t xml:space="preserve"> —</w:t>
+                            <w:t xml:space="preserve"> </w:t>
+                          </w:r>
+                          <w:r>
+                            <w:rPr>
+                              <w:rFonts w:eastAsia="方正仿宋_GBK" w:cs="方正仿宋_GBK"/>
+                              <w:sz w:val="24"/>
+                              <w:szCs w:val="24"/>
+                            </w:rPr>
+                            <w:t>—</w:t>
                           </w:r>
                         </w:p>
                       </w:txbxContent>
                     </wps:txbx>
-                    <wps:bodyPr anchor="t" lIns="635" tIns="635" rIns="635" bIns="635">
-                      <a:spAutoFit/>
+                    <wps:bodyPr anchor="t" lIns="1270" tIns="1270" rIns="1270" bIns="1270">
+                      <a:noAutofit/>
                     </wps:bodyPr>
                   </wps:wsp>
                 </a:graphicData>
@@ -8921,9 +8753,9 @@
         </mc:Choice>
         <mc:Fallback>
           <w:pict>
-            <v:rect fillcolor="#FFFFFF" style="position:absolute;rotation:-0;width:81.2pt;height:29.1pt;mso-wrap-distance-left:9.05pt;mso-wrap-distance-right:9.05pt;mso-wrap-distance-top:0pt;mso-wrap-distance-bottom:0pt;margin-top:0pt;mso-position-vertical-relative:text;margin-left:180.5pt;mso-position-horizontal:center;mso-position-horizontal-relative:margin">
+            <v:rect fillcolor="#FFFFFF" style="position:absolute;rotation:-0;width:81.25pt;height:29.05pt;mso-wrap-distance-left:0pt;mso-wrap-distance-right:0pt;mso-wrap-distance-top:5.7pt;mso-wrap-distance-bottom:5.7pt;margin-top:0.05pt;mso-position-vertical-relative:text;margin-left:180.5pt;mso-position-horizontal:center;mso-position-horizontal-relative:margin">
               <v:fill opacity="0f"/>
-              <v:textbox inset="0.000694444444444445in,0.000694444444444445in,0.000694444444444445in,0.000694444444444445in">
+              <v:textbox inset="0.00138888888888889in,0.00138888888888889in,0.00138888888888889in,0.00138888888888889in">
                 <w:txbxContent>
                   <w:p>
                     <w:pPr>
@@ -8936,7 +8768,15 @@
                         <w:sz w:val="24"/>
                         <w:szCs w:val="24"/>
                       </w:rPr>
-                      <w:t xml:space="preserve">— </w:t>
+                      <w:t>—</w:t>
+                    </w:r>
+                    <w:r>
+                      <w:rPr>
+                        <w:rFonts w:eastAsia="方正仿宋_GBK" w:cs="方正仿宋_GBK"/>
+                        <w:sz w:val="24"/>
+                        <w:szCs w:val="24"/>
+                      </w:rPr>
+                      <w:t xml:space="preserve"> </w:t>
                     </w:r>
                     <w:r>
                       <w:rPr>
@@ -8984,7 +8824,15 @@
                         <w:sz w:val="24"/>
                         <w:szCs w:val="24"/>
                       </w:rPr>
-                      <w:t xml:space="preserve"> —</w:t>
+                      <w:t xml:space="preserve"> </w:t>
+                    </w:r>
+                    <w:r>
+                      <w:rPr>
+                        <w:rFonts w:eastAsia="方正仿宋_GBK" w:cs="方正仿宋_GBK"/>
+                        <w:sz w:val="24"/>
+                        <w:szCs w:val="24"/>
+                      </w:rPr>
+                      <w:t>—</w:t>
                     </w:r>
                   </w:p>
                 </w:txbxContent>
@@ -9022,8 +8870,9 @@
     <w:qFormat/>
     <w:pPr>
       <w:widowControl w:val="false"/>
+      <w:suppressAutoHyphens w:val="true"/>
       <w:bidi w:val="0"/>
-      <w:spacing w:lineRule="exact" w:line="580"/>
+      <w:spacing w:lineRule="exact" w:line="580" w:before="0" w:after="0"/>
       <w:ind w:firstLine="880" w:start="0" w:end="0"/>
       <w:jc w:val="both"/>
     </w:pPr>
@@ -9068,7 +8917,7 @@
       <w:spacing w:before="240" w:after="120"/>
     </w:pPr>
     <w:rPr>
-      <w:rFonts w:ascii="Liberation Sans" w:hAnsi="Liberation Sans" w:eastAsia="WenQuanYi Micro Hei" w:cs="Noto Sans Devanagari"/>
+      <w:rFonts w:ascii="Liberation Sans;Arial" w:hAnsi="Liberation Sans;Arial" w:eastAsia="WenQuanYi Micro Hei" w:cs="Noto Sans Devanagari"/>
       <w:sz w:val="28"/>
       <w:szCs w:val="28"/>
     </w:rPr>
@@ -9196,7 +9045,6 @@
     <w:basedOn w:val="Normal"/>
     <w:next w:val="Footer"/>
     <w:pPr>
-      <w:pBdr/>
       <w:tabs>
         <w:tab w:val="clear" w:pos="420"/>
         <w:tab w:val="center" w:pos="4153" w:leader="none"/>
@@ -9241,7 +9089,7 @@
       <w:kern w:val="0"/>
       <w:sz w:val="24"/>
       <w:szCs w:val="24"/>
-      <w:lang w:val="en-US" w:eastAsia="zh-CN" w:bidi="ar"/>
+      <w:lang w:val="en-US" w:eastAsia="zh-CN" w:bidi="ar-SA"/>
     </w:rPr>
   </w:style>
   <w:style w:type="paragraph" w:styleId="Style18">

--- a/安全作业承载力分析/承载力报告/承载力报告20260923/国网青岛供电公司2026年9月份第4周安全承载力分析报告.docx
+++ b/安全作业承载力分析/承载力报告/承载力报告20260923/国网青岛供电公司2026年9月份第4周安全承载力分析报告.docx
@@ -8525,7 +8525,7 @@
         <w:rPr>
           <w:lang w:val="en-US" w:eastAsia="zh-CN"/>
         </w:rPr>
-        <w:t>本周日计划3259项，三级风险17项，四级风险712项，五级风险2530项。单位承载力居前的是电缆中心149.9%、平度公司136.6%、变电运维77.7%。峰值单位电缆中心为149.9%，已达满载，请压缩该单位同期作业。管理承载力为24%。请各单位按实际承载力安排现场作业。</w:t>
+        <w:t>【判断】本周作业承载力总体偏紧。满载单位：电缆中心149.9%、平度公司136.6%；重载单位：变电运维77.7%、即墨公司76.3%。矛盾主要集中在电缆中心、平度公司。【风险】本周期三级17项、四级712项、五级2530项。其中变电运维三级6项，与满载/重载区间重叠，存在「高负荷+高风险」叠加，须重点盯防。【管理】全网管理承载力24%，总体可支撑，但满载/重载单位检查频次应高于常规。【措施】1．对电缆中心、平度公司：立即组织计划清理，非紧急四级/五级作业错峰或暂缓，满载解除前原则上不新增长周期作业；2．对变电运维、即墨公司：控制新增计划，优先保障已批复三级及紧急消缺；3．其他单位按预警分级动态管控。【反馈】请电缆中心、平度公司安监会同生产部门于下一工作日前反馈计划调整结果。【底线】涉及保电、紧急消缺、重大风险管控的作业，须履行审批后实施，不得简单取消。</w:t>
       </w:r>
     </w:p>
     <w:sectPr>
